--- a/docs/api.docx
+++ b/docs/api.docx
@@ -49,7 +49,7 @@
           <w:rFonts w:ascii="Times New Roman" w:hAnsi="Times New Roman" w:eastAsia="Batang"/>
           <w:sz w:val="22"/>
         </w:rPr>
-        <w:t xml:space="preserve"> Describes the surface as built: composite hashing and schema/CPU introspection only. </w:t>
+        <w:t xml:space="preserve"> Describes the surface as built: composite hashing, schema validation, and schema/CPU introspection. </w:t>
       </w:r>
       <w:r>
         <w:rPr>
@@ -122,7 +122,7 @@
           <w:rFonts w:ascii="Times New Roman" w:hAnsi="Times New Roman" w:eastAsia="Batang"/>
           <w:sz w:val="22"/>
         </w:rPr>
-        <w:t xml:space="preserve"> 1.0 </w:t>
+        <w:t xml:space="preserve"> 1.1 </w:t>
       </w:r>
       <w:r>
         <w:rPr>
@@ -317,7 +317,7 @@
           <w:rFonts w:ascii="Consolas" w:hAnsi="Consolas" w:eastAsia="Consolas"/>
           <w:sz w:val="18"/>
         </w:rPr>
-        <w:t>cpu_features</w:t>
+        <w:t>validate_schema</w:t>
       </w:r>
       <w:r>
         <w:rPr>
@@ -331,7 +331,7 @@
           <w:rFonts w:ascii="Consolas" w:hAnsi="Consolas" w:eastAsia="Consolas"/>
           <w:sz w:val="18"/>
         </w:rPr>
-        <w:t>CpuFeatures</w:t>
+        <w:t>SchemaDiff</w:t>
       </w:r>
     </w:p>
     <w:p>
@@ -344,7 +344,28 @@
           <w:rFonts w:ascii="Times New Roman" w:hAnsi="Times New Roman" w:eastAsia="Batang"/>
           <w:sz w:val="22"/>
         </w:rPr>
-        <w:t>III. Rust Surface</w:t>
+        <w:t xml:space="preserve">7. </w:t>
+      </w:r>
+      <w:r>
+        <w:rPr>
+          <w:rFonts w:ascii="Consolas" w:hAnsi="Consolas" w:eastAsia="Consolas"/>
+          <w:sz w:val="18"/>
+        </w:rPr>
+        <w:t>cpu_features</w:t>
+      </w:r>
+      <w:r>
+        <w:rPr>
+          <w:rFonts w:ascii="Times New Roman" w:hAnsi="Times New Roman" w:eastAsia="Batang"/>
+          <w:sz w:val="22"/>
+        </w:rPr>
+        <w:t xml:space="preserve"> and </w:t>
+      </w:r>
+      <w:r>
+        <w:rPr>
+          <w:rFonts w:ascii="Consolas" w:hAnsi="Consolas" w:eastAsia="Consolas"/>
+          <w:sz w:val="18"/>
+        </w:rPr>
+        <w:t>CpuFeatures</w:t>
       </w:r>
     </w:p>
     <w:p>
@@ -357,7 +378,7 @@
           <w:rFonts w:ascii="Times New Roman" w:hAnsi="Times New Roman" w:eastAsia="Batang"/>
           <w:sz w:val="22"/>
         </w:rPr>
-        <w:t>1. Entry points</w:t>
+        <w:t>III. Rust Surface</w:t>
       </w:r>
     </w:p>
     <w:p>
@@ -370,14 +391,7 @@
           <w:rFonts w:ascii="Times New Roman" w:hAnsi="Times New Roman" w:eastAsia="Batang"/>
           <w:sz w:val="22"/>
         </w:rPr>
-        <w:t xml:space="preserve">2. </w:t>
-      </w:r>
-      <w:r>
-        <w:rPr>
-          <w:rFonts w:ascii="Consolas" w:hAnsi="Consolas" w:eastAsia="Consolas"/>
-          <w:sz w:val="18"/>
-        </w:rPr>
-        <w:t>HashVersion</w:t>
+        <w:t>1. Entry points</w:t>
       </w:r>
     </w:p>
     <w:p>
@@ -390,7 +404,14 @@
           <w:rFonts w:ascii="Times New Roman" w:hAnsi="Times New Roman" w:eastAsia="Batang"/>
           <w:sz w:val="22"/>
         </w:rPr>
-        <w:t>3. Module map</w:t>
+        <w:t xml:space="preserve">2. </w:t>
+      </w:r>
+      <w:r>
+        <w:rPr>
+          <w:rFonts w:ascii="Consolas" w:hAnsi="Consolas" w:eastAsia="Consolas"/>
+          <w:sz w:val="18"/>
+        </w:rPr>
+        <w:t>HashVersion</w:t>
       </w:r>
     </w:p>
     <w:p>
@@ -403,7 +424,28 @@
           <w:rFonts w:ascii="Times New Roman" w:hAnsi="Times New Roman" w:eastAsia="Batang"/>
           <w:sz w:val="22"/>
         </w:rPr>
-        <w:t>4. Error type</w:t>
+        <w:t xml:space="preserve">3. </w:t>
+      </w:r>
+      <w:r>
+        <w:rPr>
+          <w:rFonts w:ascii="Consolas" w:hAnsi="Consolas" w:eastAsia="Consolas"/>
+          <w:sz w:val="18"/>
+        </w:rPr>
+        <w:t>ValidateSchemaOptions</w:t>
+      </w:r>
+      <w:r>
+        <w:rPr>
+          <w:rFonts w:ascii="Times New Roman" w:hAnsi="Times New Roman" w:eastAsia="Batang"/>
+          <w:sz w:val="22"/>
+        </w:rPr>
+        <w:t xml:space="preserve"> and </w:t>
+      </w:r>
+      <w:r>
+        <w:rPr>
+          <w:rFonts w:ascii="Consolas" w:hAnsi="Consolas" w:eastAsia="Consolas"/>
+          <w:sz w:val="18"/>
+        </w:rPr>
+        <w:t>SchemaDiff</w:t>
       </w:r>
     </w:p>
     <w:p>
@@ -416,7 +458,7 @@
           <w:rFonts w:ascii="Times New Roman" w:hAnsi="Times New Roman" w:eastAsia="Batang"/>
           <w:sz w:val="22"/>
         </w:rPr>
-        <w:t>IV. Semantics Callers Must Know</w:t>
+        <w:t>4. Module map</w:t>
       </w:r>
     </w:p>
     <w:p>
@@ -429,7 +471,7 @@
           <w:rFonts w:ascii="Times New Roman" w:hAnsi="Times New Roman" w:eastAsia="Batang"/>
           <w:sz w:val="22"/>
         </w:rPr>
-        <w:t>1. Column order</w:t>
+        <w:t>5. Error type</w:t>
       </w:r>
     </w:p>
     <w:p>
@@ -442,7 +484,7 @@
           <w:rFonts w:ascii="Times New Roman" w:hAnsi="Times New Roman" w:eastAsia="Batang"/>
           <w:sz w:val="22"/>
         </w:rPr>
-        <w:t>2. Null and float equality</w:t>
+        <w:t>IV. Semantics Callers Must Know</w:t>
       </w:r>
     </w:p>
     <w:p>
@@ -455,7 +497,7 @@
           <w:rFonts w:ascii="Times New Roman" w:hAnsi="Times New Roman" w:eastAsia="Batang"/>
           <w:sz w:val="22"/>
         </w:rPr>
-        <w:t>3. Version pinning</w:t>
+        <w:t>1. Column order</w:t>
       </w:r>
     </w:p>
     <w:p>
@@ -468,7 +510,7 @@
           <w:rFonts w:ascii="Times New Roman" w:hAnsi="Times New Roman" w:eastAsia="Batang"/>
           <w:sz w:val="22"/>
         </w:rPr>
-        <w:t>4. What accepts non-pyarrow objects</w:t>
+        <w:t>2. Null and float equality</w:t>
       </w:r>
     </w:p>
     <w:p>
@@ -481,7 +523,7 @@
           <w:rFonts w:ascii="Times New Roman" w:hAnsi="Times New Roman" w:eastAsia="Batang"/>
           <w:sz w:val="22"/>
         </w:rPr>
-        <w:t>V. Worked Examples</w:t>
+        <w:t>3. Version pinning</w:t>
       </w:r>
     </w:p>
     <w:p>
@@ -494,7 +536,7 @@
           <w:rFonts w:ascii="Times New Roman" w:hAnsi="Times New Roman" w:eastAsia="Batang"/>
           <w:sz w:val="22"/>
         </w:rPr>
-        <w:t>1. Deduplicating rows</w:t>
+        <w:t>4. What accepts non-pyarrow objects</w:t>
       </w:r>
     </w:p>
     <w:p>
@@ -507,7 +549,21 @@
           <w:rFonts w:ascii="Times New Roman" w:hAnsi="Times New Roman" w:eastAsia="Batang"/>
           <w:sz w:val="22"/>
         </w:rPr>
-        <w:t>2. Checking output against Spark</w:t>
+        <w:t xml:space="preserve">5. </w:t>
+      </w:r>
+      <w:r>
+        <w:rPr>
+          <w:rFonts w:ascii="Consolas" w:hAnsi="Consolas" w:eastAsia="Consolas"/>
+          <w:sz w:val="18"/>
+        </w:rPr>
+        <w:t>validate_schema</w:t>
+      </w:r>
+      <w:r>
+        <w:rPr>
+          <w:rFonts w:ascii="Times New Roman" w:hAnsi="Times New Roman" w:eastAsia="Batang"/>
+          <w:sz w:val="22"/>
+        </w:rPr>
+        <w:t xml:space="preserve"> argument order</w:t>
       </w:r>
     </w:p>
     <w:p>
@@ -520,7 +576,7 @@
           <w:rFonts w:ascii="Times New Roman" w:hAnsi="Times New Roman" w:eastAsia="Batang"/>
           <w:sz w:val="22"/>
         </w:rPr>
-        <w:t>3. Calling from Rust</w:t>
+        <w:t>V. Worked Examples</w:t>
       </w:r>
     </w:p>
     <w:p>
@@ -533,7 +589,7 @@
           <w:rFonts w:ascii="Times New Roman" w:hAnsi="Times New Roman" w:eastAsia="Batang"/>
           <w:sz w:val="22"/>
         </w:rPr>
-        <w:t>References</w:t>
+        <w:t>1. Deduplicating rows</w:t>
       </w:r>
     </w:p>
     <w:p>
@@ -546,21 +602,7 @@
           <w:rFonts w:ascii="Times New Roman" w:hAnsi="Times New Roman" w:eastAsia="Batang"/>
           <w:sz w:val="22"/>
         </w:rPr>
-        <w:t>Appendix A. Parameter quick reference</w:t>
-      </w:r>
-    </w:p>
-    <w:p>
-      <w:pPr>
-        <w:pStyle w:val="Heading2"/>
-      </w:pPr>
-      <w:r>
-        <w:rPr>
-          <w:rFonts w:ascii="Times New Roman" w:hAnsi="Times New Roman" w:eastAsia="Batang"/>
-          <w:b/>
-          <w:color w:val="000000"/>
-          <w:sz w:val="24"/>
-        </w:rPr>
-        <w:t>List of Tables</w:t>
+        <w:t>2. Checking output against Spark</w:t>
       </w:r>
     </w:p>
     <w:p>
@@ -570,24 +612,10 @@
       </w:pPr>
       <w:r>
         <w:rPr>
-          <w:rFonts w:ascii="Consolas" w:hAnsi="Consolas" w:eastAsia="Consolas"/>
-          <w:sz w:val="18"/>
-        </w:rPr>
-        <w:t>&lt;Table 2-1&gt;</w:t>
-      </w:r>
-      <w:r>
-        <w:rPr>
           <w:rFonts w:ascii="Times New Roman" w:hAnsi="Times New Roman" w:eastAsia="Batang"/>
           <w:sz w:val="22"/>
         </w:rPr>
-        <w:t xml:space="preserve"> Parameters of </w:t>
-      </w:r>
-      <w:r>
-        <w:rPr>
-          <w:rFonts w:ascii="Consolas" w:hAnsi="Consolas" w:eastAsia="Consolas"/>
-          <w:sz w:val="18"/>
-        </w:rPr>
-        <w:t>hash_rows</w:t>
+        <w:t>3. Validating a batch before processing it</w:t>
       </w:r>
     </w:p>
     <w:p>
@@ -597,17 +625,124 @@
       </w:pPr>
       <w:r>
         <w:rPr>
+          <w:rFonts w:ascii="Times New Roman" w:hAnsi="Times New Roman" w:eastAsia="Batang"/>
+          <w:sz w:val="22"/>
+        </w:rPr>
+        <w:t>4. Calling from Rust</w:t>
+      </w:r>
+    </w:p>
+    <w:p>
+      <w:pPr>
+        <w:pStyle w:val="ListBullet"/>
+        <w:spacing w:line="384" w:lineRule="auto" w:after="120"/>
+      </w:pPr>
+      <w:r>
+        <w:rPr>
+          <w:rFonts w:ascii="Times New Roman" w:hAnsi="Times New Roman" w:eastAsia="Batang"/>
+          <w:sz w:val="22"/>
+        </w:rPr>
+        <w:t>References</w:t>
+      </w:r>
+    </w:p>
+    <w:p>
+      <w:pPr>
+        <w:pStyle w:val="ListBullet"/>
+        <w:spacing w:line="384" w:lineRule="auto" w:after="120"/>
+      </w:pPr>
+      <w:r>
+        <w:rPr>
+          <w:rFonts w:ascii="Times New Roman" w:hAnsi="Times New Roman" w:eastAsia="Batang"/>
+          <w:sz w:val="22"/>
+        </w:rPr>
+        <w:t>Appendix A. Parameter quick reference</w:t>
+      </w:r>
+    </w:p>
+    <w:p>
+      <w:pPr>
+        <w:pStyle w:val="Heading2"/>
+      </w:pPr>
+      <w:r>
+        <w:rPr>
+          <w:rFonts w:ascii="Times New Roman" w:hAnsi="Times New Roman" w:eastAsia="Batang"/>
+          <w:b/>
+          <w:color w:val="000000"/>
+          <w:sz w:val="24"/>
+        </w:rPr>
+        <w:t>List of Tables</w:t>
+      </w:r>
+    </w:p>
+    <w:p>
+      <w:pPr>
+        <w:pStyle w:val="ListBullet"/>
+        <w:spacing w:line="384" w:lineRule="auto" w:after="120"/>
+      </w:pPr>
+      <w:r>
+        <w:rPr>
           <w:rFonts w:ascii="Consolas" w:hAnsi="Consolas" w:eastAsia="Consolas"/>
           <w:sz w:val="18"/>
         </w:rPr>
-        <w:t>&lt;Table 2-2&gt;</w:t>
+        <w:t>&lt;Table 2-1&gt;</w:t>
       </w:r>
       <w:r>
         <w:rPr>
           <w:rFonts w:ascii="Times New Roman" w:hAnsi="Times New Roman" w:eastAsia="Batang"/>
           <w:sz w:val="22"/>
         </w:rPr>
+        <w:t xml:space="preserve"> Parameters of </w:t>
+      </w:r>
+      <w:r>
+        <w:rPr>
+          <w:rFonts w:ascii="Consolas" w:hAnsi="Consolas" w:eastAsia="Consolas"/>
+          <w:sz w:val="18"/>
+        </w:rPr>
+        <w:t>hash_rows</w:t>
+      </w:r>
+    </w:p>
+    <w:p>
+      <w:pPr>
+        <w:pStyle w:val="ListBullet"/>
+        <w:spacing w:line="384" w:lineRule="auto" w:after="120"/>
+      </w:pPr>
+      <w:r>
+        <w:rPr>
+          <w:rFonts w:ascii="Consolas" w:hAnsi="Consolas" w:eastAsia="Consolas"/>
+          <w:sz w:val="18"/>
+        </w:rPr>
+        <w:t>&lt;Table 2-2&gt;</w:t>
+      </w:r>
+      <w:r>
+        <w:rPr>
+          <w:rFonts w:ascii="Times New Roman" w:hAnsi="Times New Roman" w:eastAsia="Batang"/>
+          <w:sz w:val="22"/>
+        </w:rPr>
         <w:t xml:space="preserve"> Exceptions raised by the Python surface</w:t>
+      </w:r>
+    </w:p>
+    <w:p>
+      <w:pPr>
+        <w:pStyle w:val="ListBullet"/>
+        <w:spacing w:line="384" w:lineRule="auto" w:after="120"/>
+      </w:pPr>
+      <w:r>
+        <w:rPr>
+          <w:rFonts w:ascii="Consolas" w:hAnsi="Consolas" w:eastAsia="Consolas"/>
+          <w:sz w:val="18"/>
+        </w:rPr>
+        <w:t>&lt;Table 2-3&gt;</w:t>
+      </w:r>
+      <w:r>
+        <w:rPr>
+          <w:rFonts w:ascii="Times New Roman" w:hAnsi="Times New Roman" w:eastAsia="Batang"/>
+          <w:sz w:val="22"/>
+        </w:rPr>
+        <w:t xml:space="preserve"> Fields and methods of </w:t>
+      </w:r>
+      <w:r>
+        <w:rPr>
+          <w:rFonts w:ascii="Consolas" w:hAnsi="Consolas" w:eastAsia="Consolas"/>
+          <w:sz w:val="18"/>
+        </w:rPr>
+        <w:t>SchemaDiff</w:t>
       </w:r>
     </w:p>
     <w:p>
@@ -1415,6 +1550,54 @@
     <w:p/>
     <w:p>
       <w:pPr>
+        <w:spacing w:line="384" w:lineRule="auto" w:after="120"/>
+        <w:jc w:val="both"/>
+      </w:pPr>
+      <w:r>
+        <w:rPr>
+          <w:rFonts w:ascii="Consolas" w:hAnsi="Consolas" w:eastAsia="Consolas"/>
+          <w:sz w:val="18"/>
+        </w:rPr>
+        <w:t>validate_schema</w:t>
+      </w:r>
+      <w:r>
+        <w:rPr>
+          <w:rFonts w:ascii="Times New Roman" w:hAnsi="Times New Roman" w:eastAsia="Batang"/>
+          <w:sz w:val="22"/>
+        </w:rPr>
+        <w:t xml:space="preserve"> (Section 6) is the one exception: it never raises for a schema mismatch, since a difference is a normal, representable result, not a failure. It still raises </w:t>
+      </w:r>
+      <w:r>
+        <w:rPr>
+          <w:rFonts w:ascii="Consolas" w:hAnsi="Consolas" w:eastAsia="Consolas"/>
+          <w:sz w:val="18"/>
+        </w:rPr>
+        <w:t>TypeError</w:t>
+      </w:r>
+      <w:r>
+        <w:rPr>
+          <w:rFonts w:ascii="Times New Roman" w:hAnsi="Times New Roman" w:eastAsia="Batang"/>
+          <w:sz w:val="22"/>
+        </w:rPr>
+        <w:t>/</w:t>
+      </w:r>
+      <w:r>
+        <w:rPr>
+          <w:rFonts w:ascii="Consolas" w:hAnsi="Consolas" w:eastAsia="Consolas"/>
+          <w:sz w:val="18"/>
+        </w:rPr>
+        <w:t>ValueError</w:t>
+      </w:r>
+      <w:r>
+        <w:rPr>
+          <w:rFonts w:ascii="Times New Roman" w:hAnsi="Times New Roman" w:eastAsia="Batang"/>
+          <w:sz w:val="22"/>
+        </w:rPr>
+        <w:t xml:space="preserve"> for a malformed argument, like any Python function.</w:t>
+      </w:r>
+    </w:p>
+    <w:p>
+      <w:pPr>
         <w:pStyle w:val="Heading2"/>
       </w:pPr>
       <w:r>
@@ -1825,7 +2008,7 @@
           <w:color w:val="000000"/>
           <w:sz w:val="24"/>
         </w:rPr>
-        <w:t>cpu_features</w:t>
+        <w:t>validate_schema</w:t>
       </w:r>
       <w:r>
         <w:rPr>
@@ -1843,7 +2026,7 @@
           <w:color w:val="000000"/>
           <w:sz w:val="24"/>
         </w:rPr>
-        <w:t>CpuFeatures</w:t>
+        <w:t>SchemaDiff</w:t>
       </w:r>
     </w:p>
     <w:p>
@@ -1856,7 +2039,7 @@
           <w:rFonts w:ascii="Consolas" w:hAnsi="Consolas" w:eastAsia="Consolas"/>
           <w:sz w:val="18"/>
         </w:rPr>
-        <w:t>witchhat.cpu_features() -&gt; witchhat.CpuFeatures</w:t>
+        <w:t>witchhat.validate_schema(actual, expected, allow_numeric_widening=False) -&gt; witchhat.SchemaDiff</w:t>
       </w:r>
     </w:p>
     <w:p>
@@ -1869,91 +2052,756 @@
           <w:rFonts w:ascii="Times New Roman" w:hAnsi="Times New Roman" w:eastAsia="Batang"/>
           <w:sz w:val="22"/>
         </w:rPr>
-        <w:t xml:space="preserve">Returns a </w:t>
+        <w:t xml:space="preserve">Compares </w:t>
       </w:r>
       <w:r>
         <w:rPr>
           <w:rFonts w:ascii="Consolas" w:hAnsi="Consolas" w:eastAsia="Consolas"/>
           <w:sz w:val="18"/>
         </w:rPr>
-        <w:t>CpuFeatures</w:t>
+        <w:t>actual</w:t>
       </w:r>
       <w:r>
         <w:rPr>
           <w:rFonts w:ascii="Times New Roman" w:hAnsi="Times New Roman" w:eastAsia="Batang"/>
           <w:sz w:val="22"/>
         </w:rPr>
-        <w:t xml:space="preserve"> instance with boolean properties </w:t>
+        <w:t xml:space="preserve"> against </w:t>
       </w:r>
       <w:r>
         <w:rPr>
           <w:rFonts w:ascii="Consolas" w:hAnsi="Consolas" w:eastAsia="Consolas"/>
           <w:sz w:val="18"/>
         </w:rPr>
-        <w:t>sse42</w:t>
+        <w:t>expected</w:t>
       </w:r>
       <w:r>
         <w:rPr>
           <w:rFonts w:ascii="Times New Roman" w:hAnsi="Times New Roman" w:eastAsia="Batang"/>
           <w:sz w:val="22"/>
         </w:rPr>
-        <w:t xml:space="preserve">, </w:t>
+        <w:t xml:space="preserve">, column by column matched by name (case-sensitive), and returns a </w:t>
       </w:r>
       <w:r>
         <w:rPr>
           <w:rFonts w:ascii="Consolas" w:hAnsi="Consolas" w:eastAsia="Consolas"/>
           <w:sz w:val="18"/>
         </w:rPr>
-        <w:t>avx2</w:t>
+        <w:t>SchemaDiff</w:t>
       </w:r>
       <w:r>
         <w:rPr>
           <w:rFonts w:ascii="Times New Roman" w:hAnsi="Times New Roman" w:eastAsia="Batang"/>
           <w:sz w:val="22"/>
         </w:rPr>
-        <w:t xml:space="preserve">, </w:t>
+        <w:t xml:space="preserve"> describing exactly how they differ. Never raises for a mismatch; see </w:t>
       </w:r>
       <w:r>
         <w:rPr>
           <w:rFonts w:ascii="Consolas" w:hAnsi="Consolas" w:eastAsia="Consolas"/>
           <w:sz w:val="18"/>
         </w:rPr>
-        <w:t>avx512f</w:t>
+        <w:t>architecture.md</w:t>
       </w:r>
       <w:r>
         <w:rPr>
           <w:rFonts w:ascii="Times New Roman" w:hAnsi="Times New Roman" w:eastAsia="Batang"/>
           <w:sz w:val="22"/>
         </w:rPr>
-        <w:t xml:space="preserve">, </w:t>
+        <w:t xml:space="preserve"> Chapter IV for the full comparison rules (numeric widening, nullability direction).</w:t>
+      </w:r>
+    </w:p>
+    <w:p>
+      <w:pPr>
+        <w:spacing w:line="384" w:lineRule="auto" w:after="120"/>
+        <w:jc w:val="both"/>
+      </w:pPr>
+      <w:r>
+        <w:rPr>
+          <w:rFonts w:ascii="Times New Roman" w:hAnsi="Times New Roman" w:eastAsia="Batang"/>
+          <w:sz w:val="22"/>
+        </w:rPr>
+        <w:t xml:space="preserve">&lt;Table 2-3&gt; Fields and methods of </w:t>
       </w:r>
       <w:r>
         <w:rPr>
           <w:rFonts w:ascii="Consolas" w:hAnsi="Consolas" w:eastAsia="Consolas"/>
           <w:sz w:val="18"/>
         </w:rPr>
-        <w:t>neon</w:t>
+        <w:t>SchemaDiff</w:t>
+      </w:r>
+    </w:p>
+    <w:tbl>
+      <w:tblPr>
+        <w:tblStyle w:val="TableGrid"/>
+        <w:tblW w:type="auto" w:w="0"/>
+        <w:jc w:val="center"/>
+        <w:tblLook w:firstColumn="1" w:firstRow="1" w:lastColumn="0" w:lastRow="0" w:noHBand="0" w:noVBand="1" w:val="04A0"/>
+      </w:tblPr>
+      <w:tblGrid>
+        <w:gridCol w:w="3135"/>
+        <w:gridCol w:w="3135"/>
+        <w:gridCol w:w="3135"/>
+      </w:tblGrid>
+      <w:tr>
+        <w:tc>
+          <w:tcPr>
+            <w:tcW w:type="dxa" w:w="3135"/>
+          </w:tcPr>
+          <w:p>
+            <w:pPr>
+              <w:jc w:val="center"/>
+            </w:pPr>
+            <w:r>
+              <w:rPr>
+                <w:rFonts w:ascii="Times New Roman" w:hAnsi="Times New Roman" w:eastAsia="Batang"/>
+                <w:b/>
+                <w:sz w:val="22"/>
+              </w:rPr>
+              <w:t>Member</w:t>
+            </w:r>
+          </w:p>
+        </w:tc>
+        <w:tc>
+          <w:tcPr>
+            <w:tcW w:type="dxa" w:w="3135"/>
+          </w:tcPr>
+          <w:p>
+            <w:pPr>
+              <w:jc w:val="center"/>
+            </w:pPr>
+            <w:r>
+              <w:rPr>
+                <w:rFonts w:ascii="Times New Roman" w:hAnsi="Times New Roman" w:eastAsia="Batang"/>
+                <w:b/>
+                <w:sz w:val="22"/>
+              </w:rPr>
+              <w:t>Type</w:t>
+            </w:r>
+          </w:p>
+        </w:tc>
+        <w:tc>
+          <w:tcPr>
+            <w:tcW w:type="dxa" w:w="3135"/>
+          </w:tcPr>
+          <w:p>
+            <w:pPr>
+              <w:jc w:val="center"/>
+            </w:pPr>
+            <w:r>
+              <w:rPr>
+                <w:rFonts w:ascii="Times New Roman" w:hAnsi="Times New Roman" w:eastAsia="Batang"/>
+                <w:b/>
+                <w:sz w:val="22"/>
+              </w:rPr>
+              <w:t>Meaning</w:t>
+            </w:r>
+          </w:p>
+        </w:tc>
+      </w:tr>
+      <w:tr>
+        <w:tc>
+          <w:tcPr>
+            <w:tcW w:type="dxa" w:w="3135"/>
+          </w:tcPr>
+          <w:p>
+            <w:r>
+              <w:rPr>
+                <w:rFonts w:ascii="Consolas" w:hAnsi="Consolas" w:eastAsia="Consolas"/>
+                <w:sz w:val="18"/>
+              </w:rPr>
+              <w:t>.missing</w:t>
+            </w:r>
+          </w:p>
+        </w:tc>
+        <w:tc>
+          <w:tcPr>
+            <w:tcW w:type="dxa" w:w="3135"/>
+          </w:tcPr>
+          <w:p>
+            <w:r>
+              <w:rPr>
+                <w:rFonts w:ascii="Consolas" w:hAnsi="Consolas" w:eastAsia="Consolas"/>
+                <w:sz w:val="18"/>
+              </w:rPr>
+              <w:t>list[str]</w:t>
+            </w:r>
+          </w:p>
+        </w:tc>
+        <w:tc>
+          <w:tcPr>
+            <w:tcW w:type="dxa" w:w="3135"/>
+          </w:tcPr>
+          <w:p>
+            <w:r>
+              <w:rPr>
+                <w:rFonts w:ascii="Times New Roman" w:hAnsi="Times New Roman" w:eastAsia="Batang"/>
+                <w:sz w:val="22"/>
+              </w:rPr>
+              <w:t xml:space="preserve">Columns in </w:t>
+            </w:r>
+            <w:r>
+              <w:rPr>
+                <w:rFonts w:ascii="Consolas" w:hAnsi="Consolas" w:eastAsia="Consolas"/>
+                <w:sz w:val="18"/>
+              </w:rPr>
+              <w:t>expected</w:t>
+            </w:r>
+            <w:r>
+              <w:rPr>
+                <w:rFonts w:ascii="Times New Roman" w:hAnsi="Times New Roman" w:eastAsia="Batang"/>
+                <w:sz w:val="22"/>
+              </w:rPr>
+              <w:t xml:space="preserve">, absent from </w:t>
+            </w:r>
+            <w:r>
+              <w:rPr>
+                <w:rFonts w:ascii="Consolas" w:hAnsi="Consolas" w:eastAsia="Consolas"/>
+                <w:sz w:val="18"/>
+              </w:rPr>
+              <w:t>actual</w:t>
+            </w:r>
+          </w:p>
+        </w:tc>
+      </w:tr>
+      <w:tr>
+        <w:tc>
+          <w:tcPr>
+            <w:tcW w:type="dxa" w:w="3135"/>
+          </w:tcPr>
+          <w:p>
+            <w:r>
+              <w:rPr>
+                <w:rFonts w:ascii="Consolas" w:hAnsi="Consolas" w:eastAsia="Consolas"/>
+                <w:sz w:val="18"/>
+              </w:rPr>
+              <w:t>.unexpected</w:t>
+            </w:r>
+          </w:p>
+        </w:tc>
+        <w:tc>
+          <w:tcPr>
+            <w:tcW w:type="dxa" w:w="3135"/>
+          </w:tcPr>
+          <w:p>
+            <w:r>
+              <w:rPr>
+                <w:rFonts w:ascii="Consolas" w:hAnsi="Consolas" w:eastAsia="Consolas"/>
+                <w:sz w:val="18"/>
+              </w:rPr>
+              <w:t>list[str]</w:t>
+            </w:r>
+          </w:p>
+        </w:tc>
+        <w:tc>
+          <w:tcPr>
+            <w:tcW w:type="dxa" w:w="3135"/>
+          </w:tcPr>
+          <w:p>
+            <w:r>
+              <w:rPr>
+                <w:rFonts w:ascii="Times New Roman" w:hAnsi="Times New Roman" w:eastAsia="Batang"/>
+                <w:sz w:val="22"/>
+              </w:rPr>
+              <w:t xml:space="preserve">Columns in </w:t>
+            </w:r>
+            <w:r>
+              <w:rPr>
+                <w:rFonts w:ascii="Consolas" w:hAnsi="Consolas" w:eastAsia="Consolas"/>
+                <w:sz w:val="18"/>
+              </w:rPr>
+              <w:t>actual</w:t>
+            </w:r>
+            <w:r>
+              <w:rPr>
+                <w:rFonts w:ascii="Times New Roman" w:hAnsi="Times New Roman" w:eastAsia="Batang"/>
+                <w:sz w:val="22"/>
+              </w:rPr>
+              <w:t xml:space="preserve">, absent from </w:t>
+            </w:r>
+            <w:r>
+              <w:rPr>
+                <w:rFonts w:ascii="Consolas" w:hAnsi="Consolas" w:eastAsia="Consolas"/>
+                <w:sz w:val="18"/>
+              </w:rPr>
+              <w:t>expected</w:t>
+            </w:r>
+          </w:p>
+        </w:tc>
+      </w:tr>
+      <w:tr>
+        <w:tc>
+          <w:tcPr>
+            <w:tcW w:type="dxa" w:w="3135"/>
+          </w:tcPr>
+          <w:p>
+            <w:r>
+              <w:rPr>
+                <w:rFonts w:ascii="Consolas" w:hAnsi="Consolas" w:eastAsia="Consolas"/>
+                <w:sz w:val="18"/>
+              </w:rPr>
+              <w:t>.retyped</w:t>
+            </w:r>
+          </w:p>
+        </w:tc>
+        <w:tc>
+          <w:tcPr>
+            <w:tcW w:type="dxa" w:w="3135"/>
+          </w:tcPr>
+          <w:p>
+            <w:r>
+              <w:rPr>
+                <w:rFonts w:ascii="Consolas" w:hAnsi="Consolas" w:eastAsia="Consolas"/>
+                <w:sz w:val="18"/>
+              </w:rPr>
+              <w:t>list[tuple[str, pyarrow.DataType, pyarrow.DataType]]</w:t>
+            </w:r>
+          </w:p>
+        </w:tc>
+        <w:tc>
+          <w:tcPr>
+            <w:tcW w:type="dxa" w:w="3135"/>
+          </w:tcPr>
+          <w:p>
+            <w:r>
+              <w:rPr>
+                <w:rFonts w:ascii="Consolas" w:hAnsi="Consolas" w:eastAsia="Consolas"/>
+                <w:sz w:val="18"/>
+              </w:rPr>
+              <w:t>(column, expected_type, actual_type)</w:t>
+            </w:r>
+          </w:p>
+        </w:tc>
+      </w:tr>
+      <w:tr>
+        <w:tc>
+          <w:tcPr>
+            <w:tcW w:type="dxa" w:w="3135"/>
+          </w:tcPr>
+          <w:p>
+            <w:r>
+              <w:rPr>
+                <w:rFonts w:ascii="Consolas" w:hAnsi="Consolas" w:eastAsia="Consolas"/>
+                <w:sz w:val="18"/>
+              </w:rPr>
+              <w:t>.nullability</w:t>
+            </w:r>
+          </w:p>
+        </w:tc>
+        <w:tc>
+          <w:tcPr>
+            <w:tcW w:type="dxa" w:w="3135"/>
+          </w:tcPr>
+          <w:p>
+            <w:r>
+              <w:rPr>
+                <w:rFonts w:ascii="Consolas" w:hAnsi="Consolas" w:eastAsia="Consolas"/>
+                <w:sz w:val="18"/>
+              </w:rPr>
+              <w:t>list[tuple[str, bool, bool]]</w:t>
+            </w:r>
+          </w:p>
+        </w:tc>
+        <w:tc>
+          <w:tcPr>
+            <w:tcW w:type="dxa" w:w="3135"/>
+          </w:tcPr>
+          <w:p>
+            <w:r>
+              <w:rPr>
+                <w:rFonts w:ascii="Consolas" w:hAnsi="Consolas" w:eastAsia="Consolas"/>
+                <w:sz w:val="18"/>
+              </w:rPr>
+              <w:t>(column, expected_nullable, actual_nullable)</w:t>
+            </w:r>
+          </w:p>
+        </w:tc>
+      </w:tr>
+      <w:tr>
+        <w:tc>
+          <w:tcPr>
+            <w:tcW w:type="dxa" w:w="3135"/>
+          </w:tcPr>
+          <w:p>
+            <w:r>
+              <w:rPr>
+                <w:rFonts w:ascii="Consolas" w:hAnsi="Consolas" w:eastAsia="Consolas"/>
+                <w:sz w:val="18"/>
+              </w:rPr>
+              <w:t>.is_empty()</w:t>
+            </w:r>
+          </w:p>
+        </w:tc>
+        <w:tc>
+          <w:tcPr>
+            <w:tcW w:type="dxa" w:w="3135"/>
+          </w:tcPr>
+          <w:p>
+            <w:r>
+              <w:rPr>
+                <w:rFonts w:ascii="Consolas" w:hAnsi="Consolas" w:eastAsia="Consolas"/>
+                <w:sz w:val="18"/>
+              </w:rPr>
+              <w:t>bool</w:t>
+            </w:r>
+          </w:p>
+        </w:tc>
+        <w:tc>
+          <w:tcPr>
+            <w:tcW w:type="dxa" w:w="3135"/>
+          </w:tcPr>
+          <w:p>
+            <w:r>
+              <w:rPr>
+                <w:rFonts w:ascii="Times New Roman" w:hAnsi="Times New Roman" w:eastAsia="Batang"/>
+                <w:sz w:val="22"/>
+              </w:rPr>
+              <w:t xml:space="preserve">True if </w:t>
+            </w:r>
+            <w:r>
+              <w:rPr>
+                <w:rFonts w:ascii="Consolas" w:hAnsi="Consolas" w:eastAsia="Consolas"/>
+                <w:sz w:val="18"/>
+              </w:rPr>
+              <w:t>actual</w:t>
+            </w:r>
+            <w:r>
+              <w:rPr>
+                <w:rFonts w:ascii="Times New Roman" w:hAnsi="Times New Roman" w:eastAsia="Batang"/>
+                <w:sz w:val="22"/>
+              </w:rPr>
+              <w:t xml:space="preserve"> and </w:t>
+            </w:r>
+            <w:r>
+              <w:rPr>
+                <w:rFonts w:ascii="Consolas" w:hAnsi="Consolas" w:eastAsia="Consolas"/>
+                <w:sz w:val="18"/>
+              </w:rPr>
+              <w:t>expected</w:t>
+            </w:r>
+            <w:r>
+              <w:rPr>
+                <w:rFonts w:ascii="Times New Roman" w:hAnsi="Times New Roman" w:eastAsia="Batang"/>
+                <w:sz w:val="22"/>
+              </w:rPr>
+              <w:t xml:space="preserve"> agreed on every point checked</w:t>
+            </w:r>
+          </w:p>
+        </w:tc>
+      </w:tr>
+      <w:tr>
+        <w:tc>
+          <w:tcPr>
+            <w:tcW w:type="dxa" w:w="3135"/>
+          </w:tcPr>
+          <w:p>
+            <w:r>
+              <w:rPr>
+                <w:rFonts w:ascii="Consolas" w:hAnsi="Consolas" w:eastAsia="Consolas"/>
+                <w:sz w:val="18"/>
+              </w:rPr>
+              <w:t>.is_breaking()</w:t>
+            </w:r>
+          </w:p>
+        </w:tc>
+        <w:tc>
+          <w:tcPr>
+            <w:tcW w:type="dxa" w:w="3135"/>
+          </w:tcPr>
+          <w:p>
+            <w:r>
+              <w:rPr>
+                <w:rFonts w:ascii="Consolas" w:hAnsi="Consolas" w:eastAsia="Consolas"/>
+                <w:sz w:val="18"/>
+              </w:rPr>
+              <w:t>bool</w:t>
+            </w:r>
+          </w:p>
+        </w:tc>
+        <w:tc>
+          <w:tcPr>
+            <w:tcW w:type="dxa" w:w="3135"/>
+          </w:tcPr>
+          <w:p>
+            <w:r>
+              <w:rPr>
+                <w:rFonts w:ascii="Times New Roman" w:hAnsi="Times New Roman" w:eastAsia="Batang"/>
+                <w:sz w:val="22"/>
+              </w:rPr>
+              <w:t xml:space="preserve">True if </w:t>
+            </w:r>
+            <w:r>
+              <w:rPr>
+                <w:rFonts w:ascii="Consolas" w:hAnsi="Consolas" w:eastAsia="Consolas"/>
+                <w:sz w:val="18"/>
+              </w:rPr>
+              <w:t>missing</w:t>
+            </w:r>
+            <w:r>
+              <w:rPr>
+                <w:rFonts w:ascii="Times New Roman" w:hAnsi="Times New Roman" w:eastAsia="Batang"/>
+                <w:sz w:val="22"/>
+              </w:rPr>
+              <w:t xml:space="preserve">, </w:t>
+            </w:r>
+            <w:r>
+              <w:rPr>
+                <w:rFonts w:ascii="Consolas" w:hAnsi="Consolas" w:eastAsia="Consolas"/>
+                <w:sz w:val="18"/>
+              </w:rPr>
+              <w:t>retyped</w:t>
+            </w:r>
+            <w:r>
+              <w:rPr>
+                <w:rFonts w:ascii="Times New Roman" w:hAnsi="Times New Roman" w:eastAsia="Batang"/>
+                <w:sz w:val="22"/>
+              </w:rPr>
+              <w:t xml:space="preserve">, or </w:t>
+            </w:r>
+            <w:r>
+              <w:rPr>
+                <w:rFonts w:ascii="Consolas" w:hAnsi="Consolas" w:eastAsia="Consolas"/>
+                <w:sz w:val="18"/>
+              </w:rPr>
+              <w:t>nullability</w:t>
+            </w:r>
+            <w:r>
+              <w:rPr>
+                <w:rFonts w:ascii="Times New Roman" w:hAnsi="Times New Roman" w:eastAsia="Batang"/>
+                <w:sz w:val="22"/>
+              </w:rPr>
+              <w:t xml:space="preserve"> is non-empty; </w:t>
+            </w:r>
+            <w:r>
+              <w:rPr>
+                <w:rFonts w:ascii="Consolas" w:hAnsi="Consolas" w:eastAsia="Consolas"/>
+                <w:sz w:val="18"/>
+              </w:rPr>
+              <w:t>unexpected</w:t>
+            </w:r>
+            <w:r>
+              <w:rPr>
+                <w:rFonts w:ascii="Times New Roman" w:hAnsi="Times New Roman" w:eastAsia="Batang"/>
+                <w:sz w:val="22"/>
+              </w:rPr>
+              <w:t xml:space="preserve"> alone does not count</w:t>
+            </w:r>
+          </w:p>
+        </w:tc>
+      </w:tr>
+    </w:tbl>
+    <w:p/>
+    <w:p>
+      <w:pPr>
+        <w:spacing w:line="384" w:lineRule="auto" w:after="120"/>
+        <w:jc w:val="both"/>
+      </w:pPr>
+      <w:r>
+        <w:rPr>
+          <w:rFonts w:ascii="Consolas" w:hAnsi="Consolas" w:eastAsia="Consolas"/>
+          <w:sz w:val="18"/>
+        </w:rPr>
+        <w:t>.retyped</w:t>
       </w:r>
       <w:r>
         <w:rPr>
           <w:rFonts w:ascii="Times New Roman" w:hAnsi="Times New Roman" w:eastAsia="Batang"/>
           <w:sz w:val="22"/>
         </w:rPr>
-        <w:t xml:space="preserve">. See </w:t>
+        <w:t xml:space="preserve">'s type entries are real </w:t>
       </w:r>
       <w:r>
         <w:rPr>
           <w:rFonts w:ascii="Consolas" w:hAnsi="Consolas" w:eastAsia="Consolas"/>
           <w:sz w:val="18"/>
         </w:rPr>
-        <w:t>architecture.md</w:t>
+        <w:t>pyarrow.DataType</w:t>
       </w:r>
       <w:r>
         <w:rPr>
           <w:rFonts w:ascii="Times New Roman" w:hAnsi="Times New Roman" w:eastAsia="Batang"/>
           <w:sz w:val="22"/>
         </w:rPr>
-        <w:t xml:space="preserve"> Chapter IV for why this exists and what it does (and does not yet) affect.</w:t>
+        <w:t xml:space="preserve"> objects (</w:t>
+      </w:r>
+      <w:r>
+        <w:rPr>
+          <w:rFonts w:ascii="Consolas" w:hAnsi="Consolas" w:eastAsia="Consolas"/>
+          <w:sz w:val="18"/>
+        </w:rPr>
+        <w:t>arrow-rs</w:t>
+      </w:r>
+      <w:r>
+        <w:rPr>
+          <w:rFonts w:ascii="Times New Roman" w:hAnsi="Times New Roman" w:eastAsia="Batang"/>
+          <w:sz w:val="22"/>
+        </w:rPr>
+        <w:t xml:space="preserve">'s pyarrow bridge constructs them directly), not strings, so </w:t>
+      </w:r>
+      <w:r>
+        <w:rPr>
+          <w:rFonts w:ascii="Consolas" w:hAnsi="Consolas" w:eastAsia="Consolas"/>
+          <w:sz w:val="18"/>
+        </w:rPr>
+        <w:t>pyarrow.types.is_integer(...)</w:t>
+      </w:r>
+      <w:r>
+        <w:rPr>
+          <w:rFonts w:ascii="Times New Roman" w:hAnsi="Times New Roman" w:eastAsia="Batang"/>
+          <w:sz w:val="22"/>
+        </w:rPr>
+        <w:t xml:space="preserve"> and similar predicates work on them without parsing.</w:t>
+      </w:r>
+    </w:p>
+    <w:p>
+      <w:pPr>
+        <w:pStyle w:val="Heading2"/>
+      </w:pPr>
+      <w:r>
+        <w:rPr>
+          <w:rFonts w:ascii="Times New Roman" w:hAnsi="Times New Roman" w:eastAsia="Batang"/>
+          <w:b/>
+          <w:color w:val="000000"/>
+          <w:sz w:val="24"/>
+        </w:rPr>
+        <w:t xml:space="preserve">7. </w:t>
+      </w:r>
+      <w:r>
+        <w:rPr>
+          <w:rFonts w:ascii="Consolas" w:hAnsi="Consolas" w:eastAsia="Consolas"/>
+          <w:b/>
+          <w:color w:val="000000"/>
+          <w:sz w:val="24"/>
+        </w:rPr>
+        <w:t>cpu_features</w:t>
+      </w:r>
+      <w:r>
+        <w:rPr>
+          <w:rFonts w:ascii="Times New Roman" w:hAnsi="Times New Roman" w:eastAsia="Batang"/>
+          <w:b/>
+          <w:color w:val="000000"/>
+          <w:sz w:val="24"/>
+        </w:rPr>
+        <w:t xml:space="preserve"> and </w:t>
+      </w:r>
+      <w:r>
+        <w:rPr>
+          <w:rFonts w:ascii="Consolas" w:hAnsi="Consolas" w:eastAsia="Consolas"/>
+          <w:b/>
+          <w:color w:val="000000"/>
+          <w:sz w:val="24"/>
+        </w:rPr>
+        <w:t>CpuFeatures</w:t>
+      </w:r>
+    </w:p>
+    <w:p>
+      <w:pPr>
+        <w:spacing w:line="240" w:lineRule="auto" w:before="120" w:after="120"/>
+        <w:ind w:left="454"/>
+      </w:pPr>
+      <w:r>
+        <w:rPr>
+          <w:rFonts w:ascii="Consolas" w:hAnsi="Consolas" w:eastAsia="Consolas"/>
+          <w:sz w:val="18"/>
+        </w:rPr>
+        <w:t>witchhat.cpu_features() -&gt; witchhat.CpuFeatures</w:t>
+      </w:r>
+    </w:p>
+    <w:p>
+      <w:pPr>
+        <w:spacing w:line="384" w:lineRule="auto" w:after="120"/>
+        <w:jc w:val="both"/>
+      </w:pPr>
+      <w:r>
+        <w:rPr>
+          <w:rFonts w:ascii="Times New Roman" w:hAnsi="Times New Roman" w:eastAsia="Batang"/>
+          <w:sz w:val="22"/>
+        </w:rPr>
+        <w:t xml:space="preserve">Returns a </w:t>
+      </w:r>
+      <w:r>
+        <w:rPr>
+          <w:rFonts w:ascii="Consolas" w:hAnsi="Consolas" w:eastAsia="Consolas"/>
+          <w:sz w:val="18"/>
+        </w:rPr>
+        <w:t>CpuFeatures</w:t>
+      </w:r>
+      <w:r>
+        <w:rPr>
+          <w:rFonts w:ascii="Times New Roman" w:hAnsi="Times New Roman" w:eastAsia="Batang"/>
+          <w:sz w:val="22"/>
+        </w:rPr>
+        <w:t xml:space="preserve"> instance with boolean properties </w:t>
+      </w:r>
+      <w:r>
+        <w:rPr>
+          <w:rFonts w:ascii="Consolas" w:hAnsi="Consolas" w:eastAsia="Consolas"/>
+          <w:sz w:val="18"/>
+        </w:rPr>
+        <w:t>sse42</w:t>
+      </w:r>
+      <w:r>
+        <w:rPr>
+          <w:rFonts w:ascii="Times New Roman" w:hAnsi="Times New Roman" w:eastAsia="Batang"/>
+          <w:sz w:val="22"/>
+        </w:rPr>
+        <w:t xml:space="preserve">, </w:t>
+      </w:r>
+      <w:r>
+        <w:rPr>
+          <w:rFonts w:ascii="Consolas" w:hAnsi="Consolas" w:eastAsia="Consolas"/>
+          <w:sz w:val="18"/>
+        </w:rPr>
+        <w:t>avx2</w:t>
+      </w:r>
+      <w:r>
+        <w:rPr>
+          <w:rFonts w:ascii="Times New Roman" w:hAnsi="Times New Roman" w:eastAsia="Batang"/>
+          <w:sz w:val="22"/>
+        </w:rPr>
+        <w:t xml:space="preserve">, </w:t>
+      </w:r>
+      <w:r>
+        <w:rPr>
+          <w:rFonts w:ascii="Consolas" w:hAnsi="Consolas" w:eastAsia="Consolas"/>
+          <w:sz w:val="18"/>
+        </w:rPr>
+        <w:t>avx512f</w:t>
+      </w:r>
+      <w:r>
+        <w:rPr>
+          <w:rFonts w:ascii="Times New Roman" w:hAnsi="Times New Roman" w:eastAsia="Batang"/>
+          <w:sz w:val="22"/>
+        </w:rPr>
+        <w:t xml:space="preserve">, </w:t>
+      </w:r>
+      <w:r>
+        <w:rPr>
+          <w:rFonts w:ascii="Consolas" w:hAnsi="Consolas" w:eastAsia="Consolas"/>
+          <w:sz w:val="18"/>
+        </w:rPr>
+        <w:t>neon</w:t>
+      </w:r>
+      <w:r>
+        <w:rPr>
+          <w:rFonts w:ascii="Times New Roman" w:hAnsi="Times New Roman" w:eastAsia="Batang"/>
+          <w:sz w:val="22"/>
+        </w:rPr>
+        <w:t xml:space="preserve">. See </w:t>
+      </w:r>
+      <w:r>
+        <w:rPr>
+          <w:rFonts w:ascii="Consolas" w:hAnsi="Consolas" w:eastAsia="Consolas"/>
+          <w:sz w:val="18"/>
+        </w:rPr>
+        <w:t>architecture.md</w:t>
+      </w:r>
+      <w:r>
+        <w:rPr>
+          <w:rFonts w:ascii="Times New Roman" w:hAnsi="Times New Roman" w:eastAsia="Batang"/>
+          <w:sz w:val="22"/>
+        </w:rPr>
+        <w:t xml:space="preserve"> Chapter V for why this exists and what it does (and does not yet) affect.</w:t>
       </w:r>
     </w:p>
     <w:p>
@@ -2002,6 +2850,8 @@
         <w:br/>
         <w:t>witchhat_core::schema_fingerprint(schema: &amp;Schema, version: HashVersion) -&gt; u64</w:t>
         <w:br/>
+        <w:t>witchhat_core::validate_schema(actual: &amp;Schema, expected: &amp;Schema, options: ValidateSchemaOptions) -&gt; SchemaDiff</w:t>
+        <w:br/>
         <w:t>witchhat_core::features() -&gt; CpuFeatures</w:t>
       </w:r>
     </w:p>
@@ -2029,7 +2879,7 @@
           <w:rFonts w:ascii="Times New Roman" w:hAnsi="Times New Roman" w:eastAsia="Batang"/>
           <w:sz w:val="22"/>
         </w:rPr>
-        <w:t xml:space="preserve"> Chapter V for the concurrency model. Full rustdoc, including examples, is on every item (</w:t>
+        <w:t xml:space="preserve"> Chapter VI for the concurrency model. Full rustdoc, including examples, is on every item (</w:t>
       </w:r>
       <w:r>
         <w:rPr>
@@ -2103,7 +2953,87 @@
           <w:color w:val="000000"/>
           <w:sz w:val="24"/>
         </w:rPr>
-        <w:t>3. Module map</w:t>
+        <w:t xml:space="preserve">3. </w:t>
+      </w:r>
+      <w:r>
+        <w:rPr>
+          <w:rFonts w:ascii="Consolas" w:hAnsi="Consolas" w:eastAsia="Consolas"/>
+          <w:b/>
+          <w:color w:val="000000"/>
+          <w:sz w:val="24"/>
+        </w:rPr>
+        <w:t>ValidateSchemaOptions</w:t>
+      </w:r>
+      <w:r>
+        <w:rPr>
+          <w:rFonts w:ascii="Times New Roman" w:hAnsi="Times New Roman" w:eastAsia="Batang"/>
+          <w:b/>
+          <w:color w:val="000000"/>
+          <w:sz w:val="24"/>
+        </w:rPr>
+        <w:t xml:space="preserve"> and </w:t>
+      </w:r>
+      <w:r>
+        <w:rPr>
+          <w:rFonts w:ascii="Consolas" w:hAnsi="Consolas" w:eastAsia="Consolas"/>
+          <w:b/>
+          <w:color w:val="000000"/>
+          <w:sz w:val="24"/>
+        </w:rPr>
+        <w:t>SchemaDiff</w:t>
+      </w:r>
+    </w:p>
+    <w:p>
+      <w:pPr>
+        <w:spacing w:line="240" w:lineRule="auto" w:before="120" w:after="120"/>
+        <w:ind w:left="454"/>
+      </w:pPr>
+      <w:r>
+        <w:rPr>
+          <w:rFonts w:ascii="Consolas" w:hAnsi="Consolas" w:eastAsia="Consolas"/>
+          <w:sz w:val="18"/>
+        </w:rPr>
+        <w:t>pub struct ValidateSchemaOptions { pub allow_numeric_widening: bool }</w:t>
+        <w:br/>
+        <w:br/>
+        <w:t>pub struct SchemaDiff {</w:t>
+        <w:br/>
+        <w:t xml:space="preserve">    pub missing: Vec&lt;Arc&lt;str&gt;&gt;,</w:t>
+        <w:br/>
+        <w:t xml:space="preserve">    pub unexpected: Vec&lt;Arc&lt;str&gt;&gt;,</w:t>
+        <w:br/>
+        <w:t xml:space="preserve">    pub retyped: Vec&lt;RetypedColumn&gt;,</w:t>
+        <w:br/>
+        <w:t xml:space="preserve">    pub nullability: Vec&lt;NullabilityChange&gt;,</w:t>
+        <w:br/>
+        <w:t>}</w:t>
+        <w:br/>
+        <w:t>impl SchemaDiff {</w:t>
+        <w:br/>
+        <w:t xml:space="preserve">    pub fn is_empty(&amp;self) -&gt; bool;</w:t>
+        <w:br/>
+        <w:t xml:space="preserve">    pub fn is_breaking(&amp;self) -&gt; bool;</w:t>
+        <w:br/>
+        <w:t>}</w:t>
+        <w:br/>
+        <w:br/>
+        <w:t>pub struct RetypedColumn { pub column: Arc&lt;str&gt;, pub expected: DataType, pub actual: DataType }</w:t>
+        <w:br/>
+        <w:t>pub struct NullabilityChange { pub column: Arc&lt;str&gt;, pub expected_nullable: bool, pub actual_nullable: bool }</w:t>
+      </w:r>
+    </w:p>
+    <w:p>
+      <w:pPr>
+        <w:pStyle w:val="Heading2"/>
+      </w:pPr>
+      <w:r>
+        <w:rPr>
+          <w:rFonts w:ascii="Times New Roman" w:hAnsi="Times New Roman" w:eastAsia="Batang"/>
+          <w:b/>
+          <w:color w:val="000000"/>
+          <w:sz w:val="24"/>
+        </w:rPr>
+        <w:t>4. Module map</w:t>
       </w:r>
     </w:p>
     <w:p>
@@ -2288,6 +3218,92 @@
                 <w:rFonts w:ascii="Consolas" w:hAnsi="Consolas" w:eastAsia="Consolas"/>
                 <w:sz w:val="18"/>
               </w:rPr>
+              <w:t>witchhat_core::validate</w:t>
+            </w:r>
+          </w:p>
+        </w:tc>
+        <w:tc>
+          <w:tcPr>
+            <w:tcW w:type="dxa" w:w="4702"/>
+          </w:tcPr>
+          <w:p>
+            <w:r>
+              <w:rPr>
+                <w:rFonts w:ascii="Consolas" w:hAnsi="Consolas" w:eastAsia="Consolas"/>
+                <w:sz w:val="18"/>
+              </w:rPr>
+              <w:t>ValidateSchemaOptions</w:t>
+            </w:r>
+            <w:r>
+              <w:rPr>
+                <w:rFonts w:ascii="Times New Roman" w:hAnsi="Times New Roman" w:eastAsia="Batang"/>
+                <w:sz w:val="22"/>
+              </w:rPr>
+              <w:t xml:space="preserve">, </w:t>
+            </w:r>
+            <w:r>
+              <w:rPr>
+                <w:rFonts w:ascii="Consolas" w:hAnsi="Consolas" w:eastAsia="Consolas"/>
+                <w:sz w:val="18"/>
+              </w:rPr>
+              <w:t>SchemaDiff</w:t>
+            </w:r>
+            <w:r>
+              <w:rPr>
+                <w:rFonts w:ascii="Times New Roman" w:hAnsi="Times New Roman" w:eastAsia="Batang"/>
+                <w:sz w:val="22"/>
+              </w:rPr>
+              <w:t xml:space="preserve">, </w:t>
+            </w:r>
+            <w:r>
+              <w:rPr>
+                <w:rFonts w:ascii="Consolas" w:hAnsi="Consolas" w:eastAsia="Consolas"/>
+                <w:sz w:val="18"/>
+              </w:rPr>
+              <w:t>RetypedColumn</w:t>
+            </w:r>
+            <w:r>
+              <w:rPr>
+                <w:rFonts w:ascii="Times New Roman" w:hAnsi="Times New Roman" w:eastAsia="Batang"/>
+                <w:sz w:val="22"/>
+              </w:rPr>
+              <w:t xml:space="preserve">, </w:t>
+            </w:r>
+            <w:r>
+              <w:rPr>
+                <w:rFonts w:ascii="Consolas" w:hAnsi="Consolas" w:eastAsia="Consolas"/>
+                <w:sz w:val="18"/>
+              </w:rPr>
+              <w:t>NullabilityChange</w:t>
+            </w:r>
+            <w:r>
+              <w:rPr>
+                <w:rFonts w:ascii="Times New Roman" w:hAnsi="Times New Roman" w:eastAsia="Batang"/>
+                <w:sz w:val="22"/>
+              </w:rPr>
+              <w:t xml:space="preserve">, </w:t>
+            </w:r>
+            <w:r>
+              <w:rPr>
+                <w:rFonts w:ascii="Consolas" w:hAnsi="Consolas" w:eastAsia="Consolas"/>
+                <w:sz w:val="18"/>
+              </w:rPr>
+              <w:t>validate_schema</w:t>
+            </w:r>
+          </w:p>
+        </w:tc>
+      </w:tr>
+      <w:tr>
+        <w:tc>
+          <w:tcPr>
+            <w:tcW w:type="dxa" w:w="4702"/>
+          </w:tcPr>
+          <w:p>
+            <w:r>
+              <w:rPr>
+                <w:rFonts w:ascii="Consolas" w:hAnsi="Consolas" w:eastAsia="Consolas"/>
+                <w:sz w:val="18"/>
+              </w:rPr>
               <w:t>witchhat_core::cpu</w:t>
             </w:r>
           </w:p>
@@ -2378,7 +3394,7 @@
           <w:color w:val="000000"/>
           <w:sz w:val="24"/>
         </w:rPr>
-        <w:t>4. Error type</w:t>
+        <w:t>5. Error type</w:t>
       </w:r>
     </w:p>
     <w:p>
@@ -2524,7 +3540,63 @@
           <w:rFonts w:ascii="Times New Roman" w:hAnsi="Times New Roman" w:eastAsia="Batang"/>
           <w:sz w:val="22"/>
         </w:rPr>
-        <w:t xml:space="preserve"> Chapter VI.</w:t>
+        <w:t xml:space="preserve"> Chapter VII. </w:t>
+      </w:r>
+      <w:r>
+        <w:rPr>
+          <w:rFonts w:ascii="Consolas" w:hAnsi="Consolas" w:eastAsia="Consolas"/>
+          <w:sz w:val="18"/>
+        </w:rPr>
+        <w:t>validate_schema</w:t>
+      </w:r>
+      <w:r>
+        <w:rPr>
+          <w:rFonts w:ascii="Times New Roman" w:hAnsi="Times New Roman" w:eastAsia="Batang"/>
+          <w:sz w:val="22"/>
+        </w:rPr>
+        <w:t xml:space="preserve"> does not return </w:t>
+      </w:r>
+      <w:r>
+        <w:rPr>
+          <w:rFonts w:ascii="Consolas" w:hAnsi="Consolas" w:eastAsia="Consolas"/>
+          <w:sz w:val="18"/>
+        </w:rPr>
+        <w:t>Result</w:t>
+      </w:r>
+      <w:r>
+        <w:rPr>
+          <w:rFonts w:ascii="Times New Roman" w:hAnsi="Times New Roman" w:eastAsia="Batang"/>
+          <w:sz w:val="22"/>
+        </w:rPr>
+        <w:t xml:space="preserve">: an unequal schema is a normal result (a </w:t>
+      </w:r>
+      <w:r>
+        <w:rPr>
+          <w:rFonts w:ascii="Consolas" w:hAnsi="Consolas" w:eastAsia="Consolas"/>
+          <w:sz w:val="18"/>
+        </w:rPr>
+        <w:t>SchemaDiff</w:t>
+      </w:r>
+      <w:r>
+        <w:rPr>
+          <w:rFonts w:ascii="Times New Roman" w:hAnsi="Times New Roman" w:eastAsia="Batang"/>
+          <w:sz w:val="22"/>
+        </w:rPr>
+        <w:t xml:space="preserve">), not an </w:t>
+      </w:r>
+      <w:r>
+        <w:rPr>
+          <w:rFonts w:ascii="Consolas" w:hAnsi="Consolas" w:eastAsia="Consolas"/>
+          <w:sz w:val="18"/>
+        </w:rPr>
+        <w:t>Error</w:t>
+      </w:r>
+      <w:r>
+        <w:rPr>
+          <w:rFonts w:ascii="Times New Roman" w:hAnsi="Times New Roman" w:eastAsia="Batang"/>
+          <w:sz w:val="22"/>
+        </w:rPr>
+        <w:t>.</w:t>
       </w:r>
     </w:p>
     <w:p>
@@ -2752,7 +3824,21 @@
           <w:rFonts w:ascii="Times New Roman" w:hAnsi="Times New Roman" w:eastAsia="Batang"/>
           <w:sz w:val="22"/>
         </w:rPr>
-        <w:t xml:space="preserve"> default) anywhere a fingerprint is stored and compared against a value computed by a different call site or a later release, so an accidental version mismatch is visible immediately rather than producing a silent, wrong "not equal" result.</w:t>
+        <w:t xml:space="preserve"> default) anywhere a fingerprint is stored and compared against a value computed by a different call site or a later release, so an accidental version mismatch is visible immediately rather than producing a silent, wrong "not equal" result. </w:t>
+      </w:r>
+      <w:r>
+        <w:rPr>
+          <w:rFonts w:ascii="Consolas" w:hAnsi="Consolas" w:eastAsia="Consolas"/>
+          <w:sz w:val="18"/>
+        </w:rPr>
+        <w:t>validate_schema</w:t>
+      </w:r>
+      <w:r>
+        <w:rPr>
+          <w:rFonts w:ascii="Times New Roman" w:hAnsi="Times New Roman" w:eastAsia="Batang"/>
+          <w:sz w:val="22"/>
+        </w:rPr>
+        <w:t xml:space="preserve"> has no version parameter: schema comparison is a structural check, not a hash, so there is nothing to version yet.</w:t>
       </w:r>
     </w:p>
     <w:p>
@@ -2814,133 +3900,297 @@
           <w:rFonts w:ascii="Times New Roman" w:hAnsi="Times New Roman" w:eastAsia="Batang"/>
           <w:sz w:val="22"/>
         </w:rPr>
-        <w:t xml:space="preserve"> parameters accept anything implementing the relevant Arrow C Data method (</w:t>
+        <w:t>/</w:t>
       </w:r>
       <w:r>
         <w:rPr>
           <w:rFonts w:ascii="Consolas" w:hAnsi="Consolas" w:eastAsia="Consolas"/>
           <w:sz w:val="18"/>
         </w:rPr>
-        <w:t>__arrow_c_array__</w:t>
+        <w:t>actual</w:t>
       </w:r>
       <w:r>
         <w:rPr>
           <w:rFonts w:ascii="Times New Roman" w:hAnsi="Times New Roman" w:eastAsia="Batang"/>
           <w:sz w:val="22"/>
         </w:rPr>
-        <w:t xml:space="preserve"> or </w:t>
+        <w:t>/</w:t>
       </w:r>
       <w:r>
         <w:rPr>
           <w:rFonts w:ascii="Consolas" w:hAnsi="Consolas" w:eastAsia="Consolas"/>
           <w:sz w:val="18"/>
         </w:rPr>
-        <w:t>__arrow_c_schema__</w:t>
+        <w:t>expected</w:t>
       </w:r>
       <w:r>
         <w:rPr>
           <w:rFonts w:ascii="Times New Roman" w:hAnsi="Times New Roman" w:eastAsia="Batang"/>
           <w:sz w:val="22"/>
         </w:rPr>
-        <w:t xml:space="preserve">), not </w:t>
+        <w:t xml:space="preserve"> parameters accept anything implementing the relevant Arrow C Data method (</w:t>
       </w:r>
       <w:r>
         <w:rPr>
           <w:rFonts w:ascii="Consolas" w:hAnsi="Consolas" w:eastAsia="Consolas"/>
           <w:sz w:val="18"/>
         </w:rPr>
-        <w:t>pyarrow</w:t>
+        <w:t>__arrow_c_array__</w:t>
       </w:r>
       <w:r>
         <w:rPr>
           <w:rFonts w:ascii="Times New Roman" w:hAnsi="Times New Roman" w:eastAsia="Batang"/>
           <w:sz w:val="22"/>
         </w:rPr>
-        <w:t xml:space="preserve"> specifically: a </w:t>
+        <w:t xml:space="preserve"> or </w:t>
       </w:r>
       <w:r>
         <w:rPr>
           <w:rFonts w:ascii="Consolas" w:hAnsi="Consolas" w:eastAsia="Consolas"/>
           <w:sz w:val="18"/>
         </w:rPr>
-        <w:t>polars.DataFrame</w:t>
+        <w:t>__arrow_c_schema__</w:t>
       </w:r>
       <w:r>
         <w:rPr>
           <w:rFonts w:ascii="Times New Roman" w:hAnsi="Times New Roman" w:eastAsia="Batang"/>
           <w:sz w:val="22"/>
         </w:rPr>
-        <w:t xml:space="preserve">'s </w:t>
+        <w:t xml:space="preserve">), not </w:t>
       </w:r>
       <w:r>
         <w:rPr>
           <w:rFonts w:ascii="Consolas" w:hAnsi="Consolas" w:eastAsia="Consolas"/>
           <w:sz w:val="18"/>
         </w:rPr>
-        <w:t>to_arrow()</w:t>
+        <w:t>pyarrow</w:t>
       </w:r>
       <w:r>
         <w:rPr>
           <w:rFonts w:ascii="Times New Roman" w:hAnsi="Times New Roman" w:eastAsia="Batang"/>
           <w:sz w:val="22"/>
         </w:rPr>
-        <w:t xml:space="preserve"> result, for instance, satisfies this. witchhat never imports </w:t>
+        <w:t xml:space="preserve"> specifically: a </w:t>
       </w:r>
       <w:r>
         <w:rPr>
           <w:rFonts w:ascii="Consolas" w:hAnsi="Consolas" w:eastAsia="Consolas"/>
           <w:sz w:val="18"/>
         </w:rPr>
-        <w:t>pyarrow</w:t>
+        <w:t>polars.DataFrame</w:t>
       </w:r>
       <w:r>
         <w:rPr>
           <w:rFonts w:ascii="Times New Roman" w:hAnsi="Times New Roman" w:eastAsia="Batang"/>
           <w:sz w:val="22"/>
         </w:rPr>
-        <w:t xml:space="preserve"> itself; </w:t>
+        <w:t xml:space="preserve">'s </w:t>
       </w:r>
       <w:r>
         <w:rPr>
           <w:rFonts w:ascii="Consolas" w:hAnsi="Consolas" w:eastAsia="Consolas"/>
           <w:sz w:val="18"/>
         </w:rPr>
-        <w:t>hash_rows</w:t>
+        <w:t>to_arrow()</w:t>
       </w:r>
       <w:r>
         <w:rPr>
           <w:rFonts w:ascii="Times New Roman" w:hAnsi="Times New Roman" w:eastAsia="Batang"/>
           <w:sz w:val="22"/>
         </w:rPr>
-        <w:t xml:space="preserve">'s return value happens to be constructed as a </w:t>
+        <w:t xml:space="preserve"> result, for instance, satisfies this. witchhat never imports </w:t>
       </w:r>
       <w:r>
         <w:rPr>
           <w:rFonts w:ascii="Consolas" w:hAnsi="Consolas" w:eastAsia="Consolas"/>
           <w:sz w:val="18"/>
         </w:rPr>
-        <w:t>pyarrow.Array</w:t>
+        <w:t>pyarrow</w:t>
       </w:r>
       <w:r>
         <w:rPr>
           <w:rFonts w:ascii="Times New Roman" w:hAnsi="Times New Roman" w:eastAsia="Batang"/>
           <w:sz w:val="22"/>
         </w:rPr>
-        <w:t xml:space="preserve"> because that is what </w:t>
+        <w:t xml:space="preserve"> itself; </w:t>
       </w:r>
       <w:r>
         <w:rPr>
           <w:rFonts w:ascii="Consolas" w:hAnsi="Consolas" w:eastAsia="Consolas"/>
           <w:sz w:val="18"/>
         </w:rPr>
-        <w:t>arrow-rs</w:t>
+        <w:t>hash_rows</w:t>
       </w:r>
       <w:r>
         <w:rPr>
           <w:rFonts w:ascii="Times New Roman" w:hAnsi="Times New Roman" w:eastAsia="Batang"/>
           <w:sz w:val="22"/>
         </w:rPr>
+        <w:t xml:space="preserve">'s return value and </w:t>
+      </w:r>
+      <w:r>
+        <w:rPr>
+          <w:rFonts w:ascii="Consolas" w:hAnsi="Consolas" w:eastAsia="Consolas"/>
+          <w:sz w:val="18"/>
+        </w:rPr>
+        <w:t>SchemaDiff.retyped</w:t>
+      </w:r>
+      <w:r>
+        <w:rPr>
+          <w:rFonts w:ascii="Times New Roman" w:hAnsi="Times New Roman" w:eastAsia="Batang"/>
+          <w:sz w:val="22"/>
+        </w:rPr>
+        <w:t xml:space="preserve">'s type entries happen to be constructed as real </w:t>
+      </w:r>
+      <w:r>
+        <w:rPr>
+          <w:rFonts w:ascii="Consolas" w:hAnsi="Consolas" w:eastAsia="Consolas"/>
+          <w:sz w:val="18"/>
+        </w:rPr>
+        <w:t>pyarrow</w:t>
+      </w:r>
+      <w:r>
+        <w:rPr>
+          <w:rFonts w:ascii="Times New Roman" w:hAnsi="Times New Roman" w:eastAsia="Batang"/>
+          <w:sz w:val="22"/>
+        </w:rPr>
+        <w:t xml:space="preserve"> objects because that is what </w:t>
+      </w:r>
+      <w:r>
+        <w:rPr>
+          <w:rFonts w:ascii="Consolas" w:hAnsi="Consolas" w:eastAsia="Consolas"/>
+          <w:sz w:val="18"/>
+        </w:rPr>
+        <w:t>arrow-rs</w:t>
+      </w:r>
+      <w:r>
+        <w:rPr>
+          <w:rFonts w:ascii="Times New Roman" w:hAnsi="Times New Roman" w:eastAsia="Batang"/>
+          <w:sz w:val="22"/>
+        </w:rPr>
         <w:t>'s Python bridge produces on the export side.</w:t>
+      </w:r>
+    </w:p>
+    <w:p>
+      <w:pPr>
+        <w:pStyle w:val="Heading2"/>
+      </w:pPr>
+      <w:r>
+        <w:rPr>
+          <w:rFonts w:ascii="Times New Roman" w:hAnsi="Times New Roman" w:eastAsia="Batang"/>
+          <w:b/>
+          <w:color w:val="000000"/>
+          <w:sz w:val="24"/>
+        </w:rPr>
+        <w:t xml:space="preserve">5. </w:t>
+      </w:r>
+      <w:r>
+        <w:rPr>
+          <w:rFonts w:ascii="Consolas" w:hAnsi="Consolas" w:eastAsia="Consolas"/>
+          <w:b/>
+          <w:color w:val="000000"/>
+          <w:sz w:val="24"/>
+        </w:rPr>
+        <w:t>validate_schema</w:t>
+      </w:r>
+      <w:r>
+        <w:rPr>
+          <w:rFonts w:ascii="Times New Roman" w:hAnsi="Times New Roman" w:eastAsia="Batang"/>
+          <w:b/>
+          <w:color w:val="000000"/>
+          <w:sz w:val="24"/>
+        </w:rPr>
+        <w:t xml:space="preserve"> argument order</w:t>
+      </w:r>
+    </w:p>
+    <w:p>
+      <w:pPr>
+        <w:spacing w:line="384" w:lineRule="auto" w:after="120"/>
+        <w:jc w:val="both"/>
+      </w:pPr>
+      <w:r>
+        <w:rPr>
+          <w:rFonts w:ascii="Consolas" w:hAnsi="Consolas" w:eastAsia="Consolas"/>
+          <w:sz w:val="18"/>
+        </w:rPr>
+        <w:t>validate_schema(actual, expected, ...)</w:t>
+      </w:r>
+      <w:r>
+        <w:rPr>
+          <w:rFonts w:ascii="Times New Roman" w:hAnsi="Times New Roman" w:eastAsia="Batang"/>
+          <w:sz w:val="22"/>
+        </w:rPr>
+        <w:t xml:space="preserve">: </w:t>
+      </w:r>
+      <w:r>
+        <w:rPr>
+          <w:rFonts w:ascii="Consolas" w:hAnsi="Consolas" w:eastAsia="Consolas"/>
+          <w:sz w:val="18"/>
+        </w:rPr>
+        <w:t>actual</w:t>
+      </w:r>
+      <w:r>
+        <w:rPr>
+          <w:rFonts w:ascii="Times New Roman" w:hAnsi="Times New Roman" w:eastAsia="Batang"/>
+          <w:sz w:val="22"/>
+        </w:rPr>
+        <w:t xml:space="preserve"> first, </w:t>
+      </w:r>
+      <w:r>
+        <w:rPr>
+          <w:rFonts w:ascii="Consolas" w:hAnsi="Consolas" w:eastAsia="Consolas"/>
+          <w:sz w:val="18"/>
+        </w:rPr>
+        <w:t>expected</w:t>
+      </w:r>
+      <w:r>
+        <w:rPr>
+          <w:rFonts w:ascii="Times New Roman" w:hAnsi="Times New Roman" w:eastAsia="Batang"/>
+          <w:sz w:val="22"/>
+        </w:rPr>
+        <w:t xml:space="preserve"> second, matching the reading "validate actual [against] expected". Swapping the two arguments still produces a structurally meaningful diff (Rust and Python both accept it without error), but </w:t>
+      </w:r>
+      <w:r>
+        <w:rPr>
+          <w:rFonts w:ascii="Consolas" w:hAnsi="Consolas" w:eastAsia="Consolas"/>
+          <w:sz w:val="18"/>
+        </w:rPr>
+        <w:t>.missing</w:t>
+      </w:r>
+      <w:r>
+        <w:rPr>
+          <w:rFonts w:ascii="Times New Roman" w:hAnsi="Times New Roman" w:eastAsia="Batang"/>
+          <w:sz w:val="22"/>
+        </w:rPr>
+        <w:t>/</w:t>
+      </w:r>
+      <w:r>
+        <w:rPr>
+          <w:rFonts w:ascii="Consolas" w:hAnsi="Consolas" w:eastAsia="Consolas"/>
+          <w:sz w:val="18"/>
+        </w:rPr>
+        <w:t>.unexpected</w:t>
+      </w:r>
+      <w:r>
+        <w:rPr>
+          <w:rFonts w:ascii="Times New Roman" w:hAnsi="Times New Roman" w:eastAsia="Batang"/>
+          <w:sz w:val="22"/>
+        </w:rPr>
+        <w:t xml:space="preserve"> and the direction of </w:t>
+      </w:r>
+      <w:r>
+        <w:rPr>
+          <w:rFonts w:ascii="Consolas" w:hAnsi="Consolas" w:eastAsia="Consolas"/>
+          <w:sz w:val="18"/>
+        </w:rPr>
+        <w:t>.nullability</w:t>
+      </w:r>
+      <w:r>
+        <w:rPr>
+          <w:rFonts w:ascii="Times New Roman" w:hAnsi="Times New Roman" w:eastAsia="Batang"/>
+          <w:sz w:val="22"/>
+        </w:rPr>
+        <w:t>'s tightening check flip meaning, so a swapped call can silently validate the wrong thing rather than fail loudly.</w:t>
       </w:r>
     </w:p>
     <w:p>
@@ -3083,7 +4333,51 @@
           <w:color w:val="000000"/>
           <w:sz w:val="24"/>
         </w:rPr>
-        <w:t>3. Calling from Rust</w:t>
+        <w:t>3. Validating a batch before processing it</w:t>
+      </w:r>
+    </w:p>
+    <w:p>
+      <w:pPr>
+        <w:spacing w:line="240" w:lineRule="auto" w:before="120" w:after="120"/>
+        <w:ind w:left="454"/>
+      </w:pPr>
+      <w:r>
+        <w:rPr>
+          <w:rFonts w:ascii="Consolas" w:hAnsi="Consolas" w:eastAsia="Consolas"/>
+          <w:sz w:val="18"/>
+        </w:rPr>
+        <w:t>expected_schema = pa.schema([</w:t>
+        <w:br/>
+        <w:t xml:space="preserve">    pa.field("id", pa.int64(), nullable=False),</w:t>
+        <w:br/>
+        <w:t xml:space="preserve">    pa.field("email", pa.string(), nullable=True),</w:t>
+        <w:br/>
+        <w:t>])</w:t>
+        <w:br/>
+        <w:br/>
+        <w:t>diff = witchhat.validate_schema(incoming_batch.schema, expected_schema)</w:t>
+        <w:br/>
+        <w:t>if diff.is_breaking():</w:t>
+        <w:br/>
+        <w:t xml:space="preserve">    raise ValueError(f"incoming batch does not match expected schema: {diff!r}")</w:t>
+        <w:br/>
+        <w:t>if not diff.is_empty():</w:t>
+        <w:br/>
+        <w:t xml:space="preserve">    logging.warning("additive schema change: %r", diff.unexpected)</w:t>
+      </w:r>
+    </w:p>
+    <w:p>
+      <w:pPr>
+        <w:pStyle w:val="Heading2"/>
+      </w:pPr>
+      <w:r>
+        <w:rPr>
+          <w:rFonts w:ascii="Times New Roman" w:hAnsi="Times New Roman" w:eastAsia="Batang"/>
+          <w:b/>
+          <w:color w:val="000000"/>
+          <w:sz w:val="24"/>
+        </w:rPr>
+        <w:t>4. Calling from Rust</w:t>
       </w:r>
     </w:p>
     <w:p>
@@ -3430,6 +4724,64 @@
                 <w:sz w:val="18"/>
               </w:rPr>
               <w:t>version="v1"</w:t>
+            </w:r>
+          </w:p>
+        </w:tc>
+      </w:tr>
+      <w:tr>
+        <w:tc>
+          <w:tcPr>
+            <w:tcW w:type="dxa" w:w="3135"/>
+          </w:tcPr>
+          <w:p>
+            <w:r>
+              <w:rPr>
+                <w:rFonts w:ascii="Consolas" w:hAnsi="Consolas" w:eastAsia="Consolas"/>
+                <w:sz w:val="18"/>
+              </w:rPr>
+              <w:t>validate_schema</w:t>
+            </w:r>
+          </w:p>
+        </w:tc>
+        <w:tc>
+          <w:tcPr>
+            <w:tcW w:type="dxa" w:w="3135"/>
+          </w:tcPr>
+          <w:p>
+            <w:r>
+              <w:rPr>
+                <w:rFonts w:ascii="Consolas" w:hAnsi="Consolas" w:eastAsia="Consolas"/>
+                <w:sz w:val="18"/>
+              </w:rPr>
+              <w:t>actual</w:t>
+            </w:r>
+            <w:r>
+              <w:rPr>
+                <w:rFonts w:ascii="Times New Roman" w:hAnsi="Times New Roman" w:eastAsia="Batang"/>
+                <w:sz w:val="22"/>
+              </w:rPr>
+              <w:t xml:space="preserve">, </w:t>
+            </w:r>
+            <w:r>
+              <w:rPr>
+                <w:rFonts w:ascii="Consolas" w:hAnsi="Consolas" w:eastAsia="Consolas"/>
+                <w:sz w:val="18"/>
+              </w:rPr>
+              <w:t>expected</w:t>
+            </w:r>
+          </w:p>
+        </w:tc>
+        <w:tc>
+          <w:tcPr>
+            <w:tcW w:type="dxa" w:w="3135"/>
+          </w:tcPr>
+          <w:p>
+            <w:r>
+              <w:rPr>
+                <w:rFonts w:ascii="Consolas" w:hAnsi="Consolas" w:eastAsia="Consolas"/>
+                <w:sz w:val="18"/>
+              </w:rPr>
+              <w:t>allow_numeric_widening=False</w:t>
             </w:r>
           </w:p>
         </w:tc>

--- a/docs/api.docx
+++ b/docs/api.docx
@@ -49,7 +49,7 @@
           <w:rFonts w:ascii="Times New Roman" w:hAnsi="Times New Roman" w:eastAsia="Batang"/>
           <w:sz w:val="22"/>
         </w:rPr>
-        <w:t xml:space="preserve"> Describes the surface as built: composite hashing, schema validation, and schema/CPU introspection. </w:t>
+        <w:t xml:space="preserve"> Describes the surface as built: composite hashing, schema validation, JSON normalization, regex cleanup, output-equivalence testing, deduplication, and schema/CPU introspection. </w:t>
       </w:r>
       <w:r>
         <w:rPr>
@@ -122,7 +122,7 @@
           <w:rFonts w:ascii="Times New Roman" w:hAnsi="Times New Roman" w:eastAsia="Batang"/>
           <w:sz w:val="22"/>
         </w:rPr>
-        <w:t xml:space="preserve"> 1.1 </w:t>
+        <w:t xml:space="preserve"> 1.2 </w:t>
       </w:r>
       <w:r>
         <w:rPr>
@@ -351,7 +351,7 @@
           <w:rFonts w:ascii="Consolas" w:hAnsi="Consolas" w:eastAsia="Consolas"/>
           <w:sz w:val="18"/>
         </w:rPr>
-        <w:t>cpu_features</w:t>
+        <w:t>normalize_json</w:t>
       </w:r>
       <w:r>
         <w:rPr>
@@ -365,7 +365,7 @@
           <w:rFonts w:ascii="Consolas" w:hAnsi="Consolas" w:eastAsia="Consolas"/>
           <w:sz w:val="18"/>
         </w:rPr>
-        <w:t>CpuFeatures</w:t>
+        <w:t>NormalizeStats</w:t>
       </w:r>
     </w:p>
     <w:p>
@@ -378,7 +378,28 @@
           <w:rFonts w:ascii="Times New Roman" w:hAnsi="Times New Roman" w:eastAsia="Batang"/>
           <w:sz w:val="22"/>
         </w:rPr>
-        <w:t>III. Rust Surface</w:t>
+        <w:t xml:space="preserve">8. </w:t>
+      </w:r>
+      <w:r>
+        <w:rPr>
+          <w:rFonts w:ascii="Consolas" w:hAnsi="Consolas" w:eastAsia="Consolas"/>
+          <w:sz w:val="18"/>
+        </w:rPr>
+        <w:t>clean_with_preset</w:t>
+      </w:r>
+      <w:r>
+        <w:rPr>
+          <w:rFonts w:ascii="Times New Roman" w:hAnsi="Times New Roman" w:eastAsia="Batang"/>
+          <w:sz w:val="22"/>
+        </w:rPr>
+        <w:t xml:space="preserve"> and </w:t>
+      </w:r>
+      <w:r>
+        <w:rPr>
+          <w:rFonts w:ascii="Consolas" w:hAnsi="Consolas" w:eastAsia="Consolas"/>
+          <w:sz w:val="18"/>
+        </w:rPr>
+        <w:t>clean_with_rules</w:t>
       </w:r>
     </w:p>
     <w:p>
@@ -391,7 +412,28 @@
           <w:rFonts w:ascii="Times New Roman" w:hAnsi="Times New Roman" w:eastAsia="Batang"/>
           <w:sz w:val="22"/>
         </w:rPr>
-        <w:t>1. Entry points</w:t>
+        <w:t xml:space="preserve">9. </w:t>
+      </w:r>
+      <w:r>
+        <w:rPr>
+          <w:rFonts w:ascii="Consolas" w:hAnsi="Consolas" w:eastAsia="Consolas"/>
+          <w:sz w:val="18"/>
+        </w:rPr>
+        <w:t>check_equivalence</w:t>
+      </w:r>
+      <w:r>
+        <w:rPr>
+          <w:rFonts w:ascii="Times New Roman" w:hAnsi="Times New Roman" w:eastAsia="Batang"/>
+          <w:sz w:val="22"/>
+        </w:rPr>
+        <w:t xml:space="preserve"> and </w:t>
+      </w:r>
+      <w:r>
+        <w:rPr>
+          <w:rFonts w:ascii="Consolas" w:hAnsi="Consolas" w:eastAsia="Consolas"/>
+          <w:sz w:val="18"/>
+        </w:rPr>
+        <w:t>EquivalenceReport</w:t>
       </w:r>
     </w:p>
     <w:p>
@@ -404,14 +446,14 @@
           <w:rFonts w:ascii="Times New Roman" w:hAnsi="Times New Roman" w:eastAsia="Batang"/>
           <w:sz w:val="22"/>
         </w:rPr>
-        <w:t xml:space="preserve">2. </w:t>
+        <w:t xml:space="preserve">10. </w:t>
       </w:r>
       <w:r>
         <w:rPr>
           <w:rFonts w:ascii="Consolas" w:hAnsi="Consolas" w:eastAsia="Consolas"/>
           <w:sz w:val="18"/>
         </w:rPr>
-        <w:t>HashVersion</w:t>
+        <w:t>drop_duplicates</w:t>
       </w:r>
     </w:p>
     <w:p>
@@ -424,14 +466,14 @@
           <w:rFonts w:ascii="Times New Roman" w:hAnsi="Times New Roman" w:eastAsia="Batang"/>
           <w:sz w:val="22"/>
         </w:rPr>
-        <w:t xml:space="preserve">3. </w:t>
+        <w:t xml:space="preserve">11. </w:t>
       </w:r>
       <w:r>
         <w:rPr>
           <w:rFonts w:ascii="Consolas" w:hAnsi="Consolas" w:eastAsia="Consolas"/>
           <w:sz w:val="18"/>
         </w:rPr>
-        <w:t>ValidateSchemaOptions</w:t>
+        <w:t>cpu_features</w:t>
       </w:r>
       <w:r>
         <w:rPr>
@@ -445,7 +487,7 @@
           <w:rFonts w:ascii="Consolas" w:hAnsi="Consolas" w:eastAsia="Consolas"/>
           <w:sz w:val="18"/>
         </w:rPr>
-        <w:t>SchemaDiff</w:t>
+        <w:t>CpuFeatures</w:t>
       </w:r>
     </w:p>
     <w:p>
@@ -458,7 +500,7 @@
           <w:rFonts w:ascii="Times New Roman" w:hAnsi="Times New Roman" w:eastAsia="Batang"/>
           <w:sz w:val="22"/>
         </w:rPr>
-        <w:t>4. Module map</w:t>
+        <w:t>III. Rust Surface</w:t>
       </w:r>
     </w:p>
     <w:p>
@@ -471,7 +513,7 @@
           <w:rFonts w:ascii="Times New Roman" w:hAnsi="Times New Roman" w:eastAsia="Batang"/>
           <w:sz w:val="22"/>
         </w:rPr>
-        <w:t>5. Error type</w:t>
+        <w:t>1. Entry points</w:t>
       </w:r>
     </w:p>
     <w:p>
@@ -484,7 +526,7 @@
           <w:rFonts w:ascii="Times New Roman" w:hAnsi="Times New Roman" w:eastAsia="Batang"/>
           <w:sz w:val="22"/>
         </w:rPr>
-        <w:t>IV. Semantics Callers Must Know</w:t>
+        <w:t>2. Version enums</w:t>
       </w:r>
     </w:p>
     <w:p>
@@ -497,7 +539,7 @@
           <w:rFonts w:ascii="Times New Roman" w:hAnsi="Times New Roman" w:eastAsia="Batang"/>
           <w:sz w:val="22"/>
         </w:rPr>
-        <w:t>1. Column order</w:t>
+        <w:t>3. Module map</w:t>
       </w:r>
     </w:p>
     <w:p>
@@ -510,7 +552,7 @@
           <w:rFonts w:ascii="Times New Roman" w:hAnsi="Times New Roman" w:eastAsia="Batang"/>
           <w:sz w:val="22"/>
         </w:rPr>
-        <w:t>2. Null and float equality</w:t>
+        <w:t>4. Error type</w:t>
       </w:r>
     </w:p>
     <w:p>
@@ -523,7 +565,7 @@
           <w:rFonts w:ascii="Times New Roman" w:hAnsi="Times New Roman" w:eastAsia="Batang"/>
           <w:sz w:val="22"/>
         </w:rPr>
-        <w:t>3. Version pinning</w:t>
+        <w:t>IV. Semantics Callers Must Know</w:t>
       </w:r>
     </w:p>
     <w:p>
@@ -536,7 +578,7 @@
           <w:rFonts w:ascii="Times New Roman" w:hAnsi="Times New Roman" w:eastAsia="Batang"/>
           <w:sz w:val="22"/>
         </w:rPr>
-        <w:t>4. What accepts non-pyarrow objects</w:t>
+        <w:t>1. Column order</w:t>
       </w:r>
     </w:p>
     <w:p>
@@ -549,21 +591,7 @@
           <w:rFonts w:ascii="Times New Roman" w:hAnsi="Times New Roman" w:eastAsia="Batang"/>
           <w:sz w:val="22"/>
         </w:rPr>
-        <w:t xml:space="preserve">5. </w:t>
-      </w:r>
-      <w:r>
-        <w:rPr>
-          <w:rFonts w:ascii="Consolas" w:hAnsi="Consolas" w:eastAsia="Consolas"/>
-          <w:sz w:val="18"/>
-        </w:rPr>
-        <w:t>validate_schema</w:t>
-      </w:r>
-      <w:r>
-        <w:rPr>
-          <w:rFonts w:ascii="Times New Roman" w:hAnsi="Times New Roman" w:eastAsia="Batang"/>
-          <w:sz w:val="22"/>
-        </w:rPr>
-        <w:t xml:space="preserve"> argument order</w:t>
+        <w:t>2. Null and float equality</w:t>
       </w:r>
     </w:p>
     <w:p>
@@ -576,7 +604,7 @@
           <w:rFonts w:ascii="Times New Roman" w:hAnsi="Times New Roman" w:eastAsia="Batang"/>
           <w:sz w:val="22"/>
         </w:rPr>
-        <w:t>V. Worked Examples</w:t>
+        <w:t>3. Version pinning</w:t>
       </w:r>
     </w:p>
     <w:p>
@@ -589,7 +617,7 @@
           <w:rFonts w:ascii="Times New Roman" w:hAnsi="Times New Roman" w:eastAsia="Batang"/>
           <w:sz w:val="22"/>
         </w:rPr>
-        <w:t>1. Deduplicating rows</w:t>
+        <w:t>4. What accepts non-pyarrow objects</w:t>
       </w:r>
     </w:p>
     <w:p>
@@ -602,7 +630,21 @@
           <w:rFonts w:ascii="Times New Roman" w:hAnsi="Times New Roman" w:eastAsia="Batang"/>
           <w:sz w:val="22"/>
         </w:rPr>
-        <w:t>2. Checking output against Spark</w:t>
+        <w:t xml:space="preserve">5. </w:t>
+      </w:r>
+      <w:r>
+        <w:rPr>
+          <w:rFonts w:ascii="Consolas" w:hAnsi="Consolas" w:eastAsia="Consolas"/>
+          <w:sz w:val="18"/>
+        </w:rPr>
+        <w:t>validate_schema</w:t>
+      </w:r>
+      <w:r>
+        <w:rPr>
+          <w:rFonts w:ascii="Times New Roman" w:hAnsi="Times New Roman" w:eastAsia="Batang"/>
+          <w:sz w:val="22"/>
+        </w:rPr>
+        <w:t xml:space="preserve"> argument order</w:t>
       </w:r>
     </w:p>
     <w:p>
@@ -615,7 +657,21 @@
           <w:rFonts w:ascii="Times New Roman" w:hAnsi="Times New Roman" w:eastAsia="Batang"/>
           <w:sz w:val="22"/>
         </w:rPr>
-        <w:t>3. Validating a batch before processing it</w:t>
+        <w:t xml:space="preserve">6. </w:t>
+      </w:r>
+      <w:r>
+        <w:rPr>
+          <w:rFonts w:ascii="Consolas" w:hAnsi="Consolas" w:eastAsia="Consolas"/>
+          <w:sz w:val="18"/>
+        </w:rPr>
+        <w:t>check_equivalence</w:t>
+      </w:r>
+      <w:r>
+        <w:rPr>
+          <w:rFonts w:ascii="Times New Roman" w:hAnsi="Times New Roman" w:eastAsia="Batang"/>
+          <w:sz w:val="22"/>
+        </w:rPr>
+        <w:t xml:space="preserve"> is stricter than "not breaking"</w:t>
       </w:r>
     </w:p>
     <w:p>
@@ -628,7 +684,7 @@
           <w:rFonts w:ascii="Times New Roman" w:hAnsi="Times New Roman" w:eastAsia="Batang"/>
           <w:sz w:val="22"/>
         </w:rPr>
-        <w:t>4. Calling from Rust</w:t>
+        <w:t>V. Worked Examples</w:t>
       </w:r>
     </w:p>
     <w:p>
@@ -641,7 +697,7 @@
           <w:rFonts w:ascii="Times New Roman" w:hAnsi="Times New Roman" w:eastAsia="Batang"/>
           <w:sz w:val="22"/>
         </w:rPr>
-        <w:t>References</w:t>
+        <w:t>1. Deduplicating rows</w:t>
       </w:r>
     </w:p>
     <w:p>
@@ -654,21 +710,7 @@
           <w:rFonts w:ascii="Times New Roman" w:hAnsi="Times New Roman" w:eastAsia="Batang"/>
           <w:sz w:val="22"/>
         </w:rPr>
-        <w:t>Appendix A. Parameter quick reference</w:t>
-      </w:r>
-    </w:p>
-    <w:p>
-      <w:pPr>
-        <w:pStyle w:val="Heading2"/>
-      </w:pPr>
-      <w:r>
-        <w:rPr>
-          <w:rFonts w:ascii="Times New Roman" w:hAnsi="Times New Roman" w:eastAsia="Batang"/>
-          <w:b/>
-          <w:color w:val="000000"/>
-          <w:sz w:val="24"/>
-        </w:rPr>
-        <w:t>List of Tables</w:t>
+        <w:t>2. Checking output against Spark</w:t>
       </w:r>
     </w:p>
     <w:p>
@@ -678,24 +720,10 @@
       </w:pPr>
       <w:r>
         <w:rPr>
-          <w:rFonts w:ascii="Consolas" w:hAnsi="Consolas" w:eastAsia="Consolas"/>
-          <w:sz w:val="18"/>
-        </w:rPr>
-        <w:t>&lt;Table 2-1&gt;</w:t>
-      </w:r>
-      <w:r>
-        <w:rPr>
           <w:rFonts w:ascii="Times New Roman" w:hAnsi="Times New Roman" w:eastAsia="Batang"/>
           <w:sz w:val="22"/>
         </w:rPr>
-        <w:t xml:space="preserve"> Parameters of </w:t>
-      </w:r>
-      <w:r>
-        <w:rPr>
-          <w:rFonts w:ascii="Consolas" w:hAnsi="Consolas" w:eastAsia="Consolas"/>
-          <w:sz w:val="18"/>
-        </w:rPr>
-        <w:t>hash_rows</w:t>
+        <w:t>3. Validating a batch before processing it</w:t>
       </w:r>
     </w:p>
     <w:p>
@@ -705,17 +733,10 @@
       </w:pPr>
       <w:r>
         <w:rPr>
-          <w:rFonts w:ascii="Consolas" w:hAnsi="Consolas" w:eastAsia="Consolas"/>
-          <w:sz w:val="18"/>
-        </w:rPr>
-        <w:t>&lt;Table 2-2&gt;</w:t>
-      </w:r>
-      <w:r>
-        <w:rPr>
           <w:rFonts w:ascii="Times New Roman" w:hAnsi="Times New Roman" w:eastAsia="Batang"/>
           <w:sz w:val="22"/>
         </w:rPr>
-        <w:t xml:space="preserve"> Exceptions raised by the Python surface</w:t>
+        <w:t>4. Normalizing JSON, then cleaning a column</w:t>
       </w:r>
     </w:p>
     <w:p>
@@ -725,24 +746,198 @@
       </w:pPr>
       <w:r>
         <w:rPr>
+          <w:rFonts w:ascii="Times New Roman" w:hAnsi="Times New Roman" w:eastAsia="Batang"/>
+          <w:sz w:val="22"/>
+        </w:rPr>
+        <w:t>5. Calling from Rust</w:t>
+      </w:r>
+    </w:p>
+    <w:p>
+      <w:pPr>
+        <w:pStyle w:val="ListBullet"/>
+        <w:spacing w:line="384" w:lineRule="auto" w:after="120"/>
+      </w:pPr>
+      <w:r>
+        <w:rPr>
+          <w:rFonts w:ascii="Times New Roman" w:hAnsi="Times New Roman" w:eastAsia="Batang"/>
+          <w:sz w:val="22"/>
+        </w:rPr>
+        <w:t>References</w:t>
+      </w:r>
+    </w:p>
+    <w:p>
+      <w:pPr>
+        <w:pStyle w:val="ListBullet"/>
+        <w:spacing w:line="384" w:lineRule="auto" w:after="120"/>
+      </w:pPr>
+      <w:r>
+        <w:rPr>
+          <w:rFonts w:ascii="Times New Roman" w:hAnsi="Times New Roman" w:eastAsia="Batang"/>
+          <w:sz w:val="22"/>
+        </w:rPr>
+        <w:t>Appendix A. Parameter quick reference</w:t>
+      </w:r>
+    </w:p>
+    <w:p>
+      <w:pPr>
+        <w:pStyle w:val="Heading2"/>
+      </w:pPr>
+      <w:r>
+        <w:rPr>
+          <w:rFonts w:ascii="Times New Roman" w:hAnsi="Times New Roman" w:eastAsia="Batang"/>
+          <w:b/>
+          <w:color w:val="000000"/>
+          <w:sz w:val="24"/>
+        </w:rPr>
+        <w:t>List of Tables</w:t>
+      </w:r>
+    </w:p>
+    <w:p>
+      <w:pPr>
+        <w:pStyle w:val="ListBullet"/>
+        <w:spacing w:line="384" w:lineRule="auto" w:after="120"/>
+      </w:pPr>
+      <w:r>
+        <w:rPr>
           <w:rFonts w:ascii="Consolas" w:hAnsi="Consolas" w:eastAsia="Consolas"/>
           <w:sz w:val="18"/>
         </w:rPr>
-        <w:t>&lt;Table 2-3&gt;</w:t>
+        <w:t>&lt;Table 2-1&gt;</w:t>
       </w:r>
       <w:r>
         <w:rPr>
           <w:rFonts w:ascii="Times New Roman" w:hAnsi="Times New Roman" w:eastAsia="Batang"/>
           <w:sz w:val="22"/>
         </w:rPr>
-        <w:t xml:space="preserve"> Fields and methods of </w:t>
+        <w:t xml:space="preserve"> Parameters of </w:t>
       </w:r>
       <w:r>
         <w:rPr>
           <w:rFonts w:ascii="Consolas" w:hAnsi="Consolas" w:eastAsia="Consolas"/>
           <w:sz w:val="18"/>
         </w:rPr>
+        <w:t>hash_rows</w:t>
+      </w:r>
+    </w:p>
+    <w:p>
+      <w:pPr>
+        <w:pStyle w:val="ListBullet"/>
+        <w:spacing w:line="384" w:lineRule="auto" w:after="120"/>
+      </w:pPr>
+      <w:r>
+        <w:rPr>
+          <w:rFonts w:ascii="Consolas" w:hAnsi="Consolas" w:eastAsia="Consolas"/>
+          <w:sz w:val="18"/>
+        </w:rPr>
+        <w:t>&lt;Table 2-2&gt;</w:t>
+      </w:r>
+      <w:r>
+        <w:rPr>
+          <w:rFonts w:ascii="Times New Roman" w:hAnsi="Times New Roman" w:eastAsia="Batang"/>
+          <w:sz w:val="22"/>
+        </w:rPr>
+        <w:t xml:space="preserve"> Exceptions raised by the Python surface</w:t>
+      </w:r>
+    </w:p>
+    <w:p>
+      <w:pPr>
+        <w:pStyle w:val="ListBullet"/>
+        <w:spacing w:line="384" w:lineRule="auto" w:after="120"/>
+      </w:pPr>
+      <w:r>
+        <w:rPr>
+          <w:rFonts w:ascii="Consolas" w:hAnsi="Consolas" w:eastAsia="Consolas"/>
+          <w:sz w:val="18"/>
+        </w:rPr>
+        <w:t>&lt;Table 2-3&gt;</w:t>
+      </w:r>
+      <w:r>
+        <w:rPr>
+          <w:rFonts w:ascii="Times New Roman" w:hAnsi="Times New Roman" w:eastAsia="Batang"/>
+          <w:sz w:val="22"/>
+        </w:rPr>
+        <w:t xml:space="preserve"> Fields and methods of </w:t>
+      </w:r>
+      <w:r>
+        <w:rPr>
+          <w:rFonts w:ascii="Consolas" w:hAnsi="Consolas" w:eastAsia="Consolas"/>
+          <w:sz w:val="18"/>
+        </w:rPr>
         <w:t>SchemaDiff</w:t>
+      </w:r>
+    </w:p>
+    <w:p>
+      <w:pPr>
+        <w:pStyle w:val="ListBullet"/>
+        <w:spacing w:line="384" w:lineRule="auto" w:after="120"/>
+      </w:pPr>
+      <w:r>
+        <w:rPr>
+          <w:rFonts w:ascii="Consolas" w:hAnsi="Consolas" w:eastAsia="Consolas"/>
+          <w:sz w:val="18"/>
+        </w:rPr>
+        <w:t>&lt;Table 2-4&gt;</w:t>
+      </w:r>
+      <w:r>
+        <w:rPr>
+          <w:rFonts w:ascii="Times New Roman" w:hAnsi="Times New Roman" w:eastAsia="Batang"/>
+          <w:sz w:val="22"/>
+        </w:rPr>
+        <w:t xml:space="preserve"> Fields of </w:t>
+      </w:r>
+      <w:r>
+        <w:rPr>
+          <w:rFonts w:ascii="Consolas" w:hAnsi="Consolas" w:eastAsia="Consolas"/>
+          <w:sz w:val="18"/>
+        </w:rPr>
+        <w:t>NormalizeStats</w:t>
+      </w:r>
+    </w:p>
+    <w:p>
+      <w:pPr>
+        <w:pStyle w:val="ListBullet"/>
+        <w:spacing w:line="384" w:lineRule="auto" w:after="120"/>
+      </w:pPr>
+      <w:r>
+        <w:rPr>
+          <w:rFonts w:ascii="Consolas" w:hAnsi="Consolas" w:eastAsia="Consolas"/>
+          <w:sz w:val="18"/>
+        </w:rPr>
+        <w:t>&lt;Table 2-5&gt;</w:t>
+      </w:r>
+      <w:r>
+        <w:rPr>
+          <w:rFonts w:ascii="Times New Roman" w:hAnsi="Times New Roman" w:eastAsia="Batang"/>
+          <w:sz w:val="22"/>
+        </w:rPr>
+        <w:t xml:space="preserve"> Built-in cleanup presets</w:t>
+      </w:r>
+    </w:p>
+    <w:p>
+      <w:pPr>
+        <w:pStyle w:val="ListBullet"/>
+        <w:spacing w:line="384" w:lineRule="auto" w:after="120"/>
+      </w:pPr>
+      <w:r>
+        <w:rPr>
+          <w:rFonts w:ascii="Consolas" w:hAnsi="Consolas" w:eastAsia="Consolas"/>
+          <w:sz w:val="18"/>
+        </w:rPr>
+        <w:t>&lt;Table 2-6&gt;</w:t>
+      </w:r>
+      <w:r>
+        <w:rPr>
+          <w:rFonts w:ascii="Times New Roman" w:hAnsi="Times New Roman" w:eastAsia="Batang"/>
+          <w:sz w:val="22"/>
+        </w:rPr>
+        <w:t xml:space="preserve"> Fields and methods of </w:t>
+      </w:r>
+      <w:r>
+        <w:rPr>
+          <w:rFonts w:ascii="Consolas" w:hAnsi="Consolas" w:eastAsia="Consolas"/>
+          <w:sz w:val="18"/>
+        </w:rPr>
+        <w:t>EquivalenceReport</w:t>
       </w:r>
     </w:p>
     <w:p>
@@ -1483,7 +1678,21 @@
                 <w:rFonts w:ascii="Times New Roman" w:hAnsi="Times New Roman" w:eastAsia="Batang"/>
                 <w:sz w:val="22"/>
               </w:rPr>
-              <w:t xml:space="preserve"> does not name a known algorithm</w:t>
+              <w:t xml:space="preserve"> does not name a known algorithm, or a preset </w:t>
+            </w:r>
+            <w:r>
+              <w:rPr>
+                <w:rFonts w:ascii="Consolas" w:hAnsi="Consolas" w:eastAsia="Consolas"/>
+                <w:sz w:val="18"/>
+              </w:rPr>
+              <w:t>name</w:t>
+            </w:r>
+            <w:r>
+              <w:rPr>
+                <w:rFonts w:ascii="Times New Roman" w:hAnsi="Times New Roman" w:eastAsia="Batang"/>
+                <w:sz w:val="22"/>
+              </w:rPr>
+              <w:t xml:space="preserve"> is unrecognised</w:t>
             </w:r>
           </w:p>
         </w:tc>
@@ -1541,7 +1750,7 @@
                 <w:rFonts w:ascii="Times New Roman" w:hAnsi="Times New Roman" w:eastAsia="Batang"/>
                 <w:sz w:val="22"/>
               </w:rPr>
-              <w:t>'s schema, or a column's Arrow type has no defined hash</w:t>
+              <w:t>'s schema, or a column's Arrow type has no defined hash/kernel</w:t>
             </w:r>
           </w:p>
         </w:tc>
@@ -1565,35 +1774,35 @@
           <w:rFonts w:ascii="Times New Roman" w:hAnsi="Times New Roman" w:eastAsia="Batang"/>
           <w:sz w:val="22"/>
         </w:rPr>
-        <w:t xml:space="preserve"> (Section 6) is the one exception: it never raises for a schema mismatch, since a difference is a normal, representable result, not a failure. It still raises </w:t>
+        <w:t xml:space="preserve"> and </w:t>
       </w:r>
       <w:r>
         <w:rPr>
           <w:rFonts w:ascii="Consolas" w:hAnsi="Consolas" w:eastAsia="Consolas"/>
           <w:sz w:val="18"/>
         </w:rPr>
-        <w:t>TypeError</w:t>
+        <w:t>normalize_json</w:t>
       </w:r>
       <w:r>
         <w:rPr>
           <w:rFonts w:ascii="Times New Roman" w:hAnsi="Times New Roman" w:eastAsia="Batang"/>
           <w:sz w:val="22"/>
         </w:rPr>
-        <w:t>/</w:t>
+        <w:t xml:space="preserve"> are the exceptions to the </w:t>
       </w:r>
       <w:r>
         <w:rPr>
           <w:rFonts w:ascii="Consolas" w:hAnsi="Consolas" w:eastAsia="Consolas"/>
           <w:sz w:val="18"/>
         </w:rPr>
-        <w:t>ValueError</w:t>
+        <w:t>RuntimeError</w:t>
       </w:r>
       <w:r>
         <w:rPr>
           <w:rFonts w:ascii="Times New Roman" w:hAnsi="Times New Roman" w:eastAsia="Batang"/>
           <w:sz w:val="22"/>
         </w:rPr>
-        <w:t xml:space="preserve"> for a malformed argument, like any Python function.</w:t>
+        <w:t xml:space="preserve"> row: a schema mismatch and a malformed JSON row are both normal, representable results, not failures. See their own sections below.</w:t>
       </w:r>
     </w:p>
     <w:p>
@@ -1782,35 +1991,7 @@
           <w:rFonts w:ascii="Times New Roman" w:hAnsi="Times New Roman" w:eastAsia="Batang"/>
           <w:sz w:val="22"/>
         </w:rPr>
-        <w:t xml:space="preserve"> array. </w:t>
-      </w:r>
-      <w:r>
-        <w:rPr>
-          <w:rFonts w:ascii="Consolas" w:hAnsi="Consolas" w:eastAsia="Consolas"/>
-          <w:sz w:val="18"/>
-        </w:rPr>
-        <w:t>version</w:t>
-      </w:r>
-      <w:r>
-        <w:rPr>
-          <w:rFonts w:ascii="Times New Roman" w:hAnsi="Times New Roman" w:eastAsia="Batang"/>
-          <w:sz w:val="22"/>
-        </w:rPr>
-        <w:t xml:space="preserve"> should match what </w:t>
-      </w:r>
-      <w:r>
-        <w:rPr>
-          <w:rFonts w:ascii="Consolas" w:hAnsi="Consolas" w:eastAsia="Consolas"/>
-          <w:sz w:val="18"/>
-        </w:rPr>
-        <w:t>row_hashes</w:t>
-      </w:r>
-      <w:r>
-        <w:rPr>
-          <w:rFonts w:ascii="Times New Roman" w:hAnsi="Times New Roman" w:eastAsia="Batang"/>
-          <w:sz w:val="22"/>
-        </w:rPr>
-        <w:t xml:space="preserve"> was computed with, though nothing enforces this: by the time an array of plain integers reaches this function, its provenance is gone. Raises </w:t>
+        <w:t xml:space="preserve"> array. Raises </w:t>
       </w:r>
       <w:r>
         <w:rPr>
@@ -2108,7 +2289,7 @@
           <w:rFonts w:ascii="Times New Roman" w:hAnsi="Times New Roman" w:eastAsia="Batang"/>
           <w:sz w:val="22"/>
         </w:rPr>
-        <w:t xml:space="preserve"> Chapter IV for the full comparison rules (numeric widening, nullability direction).</w:t>
+        <w:t xml:space="preserve"> Chapter IV for the full comparison rules.</w:t>
       </w:r>
     </w:p>
     <w:p>
@@ -2593,68 +2774,6 @@
     <w:p/>
     <w:p>
       <w:pPr>
-        <w:spacing w:line="384" w:lineRule="auto" w:after="120"/>
-        <w:jc w:val="both"/>
-      </w:pPr>
-      <w:r>
-        <w:rPr>
-          <w:rFonts w:ascii="Consolas" w:hAnsi="Consolas" w:eastAsia="Consolas"/>
-          <w:sz w:val="18"/>
-        </w:rPr>
-        <w:t>.retyped</w:t>
-      </w:r>
-      <w:r>
-        <w:rPr>
-          <w:rFonts w:ascii="Times New Roman" w:hAnsi="Times New Roman" w:eastAsia="Batang"/>
-          <w:sz w:val="22"/>
-        </w:rPr>
-        <w:t xml:space="preserve">'s type entries are real </w:t>
-      </w:r>
-      <w:r>
-        <w:rPr>
-          <w:rFonts w:ascii="Consolas" w:hAnsi="Consolas" w:eastAsia="Consolas"/>
-          <w:sz w:val="18"/>
-        </w:rPr>
-        <w:t>pyarrow.DataType</w:t>
-      </w:r>
-      <w:r>
-        <w:rPr>
-          <w:rFonts w:ascii="Times New Roman" w:hAnsi="Times New Roman" w:eastAsia="Batang"/>
-          <w:sz w:val="22"/>
-        </w:rPr>
-        <w:t xml:space="preserve"> objects (</w:t>
-      </w:r>
-      <w:r>
-        <w:rPr>
-          <w:rFonts w:ascii="Consolas" w:hAnsi="Consolas" w:eastAsia="Consolas"/>
-          <w:sz w:val="18"/>
-        </w:rPr>
-        <w:t>arrow-rs</w:t>
-      </w:r>
-      <w:r>
-        <w:rPr>
-          <w:rFonts w:ascii="Times New Roman" w:hAnsi="Times New Roman" w:eastAsia="Batang"/>
-          <w:sz w:val="22"/>
-        </w:rPr>
-        <w:t xml:space="preserve">'s pyarrow bridge constructs them directly), not strings, so </w:t>
-      </w:r>
-      <w:r>
-        <w:rPr>
-          <w:rFonts w:ascii="Consolas" w:hAnsi="Consolas" w:eastAsia="Consolas"/>
-          <w:sz w:val="18"/>
-        </w:rPr>
-        <w:t>pyarrow.types.is_integer(...)</w:t>
-      </w:r>
-      <w:r>
-        <w:rPr>
-          <w:rFonts w:ascii="Times New Roman" w:hAnsi="Times New Roman" w:eastAsia="Batang"/>
-          <w:sz w:val="22"/>
-        </w:rPr>
-        <w:t xml:space="preserve"> and similar predicates work on them without parsing.</w:t>
-      </w:r>
-    </w:p>
-    <w:p>
-      <w:pPr>
         <w:pStyle w:val="Heading2"/>
       </w:pPr>
       <w:r>
@@ -2673,7 +2792,7 @@
           <w:color w:val="000000"/>
           <w:sz w:val="24"/>
         </w:rPr>
-        <w:t>cpu_features</w:t>
+        <w:t>normalize_json</w:t>
       </w:r>
       <w:r>
         <w:rPr>
@@ -2691,7 +2810,7 @@
           <w:color w:val="000000"/>
           <w:sz w:val="24"/>
         </w:rPr>
-        <w:t>CpuFeatures</w:t>
+        <w:t>NormalizeStats</w:t>
       </w:r>
     </w:p>
     <w:p>
@@ -2704,7 +2823,7 @@
           <w:rFonts w:ascii="Consolas" w:hAnsi="Consolas" w:eastAsia="Consolas"/>
           <w:sz w:val="18"/>
         </w:rPr>
-        <w:t>witchhat.cpu_features() -&gt; witchhat.CpuFeatures</w:t>
+        <w:t>witchhat.normalize_json(json, schema, version="v1") -&gt; tuple[pyarrow.RecordBatch, witchhat.NormalizeStats]</w:t>
       </w:r>
     </w:p>
     <w:p>
@@ -2717,91 +2836,1456 @@
           <w:rFonts w:ascii="Times New Roman" w:hAnsi="Times New Roman" w:eastAsia="Batang"/>
           <w:sz w:val="22"/>
         </w:rPr>
-        <w:t xml:space="preserve">Returns a </w:t>
+        <w:t xml:space="preserve">Parses one JSON object per row of </w:t>
       </w:r>
       <w:r>
         <w:rPr>
           <w:rFonts w:ascii="Consolas" w:hAnsi="Consolas" w:eastAsia="Consolas"/>
           <w:sz w:val="18"/>
         </w:rPr>
-        <w:t>CpuFeatures</w:t>
+        <w:t>json</w:t>
       </w:r>
       <w:r>
         <w:rPr>
           <w:rFonts w:ascii="Times New Roman" w:hAnsi="Times New Roman" w:eastAsia="Batang"/>
           <w:sz w:val="22"/>
         </w:rPr>
-        <w:t xml:space="preserve"> instance with boolean properties </w:t>
+        <w:t xml:space="preserve"> into </w:t>
       </w:r>
       <w:r>
         <w:rPr>
           <w:rFonts w:ascii="Consolas" w:hAnsi="Consolas" w:eastAsia="Consolas"/>
           <w:sz w:val="18"/>
         </w:rPr>
-        <w:t>sse42</w:t>
+        <w:t>schema</w:t>
       </w:r>
       <w:r>
         <w:rPr>
           <w:rFonts w:ascii="Times New Roman" w:hAnsi="Times New Roman" w:eastAsia="Batang"/>
           <w:sz w:val="22"/>
         </w:rPr>
-        <w:t xml:space="preserve">, </w:t>
+        <w:t xml:space="preserve">. A field name may be a </w:t>
       </w:r>
       <w:r>
         <w:rPr>
           <w:rFonts w:ascii="Consolas" w:hAnsi="Consolas" w:eastAsia="Consolas"/>
           <w:sz w:val="18"/>
         </w:rPr>
-        <w:t>avx2</w:t>
+        <w:t>.</w:t>
       </w:r>
       <w:r>
         <w:rPr>
           <w:rFonts w:ascii="Times New Roman" w:hAnsi="Times New Roman" w:eastAsia="Batang"/>
           <w:sz w:val="22"/>
         </w:rPr>
-        <w:t xml:space="preserve">, </w:t>
+        <w:t>-separated path (</w:t>
       </w:r>
       <w:r>
         <w:rPr>
           <w:rFonts w:ascii="Consolas" w:hAnsi="Consolas" w:eastAsia="Consolas"/>
           <w:sz w:val="18"/>
         </w:rPr>
-        <w:t>avx512f</w:t>
+        <w:t>"address.city"</w:t>
       </w:r>
       <w:r>
         <w:rPr>
           <w:rFonts w:ascii="Times New Roman" w:hAnsi="Times New Roman" w:eastAsia="Batang"/>
           <w:sz w:val="22"/>
         </w:rPr>
-        <w:t xml:space="preserve">, </w:t>
+        <w:t xml:space="preserve">) to read one level into a nested object. See </w:t>
       </w:r>
       <w:r>
         <w:rPr>
           <w:rFonts w:ascii="Consolas" w:hAnsi="Consolas" w:eastAsia="Consolas"/>
           <w:sz w:val="18"/>
         </w:rPr>
-        <w:t>neon</w:t>
+        <w:t>architecture.md</w:t>
       </w:r>
       <w:r>
         <w:rPr>
           <w:rFonts w:ascii="Times New Roman" w:hAnsi="Times New Roman" w:eastAsia="Batang"/>
           <w:sz w:val="22"/>
         </w:rPr>
-        <w:t xml:space="preserve">. See </w:t>
+        <w:t xml:space="preserve"> Chapter V for the full malformed/mismatch/absent distinction.</w:t>
+      </w:r>
+    </w:p>
+    <w:p>
+      <w:pPr>
+        <w:spacing w:line="384" w:lineRule="auto" w:after="120"/>
+        <w:jc w:val="both"/>
+      </w:pPr>
+      <w:r>
+        <w:rPr>
+          <w:rFonts w:ascii="Times New Roman" w:hAnsi="Times New Roman" w:eastAsia="Batang"/>
+          <w:sz w:val="22"/>
+        </w:rPr>
+        <w:t xml:space="preserve">&lt;Table 2-4&gt; Fields of </w:t>
       </w:r>
       <w:r>
         <w:rPr>
           <w:rFonts w:ascii="Consolas" w:hAnsi="Consolas" w:eastAsia="Consolas"/>
           <w:sz w:val="18"/>
         </w:rPr>
-        <w:t>architecture.md</w:t>
+        <w:t>NormalizeStats</w:t>
+      </w:r>
+    </w:p>
+    <w:tbl>
+      <w:tblPr>
+        <w:tblStyle w:val="TableGrid"/>
+        <w:tblW w:type="auto" w:w="0"/>
+        <w:jc w:val="center"/>
+        <w:tblLook w:firstColumn="1" w:firstRow="1" w:lastColumn="0" w:lastRow="0" w:noHBand="0" w:noVBand="1" w:val="04A0"/>
+      </w:tblPr>
+      <w:tblGrid>
+        <w:gridCol w:w="3135"/>
+        <w:gridCol w:w="3135"/>
+        <w:gridCol w:w="3135"/>
+      </w:tblGrid>
+      <w:tr>
+        <w:tc>
+          <w:tcPr>
+            <w:tcW w:type="dxa" w:w="3135"/>
+          </w:tcPr>
+          <w:p>
+            <w:pPr>
+              <w:jc w:val="center"/>
+            </w:pPr>
+            <w:r>
+              <w:rPr>
+                <w:rFonts w:ascii="Times New Roman" w:hAnsi="Times New Roman" w:eastAsia="Batang"/>
+                <w:b/>
+                <w:sz w:val="22"/>
+              </w:rPr>
+              <w:t>Field</w:t>
+            </w:r>
+          </w:p>
+        </w:tc>
+        <w:tc>
+          <w:tcPr>
+            <w:tcW w:type="dxa" w:w="3135"/>
+          </w:tcPr>
+          <w:p>
+            <w:pPr>
+              <w:jc w:val="center"/>
+            </w:pPr>
+            <w:r>
+              <w:rPr>
+                <w:rFonts w:ascii="Times New Roman" w:hAnsi="Times New Roman" w:eastAsia="Batang"/>
+                <w:b/>
+                <w:sz w:val="22"/>
+              </w:rPr>
+              <w:t>Type</w:t>
+            </w:r>
+          </w:p>
+        </w:tc>
+        <w:tc>
+          <w:tcPr>
+            <w:tcW w:type="dxa" w:w="3135"/>
+          </w:tcPr>
+          <w:p>
+            <w:pPr>
+              <w:jc w:val="center"/>
+            </w:pPr>
+            <w:r>
+              <w:rPr>
+                <w:rFonts w:ascii="Times New Roman" w:hAnsi="Times New Roman" w:eastAsia="Batang"/>
+                <w:b/>
+                <w:sz w:val="22"/>
+              </w:rPr>
+              <w:t>Meaning</w:t>
+            </w:r>
+          </w:p>
+        </w:tc>
+      </w:tr>
+      <w:tr>
+        <w:tc>
+          <w:tcPr>
+            <w:tcW w:type="dxa" w:w="3135"/>
+          </w:tcPr>
+          <w:p>
+            <w:r>
+              <w:rPr>
+                <w:rFonts w:ascii="Consolas" w:hAnsi="Consolas" w:eastAsia="Consolas"/>
+                <w:sz w:val="18"/>
+              </w:rPr>
+              <w:t>.rows_malformed</w:t>
+            </w:r>
+          </w:p>
+        </w:tc>
+        <w:tc>
+          <w:tcPr>
+            <w:tcW w:type="dxa" w:w="3135"/>
+          </w:tcPr>
+          <w:p>
+            <w:r>
+              <w:rPr>
+                <w:rFonts w:ascii="Consolas" w:hAnsi="Consolas" w:eastAsia="Consolas"/>
+                <w:sz w:val="18"/>
+              </w:rPr>
+              <w:t>int</w:t>
+            </w:r>
+          </w:p>
+        </w:tc>
+        <w:tc>
+          <w:tcPr>
+            <w:tcW w:type="dxa" w:w="3135"/>
+          </w:tcPr>
+          <w:p>
+            <w:r>
+              <w:rPr>
+                <w:rFonts w:ascii="Times New Roman" w:hAnsi="Times New Roman" w:eastAsia="Batang"/>
+                <w:sz w:val="22"/>
+              </w:rPr>
+              <w:t>Rows whose JSON text did not parse, or was not an object</w:t>
+            </w:r>
+          </w:p>
+        </w:tc>
+      </w:tr>
+      <w:tr>
+        <w:tc>
+          <w:tcPr>
+            <w:tcW w:type="dxa" w:w="3135"/>
+          </w:tcPr>
+          <w:p>
+            <w:r>
+              <w:rPr>
+                <w:rFonts w:ascii="Consolas" w:hAnsi="Consolas" w:eastAsia="Consolas"/>
+                <w:sz w:val="18"/>
+              </w:rPr>
+              <w:t>.type_mismatches</w:t>
+            </w:r>
+          </w:p>
+        </w:tc>
+        <w:tc>
+          <w:tcPr>
+            <w:tcW w:type="dxa" w:w="3135"/>
+          </w:tcPr>
+          <w:p>
+            <w:r>
+              <w:rPr>
+                <w:rFonts w:ascii="Consolas" w:hAnsi="Consolas" w:eastAsia="Consolas"/>
+                <w:sz w:val="18"/>
+              </w:rPr>
+              <w:t>dict[str, int]</w:t>
+            </w:r>
+          </w:p>
+        </w:tc>
+        <w:tc>
+          <w:tcPr>
+            <w:tcW w:type="dxa" w:w="3135"/>
+          </w:tcPr>
+          <w:p>
+            <w:r>
+              <w:rPr>
+                <w:rFonts w:ascii="Consolas" w:hAnsi="Consolas" w:eastAsia="Consolas"/>
+                <w:sz w:val="18"/>
+              </w:rPr>
+              <w:t>{column: count}</w:t>
+            </w:r>
+            <w:r>
+              <w:rPr>
+                <w:rFonts w:ascii="Times New Roman" w:hAnsi="Times New Roman" w:eastAsia="Batang"/>
+                <w:sz w:val="22"/>
+              </w:rPr>
+              <w:t xml:space="preserve"> for rows whose value at that path had the wrong JSON type</w:t>
+            </w:r>
+          </w:p>
+        </w:tc>
+      </w:tr>
+    </w:tbl>
+    <w:p/>
+    <w:p>
+      <w:pPr>
+        <w:pStyle w:val="Heading2"/>
+      </w:pPr>
+      <w:r>
+        <w:rPr>
+          <w:rFonts w:ascii="Times New Roman" w:hAnsi="Times New Roman" w:eastAsia="Batang"/>
+          <w:b/>
+          <w:color w:val="000000"/>
+          <w:sz w:val="24"/>
+        </w:rPr>
+        <w:t xml:space="preserve">8. </w:t>
+      </w:r>
+      <w:r>
+        <w:rPr>
+          <w:rFonts w:ascii="Consolas" w:hAnsi="Consolas" w:eastAsia="Consolas"/>
+          <w:b/>
+          <w:color w:val="000000"/>
+          <w:sz w:val="24"/>
+        </w:rPr>
+        <w:t>clean_with_preset</w:t>
+      </w:r>
+      <w:r>
+        <w:rPr>
+          <w:rFonts w:ascii="Times New Roman" w:hAnsi="Times New Roman" w:eastAsia="Batang"/>
+          <w:b/>
+          <w:color w:val="000000"/>
+          <w:sz w:val="24"/>
+        </w:rPr>
+        <w:t xml:space="preserve"> and </w:t>
+      </w:r>
+      <w:r>
+        <w:rPr>
+          <w:rFonts w:ascii="Consolas" w:hAnsi="Consolas" w:eastAsia="Consolas"/>
+          <w:b/>
+          <w:color w:val="000000"/>
+          <w:sz w:val="24"/>
+        </w:rPr>
+        <w:t>clean_with_rules</w:t>
+      </w:r>
+    </w:p>
+    <w:p>
+      <w:pPr>
+        <w:spacing w:line="240" w:lineRule="auto" w:before="120" w:after="120"/>
+        <w:ind w:left="454"/>
+      </w:pPr>
+      <w:r>
+        <w:rPr>
+          <w:rFonts w:ascii="Consolas" w:hAnsi="Consolas" w:eastAsia="Consolas"/>
+          <w:sz w:val="18"/>
+        </w:rPr>
+        <w:t>witchhat.clean_with_preset(input, name, version="v1") -&gt; pyarrow.Array</w:t>
+        <w:br/>
+        <w:t>witchhat.clean_with_rules(input, rules) -&gt; pyarrow.Array</w:t>
+      </w:r>
+    </w:p>
+    <w:p>
+      <w:pPr>
+        <w:spacing w:line="384" w:lineRule="auto" w:after="120"/>
+        <w:jc w:val="both"/>
+      </w:pPr>
+      <w:r>
+        <w:rPr>
+          <w:rFonts w:ascii="Consolas" w:hAnsi="Consolas" w:eastAsia="Consolas"/>
+          <w:sz w:val="18"/>
+        </w:rPr>
+        <w:t>clean_with_preset</w:t>
       </w:r>
       <w:r>
         <w:rPr>
           <w:rFonts w:ascii="Times New Roman" w:hAnsi="Times New Roman" w:eastAsia="Batang"/>
           <w:sz w:val="22"/>
         </w:rPr>
-        <w:t xml:space="preserve"> Chapter V for why this exists and what it does (and does not yet) affect.</w:t>
+        <w:t xml:space="preserve"> applies one of witchhat's own named, versioned rule sets. </w:t>
+      </w:r>
+      <w:r>
+        <w:rPr>
+          <w:rFonts w:ascii="Consolas" w:hAnsi="Consolas" w:eastAsia="Consolas"/>
+          <w:sz w:val="18"/>
+        </w:rPr>
+        <w:t>clean_with_rules</w:t>
+      </w:r>
+      <w:r>
+        <w:rPr>
+          <w:rFonts w:ascii="Times New Roman" w:hAnsi="Times New Roman" w:eastAsia="Batang"/>
+          <w:sz w:val="22"/>
+        </w:rPr>
+        <w:t xml:space="preserve"> applies caller-supplied </w:t>
+      </w:r>
+      <w:r>
+        <w:rPr>
+          <w:rFonts w:ascii="Consolas" w:hAnsi="Consolas" w:eastAsia="Consolas"/>
+          <w:sz w:val="18"/>
+        </w:rPr>
+        <w:t>(pattern, replacement)</w:t>
+      </w:r>
+      <w:r>
+        <w:rPr>
+          <w:rFonts w:ascii="Times New Roman" w:hAnsi="Times New Roman" w:eastAsia="Batang"/>
+          <w:sz w:val="22"/>
+        </w:rPr>
+        <w:t xml:space="preserve"> regex rules directly; these are the caller's own rules and are not versioned by witchhat (see </w:t>
+      </w:r>
+      <w:r>
+        <w:rPr>
+          <w:rFonts w:ascii="Consolas" w:hAnsi="Consolas" w:eastAsia="Consolas"/>
+          <w:sz w:val="18"/>
+        </w:rPr>
+        <w:t>architecture.md</w:t>
+      </w:r>
+      <w:r>
+        <w:rPr>
+          <w:rFonts w:ascii="Times New Roman" w:hAnsi="Times New Roman" w:eastAsia="Batang"/>
+          <w:sz w:val="22"/>
+        </w:rPr>
+        <w:t xml:space="preserve"> Chapter VI, Section 2).</w:t>
+      </w:r>
+    </w:p>
+    <w:p>
+      <w:pPr>
+        <w:spacing w:line="384" w:lineRule="auto" w:after="120"/>
+        <w:jc w:val="both"/>
+      </w:pPr>
+      <w:r>
+        <w:rPr>
+          <w:rFonts w:ascii="Times New Roman" w:hAnsi="Times New Roman" w:eastAsia="Batang"/>
+          <w:sz w:val="22"/>
+        </w:rPr>
+        <w:t>&lt;Table 2-5&gt; Built-in cleanup presets</w:t>
+      </w:r>
+    </w:p>
+    <w:tbl>
+      <w:tblPr>
+        <w:tblStyle w:val="TableGrid"/>
+        <w:tblW w:type="auto" w:w="0"/>
+        <w:jc w:val="center"/>
+        <w:tblLook w:firstColumn="1" w:firstRow="1" w:lastColumn="0" w:lastRow="0" w:noHBand="0" w:noVBand="1" w:val="04A0"/>
+      </w:tblPr>
+      <w:tblGrid>
+        <w:gridCol w:w="4702"/>
+        <w:gridCol w:w="4702"/>
+      </w:tblGrid>
+      <w:tr>
+        <w:tc>
+          <w:tcPr>
+            <w:tcW w:type="dxa" w:w="4702"/>
+          </w:tcPr>
+          <w:p>
+            <w:pPr>
+              <w:jc w:val="center"/>
+            </w:pPr>
+            <w:r>
+              <w:rPr>
+                <w:rFonts w:ascii="Times New Roman" w:hAnsi="Times New Roman" w:eastAsia="Batang"/>
+                <w:b/>
+                <w:sz w:val="22"/>
+              </w:rPr>
+              <w:t>Preset</w:t>
+            </w:r>
+          </w:p>
+        </w:tc>
+        <w:tc>
+          <w:tcPr>
+            <w:tcW w:type="dxa" w:w="4702"/>
+          </w:tcPr>
+          <w:p>
+            <w:pPr>
+              <w:jc w:val="center"/>
+            </w:pPr>
+            <w:r>
+              <w:rPr>
+                <w:rFonts w:ascii="Times New Roman" w:hAnsi="Times New Roman" w:eastAsia="Batang"/>
+                <w:b/>
+                <w:sz w:val="22"/>
+              </w:rPr>
+              <w:t>Effect</w:t>
+            </w:r>
+          </w:p>
+        </w:tc>
+      </w:tr>
+      <w:tr>
+        <w:tc>
+          <w:tcPr>
+            <w:tcW w:type="dxa" w:w="4702"/>
+          </w:tcPr>
+          <w:p>
+            <w:r>
+              <w:rPr>
+                <w:rFonts w:ascii="Consolas" w:hAnsi="Consolas" w:eastAsia="Consolas"/>
+                <w:sz w:val="18"/>
+              </w:rPr>
+              <w:t>trim_whitespace</w:t>
+            </w:r>
+          </w:p>
+        </w:tc>
+        <w:tc>
+          <w:tcPr>
+            <w:tcW w:type="dxa" w:w="4702"/>
+          </w:tcPr>
+          <w:p>
+            <w:r>
+              <w:rPr>
+                <w:rFonts w:ascii="Times New Roman" w:hAnsi="Times New Roman" w:eastAsia="Batang"/>
+                <w:sz w:val="22"/>
+              </w:rPr>
+              <w:t>Removes leading and trailing whitespace</w:t>
+            </w:r>
+          </w:p>
+        </w:tc>
+      </w:tr>
+      <w:tr>
+        <w:tc>
+          <w:tcPr>
+            <w:tcW w:type="dxa" w:w="4702"/>
+          </w:tcPr>
+          <w:p>
+            <w:r>
+              <w:rPr>
+                <w:rFonts w:ascii="Consolas" w:hAnsi="Consolas" w:eastAsia="Consolas"/>
+                <w:sz w:val="18"/>
+              </w:rPr>
+              <w:t>collapse_whitespace</w:t>
+            </w:r>
+          </w:p>
+        </w:tc>
+        <w:tc>
+          <w:tcPr>
+            <w:tcW w:type="dxa" w:w="4702"/>
+          </w:tcPr>
+          <w:p>
+            <w:r>
+              <w:rPr>
+                <w:rFonts w:ascii="Times New Roman" w:hAnsi="Times New Roman" w:eastAsia="Batang"/>
+                <w:sz w:val="22"/>
+              </w:rPr>
+              <w:t>Collapses any run of whitespace to a single space</w:t>
+            </w:r>
+          </w:p>
+        </w:tc>
+      </w:tr>
+      <w:tr>
+        <w:tc>
+          <w:tcPr>
+            <w:tcW w:type="dxa" w:w="4702"/>
+          </w:tcPr>
+          <w:p>
+            <w:r>
+              <w:rPr>
+                <w:rFonts w:ascii="Consolas" w:hAnsi="Consolas" w:eastAsia="Consolas"/>
+                <w:sz w:val="18"/>
+              </w:rPr>
+              <w:t>strip_control_characters</w:t>
+            </w:r>
+          </w:p>
+        </w:tc>
+        <w:tc>
+          <w:tcPr>
+            <w:tcW w:type="dxa" w:w="4702"/>
+          </w:tcPr>
+          <w:p>
+            <w:r>
+              <w:rPr>
+                <w:rFonts w:ascii="Times New Roman" w:hAnsi="Times New Roman" w:eastAsia="Batang"/>
+                <w:sz w:val="22"/>
+              </w:rPr>
+              <w:t>Removes ASCII control characters</w:t>
+            </w:r>
+          </w:p>
+        </w:tc>
+      </w:tr>
+      <w:tr>
+        <w:tc>
+          <w:tcPr>
+            <w:tcW w:type="dxa" w:w="4702"/>
+          </w:tcPr>
+          <w:p>
+            <w:r>
+              <w:rPr>
+                <w:rFonts w:ascii="Consolas" w:hAnsi="Consolas" w:eastAsia="Consolas"/>
+                <w:sz w:val="18"/>
+              </w:rPr>
+              <w:t>strip_non_alphanumeric</w:t>
+            </w:r>
+          </w:p>
+        </w:tc>
+        <w:tc>
+          <w:tcPr>
+            <w:tcW w:type="dxa" w:w="4702"/>
+          </w:tcPr>
+          <w:p>
+            <w:r>
+              <w:rPr>
+                <w:rFonts w:ascii="Times New Roman" w:hAnsi="Times New Roman" w:eastAsia="Batang"/>
+                <w:sz w:val="22"/>
+              </w:rPr>
+              <w:t>Removes everything except letters, digits and whitespace</w:t>
+            </w:r>
+          </w:p>
+        </w:tc>
+      </w:tr>
+      <w:tr>
+        <w:tc>
+          <w:tcPr>
+            <w:tcW w:type="dxa" w:w="4702"/>
+          </w:tcPr>
+          <w:p>
+            <w:r>
+              <w:rPr>
+                <w:rFonts w:ascii="Consolas" w:hAnsi="Consolas" w:eastAsia="Consolas"/>
+                <w:sz w:val="18"/>
+              </w:rPr>
+              <w:t>digits_only</w:t>
+            </w:r>
+          </w:p>
+        </w:tc>
+        <w:tc>
+          <w:tcPr>
+            <w:tcW w:type="dxa" w:w="4702"/>
+          </w:tcPr>
+          <w:p>
+            <w:r>
+              <w:rPr>
+                <w:rFonts w:ascii="Times New Roman" w:hAnsi="Times New Roman" w:eastAsia="Batang"/>
+                <w:sz w:val="22"/>
+              </w:rPr>
+              <w:t xml:space="preserve">Removes everything except </w:t>
+            </w:r>
+            <w:r>
+              <w:rPr>
+                <w:rFonts w:ascii="Consolas" w:hAnsi="Consolas" w:eastAsia="Consolas"/>
+                <w:sz w:val="18"/>
+              </w:rPr>
+              <w:t>0</w:t>
+            </w:r>
+            <w:r>
+              <w:rPr>
+                <w:rFonts w:ascii="Times New Roman" w:hAnsi="Times New Roman" w:eastAsia="Batang"/>
+                <w:sz w:val="22"/>
+              </w:rPr>
+              <w:t>-</w:t>
+            </w:r>
+            <w:r>
+              <w:rPr>
+                <w:rFonts w:ascii="Consolas" w:hAnsi="Consolas" w:eastAsia="Consolas"/>
+                <w:sz w:val="18"/>
+              </w:rPr>
+              <w:t>9</w:t>
+            </w:r>
+          </w:p>
+        </w:tc>
+      </w:tr>
+    </w:tbl>
+    <w:p/>
+    <w:p>
+      <w:pPr>
+        <w:spacing w:line="384" w:lineRule="auto" w:after="120"/>
+        <w:jc w:val="both"/>
+      </w:pPr>
+      <w:r>
+        <w:rPr>
+          <w:rFonts w:ascii="Times New Roman" w:hAnsi="Times New Roman" w:eastAsia="Batang"/>
+          <w:sz w:val="22"/>
+        </w:rPr>
+        <w:t xml:space="preserve">Both raise </w:t>
+      </w:r>
+      <w:r>
+        <w:rPr>
+          <w:rFonts w:ascii="Consolas" w:hAnsi="Consolas" w:eastAsia="Consolas"/>
+          <w:sz w:val="18"/>
+        </w:rPr>
+        <w:t>ValueError</w:t>
+      </w:r>
+      <w:r>
+        <w:rPr>
+          <w:rFonts w:ascii="Times New Roman" w:hAnsi="Times New Roman" w:eastAsia="Batang"/>
+          <w:sz w:val="22"/>
+        </w:rPr>
+        <w:t xml:space="preserve">: </w:t>
+      </w:r>
+      <w:r>
+        <w:rPr>
+          <w:rFonts w:ascii="Consolas" w:hAnsi="Consolas" w:eastAsia="Consolas"/>
+          <w:sz w:val="18"/>
+        </w:rPr>
+        <w:t>clean_with_preset</w:t>
+      </w:r>
+      <w:r>
+        <w:rPr>
+          <w:rFonts w:ascii="Times New Roman" w:hAnsi="Times New Roman" w:eastAsia="Batang"/>
+          <w:sz w:val="22"/>
+        </w:rPr>
+        <w:t xml:space="preserve"> for an unrecognised </w:t>
+      </w:r>
+      <w:r>
+        <w:rPr>
+          <w:rFonts w:ascii="Consolas" w:hAnsi="Consolas" w:eastAsia="Consolas"/>
+          <w:sz w:val="18"/>
+        </w:rPr>
+        <w:t>name</w:t>
+      </w:r>
+      <w:r>
+        <w:rPr>
+          <w:rFonts w:ascii="Times New Roman" w:hAnsi="Times New Roman" w:eastAsia="Batang"/>
+          <w:sz w:val="22"/>
+        </w:rPr>
+        <w:t xml:space="preserve"> or </w:t>
+      </w:r>
+      <w:r>
+        <w:rPr>
+          <w:rFonts w:ascii="Consolas" w:hAnsi="Consolas" w:eastAsia="Consolas"/>
+          <w:sz w:val="18"/>
+        </w:rPr>
+        <w:t>version</w:t>
+      </w:r>
+      <w:r>
+        <w:rPr>
+          <w:rFonts w:ascii="Times New Roman" w:hAnsi="Times New Roman" w:eastAsia="Batang"/>
+          <w:sz w:val="22"/>
+        </w:rPr>
+        <w:t xml:space="preserve">, </w:t>
+      </w:r>
+      <w:r>
+        <w:rPr>
+          <w:rFonts w:ascii="Consolas" w:hAnsi="Consolas" w:eastAsia="Consolas"/>
+          <w:sz w:val="18"/>
+        </w:rPr>
+        <w:t>clean_with_rules</w:t>
+      </w:r>
+      <w:r>
+        <w:rPr>
+          <w:rFonts w:ascii="Times New Roman" w:hAnsi="Times New Roman" w:eastAsia="Batang"/>
+          <w:sz w:val="22"/>
+        </w:rPr>
+        <w:t xml:space="preserve"> for a pattern that does not compile.</w:t>
+      </w:r>
+    </w:p>
+    <w:p>
+      <w:pPr>
+        <w:pStyle w:val="Heading2"/>
+      </w:pPr>
+      <w:r>
+        <w:rPr>
+          <w:rFonts w:ascii="Times New Roman" w:hAnsi="Times New Roman" w:eastAsia="Batang"/>
+          <w:b/>
+          <w:color w:val="000000"/>
+          <w:sz w:val="24"/>
+        </w:rPr>
+        <w:t xml:space="preserve">9. </w:t>
+      </w:r>
+      <w:r>
+        <w:rPr>
+          <w:rFonts w:ascii="Consolas" w:hAnsi="Consolas" w:eastAsia="Consolas"/>
+          <w:b/>
+          <w:color w:val="000000"/>
+          <w:sz w:val="24"/>
+        </w:rPr>
+        <w:t>check_equivalence</w:t>
+      </w:r>
+      <w:r>
+        <w:rPr>
+          <w:rFonts w:ascii="Times New Roman" w:hAnsi="Times New Roman" w:eastAsia="Batang"/>
+          <w:b/>
+          <w:color w:val="000000"/>
+          <w:sz w:val="24"/>
+        </w:rPr>
+        <w:t xml:space="preserve"> and </w:t>
+      </w:r>
+      <w:r>
+        <w:rPr>
+          <w:rFonts w:ascii="Consolas" w:hAnsi="Consolas" w:eastAsia="Consolas"/>
+          <w:b/>
+          <w:color w:val="000000"/>
+          <w:sz w:val="24"/>
+        </w:rPr>
+        <w:t>EquivalenceReport</w:t>
+      </w:r>
+    </w:p>
+    <w:p>
+      <w:pPr>
+        <w:spacing w:line="240" w:lineRule="auto" w:before="120" w:after="120"/>
+        <w:ind w:left="454"/>
+      </w:pPr>
+      <w:r>
+        <w:rPr>
+          <w:rFonts w:ascii="Consolas" w:hAnsi="Consolas" w:eastAsia="Consolas"/>
+          <w:sz w:val="18"/>
+        </w:rPr>
+        <w:t>witchhat.check_equivalence(actual, expected, columns=None, allow_numeric_widening=False, hash_version="v1") -&gt; witchhat.EquivalenceReport</w:t>
+      </w:r>
+    </w:p>
+    <w:p>
+      <w:pPr>
+        <w:spacing w:line="384" w:lineRule="auto" w:after="120"/>
+        <w:jc w:val="both"/>
+      </w:pPr>
+      <w:r>
+        <w:rPr>
+          <w:rFonts w:ascii="Times New Roman" w:hAnsi="Times New Roman" w:eastAsia="Batang"/>
+          <w:sz w:val="22"/>
+        </w:rPr>
+        <w:t xml:space="preserve">Compares </w:t>
+      </w:r>
+      <w:r>
+        <w:rPr>
+          <w:rFonts w:ascii="Consolas" w:hAnsi="Consolas" w:eastAsia="Consolas"/>
+          <w:sz w:val="18"/>
+        </w:rPr>
+        <w:t>actual</w:t>
+      </w:r>
+      <w:r>
+        <w:rPr>
+          <w:rFonts w:ascii="Times New Roman" w:hAnsi="Times New Roman" w:eastAsia="Batang"/>
+          <w:sz w:val="22"/>
+        </w:rPr>
+        <w:t xml:space="preserve"> against </w:t>
+      </w:r>
+      <w:r>
+        <w:rPr>
+          <w:rFonts w:ascii="Consolas" w:hAnsi="Consolas" w:eastAsia="Consolas"/>
+          <w:sz w:val="18"/>
+        </w:rPr>
+        <w:t>expected</w:t>
+      </w:r>
+      <w:r>
+        <w:rPr>
+          <w:rFonts w:ascii="Times New Roman" w:hAnsi="Times New Roman" w:eastAsia="Batang"/>
+          <w:sz w:val="22"/>
+        </w:rPr>
+        <w:t xml:space="preserve">: same schema, same row count, same rows regardless of order. See </w:t>
+      </w:r>
+      <w:r>
+        <w:rPr>
+          <w:rFonts w:ascii="Consolas" w:hAnsi="Consolas" w:eastAsia="Consolas"/>
+          <w:sz w:val="18"/>
+        </w:rPr>
+        <w:t>architecture.md</w:t>
+      </w:r>
+      <w:r>
+        <w:rPr>
+          <w:rFonts w:ascii="Times New Roman" w:hAnsi="Times New Roman" w:eastAsia="Batang"/>
+          <w:sz w:val="22"/>
+        </w:rPr>
+        <w:t xml:space="preserve"> Chapter VII for how the schema and row comparisons combine, and Section 6 below for what </w:t>
+      </w:r>
+      <w:r>
+        <w:rPr>
+          <w:rFonts w:ascii="Consolas" w:hAnsi="Consolas" w:eastAsia="Consolas"/>
+          <w:sz w:val="18"/>
+        </w:rPr>
+        <w:t>is_equivalent()</w:t>
+      </w:r>
+      <w:r>
+        <w:rPr>
+          <w:rFonts w:ascii="Times New Roman" w:hAnsi="Times New Roman" w:eastAsia="Batang"/>
+          <w:sz w:val="22"/>
+        </w:rPr>
+        <w:t xml:space="preserve"> does and does not mean.</w:t>
+      </w:r>
+    </w:p>
+    <w:p>
+      <w:pPr>
+        <w:spacing w:line="384" w:lineRule="auto" w:after="120"/>
+        <w:jc w:val="both"/>
+      </w:pPr>
+      <w:r>
+        <w:rPr>
+          <w:rFonts w:ascii="Times New Roman" w:hAnsi="Times New Roman" w:eastAsia="Batang"/>
+          <w:sz w:val="22"/>
+        </w:rPr>
+        <w:t xml:space="preserve">&lt;Table 2-6&gt; Fields and methods of </w:t>
+      </w:r>
+      <w:r>
+        <w:rPr>
+          <w:rFonts w:ascii="Consolas" w:hAnsi="Consolas" w:eastAsia="Consolas"/>
+          <w:sz w:val="18"/>
+        </w:rPr>
+        <w:t>EquivalenceReport</w:t>
+      </w:r>
+    </w:p>
+    <w:tbl>
+      <w:tblPr>
+        <w:tblStyle w:val="TableGrid"/>
+        <w:tblW w:type="auto" w:w="0"/>
+        <w:jc w:val="center"/>
+        <w:tblLook w:firstColumn="1" w:firstRow="1" w:lastColumn="0" w:lastRow="0" w:noHBand="0" w:noVBand="1" w:val="04A0"/>
+      </w:tblPr>
+      <w:tblGrid>
+        <w:gridCol w:w="3135"/>
+        <w:gridCol w:w="3135"/>
+        <w:gridCol w:w="3135"/>
+      </w:tblGrid>
+      <w:tr>
+        <w:tc>
+          <w:tcPr>
+            <w:tcW w:type="dxa" w:w="3135"/>
+          </w:tcPr>
+          <w:p>
+            <w:pPr>
+              <w:jc w:val="center"/>
+            </w:pPr>
+            <w:r>
+              <w:rPr>
+                <w:rFonts w:ascii="Times New Roman" w:hAnsi="Times New Roman" w:eastAsia="Batang"/>
+                <w:b/>
+                <w:sz w:val="22"/>
+              </w:rPr>
+              <w:t>Member</w:t>
+            </w:r>
+          </w:p>
+        </w:tc>
+        <w:tc>
+          <w:tcPr>
+            <w:tcW w:type="dxa" w:w="3135"/>
+          </w:tcPr>
+          <w:p>
+            <w:pPr>
+              <w:jc w:val="center"/>
+            </w:pPr>
+            <w:r>
+              <w:rPr>
+                <w:rFonts w:ascii="Times New Roman" w:hAnsi="Times New Roman" w:eastAsia="Batang"/>
+                <w:b/>
+                <w:sz w:val="22"/>
+              </w:rPr>
+              <w:t>Type</w:t>
+            </w:r>
+          </w:p>
+        </w:tc>
+        <w:tc>
+          <w:tcPr>
+            <w:tcW w:type="dxa" w:w="3135"/>
+          </w:tcPr>
+          <w:p>
+            <w:pPr>
+              <w:jc w:val="center"/>
+            </w:pPr>
+            <w:r>
+              <w:rPr>
+                <w:rFonts w:ascii="Times New Roman" w:hAnsi="Times New Roman" w:eastAsia="Batang"/>
+                <w:b/>
+                <w:sz w:val="22"/>
+              </w:rPr>
+              <w:t>Meaning</w:t>
+            </w:r>
+          </w:p>
+        </w:tc>
+      </w:tr>
+      <w:tr>
+        <w:tc>
+          <w:tcPr>
+            <w:tcW w:type="dxa" w:w="3135"/>
+          </w:tcPr>
+          <w:p>
+            <w:r>
+              <w:rPr>
+                <w:rFonts w:ascii="Consolas" w:hAnsi="Consolas" w:eastAsia="Consolas"/>
+                <w:sz w:val="18"/>
+              </w:rPr>
+              <w:t>.schema_diff</w:t>
+            </w:r>
+          </w:p>
+        </w:tc>
+        <w:tc>
+          <w:tcPr>
+            <w:tcW w:type="dxa" w:w="3135"/>
+          </w:tcPr>
+          <w:p>
+            <w:r>
+              <w:rPr>
+                <w:rFonts w:ascii="Consolas" w:hAnsi="Consolas" w:eastAsia="Consolas"/>
+                <w:sz w:val="18"/>
+              </w:rPr>
+              <w:t>SchemaDiff</w:t>
+            </w:r>
+          </w:p>
+        </w:tc>
+        <w:tc>
+          <w:tcPr>
+            <w:tcW w:type="dxa" w:w="3135"/>
+          </w:tcPr>
+          <w:p>
+            <w:r>
+              <w:rPr>
+                <w:rFonts w:ascii="Times New Roman" w:hAnsi="Times New Roman" w:eastAsia="Batang"/>
+                <w:sz w:val="22"/>
+              </w:rPr>
+              <w:t>The schema half of the comparison</w:t>
+            </w:r>
+          </w:p>
+        </w:tc>
+      </w:tr>
+      <w:tr>
+        <w:tc>
+          <w:tcPr>
+            <w:tcW w:type="dxa" w:w="3135"/>
+          </w:tcPr>
+          <w:p>
+            <w:r>
+              <w:rPr>
+                <w:rFonts w:ascii="Consolas" w:hAnsi="Consolas" w:eastAsia="Consolas"/>
+                <w:sz w:val="18"/>
+              </w:rPr>
+              <w:t>.row_count_actual</w:t>
+            </w:r>
+            <w:r>
+              <w:rPr>
+                <w:rFonts w:ascii="Times New Roman" w:hAnsi="Times New Roman" w:eastAsia="Batang"/>
+                <w:sz w:val="22"/>
+              </w:rPr>
+              <w:t xml:space="preserve">, </w:t>
+            </w:r>
+            <w:r>
+              <w:rPr>
+                <w:rFonts w:ascii="Consolas" w:hAnsi="Consolas" w:eastAsia="Consolas"/>
+                <w:sz w:val="18"/>
+              </w:rPr>
+              <w:t>.row_count_expected</w:t>
+            </w:r>
+          </w:p>
+        </w:tc>
+        <w:tc>
+          <w:tcPr>
+            <w:tcW w:type="dxa" w:w="3135"/>
+          </w:tcPr>
+          <w:p>
+            <w:r>
+              <w:rPr>
+                <w:rFonts w:ascii="Consolas" w:hAnsi="Consolas" w:eastAsia="Consolas"/>
+                <w:sz w:val="18"/>
+              </w:rPr>
+              <w:t>int</w:t>
+            </w:r>
+          </w:p>
+        </w:tc>
+        <w:tc>
+          <w:tcPr>
+            <w:tcW w:type="dxa" w:w="3135"/>
+          </w:tcPr>
+          <w:p>
+            <w:r>
+              <w:rPr>
+                <w:rFonts w:ascii="Times New Roman" w:hAnsi="Times New Roman" w:eastAsia="Batang"/>
+                <w:sz w:val="22"/>
+              </w:rPr>
+              <w:t>Row counts of each side</w:t>
+            </w:r>
+          </w:p>
+        </w:tc>
+      </w:tr>
+      <w:tr>
+        <w:tc>
+          <w:tcPr>
+            <w:tcW w:type="dxa" w:w="3135"/>
+          </w:tcPr>
+          <w:p>
+            <w:r>
+              <w:rPr>
+                <w:rFonts w:ascii="Consolas" w:hAnsi="Consolas" w:eastAsia="Consolas"/>
+                <w:sz w:val="18"/>
+              </w:rPr>
+              <w:t>.table_fingerprint_actual</w:t>
+            </w:r>
+            <w:r>
+              <w:rPr>
+                <w:rFonts w:ascii="Times New Roman" w:hAnsi="Times New Roman" w:eastAsia="Batang"/>
+                <w:sz w:val="22"/>
+              </w:rPr>
+              <w:t xml:space="preserve">, </w:t>
+            </w:r>
+            <w:r>
+              <w:rPr>
+                <w:rFonts w:ascii="Consolas" w:hAnsi="Consolas" w:eastAsia="Consolas"/>
+                <w:sz w:val="18"/>
+              </w:rPr>
+              <w:t>.table_fingerprint_expected</w:t>
+            </w:r>
+          </w:p>
+        </w:tc>
+        <w:tc>
+          <w:tcPr>
+            <w:tcW w:type="dxa" w:w="3135"/>
+          </w:tcPr>
+          <w:p>
+            <w:r>
+              <w:rPr>
+                <w:rFonts w:ascii="Consolas" w:hAnsi="Consolas" w:eastAsia="Consolas"/>
+                <w:sz w:val="18"/>
+              </w:rPr>
+              <w:t>int</w:t>
+            </w:r>
+          </w:p>
+        </w:tc>
+        <w:tc>
+          <w:tcPr>
+            <w:tcW w:type="dxa" w:w="3135"/>
+          </w:tcPr>
+          <w:p>
+            <w:r>
+              <w:rPr>
+                <w:rFonts w:ascii="Times New Roman" w:hAnsi="Times New Roman" w:eastAsia="Batang"/>
+                <w:sz w:val="22"/>
+              </w:rPr>
+              <w:t>Order-independent fingerprints over the compared columns</w:t>
+            </w:r>
+          </w:p>
+        </w:tc>
+      </w:tr>
+      <w:tr>
+        <w:tc>
+          <w:tcPr>
+            <w:tcW w:type="dxa" w:w="3135"/>
+          </w:tcPr>
+          <w:p>
+            <w:r>
+              <w:rPr>
+                <w:rFonts w:ascii="Consolas" w:hAnsi="Consolas" w:eastAsia="Consolas"/>
+                <w:sz w:val="18"/>
+              </w:rPr>
+              <w:t>.fingerprints_match</w:t>
+            </w:r>
+          </w:p>
+        </w:tc>
+        <w:tc>
+          <w:tcPr>
+            <w:tcW w:type="dxa" w:w="3135"/>
+          </w:tcPr>
+          <w:p>
+            <w:r>
+              <w:rPr>
+                <w:rFonts w:ascii="Consolas" w:hAnsi="Consolas" w:eastAsia="Consolas"/>
+                <w:sz w:val="18"/>
+              </w:rPr>
+              <w:t>bool</w:t>
+            </w:r>
+          </w:p>
+        </w:tc>
+        <w:tc>
+          <w:tcPr>
+            <w:tcW w:type="dxa" w:w="3135"/>
+          </w:tcPr>
+          <w:p>
+            <w:r>
+              <w:rPr>
+                <w:rFonts w:ascii="Times New Roman" w:hAnsi="Times New Roman" w:eastAsia="Batang"/>
+                <w:sz w:val="22"/>
+              </w:rPr>
+              <w:t>Whether the two table fingerprints matched</w:t>
+            </w:r>
+          </w:p>
+        </w:tc>
+      </w:tr>
+      <w:tr>
+        <w:tc>
+          <w:tcPr>
+            <w:tcW w:type="dxa" w:w="3135"/>
+          </w:tcPr>
+          <w:p>
+            <w:r>
+              <w:rPr>
+                <w:rFonts w:ascii="Consolas" w:hAnsi="Consolas" w:eastAsia="Consolas"/>
+                <w:sz w:val="18"/>
+              </w:rPr>
+              <w:t>.is_equivalent()</w:t>
+            </w:r>
+          </w:p>
+        </w:tc>
+        <w:tc>
+          <w:tcPr>
+            <w:tcW w:type="dxa" w:w="3135"/>
+          </w:tcPr>
+          <w:p>
+            <w:r>
+              <w:rPr>
+                <w:rFonts w:ascii="Consolas" w:hAnsi="Consolas" w:eastAsia="Consolas"/>
+                <w:sz w:val="18"/>
+              </w:rPr>
+              <w:t>bool</w:t>
+            </w:r>
+          </w:p>
+        </w:tc>
+        <w:tc>
+          <w:tcPr>
+            <w:tcW w:type="dxa" w:w="3135"/>
+          </w:tcPr>
+          <w:p>
+            <w:r>
+              <w:rPr>
+                <w:rFonts w:ascii="Times New Roman" w:hAnsi="Times New Roman" w:eastAsia="Batang"/>
+                <w:sz w:val="22"/>
+              </w:rPr>
+              <w:t>Empty schema diff, matching row counts, matching fingerprints</w:t>
+            </w:r>
+          </w:p>
+        </w:tc>
+      </w:tr>
+    </w:tbl>
+    <w:p/>
+    <w:p>
+      <w:pPr>
+        <w:spacing w:line="384" w:lineRule="auto" w:after="120"/>
+        <w:jc w:val="both"/>
+      </w:pPr>
+      <w:r>
+        <w:rPr>
+          <w:rFonts w:ascii="Times New Roman" w:hAnsi="Times New Roman" w:eastAsia="Batang"/>
+          <w:sz w:val="22"/>
+        </w:rPr>
+        <w:t xml:space="preserve">Raises </w:t>
+      </w:r>
+      <w:r>
+        <w:rPr>
+          <w:rFonts w:ascii="Consolas" w:hAnsi="Consolas" w:eastAsia="Consolas"/>
+          <w:sz w:val="18"/>
+        </w:rPr>
+        <w:t>RuntimeError</w:t>
+      </w:r>
+      <w:r>
+        <w:rPr>
+          <w:rFonts w:ascii="Times New Roman" w:hAnsi="Times New Roman" w:eastAsia="Batang"/>
+          <w:sz w:val="22"/>
+        </w:rPr>
+        <w:t xml:space="preserve"> for an unknown column or unsupported column type, </w:t>
+      </w:r>
+      <w:r>
+        <w:rPr>
+          <w:rFonts w:ascii="Consolas" w:hAnsi="Consolas" w:eastAsia="Consolas"/>
+          <w:sz w:val="18"/>
+        </w:rPr>
+        <w:t>ValueError</w:t>
+      </w:r>
+      <w:r>
+        <w:rPr>
+          <w:rFonts w:ascii="Times New Roman" w:hAnsi="Times New Roman" w:eastAsia="Batang"/>
+          <w:sz w:val="22"/>
+        </w:rPr>
+        <w:t xml:space="preserve"> for an unrecognised </w:t>
+      </w:r>
+      <w:r>
+        <w:rPr>
+          <w:rFonts w:ascii="Consolas" w:hAnsi="Consolas" w:eastAsia="Consolas"/>
+          <w:sz w:val="18"/>
+        </w:rPr>
+        <w:t>hash_version</w:t>
+      </w:r>
+      <w:r>
+        <w:rPr>
+          <w:rFonts w:ascii="Times New Roman" w:hAnsi="Times New Roman" w:eastAsia="Batang"/>
+          <w:sz w:val="22"/>
+        </w:rPr>
+        <w:t>.</w:t>
+      </w:r>
+    </w:p>
+    <w:p>
+      <w:pPr>
+        <w:pStyle w:val="Heading2"/>
+      </w:pPr>
+      <w:r>
+        <w:rPr>
+          <w:rFonts w:ascii="Times New Roman" w:hAnsi="Times New Roman" w:eastAsia="Batang"/>
+          <w:b/>
+          <w:color w:val="000000"/>
+          <w:sz w:val="24"/>
+        </w:rPr>
+        <w:t xml:space="preserve">10. </w:t>
+      </w:r>
+      <w:r>
+        <w:rPr>
+          <w:rFonts w:ascii="Consolas" w:hAnsi="Consolas" w:eastAsia="Consolas"/>
+          <w:b/>
+          <w:color w:val="000000"/>
+          <w:sz w:val="24"/>
+        </w:rPr>
+        <w:t>drop_duplicates</w:t>
+      </w:r>
+    </w:p>
+    <w:p>
+      <w:pPr>
+        <w:spacing w:line="240" w:lineRule="auto" w:before="120" w:after="120"/>
+        <w:ind w:left="454"/>
+      </w:pPr>
+      <w:r>
+        <w:rPr>
+          <w:rFonts w:ascii="Consolas" w:hAnsi="Consolas" w:eastAsia="Consolas"/>
+          <w:sz w:val="18"/>
+        </w:rPr>
+        <w:t>witchhat.drop_duplicates(batch, columns, version="v1") -&gt; pyarrow.RecordBatch</w:t>
+      </w:r>
+    </w:p>
+    <w:p>
+      <w:pPr>
+        <w:spacing w:line="384" w:lineRule="auto" w:after="120"/>
+        <w:jc w:val="both"/>
+      </w:pPr>
+      <w:r>
+        <w:rPr>
+          <w:rFonts w:ascii="Times New Roman" w:hAnsi="Times New Roman" w:eastAsia="Batang"/>
+          <w:sz w:val="22"/>
+        </w:rPr>
+        <w:t xml:space="preserve">Keeps the first row of every distinct value of </w:t>
+      </w:r>
+      <w:r>
+        <w:rPr>
+          <w:rFonts w:ascii="Consolas" w:hAnsi="Consolas" w:eastAsia="Consolas"/>
+          <w:sz w:val="18"/>
+        </w:rPr>
+        <w:t>columns</w:t>
+      </w:r>
+      <w:r>
+        <w:rPr>
+          <w:rFonts w:ascii="Times New Roman" w:hAnsi="Times New Roman" w:eastAsia="Batang"/>
+          <w:sz w:val="22"/>
+        </w:rPr>
+        <w:t xml:space="preserve">, dropping the rest, preserving the relative order of the rows that remain. Equivalent to Spark's </w:t>
+      </w:r>
+      <w:r>
+        <w:rPr>
+          <w:rFonts w:ascii="Consolas" w:hAnsi="Consolas" w:eastAsia="Consolas"/>
+          <w:sz w:val="18"/>
+        </w:rPr>
+        <w:t>df.dropDuplicates(subset=columns)</w:t>
+      </w:r>
+      <w:r>
+        <w:rPr>
+          <w:rFonts w:ascii="Times New Roman" w:hAnsi="Times New Roman" w:eastAsia="Batang"/>
+          <w:sz w:val="22"/>
+        </w:rPr>
+        <w:t xml:space="preserve">. Same exceptions as </w:t>
+      </w:r>
+      <w:r>
+        <w:rPr>
+          <w:rFonts w:ascii="Consolas" w:hAnsi="Consolas" w:eastAsia="Consolas"/>
+          <w:sz w:val="18"/>
+        </w:rPr>
+        <w:t>hash_rows</w:t>
+      </w:r>
+      <w:r>
+        <w:rPr>
+          <w:rFonts w:ascii="Times New Roman" w:hAnsi="Times New Roman" w:eastAsia="Batang"/>
+          <w:sz w:val="22"/>
+        </w:rPr>
+        <w:t>.</w:t>
+      </w:r>
+    </w:p>
+    <w:p>
+      <w:pPr>
+        <w:pStyle w:val="Heading2"/>
+      </w:pPr>
+      <w:r>
+        <w:rPr>
+          <w:rFonts w:ascii="Times New Roman" w:hAnsi="Times New Roman" w:eastAsia="Batang"/>
+          <w:b/>
+          <w:color w:val="000000"/>
+          <w:sz w:val="24"/>
+        </w:rPr>
+        <w:t xml:space="preserve">11. </w:t>
+      </w:r>
+      <w:r>
+        <w:rPr>
+          <w:rFonts w:ascii="Consolas" w:hAnsi="Consolas" w:eastAsia="Consolas"/>
+          <w:b/>
+          <w:color w:val="000000"/>
+          <w:sz w:val="24"/>
+        </w:rPr>
+        <w:t>cpu_features</w:t>
+      </w:r>
+      <w:r>
+        <w:rPr>
+          <w:rFonts w:ascii="Times New Roman" w:hAnsi="Times New Roman" w:eastAsia="Batang"/>
+          <w:b/>
+          <w:color w:val="000000"/>
+          <w:sz w:val="24"/>
+        </w:rPr>
+        <w:t xml:space="preserve"> and </w:t>
+      </w:r>
+      <w:r>
+        <w:rPr>
+          <w:rFonts w:ascii="Consolas" w:hAnsi="Consolas" w:eastAsia="Consolas"/>
+          <w:b/>
+          <w:color w:val="000000"/>
+          <w:sz w:val="24"/>
+        </w:rPr>
+        <w:t>CpuFeatures</w:t>
+      </w:r>
+    </w:p>
+    <w:p>
+      <w:pPr>
+        <w:spacing w:line="240" w:lineRule="auto" w:before="120" w:after="120"/>
+        <w:ind w:left="454"/>
+      </w:pPr>
+      <w:r>
+        <w:rPr>
+          <w:rFonts w:ascii="Consolas" w:hAnsi="Consolas" w:eastAsia="Consolas"/>
+          <w:sz w:val="18"/>
+        </w:rPr>
+        <w:t>witchhat.cpu_features() -&gt; witchhat.CpuFeatures</w:t>
+      </w:r>
+    </w:p>
+    <w:p>
+      <w:pPr>
+        <w:spacing w:line="384" w:lineRule="auto" w:after="120"/>
+        <w:jc w:val="both"/>
+      </w:pPr>
+      <w:r>
+        <w:rPr>
+          <w:rFonts w:ascii="Times New Roman" w:hAnsi="Times New Roman" w:eastAsia="Batang"/>
+          <w:sz w:val="22"/>
+        </w:rPr>
+        <w:t xml:space="preserve">Returns a </w:t>
+      </w:r>
+      <w:r>
+        <w:rPr>
+          <w:rFonts w:ascii="Consolas" w:hAnsi="Consolas" w:eastAsia="Consolas"/>
+          <w:sz w:val="18"/>
+        </w:rPr>
+        <w:t>CpuFeatures</w:t>
+      </w:r>
+      <w:r>
+        <w:rPr>
+          <w:rFonts w:ascii="Times New Roman" w:hAnsi="Times New Roman" w:eastAsia="Batang"/>
+          <w:sz w:val="22"/>
+        </w:rPr>
+        <w:t xml:space="preserve"> instance with boolean properties </w:t>
+      </w:r>
+      <w:r>
+        <w:rPr>
+          <w:rFonts w:ascii="Consolas" w:hAnsi="Consolas" w:eastAsia="Consolas"/>
+          <w:sz w:val="18"/>
+        </w:rPr>
+        <w:t>sse42</w:t>
+      </w:r>
+      <w:r>
+        <w:rPr>
+          <w:rFonts w:ascii="Times New Roman" w:hAnsi="Times New Roman" w:eastAsia="Batang"/>
+          <w:sz w:val="22"/>
+        </w:rPr>
+        <w:t xml:space="preserve">, </w:t>
+      </w:r>
+      <w:r>
+        <w:rPr>
+          <w:rFonts w:ascii="Consolas" w:hAnsi="Consolas" w:eastAsia="Consolas"/>
+          <w:sz w:val="18"/>
+        </w:rPr>
+        <w:t>avx2</w:t>
+      </w:r>
+      <w:r>
+        <w:rPr>
+          <w:rFonts w:ascii="Times New Roman" w:hAnsi="Times New Roman" w:eastAsia="Batang"/>
+          <w:sz w:val="22"/>
+        </w:rPr>
+        <w:t xml:space="preserve">, </w:t>
+      </w:r>
+      <w:r>
+        <w:rPr>
+          <w:rFonts w:ascii="Consolas" w:hAnsi="Consolas" w:eastAsia="Consolas"/>
+          <w:sz w:val="18"/>
+        </w:rPr>
+        <w:t>avx512f</w:t>
+      </w:r>
+      <w:r>
+        <w:rPr>
+          <w:rFonts w:ascii="Times New Roman" w:hAnsi="Times New Roman" w:eastAsia="Batang"/>
+          <w:sz w:val="22"/>
+        </w:rPr>
+        <w:t xml:space="preserve">, </w:t>
+      </w:r>
+      <w:r>
+        <w:rPr>
+          <w:rFonts w:ascii="Consolas" w:hAnsi="Consolas" w:eastAsia="Consolas"/>
+          <w:sz w:val="18"/>
+        </w:rPr>
+        <w:t>neon</w:t>
+      </w:r>
+      <w:r>
+        <w:rPr>
+          <w:rFonts w:ascii="Times New Roman" w:hAnsi="Times New Roman" w:eastAsia="Batang"/>
+          <w:sz w:val="22"/>
+        </w:rPr>
+        <w:t xml:space="preserve">. See </w:t>
+      </w:r>
+      <w:r>
+        <w:rPr>
+          <w:rFonts w:ascii="Consolas" w:hAnsi="Consolas" w:eastAsia="Consolas"/>
+          <w:sz w:val="18"/>
+        </w:rPr>
+        <w:t>architecture.md</w:t>
+      </w:r>
+      <w:r>
+        <w:rPr>
+          <w:rFonts w:ascii="Times New Roman" w:hAnsi="Times New Roman" w:eastAsia="Batang"/>
+          <w:sz w:val="22"/>
+        </w:rPr>
+        <w:t xml:space="preserve"> Chapter IX for why this exists and what it does (and does not yet) affect.</w:t>
       </w:r>
     </w:p>
     <w:p>
@@ -2852,6 +4336,16 @@
         <w:br/>
         <w:t>witchhat_core::validate_schema(actual: &amp;Schema, expected: &amp;Schema, options: ValidateSchemaOptions) -&gt; SchemaDiff</w:t>
         <w:br/>
+        <w:t>witchhat_core::normalize_json(json: &amp;StringArray, schema: &amp;Schema, version: NormalizeVersion) -&gt; Result&lt;(RecordBatch, NormalizeStats)&gt;</w:t>
+        <w:br/>
+        <w:t>witchhat_core::apply_rules(input: &amp;StringArray, rules: &amp;[CleanRule]) -&gt; StringArray</w:t>
+        <w:br/>
+        <w:t>witchhat_core::clean_with_preset(input: &amp;StringArray, name: &amp;str, version: CleanupVersion) -&gt; Result&lt;StringArray&gt;</w:t>
+        <w:br/>
+        <w:t>witchhat_core::check_equivalence(actual: &amp;RecordBatch, expected: &amp;RecordBatch, options: EquivalenceOptions) -&gt; Result&lt;EquivalenceReport&gt;</w:t>
+        <w:br/>
+        <w:t>witchhat_core::drop_duplicates(batch: &amp;RecordBatch, columns: &amp;[&amp;str], version: HashVersion) -&gt; Result&lt;RecordBatch&gt;</w:t>
+        <w:br/>
         <w:t>witchhat_core::features() -&gt; CpuFeatures</w:t>
       </w:r>
     </w:p>
@@ -2879,7 +4373,7 @@
           <w:rFonts w:ascii="Times New Roman" w:hAnsi="Times New Roman" w:eastAsia="Batang"/>
           <w:sz w:val="22"/>
         </w:rPr>
-        <w:t xml:space="preserve"> Chapter VI for the concurrency model. Full rustdoc, including examples, is on every item (</w:t>
+        <w:t xml:space="preserve"> Chapter X for the concurrency model. Full rustdoc, including examples, is on every item (</w:t>
       </w:r>
       <w:r>
         <w:rPr>
@@ -2907,16 +4401,7 @@
           <w:color w:val="000000"/>
           <w:sz w:val="24"/>
         </w:rPr>
-        <w:t xml:space="preserve">2. </w:t>
-      </w:r>
-      <w:r>
-        <w:rPr>
-          <w:rFonts w:ascii="Consolas" w:hAnsi="Consolas" w:eastAsia="Consolas"/>
-          <w:b/>
-          <w:color w:val="000000"/>
-          <w:sz w:val="24"/>
-        </w:rPr>
-        <w:t>HashVersion</w:t>
+        <w:t>2. Version enums</w:t>
       </w:r>
     </w:p>
     <w:p>
@@ -2929,17 +4414,96 @@
           <w:rFonts w:ascii="Consolas" w:hAnsi="Consolas" w:eastAsia="Consolas"/>
           <w:sz w:val="18"/>
         </w:rPr>
-        <w:t>pub enum HashVersion { V1 }</w:t>
+        <w:t>pub enum HashVersion { V1 }          // hash_batch, table_fingerprint, schema_fingerprint,</w:t>
         <w:br/>
-        <w:t>impl HashVersion {</w:t>
+        <w:t xml:space="preserve">                                      // check_equivalence, drop_duplicates</w:t>
         <w:br/>
-        <w:t xml:space="preserve">    pub const CURRENT: HashVersion;</w:t>
+        <w:t>pub enum NormalizeVersion { V1 }     // normalize_json</w:t>
         <w:br/>
-        <w:t xml:space="preserve">    pub fn as_str(self) -&gt; &amp;'static str;</w:t>
-        <w:br/>
-        <w:t xml:space="preserve">    pub fn parse(s: &amp;str) -&gt; Option&lt;Self&gt;;</w:t>
-        <w:br/>
-        <w:t>}</w:t>
+        <w:t>pub enum CleanupVersion { V1 }       // preset, clean_with_preset</w:t>
+      </w:r>
+    </w:p>
+    <w:p>
+      <w:pPr>
+        <w:spacing w:line="384" w:lineRule="auto" w:after="120"/>
+        <w:jc w:val="both"/>
+      </w:pPr>
+      <w:r>
+        <w:rPr>
+          <w:rFonts w:ascii="Times New Roman" w:hAnsi="Times New Roman" w:eastAsia="Batang"/>
+          <w:sz w:val="22"/>
+        </w:rPr>
+        <w:t xml:space="preserve">Each has </w:t>
+      </w:r>
+      <w:r>
+        <w:rPr>
+          <w:rFonts w:ascii="Consolas" w:hAnsi="Consolas" w:eastAsia="Consolas"/>
+          <w:sz w:val="18"/>
+        </w:rPr>
+        <w:t>CURRENT</w:t>
+      </w:r>
+      <w:r>
+        <w:rPr>
+          <w:rFonts w:ascii="Times New Roman" w:hAnsi="Times New Roman" w:eastAsia="Batang"/>
+          <w:sz w:val="22"/>
+        </w:rPr>
+        <w:t xml:space="preserve">, </w:t>
+      </w:r>
+      <w:r>
+        <w:rPr>
+          <w:rFonts w:ascii="Consolas" w:hAnsi="Consolas" w:eastAsia="Consolas"/>
+          <w:sz w:val="18"/>
+        </w:rPr>
+        <w:t>as_str(self) -&gt; &amp;'static str</w:t>
+      </w:r>
+      <w:r>
+        <w:rPr>
+          <w:rFonts w:ascii="Times New Roman" w:hAnsi="Times New Roman" w:eastAsia="Batang"/>
+          <w:sz w:val="22"/>
+        </w:rPr>
+        <w:t xml:space="preserve">, </w:t>
+      </w:r>
+      <w:r>
+        <w:rPr>
+          <w:rFonts w:ascii="Consolas" w:hAnsi="Consolas" w:eastAsia="Consolas"/>
+          <w:sz w:val="18"/>
+        </w:rPr>
+        <w:t>parse(s: &amp;str) -&gt; Option&lt;Self&gt;</w:t>
+      </w:r>
+      <w:r>
+        <w:rPr>
+          <w:rFonts w:ascii="Times New Roman" w:hAnsi="Times New Roman" w:eastAsia="Batang"/>
+          <w:sz w:val="22"/>
+        </w:rPr>
+        <w:t xml:space="preserve">, and implements </w:t>
+      </w:r>
+      <w:r>
+        <w:rPr>
+          <w:rFonts w:ascii="Consolas" w:hAnsi="Consolas" w:eastAsia="Consolas"/>
+          <w:sz w:val="18"/>
+        </w:rPr>
+        <w:t>Default</w:t>
+      </w:r>
+      <w:r>
+        <w:rPr>
+          <w:rFonts w:ascii="Times New Roman" w:hAnsi="Times New Roman" w:eastAsia="Batang"/>
+          <w:sz w:val="22"/>
+        </w:rPr>
+        <w:t xml:space="preserve"> (returning </w:t>
+      </w:r>
+      <w:r>
+        <w:rPr>
+          <w:rFonts w:ascii="Consolas" w:hAnsi="Consolas" w:eastAsia="Consolas"/>
+          <w:sz w:val="18"/>
+        </w:rPr>
+        <w:t>CURRENT</w:t>
+      </w:r>
+      <w:r>
+        <w:rPr>
+          <w:rFonts w:ascii="Times New Roman" w:hAnsi="Times New Roman" w:eastAsia="Batang"/>
+          <w:sz w:val="22"/>
+        </w:rPr>
+        <w:t>).</w:t>
       </w:r>
     </w:p>
     <w:p>
@@ -2953,87 +4517,7 @@
           <w:color w:val="000000"/>
           <w:sz w:val="24"/>
         </w:rPr>
-        <w:t xml:space="preserve">3. </w:t>
-      </w:r>
-      <w:r>
-        <w:rPr>
-          <w:rFonts w:ascii="Consolas" w:hAnsi="Consolas" w:eastAsia="Consolas"/>
-          <w:b/>
-          <w:color w:val="000000"/>
-          <w:sz w:val="24"/>
-        </w:rPr>
-        <w:t>ValidateSchemaOptions</w:t>
-      </w:r>
-      <w:r>
-        <w:rPr>
-          <w:rFonts w:ascii="Times New Roman" w:hAnsi="Times New Roman" w:eastAsia="Batang"/>
-          <w:b/>
-          <w:color w:val="000000"/>
-          <w:sz w:val="24"/>
-        </w:rPr>
-        <w:t xml:space="preserve"> and </w:t>
-      </w:r>
-      <w:r>
-        <w:rPr>
-          <w:rFonts w:ascii="Consolas" w:hAnsi="Consolas" w:eastAsia="Consolas"/>
-          <w:b/>
-          <w:color w:val="000000"/>
-          <w:sz w:val="24"/>
-        </w:rPr>
-        <w:t>SchemaDiff</w:t>
-      </w:r>
-    </w:p>
-    <w:p>
-      <w:pPr>
-        <w:spacing w:line="240" w:lineRule="auto" w:before="120" w:after="120"/>
-        <w:ind w:left="454"/>
-      </w:pPr>
-      <w:r>
-        <w:rPr>
-          <w:rFonts w:ascii="Consolas" w:hAnsi="Consolas" w:eastAsia="Consolas"/>
-          <w:sz w:val="18"/>
-        </w:rPr>
-        <w:t>pub struct ValidateSchemaOptions { pub allow_numeric_widening: bool }</w:t>
-        <w:br/>
-        <w:br/>
-        <w:t>pub struct SchemaDiff {</w:t>
-        <w:br/>
-        <w:t xml:space="preserve">    pub missing: Vec&lt;Arc&lt;str&gt;&gt;,</w:t>
-        <w:br/>
-        <w:t xml:space="preserve">    pub unexpected: Vec&lt;Arc&lt;str&gt;&gt;,</w:t>
-        <w:br/>
-        <w:t xml:space="preserve">    pub retyped: Vec&lt;RetypedColumn&gt;,</w:t>
-        <w:br/>
-        <w:t xml:space="preserve">    pub nullability: Vec&lt;NullabilityChange&gt;,</w:t>
-        <w:br/>
-        <w:t>}</w:t>
-        <w:br/>
-        <w:t>impl SchemaDiff {</w:t>
-        <w:br/>
-        <w:t xml:space="preserve">    pub fn is_empty(&amp;self) -&gt; bool;</w:t>
-        <w:br/>
-        <w:t xml:space="preserve">    pub fn is_breaking(&amp;self) -&gt; bool;</w:t>
-        <w:br/>
-        <w:t>}</w:t>
-        <w:br/>
-        <w:br/>
-        <w:t>pub struct RetypedColumn { pub column: Arc&lt;str&gt;, pub expected: DataType, pub actual: DataType }</w:t>
-        <w:br/>
-        <w:t>pub struct NullabilityChange { pub column: Arc&lt;str&gt;, pub expected_nullable: bool, pub actual_nullable: bool }</w:t>
-      </w:r>
-    </w:p>
-    <w:p>
-      <w:pPr>
-        <w:pStyle w:val="Heading2"/>
-      </w:pPr>
-      <w:r>
-        <w:rPr>
-          <w:rFonts w:ascii="Times New Roman" w:hAnsi="Times New Roman" w:eastAsia="Batang"/>
-          <w:b/>
-          <w:color w:val="000000"/>
-          <w:sz w:val="24"/>
-        </w:rPr>
-        <w:t>4. Module map</w:t>
+        <w:t>3. Module map</w:t>
       </w:r>
     </w:p>
     <w:p>
@@ -3304,6 +4788,238 @@
                 <w:rFonts w:ascii="Consolas" w:hAnsi="Consolas" w:eastAsia="Consolas"/>
                 <w:sz w:val="18"/>
               </w:rPr>
+              <w:t>witchhat_core::json</w:t>
+            </w:r>
+          </w:p>
+        </w:tc>
+        <w:tc>
+          <w:tcPr>
+            <w:tcW w:type="dxa" w:w="4702"/>
+          </w:tcPr>
+          <w:p>
+            <w:r>
+              <w:rPr>
+                <w:rFonts w:ascii="Consolas" w:hAnsi="Consolas" w:eastAsia="Consolas"/>
+                <w:sz w:val="18"/>
+              </w:rPr>
+              <w:t>NormalizeVersion</w:t>
+            </w:r>
+            <w:r>
+              <w:rPr>
+                <w:rFonts w:ascii="Times New Roman" w:hAnsi="Times New Roman" w:eastAsia="Batang"/>
+                <w:sz w:val="22"/>
+              </w:rPr>
+              <w:t xml:space="preserve">, </w:t>
+            </w:r>
+            <w:r>
+              <w:rPr>
+                <w:rFonts w:ascii="Consolas" w:hAnsi="Consolas" w:eastAsia="Consolas"/>
+                <w:sz w:val="18"/>
+              </w:rPr>
+              <w:t>NormalizeStats</w:t>
+            </w:r>
+            <w:r>
+              <w:rPr>
+                <w:rFonts w:ascii="Times New Roman" w:hAnsi="Times New Roman" w:eastAsia="Batang"/>
+                <w:sz w:val="22"/>
+              </w:rPr>
+              <w:t xml:space="preserve">, </w:t>
+            </w:r>
+            <w:r>
+              <w:rPr>
+                <w:rFonts w:ascii="Consolas" w:hAnsi="Consolas" w:eastAsia="Consolas"/>
+                <w:sz w:val="18"/>
+              </w:rPr>
+              <w:t>normalize_json</w:t>
+            </w:r>
+          </w:p>
+        </w:tc>
+      </w:tr>
+      <w:tr>
+        <w:tc>
+          <w:tcPr>
+            <w:tcW w:type="dxa" w:w="4702"/>
+          </w:tcPr>
+          <w:p>
+            <w:r>
+              <w:rPr>
+                <w:rFonts w:ascii="Consolas" w:hAnsi="Consolas" w:eastAsia="Consolas"/>
+                <w:sz w:val="18"/>
+              </w:rPr>
+              <w:t>witchhat_core::clean</w:t>
+            </w:r>
+          </w:p>
+        </w:tc>
+        <w:tc>
+          <w:tcPr>
+            <w:tcW w:type="dxa" w:w="4702"/>
+          </w:tcPr>
+          <w:p>
+            <w:r>
+              <w:rPr>
+                <w:rFonts w:ascii="Consolas" w:hAnsi="Consolas" w:eastAsia="Consolas"/>
+                <w:sz w:val="18"/>
+              </w:rPr>
+              <w:t>CleanRule</w:t>
+            </w:r>
+            <w:r>
+              <w:rPr>
+                <w:rFonts w:ascii="Times New Roman" w:hAnsi="Times New Roman" w:eastAsia="Batang"/>
+                <w:sz w:val="22"/>
+              </w:rPr>
+              <w:t xml:space="preserve">, </w:t>
+            </w:r>
+            <w:r>
+              <w:rPr>
+                <w:rFonts w:ascii="Consolas" w:hAnsi="Consolas" w:eastAsia="Consolas"/>
+                <w:sz w:val="18"/>
+              </w:rPr>
+              <w:t>CleanupVersion</w:t>
+            </w:r>
+            <w:r>
+              <w:rPr>
+                <w:rFonts w:ascii="Times New Roman" w:hAnsi="Times New Roman" w:eastAsia="Batang"/>
+                <w:sz w:val="22"/>
+              </w:rPr>
+              <w:t xml:space="preserve">, </w:t>
+            </w:r>
+            <w:r>
+              <w:rPr>
+                <w:rFonts w:ascii="Consolas" w:hAnsi="Consolas" w:eastAsia="Consolas"/>
+                <w:sz w:val="18"/>
+              </w:rPr>
+              <w:t>apply_rules</w:t>
+            </w:r>
+            <w:r>
+              <w:rPr>
+                <w:rFonts w:ascii="Times New Roman" w:hAnsi="Times New Roman" w:eastAsia="Batang"/>
+                <w:sz w:val="22"/>
+              </w:rPr>
+              <w:t xml:space="preserve">, </w:t>
+            </w:r>
+            <w:r>
+              <w:rPr>
+                <w:rFonts w:ascii="Consolas" w:hAnsi="Consolas" w:eastAsia="Consolas"/>
+                <w:sz w:val="18"/>
+              </w:rPr>
+              <w:t>preset</w:t>
+            </w:r>
+            <w:r>
+              <w:rPr>
+                <w:rFonts w:ascii="Times New Roman" w:hAnsi="Times New Roman" w:eastAsia="Batang"/>
+                <w:sz w:val="22"/>
+              </w:rPr>
+              <w:t xml:space="preserve">, </w:t>
+            </w:r>
+            <w:r>
+              <w:rPr>
+                <w:rFonts w:ascii="Consolas" w:hAnsi="Consolas" w:eastAsia="Consolas"/>
+                <w:sz w:val="18"/>
+              </w:rPr>
+              <w:t>clean_with_preset</w:t>
+            </w:r>
+          </w:p>
+        </w:tc>
+      </w:tr>
+      <w:tr>
+        <w:tc>
+          <w:tcPr>
+            <w:tcW w:type="dxa" w:w="4702"/>
+          </w:tcPr>
+          <w:p>
+            <w:r>
+              <w:rPr>
+                <w:rFonts w:ascii="Consolas" w:hAnsi="Consolas" w:eastAsia="Consolas"/>
+                <w:sz w:val="18"/>
+              </w:rPr>
+              <w:t>witchhat_core::equivalence</w:t>
+            </w:r>
+          </w:p>
+        </w:tc>
+        <w:tc>
+          <w:tcPr>
+            <w:tcW w:type="dxa" w:w="4702"/>
+          </w:tcPr>
+          <w:p>
+            <w:r>
+              <w:rPr>
+                <w:rFonts w:ascii="Consolas" w:hAnsi="Consolas" w:eastAsia="Consolas"/>
+                <w:sz w:val="18"/>
+              </w:rPr>
+              <w:t>EquivalenceOptions</w:t>
+            </w:r>
+            <w:r>
+              <w:rPr>
+                <w:rFonts w:ascii="Times New Roman" w:hAnsi="Times New Roman" w:eastAsia="Batang"/>
+                <w:sz w:val="22"/>
+              </w:rPr>
+              <w:t xml:space="preserve">, </w:t>
+            </w:r>
+            <w:r>
+              <w:rPr>
+                <w:rFonts w:ascii="Consolas" w:hAnsi="Consolas" w:eastAsia="Consolas"/>
+                <w:sz w:val="18"/>
+              </w:rPr>
+              <w:t>EquivalenceReport</w:t>
+            </w:r>
+            <w:r>
+              <w:rPr>
+                <w:rFonts w:ascii="Times New Roman" w:hAnsi="Times New Roman" w:eastAsia="Batang"/>
+                <w:sz w:val="22"/>
+              </w:rPr>
+              <w:t xml:space="preserve">, </w:t>
+            </w:r>
+            <w:r>
+              <w:rPr>
+                <w:rFonts w:ascii="Consolas" w:hAnsi="Consolas" w:eastAsia="Consolas"/>
+                <w:sz w:val="18"/>
+              </w:rPr>
+              <w:t>check_equivalence</w:t>
+            </w:r>
+          </w:p>
+        </w:tc>
+      </w:tr>
+      <w:tr>
+        <w:tc>
+          <w:tcPr>
+            <w:tcW w:type="dxa" w:w="4702"/>
+          </w:tcPr>
+          <w:p>
+            <w:r>
+              <w:rPr>
+                <w:rFonts w:ascii="Consolas" w:hAnsi="Consolas" w:eastAsia="Consolas"/>
+                <w:sz w:val="18"/>
+              </w:rPr>
+              <w:t>witchhat_core::dedup</w:t>
+            </w:r>
+          </w:p>
+        </w:tc>
+        <w:tc>
+          <w:tcPr>
+            <w:tcW w:type="dxa" w:w="4702"/>
+          </w:tcPr>
+          <w:p>
+            <w:r>
+              <w:rPr>
+                <w:rFonts w:ascii="Consolas" w:hAnsi="Consolas" w:eastAsia="Consolas"/>
+                <w:sz w:val="18"/>
+              </w:rPr>
+              <w:t>drop_duplicates</w:t>
+            </w:r>
+          </w:p>
+        </w:tc>
+      </w:tr>
+      <w:tr>
+        <w:tc>
+          <w:tcPr>
+            <w:tcW w:type="dxa" w:w="4702"/>
+          </w:tcPr>
+          <w:p>
+            <w:r>
+              <w:rPr>
+                <w:rFonts w:ascii="Consolas" w:hAnsi="Consolas" w:eastAsia="Consolas"/>
+                <w:sz w:val="18"/>
+              </w:rPr>
               <w:t>witchhat_core::cpu</w:t>
             </w:r>
           </w:p>
@@ -3394,7 +5110,7 @@
           <w:color w:val="000000"/>
           <w:sz w:val="24"/>
         </w:rPr>
-        <w:t>5. Error type</w:t>
+        <w:t>4. Error type</w:t>
       </w:r>
     </w:p>
     <w:p>
@@ -3540,7 +5256,7 @@
           <w:rFonts w:ascii="Times New Roman" w:hAnsi="Times New Roman" w:eastAsia="Batang"/>
           <w:sz w:val="22"/>
         </w:rPr>
-        <w:t xml:space="preserve"> Chapter VII. </w:t>
+        <w:t xml:space="preserve"> Chapter XI. </w:t>
       </w:r>
       <w:r>
         <w:rPr>
@@ -3568,35 +5284,77 @@
           <w:rFonts w:ascii="Times New Roman" w:hAnsi="Times New Roman" w:eastAsia="Batang"/>
           <w:sz w:val="22"/>
         </w:rPr>
-        <w:t xml:space="preserve">: an unequal schema is a normal result (a </w:t>
+        <w:t xml:space="preserve">: an unequal schema is a normal result, not an </w:t>
       </w:r>
       <w:r>
         <w:rPr>
           <w:rFonts w:ascii="Consolas" w:hAnsi="Consolas" w:eastAsia="Consolas"/>
           <w:sz w:val="18"/>
         </w:rPr>
-        <w:t>SchemaDiff</w:t>
+        <w:t>Error</w:t>
       </w:r>
       <w:r>
         <w:rPr>
           <w:rFonts w:ascii="Times New Roman" w:hAnsi="Times New Roman" w:eastAsia="Batang"/>
           <w:sz w:val="22"/>
         </w:rPr>
-        <w:t xml:space="preserve">), not an </w:t>
+        <w:t xml:space="preserve">. </w:t>
       </w:r>
       <w:r>
         <w:rPr>
           <w:rFonts w:ascii="Consolas" w:hAnsi="Consolas" w:eastAsia="Consolas"/>
           <w:sz w:val="18"/>
         </w:rPr>
-        <w:t>Error</w:t>
+        <w:t>normalize_json</w:t>
       </w:r>
       <w:r>
         <w:rPr>
           <w:rFonts w:ascii="Times New Roman" w:hAnsi="Times New Roman" w:eastAsia="Batang"/>
           <w:sz w:val="22"/>
         </w:rPr>
-        <w:t>.</w:t>
+        <w:t xml:space="preserve"> returns </w:t>
+      </w:r>
+      <w:r>
+        <w:rPr>
+          <w:rFonts w:ascii="Consolas" w:hAnsi="Consolas" w:eastAsia="Consolas"/>
+          <w:sz w:val="18"/>
+        </w:rPr>
+        <w:t>Result</w:t>
+      </w:r>
+      <w:r>
+        <w:rPr>
+          <w:rFonts w:ascii="Times New Roman" w:hAnsi="Times New Roman" w:eastAsia="Batang"/>
+          <w:sz w:val="22"/>
+        </w:rPr>
+        <w:t xml:space="preserve"> only for a structural problem (an unsupported target type in </w:t>
+      </w:r>
+      <w:r>
+        <w:rPr>
+          <w:rFonts w:ascii="Consolas" w:hAnsi="Consolas" w:eastAsia="Consolas"/>
+          <w:sz w:val="18"/>
+        </w:rPr>
+        <w:t>schema</w:t>
+      </w:r>
+      <w:r>
+        <w:rPr>
+          <w:rFonts w:ascii="Times New Roman" w:hAnsi="Times New Roman" w:eastAsia="Batang"/>
+          <w:sz w:val="22"/>
+        </w:rPr>
+        <w:t xml:space="preserve">), never for a malformed row, which is counted in </w:t>
+      </w:r>
+      <w:r>
+        <w:rPr>
+          <w:rFonts w:ascii="Consolas" w:hAnsi="Consolas" w:eastAsia="Consolas"/>
+          <w:sz w:val="18"/>
+        </w:rPr>
+        <w:t>NormalizeStats</w:t>
+      </w:r>
+      <w:r>
+        <w:rPr>
+          <w:rFonts w:ascii="Times New Roman" w:hAnsi="Times New Roman" w:eastAsia="Batang"/>
+          <w:sz w:val="22"/>
+        </w:rPr>
+        <w:t xml:space="preserve"> instead.</w:t>
       </w:r>
     </w:p>
     <w:p>
@@ -3658,21 +5416,21 @@
           <w:rFonts w:ascii="Times New Roman" w:hAnsi="Times New Roman" w:eastAsia="Batang"/>
           <w:sz w:val="22"/>
         </w:rPr>
-        <w:t xml:space="preserve"> produce different fingerprints for the same rows. This is deliberate (</w:t>
+        <w:t xml:space="preserve"> produce different fingerprints for the same rows. Pick one order and use it consistently for anything comparing fingerprints across calls. </w:t>
       </w:r>
       <w:r>
         <w:rPr>
           <w:rFonts w:ascii="Consolas" w:hAnsi="Consolas" w:eastAsia="Consolas"/>
           <w:sz w:val="18"/>
         </w:rPr>
-        <w:t>architecture.md</w:t>
+        <w:t>check_equivalence</w:t>
       </w:r>
       <w:r>
         <w:rPr>
           <w:rFonts w:ascii="Times New Roman" w:hAnsi="Times New Roman" w:eastAsia="Batang"/>
           <w:sz w:val="22"/>
         </w:rPr>
-        <w:t xml:space="preserve"> Chapter III, Section 1): pick one order and use it consistently for anything comparing fingerprints across calls.</w:t>
+        <w:t xml:space="preserve"> is the one function that compensates for this automatically across its two inputs; see Section 6.</w:t>
       </w:r>
     </w:p>
     <w:p>
@@ -3824,21 +5582,175 @@
           <w:rFonts w:ascii="Times New Roman" w:hAnsi="Times New Roman" w:eastAsia="Batang"/>
           <w:sz w:val="22"/>
         </w:rPr>
-        <w:t xml:space="preserve"> default) anywhere a fingerprint is stored and compared against a value computed by a different call site or a later release, so an accidental version mismatch is visible immediately rather than producing a silent, wrong "not equal" result. </w:t>
+        <w:t xml:space="preserve"> default) anywhere a result is stored and compared against a value computed by a different call site or a later release. This applies to </w:t>
       </w:r>
       <w:r>
         <w:rPr>
           <w:rFonts w:ascii="Consolas" w:hAnsi="Consolas" w:eastAsia="Consolas"/>
           <w:sz w:val="18"/>
         </w:rPr>
-        <w:t>validate_schema</w:t>
+        <w:t>hash_rows</w:t>
       </w:r>
       <w:r>
         <w:rPr>
           <w:rFonts w:ascii="Times New Roman" w:hAnsi="Times New Roman" w:eastAsia="Batang"/>
           <w:sz w:val="22"/>
         </w:rPr>
-        <w:t xml:space="preserve"> has no version parameter: schema comparison is a structural check, not a hash, so there is nothing to version yet.</w:t>
+        <w:t>/</w:t>
+      </w:r>
+      <w:r>
+        <w:rPr>
+          <w:rFonts w:ascii="Consolas" w:hAnsi="Consolas" w:eastAsia="Consolas"/>
+          <w:sz w:val="18"/>
+        </w:rPr>
+        <w:t>table_fingerprint</w:t>
+      </w:r>
+      <w:r>
+        <w:rPr>
+          <w:rFonts w:ascii="Times New Roman" w:hAnsi="Times New Roman" w:eastAsia="Batang"/>
+          <w:sz w:val="22"/>
+        </w:rPr>
+        <w:t>/</w:t>
+      </w:r>
+      <w:r>
+        <w:rPr>
+          <w:rFonts w:ascii="Consolas" w:hAnsi="Consolas" w:eastAsia="Consolas"/>
+          <w:sz w:val="18"/>
+        </w:rPr>
+        <w:t>schema_fingerprint</w:t>
+      </w:r>
+      <w:r>
+        <w:rPr>
+          <w:rFonts w:ascii="Times New Roman" w:hAnsi="Times New Roman" w:eastAsia="Batang"/>
+          <w:sz w:val="22"/>
+        </w:rPr>
+        <w:t xml:space="preserve">/ </w:t>
+      </w:r>
+      <w:r>
+        <w:rPr>
+          <w:rFonts w:ascii="Consolas" w:hAnsi="Consolas" w:eastAsia="Consolas"/>
+          <w:sz w:val="18"/>
+        </w:rPr>
+        <w:t>check_equivalence</w:t>
+      </w:r>
+      <w:r>
+        <w:rPr>
+          <w:rFonts w:ascii="Times New Roman" w:hAnsi="Times New Roman" w:eastAsia="Batang"/>
+          <w:sz w:val="22"/>
+        </w:rPr>
+        <w:t>/</w:t>
+      </w:r>
+      <w:r>
+        <w:rPr>
+          <w:rFonts w:ascii="Consolas" w:hAnsi="Consolas" w:eastAsia="Consolas"/>
+          <w:sz w:val="18"/>
+        </w:rPr>
+        <w:t>drop_duplicates</w:t>
+      </w:r>
+      <w:r>
+        <w:rPr>
+          <w:rFonts w:ascii="Times New Roman" w:hAnsi="Times New Roman" w:eastAsia="Batang"/>
+          <w:sz w:val="22"/>
+        </w:rPr>
+        <w:t xml:space="preserve"> (</w:t>
+      </w:r>
+      <w:r>
+        <w:rPr>
+          <w:rFonts w:ascii="Consolas" w:hAnsi="Consolas" w:eastAsia="Consolas"/>
+          <w:sz w:val="18"/>
+        </w:rPr>
+        <w:t>HashVersion</w:t>
+      </w:r>
+      <w:r>
+        <w:rPr>
+          <w:rFonts w:ascii="Times New Roman" w:hAnsi="Times New Roman" w:eastAsia="Batang"/>
+          <w:sz w:val="22"/>
+        </w:rPr>
+        <w:t xml:space="preserve">), </w:t>
+      </w:r>
+      <w:r>
+        <w:rPr>
+          <w:rFonts w:ascii="Consolas" w:hAnsi="Consolas" w:eastAsia="Consolas"/>
+          <w:sz w:val="18"/>
+        </w:rPr>
+        <w:t>normalize_json</w:t>
+      </w:r>
+      <w:r>
+        <w:rPr>
+          <w:rFonts w:ascii="Times New Roman" w:hAnsi="Times New Roman" w:eastAsia="Batang"/>
+          <w:sz w:val="22"/>
+        </w:rPr>
+        <w:t xml:space="preserve"> (</w:t>
+      </w:r>
+      <w:r>
+        <w:rPr>
+          <w:rFonts w:ascii="Consolas" w:hAnsi="Consolas" w:eastAsia="Consolas"/>
+          <w:sz w:val="18"/>
+        </w:rPr>
+        <w:t>NormalizeVersion</w:t>
+      </w:r>
+      <w:r>
+        <w:rPr>
+          <w:rFonts w:ascii="Times New Roman" w:hAnsi="Times New Roman" w:eastAsia="Batang"/>
+          <w:sz w:val="22"/>
+        </w:rPr>
+        <w:t xml:space="preserve">), and </w:t>
+      </w:r>
+      <w:r>
+        <w:rPr>
+          <w:rFonts w:ascii="Consolas" w:hAnsi="Consolas" w:eastAsia="Consolas"/>
+          <w:sz w:val="18"/>
+        </w:rPr>
+        <w:t>clean_with_preset</w:t>
+      </w:r>
+      <w:r>
+        <w:rPr>
+          <w:rFonts w:ascii="Times New Roman" w:hAnsi="Times New Roman" w:eastAsia="Batang"/>
+          <w:sz w:val="22"/>
+        </w:rPr>
+        <w:t xml:space="preserve"> (</w:t>
+      </w:r>
+      <w:r>
+        <w:rPr>
+          <w:rFonts w:ascii="Consolas" w:hAnsi="Consolas" w:eastAsia="Consolas"/>
+          <w:sz w:val="18"/>
+        </w:rPr>
+        <w:t>CleanupVersion</w:t>
+      </w:r>
+      <w:r>
+        <w:rPr>
+          <w:rFonts w:ascii="Times New Roman" w:hAnsi="Times New Roman" w:eastAsia="Batang"/>
+          <w:sz w:val="22"/>
+        </w:rPr>
+        <w:t xml:space="preserve">). </w:t>
+      </w:r>
+      <w:r>
+        <w:rPr>
+          <w:rFonts w:ascii="Consolas" w:hAnsi="Consolas" w:eastAsia="Consolas"/>
+          <w:sz w:val="18"/>
+        </w:rPr>
+        <w:t>validate_schema</w:t>
+      </w:r>
+      <w:r>
+        <w:rPr>
+          <w:rFonts w:ascii="Times New Roman" w:hAnsi="Times New Roman" w:eastAsia="Batang"/>
+          <w:sz w:val="22"/>
+        </w:rPr>
+        <w:t xml:space="preserve"> and </w:t>
+      </w:r>
+      <w:r>
+        <w:rPr>
+          <w:rFonts w:ascii="Consolas" w:hAnsi="Consolas" w:eastAsia="Consolas"/>
+          <w:sz w:val="18"/>
+        </w:rPr>
+        <w:t>clean_with_rules</w:t>
+      </w:r>
+      <w:r>
+        <w:rPr>
+          <w:rFonts w:ascii="Times New Roman" w:hAnsi="Times New Roman" w:eastAsia="Batang"/>
+          <w:sz w:val="22"/>
+        </w:rPr>
+        <w:t xml:space="preserve"> have no version parameter: the former is a structural check, the latter uses the caller's own rules, neither of which witchhat's own versioning applies to.</w:t>
       </w:r>
     </w:p>
     <w:p>
@@ -3862,171 +5774,94 @@
       </w:pPr>
       <w:r>
         <w:rPr>
+          <w:rFonts w:ascii="Times New Roman" w:hAnsi="Times New Roman" w:eastAsia="Batang"/>
+          <w:sz w:val="22"/>
+        </w:rPr>
+        <w:t>Every Arrow-shaped parameter accepts anything implementing the relevant Arrow C Data method (</w:t>
+      </w:r>
+      <w:r>
+        <w:rPr>
           <w:rFonts w:ascii="Consolas" w:hAnsi="Consolas" w:eastAsia="Consolas"/>
           <w:sz w:val="18"/>
         </w:rPr>
-        <w:t>batch</w:t>
+        <w:t>__arrow_c_array__</w:t>
       </w:r>
       <w:r>
         <w:rPr>
           <w:rFonts w:ascii="Times New Roman" w:hAnsi="Times New Roman" w:eastAsia="Batang"/>
           <w:sz w:val="22"/>
         </w:rPr>
-        <w:t xml:space="preserve">, </w:t>
+        <w:t xml:space="preserve"> or </w:t>
       </w:r>
       <w:r>
         <w:rPr>
           <w:rFonts w:ascii="Consolas" w:hAnsi="Consolas" w:eastAsia="Consolas"/>
           <w:sz w:val="18"/>
         </w:rPr>
-        <w:t>row_hashes</w:t>
+        <w:t>__arrow_c_schema__</w:t>
       </w:r>
       <w:r>
         <w:rPr>
           <w:rFonts w:ascii="Times New Roman" w:hAnsi="Times New Roman" w:eastAsia="Batang"/>
           <w:sz w:val="22"/>
         </w:rPr>
-        <w:t xml:space="preserve"> and </w:t>
+        <w:t xml:space="preserve">), not </w:t>
       </w:r>
       <w:r>
         <w:rPr>
           <w:rFonts w:ascii="Consolas" w:hAnsi="Consolas" w:eastAsia="Consolas"/>
           <w:sz w:val="18"/>
         </w:rPr>
-        <w:t>schema</w:t>
+        <w:t>pyarrow</w:t>
       </w:r>
       <w:r>
         <w:rPr>
           <w:rFonts w:ascii="Times New Roman" w:hAnsi="Times New Roman" w:eastAsia="Batang"/>
           <w:sz w:val="22"/>
         </w:rPr>
-        <w:t>/</w:t>
+        <w:t xml:space="preserve"> specifically: a </w:t>
       </w:r>
       <w:r>
         <w:rPr>
           <w:rFonts w:ascii="Consolas" w:hAnsi="Consolas" w:eastAsia="Consolas"/>
           <w:sz w:val="18"/>
         </w:rPr>
-        <w:t>actual</w:t>
+        <w:t>polars.DataFrame</w:t>
       </w:r>
       <w:r>
         <w:rPr>
           <w:rFonts w:ascii="Times New Roman" w:hAnsi="Times New Roman" w:eastAsia="Batang"/>
           <w:sz w:val="22"/>
         </w:rPr>
-        <w:t>/</w:t>
+        <w:t xml:space="preserve">'s </w:t>
       </w:r>
       <w:r>
         <w:rPr>
           <w:rFonts w:ascii="Consolas" w:hAnsi="Consolas" w:eastAsia="Consolas"/>
           <w:sz w:val="18"/>
         </w:rPr>
-        <w:t>expected</w:t>
+        <w:t>to_arrow()</w:t>
       </w:r>
       <w:r>
         <w:rPr>
           <w:rFonts w:ascii="Times New Roman" w:hAnsi="Times New Roman" w:eastAsia="Batang"/>
           <w:sz w:val="22"/>
         </w:rPr>
-        <w:t xml:space="preserve"> parameters accept anything implementing the relevant Arrow C Data method (</w:t>
+        <w:t xml:space="preserve"> result, for instance, satisfies this. witchhat never imports </w:t>
       </w:r>
       <w:r>
         <w:rPr>
           <w:rFonts w:ascii="Consolas" w:hAnsi="Consolas" w:eastAsia="Consolas"/>
           <w:sz w:val="18"/>
         </w:rPr>
-        <w:t>__arrow_c_array__</w:t>
+        <w:t>pyarrow</w:t>
       </w:r>
       <w:r>
         <w:rPr>
           <w:rFonts w:ascii="Times New Roman" w:hAnsi="Times New Roman" w:eastAsia="Batang"/>
           <w:sz w:val="22"/>
         </w:rPr>
-        <w:t xml:space="preserve"> or </w:t>
-      </w:r>
-      <w:r>
-        <w:rPr>
-          <w:rFonts w:ascii="Consolas" w:hAnsi="Consolas" w:eastAsia="Consolas"/>
-          <w:sz w:val="18"/>
-        </w:rPr>
-        <w:t>__arrow_c_schema__</w:t>
-      </w:r>
-      <w:r>
-        <w:rPr>
-          <w:rFonts w:ascii="Times New Roman" w:hAnsi="Times New Roman" w:eastAsia="Batang"/>
-          <w:sz w:val="22"/>
-        </w:rPr>
-        <w:t xml:space="preserve">), not </w:t>
-      </w:r>
-      <w:r>
-        <w:rPr>
-          <w:rFonts w:ascii="Consolas" w:hAnsi="Consolas" w:eastAsia="Consolas"/>
-          <w:sz w:val="18"/>
-        </w:rPr>
-        <w:t>pyarrow</w:t>
-      </w:r>
-      <w:r>
-        <w:rPr>
-          <w:rFonts w:ascii="Times New Roman" w:hAnsi="Times New Roman" w:eastAsia="Batang"/>
-          <w:sz w:val="22"/>
-        </w:rPr>
-        <w:t xml:space="preserve"> specifically: a </w:t>
-      </w:r>
-      <w:r>
-        <w:rPr>
-          <w:rFonts w:ascii="Consolas" w:hAnsi="Consolas" w:eastAsia="Consolas"/>
-          <w:sz w:val="18"/>
-        </w:rPr>
-        <w:t>polars.DataFrame</w:t>
-      </w:r>
-      <w:r>
-        <w:rPr>
-          <w:rFonts w:ascii="Times New Roman" w:hAnsi="Times New Roman" w:eastAsia="Batang"/>
-          <w:sz w:val="22"/>
-        </w:rPr>
-        <w:t xml:space="preserve">'s </w:t>
-      </w:r>
-      <w:r>
-        <w:rPr>
-          <w:rFonts w:ascii="Consolas" w:hAnsi="Consolas" w:eastAsia="Consolas"/>
-          <w:sz w:val="18"/>
-        </w:rPr>
-        <w:t>to_arrow()</w:t>
-      </w:r>
-      <w:r>
-        <w:rPr>
-          <w:rFonts w:ascii="Times New Roman" w:hAnsi="Times New Roman" w:eastAsia="Batang"/>
-          <w:sz w:val="22"/>
-        </w:rPr>
-        <w:t xml:space="preserve"> result, for instance, satisfies this. witchhat never imports </w:t>
-      </w:r>
-      <w:r>
-        <w:rPr>
-          <w:rFonts w:ascii="Consolas" w:hAnsi="Consolas" w:eastAsia="Consolas"/>
-          <w:sz w:val="18"/>
-        </w:rPr>
-        <w:t>pyarrow</w:t>
-      </w:r>
-      <w:r>
-        <w:rPr>
-          <w:rFonts w:ascii="Times New Roman" w:hAnsi="Times New Roman" w:eastAsia="Batang"/>
-          <w:sz w:val="22"/>
-        </w:rPr>
-        <w:t xml:space="preserve"> itself; </w:t>
-      </w:r>
-      <w:r>
-        <w:rPr>
-          <w:rFonts w:ascii="Consolas" w:hAnsi="Consolas" w:eastAsia="Consolas"/>
-          <w:sz w:val="18"/>
-        </w:rPr>
-        <w:t>hash_rows</w:t>
-      </w:r>
-      <w:r>
-        <w:rPr>
-          <w:rFonts w:ascii="Times New Roman" w:hAnsi="Times New Roman" w:eastAsia="Batang"/>
-          <w:sz w:val="22"/>
-        </w:rPr>
-        <w:t xml:space="preserve">'s return value and </w:t>
+        <w:t xml:space="preserve"> itself; array/batch return values and </w:t>
       </w:r>
       <w:r>
         <w:rPr>
@@ -4148,7 +5983,7 @@
           <w:rFonts w:ascii="Times New Roman" w:hAnsi="Times New Roman" w:eastAsia="Batang"/>
           <w:sz w:val="22"/>
         </w:rPr>
-        <w:t xml:space="preserve"> second, matching the reading "validate actual [against] expected". Swapping the two arguments still produces a structurally meaningful diff (Rust and Python both accept it without error), but </w:t>
+        <w:t xml:space="preserve"> second. Swapping the two still produces a structurally meaningful diff without error, but </w:t>
       </w:r>
       <w:r>
         <w:rPr>
@@ -4162,7 +5997,7 @@
           <w:rFonts w:ascii="Times New Roman" w:hAnsi="Times New Roman" w:eastAsia="Batang"/>
           <w:sz w:val="22"/>
         </w:rPr>
-        <w:t>/</w:t>
+        <w:t xml:space="preserve">/ </w:t>
       </w:r>
       <w:r>
         <w:rPr>
@@ -4176,21 +6011,115 @@
           <w:rFonts w:ascii="Times New Roman" w:hAnsi="Times New Roman" w:eastAsia="Batang"/>
           <w:sz w:val="22"/>
         </w:rPr>
-        <w:t xml:space="preserve"> and the direction of </w:t>
-      </w:r>
+        <w:t xml:space="preserve"> and the nullability-tightening direction flip meaning, so a swapped call can silently validate the wrong thing.</w:t>
+      </w:r>
+    </w:p>
+    <w:p>
+      <w:pPr>
+        <w:pStyle w:val="Heading2"/>
+      </w:pPr>
+      <w:r>
+        <w:rPr>
+          <w:rFonts w:ascii="Times New Roman" w:hAnsi="Times New Roman" w:eastAsia="Batang"/>
+          <w:b/>
+          <w:color w:val="000000"/>
+          <w:sz w:val="24"/>
+        </w:rPr>
+        <w:t xml:space="preserve">6. </w:t>
+      </w:r>
+      <w:r>
+        <w:rPr>
+          <w:rFonts w:ascii="Consolas" w:hAnsi="Consolas" w:eastAsia="Consolas"/>
+          <w:b/>
+          <w:color w:val="000000"/>
+          <w:sz w:val="24"/>
+        </w:rPr>
+        <w:t>check_equivalence</w:t>
+      </w:r>
+      <w:r>
+        <w:rPr>
+          <w:rFonts w:ascii="Times New Roman" w:hAnsi="Times New Roman" w:eastAsia="Batang"/>
+          <w:b/>
+          <w:color w:val="000000"/>
+          <w:sz w:val="24"/>
+        </w:rPr>
+        <w:t xml:space="preserve"> is stricter than "not breaking"</w:t>
+      </w:r>
+    </w:p>
+    <w:p>
+      <w:pPr>
+        <w:spacing w:line="384" w:lineRule="auto" w:after="120"/>
+        <w:jc w:val="both"/>
+      </w:pPr>
       <w:r>
         <w:rPr>
           <w:rFonts w:ascii="Consolas" w:hAnsi="Consolas" w:eastAsia="Consolas"/>
           <w:sz w:val="18"/>
         </w:rPr>
-        <w:t>.nullability</w:t>
+        <w:t>EquivalenceReport.is_equivalent()</w:t>
       </w:r>
       <w:r>
         <w:rPr>
           <w:rFonts w:ascii="Times New Roman" w:hAnsi="Times New Roman" w:eastAsia="Batang"/>
           <w:sz w:val="22"/>
         </w:rPr>
-        <w:t>'s tightening check flip meaning, so a swapped call can silently validate the wrong thing rather than fail loudly.</w:t>
+        <w:t xml:space="preserve"> requires the schema diff to be entirely empty, not just non-breaking: an </w:t>
+      </w:r>
+      <w:r>
+        <w:rPr>
+          <w:rFonts w:ascii="Consolas" w:hAnsi="Consolas" w:eastAsia="Consolas"/>
+          <w:sz w:val="18"/>
+        </w:rPr>
+        <w:t>actual</w:t>
+      </w:r>
+      <w:r>
+        <w:rPr>
+          <w:rFonts w:ascii="Times New Roman" w:hAnsi="Times New Roman" w:eastAsia="Batang"/>
+          <w:sz w:val="22"/>
+        </w:rPr>
+        <w:t xml:space="preserve"> with one extra column fails </w:t>
+      </w:r>
+      <w:r>
+        <w:rPr>
+          <w:rFonts w:ascii="Consolas" w:hAnsi="Consolas" w:eastAsia="Consolas"/>
+          <w:sz w:val="18"/>
+        </w:rPr>
+        <w:t>is_equivalent()</w:t>
+      </w:r>
+      <w:r>
+        <w:rPr>
+          <w:rFonts w:ascii="Times New Roman" w:hAnsi="Times New Roman" w:eastAsia="Batang"/>
+          <w:sz w:val="22"/>
+        </w:rPr>
+        <w:t xml:space="preserve"> even though that same diff would pass </w:t>
+      </w:r>
+      <w:r>
+        <w:rPr>
+          <w:rFonts w:ascii="Consolas" w:hAnsi="Consolas" w:eastAsia="Consolas"/>
+          <w:sz w:val="18"/>
+        </w:rPr>
+        <w:t>SchemaDiff.is_breaking() == False</w:t>
+      </w:r>
+      <w:r>
+        <w:rPr>
+          <w:rFonts w:ascii="Times New Roman" w:hAnsi="Times New Roman" w:eastAsia="Batang"/>
+          <w:sz w:val="22"/>
+        </w:rPr>
+        <w:t xml:space="preserve"> on its own. Use </w:t>
+      </w:r>
+      <w:r>
+        <w:rPr>
+          <w:rFonts w:ascii="Consolas" w:hAnsi="Consolas" w:eastAsia="Consolas"/>
+          <w:sz w:val="18"/>
+        </w:rPr>
+        <w:t>validate_schema</w:t>
+      </w:r>
+      <w:r>
+        <w:rPr>
+          <w:rFonts w:ascii="Times New Roman" w:hAnsi="Times New Roman" w:eastAsia="Batang"/>
+          <w:sz w:val="22"/>
+        </w:rPr>
+        <w:t xml:space="preserve"> directly if "no breaking change" rather than "identical" is the question being asked.</w:t>
       </w:r>
     </w:p>
     <w:p>
@@ -4244,9 +6173,9 @@
         <w:br/>
         <w:t>})</w:t>
         <w:br/>
-        <w:t>row_hash = witchhat.hash_rows(batch, ["id", "email"])</w:t>
+        <w:t>deduped = witchhat.drop_duplicates(batch, ["id", "email"])</w:t>
         <w:br/>
-        <w:t># row_hash[1] == row_hash[3]: rows 1 and 3 are exact duplicates on (id, email)</w:t>
+        <w:t># deduped has 3 rows: the second (id=2, email="b@x.com") occurrence is dropped</w:t>
       </w:r>
     </w:p>
     <w:p>
@@ -4273,12 +6202,9 @@
           <w:rFonts w:ascii="Consolas" w:hAnsi="Consolas" w:eastAsia="Consolas"/>
           <w:sz w:val="18"/>
         </w:rPr>
-        <w:t>witchhat_rows = witchhat.hash_rows_all_columns(witchhat_batch)</w:t>
+        <w:t>report = witchhat.check_equivalence(witchhat_batch, spark_result_as_arrow_batch)</w:t>
         <w:br/>
-        <w:t>spark_rows = witchhat.hash_rows_all_columns(spark_result_as_arrow_batch)</w:t>
-        <w:br/>
-        <w:br/>
-        <w:t>assert witchhat.table_fingerprint(witchhat_rows) == witchhat.table_fingerprint(spark_rows)</w:t>
+        <w:t>assert report.is_equivalent(), report</w:t>
       </w:r>
     </w:p>
     <w:p>
@@ -4291,35 +6217,7 @@
           <w:rFonts w:ascii="Times New Roman" w:hAnsi="Times New Roman" w:eastAsia="Batang"/>
           <w:sz w:val="22"/>
         </w:rPr>
-        <w:t xml:space="preserve">Works even if the two sides produced their rows in a different order, since </w:t>
-      </w:r>
-      <w:r>
-        <w:rPr>
-          <w:rFonts w:ascii="Consolas" w:hAnsi="Consolas" w:eastAsia="Consolas"/>
-          <w:sz w:val="18"/>
-        </w:rPr>
-        <w:t>table_fingerprint</w:t>
-      </w:r>
-      <w:r>
-        <w:rPr>
-          <w:rFonts w:ascii="Times New Roman" w:hAnsi="Times New Roman" w:eastAsia="Batang"/>
-          <w:sz w:val="22"/>
-        </w:rPr>
-        <w:t xml:space="preserve"> is order-independent (</w:t>
-      </w:r>
-      <w:r>
-        <w:rPr>
-          <w:rFonts w:ascii="Consolas" w:hAnsi="Consolas" w:eastAsia="Consolas"/>
-          <w:sz w:val="18"/>
-        </w:rPr>
-        <w:t>architecture.md</w:t>
-      </w:r>
-      <w:r>
-        <w:rPr>
-          <w:rFonts w:ascii="Times New Roman" w:hAnsi="Times New Roman" w:eastAsia="Batang"/>
-          <w:sz w:val="22"/>
-        </w:rPr>
-        <w:t xml:space="preserve"> Chapter III, Section 5).</w:t>
+        <w:t>Works even if the two sides produced their rows, or declared their columns, in a different order.</w:t>
       </w:r>
     </w:p>
     <w:p>
@@ -4360,10 +6258,6 @@
         <w:t>if diff.is_breaking():</w:t>
         <w:br/>
         <w:t xml:space="preserve">    raise ValueError(f"incoming batch does not match expected schema: {diff!r}")</w:t>
-        <w:br/>
-        <w:t>if not diff.is_empty():</w:t>
-        <w:br/>
-        <w:t xml:space="preserve">    logging.warning("additive schema change: %r", diff.unexpected)</w:t>
       </w:r>
     </w:p>
     <w:p>
@@ -4377,7 +6271,46 @@
           <w:color w:val="000000"/>
           <w:sz w:val="24"/>
         </w:rPr>
-        <w:t>4. Calling from Rust</w:t>
+        <w:t>4. Normalizing JSON, then cleaning a column</w:t>
+      </w:r>
+    </w:p>
+    <w:p>
+      <w:pPr>
+        <w:spacing w:line="240" w:lineRule="auto" w:before="120" w:after="120"/>
+        <w:ind w:left="454"/>
+      </w:pPr>
+      <w:r>
+        <w:rPr>
+          <w:rFonts w:ascii="Consolas" w:hAnsi="Consolas" w:eastAsia="Consolas"/>
+          <w:sz w:val="18"/>
+        </w:rPr>
+        <w:t>json_col = pa.array(['{"id": 1, "note": "  hi   there  "}'])</w:t>
+        <w:br/>
+        <w:t>target_schema = pa.schema([pa.field("id", pa.int64()), pa.field("note", pa.string())])</w:t>
+        <w:br/>
+        <w:br/>
+        <w:t>batch, stats = witchhat.normalize_json(json_col, target_schema)</w:t>
+        <w:br/>
+        <w:t>if stats.rows_malformed:</w:t>
+        <w:br/>
+        <w:t xml:space="preserve">    logging.warning("dropped %d malformed rows", stats.rows_malformed)</w:t>
+        <w:br/>
+        <w:br/>
+        <w:t>cleaned_note = witchhat.clean_with_preset(batch.column("note"), "collapse_whitespace")</w:t>
+      </w:r>
+    </w:p>
+    <w:p>
+      <w:pPr>
+        <w:pStyle w:val="Heading2"/>
+      </w:pPr>
+      <w:r>
+        <w:rPr>
+          <w:rFonts w:ascii="Times New Roman" w:hAnsi="Times New Roman" w:eastAsia="Batang"/>
+          <w:b/>
+          <w:color w:val="000000"/>
+          <w:sz w:val="24"/>
+        </w:rPr>
+        <w:t>5. Calling from Rust</w:t>
       </w:r>
     </w:p>
     <w:p>
@@ -4782,6 +6715,324 @@
                 <w:sz w:val="18"/>
               </w:rPr>
               <w:t>allow_numeric_widening=False</w:t>
+            </w:r>
+          </w:p>
+        </w:tc>
+      </w:tr>
+      <w:tr>
+        <w:tc>
+          <w:tcPr>
+            <w:tcW w:type="dxa" w:w="3135"/>
+          </w:tcPr>
+          <w:p>
+            <w:r>
+              <w:rPr>
+                <w:rFonts w:ascii="Consolas" w:hAnsi="Consolas" w:eastAsia="Consolas"/>
+                <w:sz w:val="18"/>
+              </w:rPr>
+              <w:t>normalize_json</w:t>
+            </w:r>
+          </w:p>
+        </w:tc>
+        <w:tc>
+          <w:tcPr>
+            <w:tcW w:type="dxa" w:w="3135"/>
+          </w:tcPr>
+          <w:p>
+            <w:r>
+              <w:rPr>
+                <w:rFonts w:ascii="Consolas" w:hAnsi="Consolas" w:eastAsia="Consolas"/>
+                <w:sz w:val="18"/>
+              </w:rPr>
+              <w:t>json</w:t>
+            </w:r>
+            <w:r>
+              <w:rPr>
+                <w:rFonts w:ascii="Times New Roman" w:hAnsi="Times New Roman" w:eastAsia="Batang"/>
+                <w:sz w:val="22"/>
+              </w:rPr>
+              <w:t xml:space="preserve">, </w:t>
+            </w:r>
+            <w:r>
+              <w:rPr>
+                <w:rFonts w:ascii="Consolas" w:hAnsi="Consolas" w:eastAsia="Consolas"/>
+                <w:sz w:val="18"/>
+              </w:rPr>
+              <w:t>schema</w:t>
+            </w:r>
+          </w:p>
+        </w:tc>
+        <w:tc>
+          <w:tcPr>
+            <w:tcW w:type="dxa" w:w="3135"/>
+          </w:tcPr>
+          <w:p>
+            <w:r>
+              <w:rPr>
+                <w:rFonts w:ascii="Consolas" w:hAnsi="Consolas" w:eastAsia="Consolas"/>
+                <w:sz w:val="18"/>
+              </w:rPr>
+              <w:t>version="v1"</w:t>
+            </w:r>
+          </w:p>
+        </w:tc>
+      </w:tr>
+      <w:tr>
+        <w:tc>
+          <w:tcPr>
+            <w:tcW w:type="dxa" w:w="3135"/>
+          </w:tcPr>
+          <w:p>
+            <w:r>
+              <w:rPr>
+                <w:rFonts w:ascii="Consolas" w:hAnsi="Consolas" w:eastAsia="Consolas"/>
+                <w:sz w:val="18"/>
+              </w:rPr>
+              <w:t>clean_with_preset</w:t>
+            </w:r>
+          </w:p>
+        </w:tc>
+        <w:tc>
+          <w:tcPr>
+            <w:tcW w:type="dxa" w:w="3135"/>
+          </w:tcPr>
+          <w:p>
+            <w:r>
+              <w:rPr>
+                <w:rFonts w:ascii="Consolas" w:hAnsi="Consolas" w:eastAsia="Consolas"/>
+                <w:sz w:val="18"/>
+              </w:rPr>
+              <w:t>input</w:t>
+            </w:r>
+            <w:r>
+              <w:rPr>
+                <w:rFonts w:ascii="Times New Roman" w:hAnsi="Times New Roman" w:eastAsia="Batang"/>
+                <w:sz w:val="22"/>
+              </w:rPr>
+              <w:t xml:space="preserve">, </w:t>
+            </w:r>
+            <w:r>
+              <w:rPr>
+                <w:rFonts w:ascii="Consolas" w:hAnsi="Consolas" w:eastAsia="Consolas"/>
+                <w:sz w:val="18"/>
+              </w:rPr>
+              <w:t>name</w:t>
+            </w:r>
+          </w:p>
+        </w:tc>
+        <w:tc>
+          <w:tcPr>
+            <w:tcW w:type="dxa" w:w="3135"/>
+          </w:tcPr>
+          <w:p>
+            <w:r>
+              <w:rPr>
+                <w:rFonts w:ascii="Consolas" w:hAnsi="Consolas" w:eastAsia="Consolas"/>
+                <w:sz w:val="18"/>
+              </w:rPr>
+              <w:t>version="v1"</w:t>
+            </w:r>
+          </w:p>
+        </w:tc>
+      </w:tr>
+      <w:tr>
+        <w:tc>
+          <w:tcPr>
+            <w:tcW w:type="dxa" w:w="3135"/>
+          </w:tcPr>
+          <w:p>
+            <w:r>
+              <w:rPr>
+                <w:rFonts w:ascii="Consolas" w:hAnsi="Consolas" w:eastAsia="Consolas"/>
+                <w:sz w:val="18"/>
+              </w:rPr>
+              <w:t>clean_with_rules</w:t>
+            </w:r>
+          </w:p>
+        </w:tc>
+        <w:tc>
+          <w:tcPr>
+            <w:tcW w:type="dxa" w:w="3135"/>
+          </w:tcPr>
+          <w:p>
+            <w:r>
+              <w:rPr>
+                <w:rFonts w:ascii="Consolas" w:hAnsi="Consolas" w:eastAsia="Consolas"/>
+                <w:sz w:val="18"/>
+              </w:rPr>
+              <w:t>input</w:t>
+            </w:r>
+            <w:r>
+              <w:rPr>
+                <w:rFonts w:ascii="Times New Roman" w:hAnsi="Times New Roman" w:eastAsia="Batang"/>
+                <w:sz w:val="22"/>
+              </w:rPr>
+              <w:t xml:space="preserve">, </w:t>
+            </w:r>
+            <w:r>
+              <w:rPr>
+                <w:rFonts w:ascii="Consolas" w:hAnsi="Consolas" w:eastAsia="Consolas"/>
+                <w:sz w:val="18"/>
+              </w:rPr>
+              <w:t>rules</w:t>
+            </w:r>
+          </w:p>
+        </w:tc>
+        <w:tc>
+          <w:tcPr>
+            <w:tcW w:type="dxa" w:w="3135"/>
+          </w:tcPr>
+          <w:p>
+            <w:r>
+              <w:rPr>
+                <w:rFonts w:ascii="Times New Roman" w:hAnsi="Times New Roman" w:eastAsia="Batang"/>
+                <w:sz w:val="22"/>
+              </w:rPr>
+              <w:t>(none)</w:t>
+            </w:r>
+          </w:p>
+        </w:tc>
+      </w:tr>
+      <w:tr>
+        <w:tc>
+          <w:tcPr>
+            <w:tcW w:type="dxa" w:w="3135"/>
+          </w:tcPr>
+          <w:p>
+            <w:r>
+              <w:rPr>
+                <w:rFonts w:ascii="Consolas" w:hAnsi="Consolas" w:eastAsia="Consolas"/>
+                <w:sz w:val="18"/>
+              </w:rPr>
+              <w:t>check_equivalence</w:t>
+            </w:r>
+          </w:p>
+        </w:tc>
+        <w:tc>
+          <w:tcPr>
+            <w:tcW w:type="dxa" w:w="3135"/>
+          </w:tcPr>
+          <w:p>
+            <w:r>
+              <w:rPr>
+                <w:rFonts w:ascii="Consolas" w:hAnsi="Consolas" w:eastAsia="Consolas"/>
+                <w:sz w:val="18"/>
+              </w:rPr>
+              <w:t>actual</w:t>
+            </w:r>
+            <w:r>
+              <w:rPr>
+                <w:rFonts w:ascii="Times New Roman" w:hAnsi="Times New Roman" w:eastAsia="Batang"/>
+                <w:sz w:val="22"/>
+              </w:rPr>
+              <w:t xml:space="preserve">, </w:t>
+            </w:r>
+            <w:r>
+              <w:rPr>
+                <w:rFonts w:ascii="Consolas" w:hAnsi="Consolas" w:eastAsia="Consolas"/>
+                <w:sz w:val="18"/>
+              </w:rPr>
+              <w:t>expected</w:t>
+            </w:r>
+          </w:p>
+        </w:tc>
+        <w:tc>
+          <w:tcPr>
+            <w:tcW w:type="dxa" w:w="3135"/>
+          </w:tcPr>
+          <w:p>
+            <w:r>
+              <w:rPr>
+                <w:rFonts w:ascii="Consolas" w:hAnsi="Consolas" w:eastAsia="Consolas"/>
+                <w:sz w:val="18"/>
+              </w:rPr>
+              <w:t>columns=None</w:t>
+            </w:r>
+            <w:r>
+              <w:rPr>
+                <w:rFonts w:ascii="Times New Roman" w:hAnsi="Times New Roman" w:eastAsia="Batang"/>
+                <w:sz w:val="22"/>
+              </w:rPr>
+              <w:t xml:space="preserve">, </w:t>
+            </w:r>
+            <w:r>
+              <w:rPr>
+                <w:rFonts w:ascii="Consolas" w:hAnsi="Consolas" w:eastAsia="Consolas"/>
+                <w:sz w:val="18"/>
+              </w:rPr>
+              <w:t>allow_numeric_widening=False</w:t>
+            </w:r>
+            <w:r>
+              <w:rPr>
+                <w:rFonts w:ascii="Times New Roman" w:hAnsi="Times New Roman" w:eastAsia="Batang"/>
+                <w:sz w:val="22"/>
+              </w:rPr>
+              <w:t xml:space="preserve">, </w:t>
+            </w:r>
+            <w:r>
+              <w:rPr>
+                <w:rFonts w:ascii="Consolas" w:hAnsi="Consolas" w:eastAsia="Consolas"/>
+                <w:sz w:val="18"/>
+              </w:rPr>
+              <w:t>hash_version="v1"</w:t>
+            </w:r>
+          </w:p>
+        </w:tc>
+      </w:tr>
+      <w:tr>
+        <w:tc>
+          <w:tcPr>
+            <w:tcW w:type="dxa" w:w="3135"/>
+          </w:tcPr>
+          <w:p>
+            <w:r>
+              <w:rPr>
+                <w:rFonts w:ascii="Consolas" w:hAnsi="Consolas" w:eastAsia="Consolas"/>
+                <w:sz w:val="18"/>
+              </w:rPr>
+              <w:t>drop_duplicates</w:t>
+            </w:r>
+          </w:p>
+        </w:tc>
+        <w:tc>
+          <w:tcPr>
+            <w:tcW w:type="dxa" w:w="3135"/>
+          </w:tcPr>
+          <w:p>
+            <w:r>
+              <w:rPr>
+                <w:rFonts w:ascii="Consolas" w:hAnsi="Consolas" w:eastAsia="Consolas"/>
+                <w:sz w:val="18"/>
+              </w:rPr>
+              <w:t>batch</w:t>
+            </w:r>
+            <w:r>
+              <w:rPr>
+                <w:rFonts w:ascii="Times New Roman" w:hAnsi="Times New Roman" w:eastAsia="Batang"/>
+                <w:sz w:val="22"/>
+              </w:rPr>
+              <w:t xml:space="preserve">, </w:t>
+            </w:r>
+            <w:r>
+              <w:rPr>
+                <w:rFonts w:ascii="Consolas" w:hAnsi="Consolas" w:eastAsia="Consolas"/>
+                <w:sz w:val="18"/>
+              </w:rPr>
+              <w:t>columns</w:t>
+            </w:r>
+          </w:p>
+        </w:tc>
+        <w:tc>
+          <w:tcPr>
+            <w:tcW w:type="dxa" w:w="3135"/>
+          </w:tcPr>
+          <w:p>
+            <w:r>
+              <w:rPr>
+                <w:rFonts w:ascii="Consolas" w:hAnsi="Consolas" w:eastAsia="Consolas"/>
+                <w:sz w:val="18"/>
+              </w:rPr>
+              <w:t>version="v1"</w:t>
             </w:r>
           </w:p>
         </w:tc>

--- a/docs/api.docx
+++ b/docs/api.docx
@@ -49,7 +49,7 @@
           <w:rFonts w:ascii="Times New Roman" w:hAnsi="Times New Roman" w:eastAsia="Batang"/>
           <w:sz w:val="22"/>
         </w:rPr>
-        <w:t xml:space="preserve"> Describes the surface as built: composite hashing, schema validation, JSON normalization, regex cleanup, output-equivalence testing, deduplication, and schema/CPU introspection. </w:t>
+        <w:t xml:space="preserve"> Describes the surface as built: composite hashing, schema validation, JSON normalization, regex cleanup, output-equivalence testing, deduplication, join, aggregate, and schema/CPU introspection. </w:t>
       </w:r>
       <w:r>
         <w:rPr>
@@ -122,7 +122,7 @@
           <w:rFonts w:ascii="Times New Roman" w:hAnsi="Times New Roman" w:eastAsia="Batang"/>
           <w:sz w:val="22"/>
         </w:rPr>
-        <w:t xml:space="preserve"> 1.2 </w:t>
+        <w:t xml:space="preserve"> 1.3 </w:t>
       </w:r>
       <w:r>
         <w:rPr>
@@ -473,21 +473,7 @@
           <w:rFonts w:ascii="Consolas" w:hAnsi="Consolas" w:eastAsia="Consolas"/>
           <w:sz w:val="18"/>
         </w:rPr>
-        <w:t>cpu_features</w:t>
-      </w:r>
-      <w:r>
-        <w:rPr>
-          <w:rFonts w:ascii="Times New Roman" w:hAnsi="Times New Roman" w:eastAsia="Batang"/>
-          <w:sz w:val="22"/>
-        </w:rPr>
-        <w:t xml:space="preserve"> and </w:t>
-      </w:r>
-      <w:r>
-        <w:rPr>
-          <w:rFonts w:ascii="Consolas" w:hAnsi="Consolas" w:eastAsia="Consolas"/>
-          <w:sz w:val="18"/>
-        </w:rPr>
-        <w:t>CpuFeatures</w:t>
+        <w:t>join</w:t>
       </w:r>
     </w:p>
     <w:p>
@@ -500,7 +486,14 @@
           <w:rFonts w:ascii="Times New Roman" w:hAnsi="Times New Roman" w:eastAsia="Batang"/>
           <w:sz w:val="22"/>
         </w:rPr>
-        <w:t>III. Rust Surface</w:t>
+        <w:t xml:space="preserve">12. </w:t>
+      </w:r>
+      <w:r>
+        <w:rPr>
+          <w:rFonts w:ascii="Consolas" w:hAnsi="Consolas" w:eastAsia="Consolas"/>
+          <w:sz w:val="18"/>
+        </w:rPr>
+        <w:t>aggregate</w:t>
       </w:r>
     </w:p>
     <w:p>
@@ -513,7 +506,28 @@
           <w:rFonts w:ascii="Times New Roman" w:hAnsi="Times New Roman" w:eastAsia="Batang"/>
           <w:sz w:val="22"/>
         </w:rPr>
-        <w:t>1. Entry points</w:t>
+        <w:t xml:space="preserve">13. </w:t>
+      </w:r>
+      <w:r>
+        <w:rPr>
+          <w:rFonts w:ascii="Consolas" w:hAnsi="Consolas" w:eastAsia="Consolas"/>
+          <w:sz w:val="18"/>
+        </w:rPr>
+        <w:t>cpu_features</w:t>
+      </w:r>
+      <w:r>
+        <w:rPr>
+          <w:rFonts w:ascii="Times New Roman" w:hAnsi="Times New Roman" w:eastAsia="Batang"/>
+          <w:sz w:val="22"/>
+        </w:rPr>
+        <w:t xml:space="preserve"> and </w:t>
+      </w:r>
+      <w:r>
+        <w:rPr>
+          <w:rFonts w:ascii="Consolas" w:hAnsi="Consolas" w:eastAsia="Consolas"/>
+          <w:sz w:val="18"/>
+        </w:rPr>
+        <w:t>CpuFeatures</w:t>
       </w:r>
     </w:p>
     <w:p>
@@ -526,7 +540,7 @@
           <w:rFonts w:ascii="Times New Roman" w:hAnsi="Times New Roman" w:eastAsia="Batang"/>
           <w:sz w:val="22"/>
         </w:rPr>
-        <w:t>2. Version enums</w:t>
+        <w:t>III. Rust Surface</w:t>
       </w:r>
     </w:p>
     <w:p>
@@ -539,7 +553,7 @@
           <w:rFonts w:ascii="Times New Roman" w:hAnsi="Times New Roman" w:eastAsia="Batang"/>
           <w:sz w:val="22"/>
         </w:rPr>
-        <w:t>3. Module map</w:t>
+        <w:t>1. Entry points</w:t>
       </w:r>
     </w:p>
     <w:p>
@@ -552,7 +566,7 @@
           <w:rFonts w:ascii="Times New Roman" w:hAnsi="Times New Roman" w:eastAsia="Batang"/>
           <w:sz w:val="22"/>
         </w:rPr>
-        <w:t>4. Error type</w:t>
+        <w:t>2. Version enums</w:t>
       </w:r>
     </w:p>
     <w:p>
@@ -565,7 +579,7 @@
           <w:rFonts w:ascii="Times New Roman" w:hAnsi="Times New Roman" w:eastAsia="Batang"/>
           <w:sz w:val="22"/>
         </w:rPr>
-        <w:t>IV. Semantics Callers Must Know</w:t>
+        <w:t>3. Module map</w:t>
       </w:r>
     </w:p>
     <w:p>
@@ -578,7 +592,7 @@
           <w:rFonts w:ascii="Times New Roman" w:hAnsi="Times New Roman" w:eastAsia="Batang"/>
           <w:sz w:val="22"/>
         </w:rPr>
-        <w:t>1. Column order</w:t>
+        <w:t>4. Error type</w:t>
       </w:r>
     </w:p>
     <w:p>
@@ -591,7 +605,7 @@
           <w:rFonts w:ascii="Times New Roman" w:hAnsi="Times New Roman" w:eastAsia="Batang"/>
           <w:sz w:val="22"/>
         </w:rPr>
-        <w:t>2. Null and float equality</w:t>
+        <w:t>IV. Semantics Callers Must Know</w:t>
       </w:r>
     </w:p>
     <w:p>
@@ -604,7 +618,7 @@
           <w:rFonts w:ascii="Times New Roman" w:hAnsi="Times New Roman" w:eastAsia="Batang"/>
           <w:sz w:val="22"/>
         </w:rPr>
-        <w:t>3. Version pinning</w:t>
+        <w:t>1. Column order</w:t>
       </w:r>
     </w:p>
     <w:p>
@@ -617,7 +631,7 @@
           <w:rFonts w:ascii="Times New Roman" w:hAnsi="Times New Roman" w:eastAsia="Batang"/>
           <w:sz w:val="22"/>
         </w:rPr>
-        <w:t>4. What accepts non-pyarrow objects</w:t>
+        <w:t>2. Null and float equality</w:t>
       </w:r>
     </w:p>
     <w:p>
@@ -630,21 +644,7 @@
           <w:rFonts w:ascii="Times New Roman" w:hAnsi="Times New Roman" w:eastAsia="Batang"/>
           <w:sz w:val="22"/>
         </w:rPr>
-        <w:t xml:space="preserve">5. </w:t>
-      </w:r>
-      <w:r>
-        <w:rPr>
-          <w:rFonts w:ascii="Consolas" w:hAnsi="Consolas" w:eastAsia="Consolas"/>
-          <w:sz w:val="18"/>
-        </w:rPr>
-        <w:t>validate_schema</w:t>
-      </w:r>
-      <w:r>
-        <w:rPr>
-          <w:rFonts w:ascii="Times New Roman" w:hAnsi="Times New Roman" w:eastAsia="Batang"/>
-          <w:sz w:val="22"/>
-        </w:rPr>
-        <w:t xml:space="preserve"> argument order</w:t>
+        <w:t>3. Version pinning</w:t>
       </w:r>
     </w:p>
     <w:p>
@@ -657,21 +657,7 @@
           <w:rFonts w:ascii="Times New Roman" w:hAnsi="Times New Roman" w:eastAsia="Batang"/>
           <w:sz w:val="22"/>
         </w:rPr>
-        <w:t xml:space="preserve">6. </w:t>
-      </w:r>
-      <w:r>
-        <w:rPr>
-          <w:rFonts w:ascii="Consolas" w:hAnsi="Consolas" w:eastAsia="Consolas"/>
-          <w:sz w:val="18"/>
-        </w:rPr>
-        <w:t>check_equivalence</w:t>
-      </w:r>
-      <w:r>
-        <w:rPr>
-          <w:rFonts w:ascii="Times New Roman" w:hAnsi="Times New Roman" w:eastAsia="Batang"/>
-          <w:sz w:val="22"/>
-        </w:rPr>
-        <w:t xml:space="preserve"> is stricter than "not breaking"</w:t>
+        <w:t>4. What accepts non-pyarrow objects</w:t>
       </w:r>
     </w:p>
     <w:p>
@@ -684,7 +670,21 @@
           <w:rFonts w:ascii="Times New Roman" w:hAnsi="Times New Roman" w:eastAsia="Batang"/>
           <w:sz w:val="22"/>
         </w:rPr>
-        <w:t>V. Worked Examples</w:t>
+        <w:t xml:space="preserve">5. </w:t>
+      </w:r>
+      <w:r>
+        <w:rPr>
+          <w:rFonts w:ascii="Consolas" w:hAnsi="Consolas" w:eastAsia="Consolas"/>
+          <w:sz w:val="18"/>
+        </w:rPr>
+        <w:t>validate_schema</w:t>
+      </w:r>
+      <w:r>
+        <w:rPr>
+          <w:rFonts w:ascii="Times New Roman" w:hAnsi="Times New Roman" w:eastAsia="Batang"/>
+          <w:sz w:val="22"/>
+        </w:rPr>
+        <w:t xml:space="preserve"> argument order</w:t>
       </w:r>
     </w:p>
     <w:p>
@@ -697,7 +697,21 @@
           <w:rFonts w:ascii="Times New Roman" w:hAnsi="Times New Roman" w:eastAsia="Batang"/>
           <w:sz w:val="22"/>
         </w:rPr>
-        <w:t>1. Deduplicating rows</w:t>
+        <w:t xml:space="preserve">6. </w:t>
+      </w:r>
+      <w:r>
+        <w:rPr>
+          <w:rFonts w:ascii="Consolas" w:hAnsi="Consolas" w:eastAsia="Consolas"/>
+          <w:sz w:val="18"/>
+        </w:rPr>
+        <w:t>check_equivalence</w:t>
+      </w:r>
+      <w:r>
+        <w:rPr>
+          <w:rFonts w:ascii="Times New Roman" w:hAnsi="Times New Roman" w:eastAsia="Batang"/>
+          <w:sz w:val="22"/>
+        </w:rPr>
+        <w:t xml:space="preserve"> is stricter than "not breaking"</w:t>
       </w:r>
     </w:p>
     <w:p>
@@ -710,7 +724,21 @@
           <w:rFonts w:ascii="Times New Roman" w:hAnsi="Times New Roman" w:eastAsia="Batang"/>
           <w:sz w:val="22"/>
         </w:rPr>
-        <w:t>2. Checking output against Spark</w:t>
+        <w:t xml:space="preserve">7. </w:t>
+      </w:r>
+      <w:r>
+        <w:rPr>
+          <w:rFonts w:ascii="Consolas" w:hAnsi="Consolas" w:eastAsia="Consolas"/>
+          <w:sz w:val="18"/>
+        </w:rPr>
+        <w:t>join</w:t>
+      </w:r>
+      <w:r>
+        <w:rPr>
+          <w:rFonts w:ascii="Times New Roman" w:hAnsi="Times New Roman" w:eastAsia="Batang"/>
+          <w:sz w:val="22"/>
+        </w:rPr>
+        <w:t xml:space="preserve"> requires exact key-type matches</w:t>
       </w:r>
     </w:p>
     <w:p>
@@ -723,7 +751,28 @@
           <w:rFonts w:ascii="Times New Roman" w:hAnsi="Times New Roman" w:eastAsia="Batang"/>
           <w:sz w:val="22"/>
         </w:rPr>
-        <w:t>3. Validating a batch before processing it</w:t>
+        <w:t xml:space="preserve">8. </w:t>
+      </w:r>
+      <w:r>
+        <w:rPr>
+          <w:rFonts w:ascii="Consolas" w:hAnsi="Consolas" w:eastAsia="Consolas"/>
+          <w:sz w:val="18"/>
+        </w:rPr>
+        <w:t>aggregate</w:t>
+      </w:r>
+      <w:r>
+        <w:rPr>
+          <w:rFonts w:ascii="Times New Roman" w:hAnsi="Times New Roman" w:eastAsia="Batang"/>
+          <w:sz w:val="22"/>
+        </w:rPr>
+        <w:t xml:space="preserve"> is numeric-only beyond </w:t>
+      </w:r>
+      <w:r>
+        <w:rPr>
+          <w:rFonts w:ascii="Consolas" w:hAnsi="Consolas" w:eastAsia="Consolas"/>
+          <w:sz w:val="18"/>
+        </w:rPr>
+        <w:t>Count</w:t>
       </w:r>
     </w:p>
     <w:p>
@@ -736,7 +785,7 @@
           <w:rFonts w:ascii="Times New Roman" w:hAnsi="Times New Roman" w:eastAsia="Batang"/>
           <w:sz w:val="22"/>
         </w:rPr>
-        <w:t>4. Normalizing JSON, then cleaning a column</w:t>
+        <w:t>V. Worked Examples</w:t>
       </w:r>
     </w:p>
     <w:p>
@@ -749,7 +798,7 @@
           <w:rFonts w:ascii="Times New Roman" w:hAnsi="Times New Roman" w:eastAsia="Batang"/>
           <w:sz w:val="22"/>
         </w:rPr>
-        <w:t>5. Calling from Rust</w:t>
+        <w:t>1. Deduplicating rows</w:t>
       </w:r>
     </w:p>
     <w:p>
@@ -762,7 +811,7 @@
           <w:rFonts w:ascii="Times New Roman" w:hAnsi="Times New Roman" w:eastAsia="Batang"/>
           <w:sz w:val="22"/>
         </w:rPr>
-        <w:t>References</w:t>
+        <w:t>2. Checking output against Spark</w:t>
       </w:r>
     </w:p>
     <w:p>
@@ -775,21 +824,7 @@
           <w:rFonts w:ascii="Times New Roman" w:hAnsi="Times New Roman" w:eastAsia="Batang"/>
           <w:sz w:val="22"/>
         </w:rPr>
-        <w:t>Appendix A. Parameter quick reference</w:t>
-      </w:r>
-    </w:p>
-    <w:p>
-      <w:pPr>
-        <w:pStyle w:val="Heading2"/>
-      </w:pPr>
-      <w:r>
-        <w:rPr>
-          <w:rFonts w:ascii="Times New Roman" w:hAnsi="Times New Roman" w:eastAsia="Batang"/>
-          <w:b/>
-          <w:color w:val="000000"/>
-          <w:sz w:val="24"/>
-        </w:rPr>
-        <w:t>List of Tables</w:t>
+        <w:t>3. Validating a batch before processing it</w:t>
       </w:r>
     </w:p>
     <w:p>
@@ -799,24 +834,10 @@
       </w:pPr>
       <w:r>
         <w:rPr>
-          <w:rFonts w:ascii="Consolas" w:hAnsi="Consolas" w:eastAsia="Consolas"/>
-          <w:sz w:val="18"/>
-        </w:rPr>
-        <w:t>&lt;Table 2-1&gt;</w:t>
-      </w:r>
-      <w:r>
-        <w:rPr>
           <w:rFonts w:ascii="Times New Roman" w:hAnsi="Times New Roman" w:eastAsia="Batang"/>
           <w:sz w:val="22"/>
         </w:rPr>
-        <w:t xml:space="preserve"> Parameters of </w:t>
-      </w:r>
-      <w:r>
-        <w:rPr>
-          <w:rFonts w:ascii="Consolas" w:hAnsi="Consolas" w:eastAsia="Consolas"/>
-          <w:sz w:val="18"/>
-        </w:rPr>
-        <w:t>hash_rows</w:t>
+        <w:t>4. Normalizing JSON, then cleaning a column</w:t>
       </w:r>
     </w:p>
     <w:p>
@@ -826,17 +847,10 @@
       </w:pPr>
       <w:r>
         <w:rPr>
-          <w:rFonts w:ascii="Consolas" w:hAnsi="Consolas" w:eastAsia="Consolas"/>
-          <w:sz w:val="18"/>
-        </w:rPr>
-        <w:t>&lt;Table 2-2&gt;</w:t>
-      </w:r>
-      <w:r>
-        <w:rPr>
           <w:rFonts w:ascii="Times New Roman" w:hAnsi="Times New Roman" w:eastAsia="Batang"/>
           <w:sz w:val="22"/>
         </w:rPr>
-        <w:t xml:space="preserve"> Exceptions raised by the Python surface</w:t>
+        <w:t>5. Joining and aggregating</w:t>
       </w:r>
     </w:p>
     <w:p>
@@ -846,24 +860,10 @@
       </w:pPr>
       <w:r>
         <w:rPr>
-          <w:rFonts w:ascii="Consolas" w:hAnsi="Consolas" w:eastAsia="Consolas"/>
-          <w:sz w:val="18"/>
-        </w:rPr>
-        <w:t>&lt;Table 2-3&gt;</w:t>
-      </w:r>
-      <w:r>
-        <w:rPr>
           <w:rFonts w:ascii="Times New Roman" w:hAnsi="Times New Roman" w:eastAsia="Batang"/>
           <w:sz w:val="22"/>
         </w:rPr>
-        <w:t xml:space="preserve"> Fields and methods of </w:t>
-      </w:r>
-      <w:r>
-        <w:rPr>
-          <w:rFonts w:ascii="Consolas" w:hAnsi="Consolas" w:eastAsia="Consolas"/>
-          <w:sz w:val="18"/>
-        </w:rPr>
-        <w:t>SchemaDiff</w:t>
+        <w:t>6. Calling from Rust</w:t>
       </w:r>
     </w:p>
     <w:p>
@@ -873,24 +873,10 @@
       </w:pPr>
       <w:r>
         <w:rPr>
-          <w:rFonts w:ascii="Consolas" w:hAnsi="Consolas" w:eastAsia="Consolas"/>
-          <w:sz w:val="18"/>
-        </w:rPr>
-        <w:t>&lt;Table 2-4&gt;</w:t>
-      </w:r>
-      <w:r>
-        <w:rPr>
           <w:rFonts w:ascii="Times New Roman" w:hAnsi="Times New Roman" w:eastAsia="Batang"/>
           <w:sz w:val="22"/>
         </w:rPr>
-        <w:t xml:space="preserve"> Fields of </w:t>
-      </w:r>
-      <w:r>
-        <w:rPr>
-          <w:rFonts w:ascii="Consolas" w:hAnsi="Consolas" w:eastAsia="Consolas"/>
-          <w:sz w:val="18"/>
-        </w:rPr>
-        <w:t>NormalizeStats</w:t>
+        <w:t>References</w:t>
       </w:r>
     </w:p>
     <w:p>
@@ -900,17 +886,24 @@
       </w:pPr>
       <w:r>
         <w:rPr>
-          <w:rFonts w:ascii="Consolas" w:hAnsi="Consolas" w:eastAsia="Consolas"/>
-          <w:sz w:val="18"/>
-        </w:rPr>
-        <w:t>&lt;Table 2-5&gt;</w:t>
-      </w:r>
-      <w:r>
-        <w:rPr>
           <w:rFonts w:ascii="Times New Roman" w:hAnsi="Times New Roman" w:eastAsia="Batang"/>
           <w:sz w:val="22"/>
         </w:rPr>
-        <w:t xml:space="preserve"> Built-in cleanup presets</w:t>
+        <w:t>Appendix A. Parameter quick reference</w:t>
+      </w:r>
+    </w:p>
+    <w:p>
+      <w:pPr>
+        <w:pStyle w:val="Heading2"/>
+      </w:pPr>
+      <w:r>
+        <w:rPr>
+          <w:rFonts w:ascii="Times New Roman" w:hAnsi="Times New Roman" w:eastAsia="Batang"/>
+          <w:b/>
+          <w:color w:val="000000"/>
+          <w:sz w:val="24"/>
+        </w:rPr>
+        <w:t>List of Tables</w:t>
       </w:r>
     </w:p>
     <w:p>
@@ -923,21 +916,169 @@
           <w:rFonts w:ascii="Consolas" w:hAnsi="Consolas" w:eastAsia="Consolas"/>
           <w:sz w:val="18"/>
         </w:rPr>
-        <w:t>&lt;Table 2-6&gt;</w:t>
+        <w:t>&lt;Table 2-1&gt;</w:t>
       </w:r>
       <w:r>
         <w:rPr>
           <w:rFonts w:ascii="Times New Roman" w:hAnsi="Times New Roman" w:eastAsia="Batang"/>
           <w:sz w:val="22"/>
         </w:rPr>
-        <w:t xml:space="preserve"> Fields and methods of </w:t>
+        <w:t xml:space="preserve"> Parameters of </w:t>
       </w:r>
       <w:r>
         <w:rPr>
           <w:rFonts w:ascii="Consolas" w:hAnsi="Consolas" w:eastAsia="Consolas"/>
           <w:sz w:val="18"/>
         </w:rPr>
+        <w:t>hash_rows</w:t>
+      </w:r>
+    </w:p>
+    <w:p>
+      <w:pPr>
+        <w:pStyle w:val="ListBullet"/>
+        <w:spacing w:line="384" w:lineRule="auto" w:after="120"/>
+      </w:pPr>
+      <w:r>
+        <w:rPr>
+          <w:rFonts w:ascii="Consolas" w:hAnsi="Consolas" w:eastAsia="Consolas"/>
+          <w:sz w:val="18"/>
+        </w:rPr>
+        <w:t>&lt;Table 2-2&gt;</w:t>
+      </w:r>
+      <w:r>
+        <w:rPr>
+          <w:rFonts w:ascii="Times New Roman" w:hAnsi="Times New Roman" w:eastAsia="Batang"/>
+          <w:sz w:val="22"/>
+        </w:rPr>
+        <w:t xml:space="preserve"> Exceptions raised by the Python surface</w:t>
+      </w:r>
+    </w:p>
+    <w:p>
+      <w:pPr>
+        <w:pStyle w:val="ListBullet"/>
+        <w:spacing w:line="384" w:lineRule="auto" w:after="120"/>
+      </w:pPr>
+      <w:r>
+        <w:rPr>
+          <w:rFonts w:ascii="Consolas" w:hAnsi="Consolas" w:eastAsia="Consolas"/>
+          <w:sz w:val="18"/>
+        </w:rPr>
+        <w:t>&lt;Table 2-3&gt;</w:t>
+      </w:r>
+      <w:r>
+        <w:rPr>
+          <w:rFonts w:ascii="Times New Roman" w:hAnsi="Times New Roman" w:eastAsia="Batang"/>
+          <w:sz w:val="22"/>
+        </w:rPr>
+        <w:t xml:space="preserve"> Fields and methods of </w:t>
+      </w:r>
+      <w:r>
+        <w:rPr>
+          <w:rFonts w:ascii="Consolas" w:hAnsi="Consolas" w:eastAsia="Consolas"/>
+          <w:sz w:val="18"/>
+        </w:rPr>
+        <w:t>SchemaDiff</w:t>
+      </w:r>
+    </w:p>
+    <w:p>
+      <w:pPr>
+        <w:pStyle w:val="ListBullet"/>
+        <w:spacing w:line="384" w:lineRule="auto" w:after="120"/>
+      </w:pPr>
+      <w:r>
+        <w:rPr>
+          <w:rFonts w:ascii="Consolas" w:hAnsi="Consolas" w:eastAsia="Consolas"/>
+          <w:sz w:val="18"/>
+        </w:rPr>
+        <w:t>&lt;Table 2-4&gt;</w:t>
+      </w:r>
+      <w:r>
+        <w:rPr>
+          <w:rFonts w:ascii="Times New Roman" w:hAnsi="Times New Roman" w:eastAsia="Batang"/>
+          <w:sz w:val="22"/>
+        </w:rPr>
+        <w:t xml:space="preserve"> Fields of </w:t>
+      </w:r>
+      <w:r>
+        <w:rPr>
+          <w:rFonts w:ascii="Consolas" w:hAnsi="Consolas" w:eastAsia="Consolas"/>
+          <w:sz w:val="18"/>
+        </w:rPr>
+        <w:t>NormalizeStats</w:t>
+      </w:r>
+    </w:p>
+    <w:p>
+      <w:pPr>
+        <w:pStyle w:val="ListBullet"/>
+        <w:spacing w:line="384" w:lineRule="auto" w:after="120"/>
+      </w:pPr>
+      <w:r>
+        <w:rPr>
+          <w:rFonts w:ascii="Consolas" w:hAnsi="Consolas" w:eastAsia="Consolas"/>
+          <w:sz w:val="18"/>
+        </w:rPr>
+        <w:t>&lt;Table 2-5&gt;</w:t>
+      </w:r>
+      <w:r>
+        <w:rPr>
+          <w:rFonts w:ascii="Times New Roman" w:hAnsi="Times New Roman" w:eastAsia="Batang"/>
+          <w:sz w:val="22"/>
+        </w:rPr>
+        <w:t xml:space="preserve"> Built-in cleanup presets</w:t>
+      </w:r>
+    </w:p>
+    <w:p>
+      <w:pPr>
+        <w:pStyle w:val="ListBullet"/>
+        <w:spacing w:line="384" w:lineRule="auto" w:after="120"/>
+      </w:pPr>
+      <w:r>
+        <w:rPr>
+          <w:rFonts w:ascii="Consolas" w:hAnsi="Consolas" w:eastAsia="Consolas"/>
+          <w:sz w:val="18"/>
+        </w:rPr>
+        <w:t>&lt;Table 2-6&gt;</w:t>
+      </w:r>
+      <w:r>
+        <w:rPr>
+          <w:rFonts w:ascii="Times New Roman" w:hAnsi="Times New Roman" w:eastAsia="Batang"/>
+          <w:sz w:val="22"/>
+        </w:rPr>
+        <w:t xml:space="preserve"> Fields and methods of </w:t>
+      </w:r>
+      <w:r>
+        <w:rPr>
+          <w:rFonts w:ascii="Consolas" w:hAnsi="Consolas" w:eastAsia="Consolas"/>
+          <w:sz w:val="18"/>
+        </w:rPr>
         <w:t>EquivalenceReport</w:t>
+      </w:r>
+    </w:p>
+    <w:p>
+      <w:pPr>
+        <w:pStyle w:val="ListBullet"/>
+        <w:spacing w:line="384" w:lineRule="auto" w:after="120"/>
+      </w:pPr>
+      <w:r>
+        <w:rPr>
+          <w:rFonts w:ascii="Consolas" w:hAnsi="Consolas" w:eastAsia="Consolas"/>
+          <w:sz w:val="18"/>
+        </w:rPr>
+        <w:t>&lt;Table 2-7&gt;</w:t>
+      </w:r>
+      <w:r>
+        <w:rPr>
+          <w:rFonts w:ascii="Times New Roman" w:hAnsi="Times New Roman" w:eastAsia="Batang"/>
+          <w:sz w:val="22"/>
+        </w:rPr>
+        <w:t xml:space="preserve"> Aggregate functions accepted by </w:t>
+      </w:r>
+      <w:r>
+        <w:rPr>
+          <w:rFonts w:ascii="Consolas" w:hAnsi="Consolas" w:eastAsia="Consolas"/>
+          <w:sz w:val="18"/>
+        </w:rPr>
+        <w:t>aggregate</w:t>
       </w:r>
     </w:p>
     <w:p>
@@ -1678,7 +1819,7 @@
                 <w:rFonts w:ascii="Times New Roman" w:hAnsi="Times New Roman" w:eastAsia="Batang"/>
                 <w:sz w:val="22"/>
               </w:rPr>
-              <w:t xml:space="preserve"> does not name a known algorithm, or a preset </w:t>
+              <w:t xml:space="preserve"> does not name a known algorithm, a preset </w:t>
             </w:r>
             <w:r>
               <w:rPr>
@@ -1692,7 +1833,63 @@
                 <w:rFonts w:ascii="Times New Roman" w:hAnsi="Times New Roman" w:eastAsia="Batang"/>
                 <w:sz w:val="22"/>
               </w:rPr>
-              <w:t xml:space="preserve"> is unrecognised</w:t>
+              <w:t xml:space="preserve"> is unrecognised, or a </w:t>
+            </w:r>
+            <w:r>
+              <w:rPr>
+                <w:rFonts w:ascii="Consolas" w:hAnsi="Consolas" w:eastAsia="Consolas"/>
+                <w:sz w:val="18"/>
+              </w:rPr>
+              <w:t>how</w:t>
+            </w:r>
+            <w:r>
+              <w:rPr>
+                <w:rFonts w:ascii="Times New Roman" w:hAnsi="Times New Roman" w:eastAsia="Batang"/>
+                <w:sz w:val="22"/>
+              </w:rPr>
+              <w:t>/</w:t>
+            </w:r>
+            <w:r>
+              <w:rPr>
+                <w:rFonts w:ascii="Consolas" w:hAnsi="Consolas" w:eastAsia="Consolas"/>
+                <w:sz w:val="18"/>
+              </w:rPr>
+              <w:t>func</w:t>
+            </w:r>
+            <w:r>
+              <w:rPr>
+                <w:rFonts w:ascii="Times New Roman" w:hAnsi="Times New Roman" w:eastAsia="Batang"/>
+                <w:sz w:val="22"/>
+              </w:rPr>
+              <w:t xml:space="preserve"> string (</w:t>
+            </w:r>
+            <w:r>
+              <w:rPr>
+                <w:rFonts w:ascii="Consolas" w:hAnsi="Consolas" w:eastAsia="Consolas"/>
+                <w:sz w:val="18"/>
+              </w:rPr>
+              <w:t>join</w:t>
+            </w:r>
+            <w:r>
+              <w:rPr>
+                <w:rFonts w:ascii="Times New Roman" w:hAnsi="Times New Roman" w:eastAsia="Batang"/>
+                <w:sz w:val="22"/>
+              </w:rPr>
+              <w:t>/</w:t>
+            </w:r>
+            <w:r>
+              <w:rPr>
+                <w:rFonts w:ascii="Consolas" w:hAnsi="Consolas" w:eastAsia="Consolas"/>
+                <w:sz w:val="18"/>
+              </w:rPr>
+              <w:t>aggregate</w:t>
+            </w:r>
+            <w:r>
+              <w:rPr>
+                <w:rFonts w:ascii="Times New Roman" w:hAnsi="Times New Roman" w:eastAsia="Batang"/>
+                <w:sz w:val="22"/>
+              </w:rPr>
+              <w:t>) is unrecognised</w:t>
             </w:r>
           </w:p>
         </w:tc>
@@ -1750,7 +1947,21 @@
                 <w:rFonts w:ascii="Times New Roman" w:hAnsi="Times New Roman" w:eastAsia="Batang"/>
                 <w:sz w:val="22"/>
               </w:rPr>
-              <w:t>'s schema, or a column's Arrow type has no defined hash/kernel</w:t>
+              <w:t xml:space="preserve">'s schema, a column's Arrow type has no defined hash/kernel, or </w:t>
+            </w:r>
+            <w:r>
+              <w:rPr>
+                <w:rFonts w:ascii="Consolas" w:hAnsi="Consolas" w:eastAsia="Consolas"/>
+                <w:sz w:val="18"/>
+              </w:rPr>
+              <w:t>join</w:t>
+            </w:r>
+            <w:r>
+              <w:rPr>
+                <w:rFonts w:ascii="Times New Roman" w:hAnsi="Times New Roman" w:eastAsia="Batang"/>
+                <w:sz w:val="22"/>
+              </w:rPr>
+              <w:t>'s key types mismatch</w:t>
             </w:r>
           </w:p>
         </w:tc>
@@ -4157,25 +4368,7 @@
           <w:color w:val="000000"/>
           <w:sz w:val="24"/>
         </w:rPr>
-        <w:t>cpu_features</w:t>
-      </w:r>
-      <w:r>
-        <w:rPr>
-          <w:rFonts w:ascii="Times New Roman" w:hAnsi="Times New Roman" w:eastAsia="Batang"/>
-          <w:b/>
-          <w:color w:val="000000"/>
-          <w:sz w:val="24"/>
-        </w:rPr>
-        <w:t xml:space="preserve"> and </w:t>
-      </w:r>
-      <w:r>
-        <w:rPr>
-          <w:rFonts w:ascii="Consolas" w:hAnsi="Consolas" w:eastAsia="Consolas"/>
-          <w:b/>
-          <w:color w:val="000000"/>
-          <w:sz w:val="24"/>
-        </w:rPr>
-        <w:t>CpuFeatures</w:t>
+        <w:t>join</w:t>
       </w:r>
     </w:p>
     <w:p>
@@ -4188,7 +4381,7 @@
           <w:rFonts w:ascii="Consolas" w:hAnsi="Consolas" w:eastAsia="Consolas"/>
           <w:sz w:val="18"/>
         </w:rPr>
-        <w:t>witchhat.cpu_features() -&gt; witchhat.CpuFeatures</w:t>
+        <w:t>witchhat.join(left, right, left_keys, right_keys, how="inner") -&gt; pyarrow.RecordBatch</w:t>
       </w:r>
     </w:p>
     <w:p>
@@ -4201,83 +4394,195 @@
           <w:rFonts w:ascii="Times New Roman" w:hAnsi="Times New Roman" w:eastAsia="Batang"/>
           <w:sz w:val="22"/>
         </w:rPr>
-        <w:t xml:space="preserve">Returns a </w:t>
+        <w:t xml:space="preserve">Joins </w:t>
       </w:r>
       <w:r>
         <w:rPr>
           <w:rFonts w:ascii="Consolas" w:hAnsi="Consolas" w:eastAsia="Consolas"/>
           <w:sz w:val="18"/>
         </w:rPr>
-        <w:t>CpuFeatures</w:t>
+        <w:t>left</w:t>
       </w:r>
       <w:r>
         <w:rPr>
           <w:rFonts w:ascii="Times New Roman" w:hAnsi="Times New Roman" w:eastAsia="Batang"/>
           <w:sz w:val="22"/>
         </w:rPr>
-        <w:t xml:space="preserve"> instance with boolean properties </w:t>
+        <w:t xml:space="preserve"> and </w:t>
       </w:r>
       <w:r>
         <w:rPr>
           <w:rFonts w:ascii="Consolas" w:hAnsi="Consolas" w:eastAsia="Consolas"/>
           <w:sz w:val="18"/>
         </w:rPr>
-        <w:t>sse42</w:t>
+        <w:t>right</w:t>
       </w:r>
       <w:r>
         <w:rPr>
           <w:rFonts w:ascii="Times New Roman" w:hAnsi="Times New Roman" w:eastAsia="Batang"/>
           <w:sz w:val="22"/>
         </w:rPr>
-        <w:t xml:space="preserve">, </w:t>
+        <w:t xml:space="preserve"> on </w:t>
       </w:r>
       <w:r>
         <w:rPr>
           <w:rFonts w:ascii="Consolas" w:hAnsi="Consolas" w:eastAsia="Consolas"/>
           <w:sz w:val="18"/>
         </w:rPr>
-        <w:t>avx2</w:t>
+        <w:t>left_keys</w:t>
       </w:r>
       <w:r>
         <w:rPr>
           <w:rFonts w:ascii="Times New Roman" w:hAnsi="Times New Roman" w:eastAsia="Batang"/>
           <w:sz w:val="22"/>
         </w:rPr>
-        <w:t xml:space="preserve">, </w:t>
+        <w:t>/</w:t>
       </w:r>
       <w:r>
         <w:rPr>
           <w:rFonts w:ascii="Consolas" w:hAnsi="Consolas" w:eastAsia="Consolas"/>
           <w:sz w:val="18"/>
         </w:rPr>
-        <w:t>avx512f</w:t>
+        <w:t>right_keys</w:t>
       </w:r>
       <w:r>
         <w:rPr>
           <w:rFonts w:ascii="Times New Roman" w:hAnsi="Times New Roman" w:eastAsia="Batang"/>
           <w:sz w:val="22"/>
         </w:rPr>
-        <w:t xml:space="preserve">, </w:t>
+        <w:t xml:space="preserve">, matched pairwise by position. </w:t>
       </w:r>
       <w:r>
         <w:rPr>
           <w:rFonts w:ascii="Consolas" w:hAnsi="Consolas" w:eastAsia="Consolas"/>
           <w:sz w:val="18"/>
         </w:rPr>
-        <w:t>neon</w:t>
+        <w:t>how</w:t>
       </w:r>
       <w:r>
         <w:rPr>
           <w:rFonts w:ascii="Times New Roman" w:hAnsi="Times New Roman" w:eastAsia="Batang"/>
           <w:sz w:val="22"/>
         </w:rPr>
-        <w:t xml:space="preserve">. See </w:t>
+        <w:t xml:space="preserve"> is </w:t>
       </w:r>
       <w:r>
         <w:rPr>
           <w:rFonts w:ascii="Consolas" w:hAnsi="Consolas" w:eastAsia="Consolas"/>
           <w:sz w:val="18"/>
         </w:rPr>
+        <w:t>"inner"</w:t>
+      </w:r>
+      <w:r>
+        <w:rPr>
+          <w:rFonts w:ascii="Times New Roman" w:hAnsi="Times New Roman" w:eastAsia="Batang"/>
+          <w:sz w:val="22"/>
+        </w:rPr>
+        <w:t xml:space="preserve">, </w:t>
+      </w:r>
+      <w:r>
+        <w:rPr>
+          <w:rFonts w:ascii="Consolas" w:hAnsi="Consolas" w:eastAsia="Consolas"/>
+          <w:sz w:val="18"/>
+        </w:rPr>
+        <w:t>"left"</w:t>
+      </w:r>
+      <w:r>
+        <w:rPr>
+          <w:rFonts w:ascii="Times New Roman" w:hAnsi="Times New Roman" w:eastAsia="Batang"/>
+          <w:sz w:val="22"/>
+        </w:rPr>
+        <w:t xml:space="preserve">, </w:t>
+      </w:r>
+      <w:r>
+        <w:rPr>
+          <w:rFonts w:ascii="Consolas" w:hAnsi="Consolas" w:eastAsia="Consolas"/>
+          <w:sz w:val="18"/>
+        </w:rPr>
+        <w:t>"right"</w:t>
+      </w:r>
+      <w:r>
+        <w:rPr>
+          <w:rFonts w:ascii="Times New Roman" w:hAnsi="Times New Roman" w:eastAsia="Batang"/>
+          <w:sz w:val="22"/>
+        </w:rPr>
+        <w:t xml:space="preserve"> or </w:t>
+      </w:r>
+      <w:r>
+        <w:rPr>
+          <w:rFonts w:ascii="Consolas" w:hAnsi="Consolas" w:eastAsia="Consolas"/>
+          <w:sz w:val="18"/>
+        </w:rPr>
+        <w:t>"full"</w:t>
+      </w:r>
+      <w:r>
+        <w:rPr>
+          <w:rFonts w:ascii="Times New Roman" w:hAnsi="Times New Roman" w:eastAsia="Batang"/>
+          <w:sz w:val="22"/>
+        </w:rPr>
+        <w:t xml:space="preserve">. The output schema is every field of </w:t>
+      </w:r>
+      <w:r>
+        <w:rPr>
+          <w:rFonts w:ascii="Consolas" w:hAnsi="Consolas" w:eastAsia="Consolas"/>
+          <w:sz w:val="18"/>
+        </w:rPr>
+        <w:t>left</w:t>
+      </w:r>
+      <w:r>
+        <w:rPr>
+          <w:rFonts w:ascii="Times New Roman" w:hAnsi="Times New Roman" w:eastAsia="Batang"/>
+          <w:sz w:val="22"/>
+        </w:rPr>
+        <w:t xml:space="preserve"> followed by every field of </w:t>
+      </w:r>
+      <w:r>
+        <w:rPr>
+          <w:rFonts w:ascii="Consolas" w:hAnsi="Consolas" w:eastAsia="Consolas"/>
+          <w:sz w:val="18"/>
+        </w:rPr>
+        <w:t>right</w:t>
+      </w:r>
+      <w:r>
+        <w:rPr>
+          <w:rFonts w:ascii="Times New Roman" w:hAnsi="Times New Roman" w:eastAsia="Batang"/>
+          <w:sz w:val="22"/>
+        </w:rPr>
+        <w:t xml:space="preserve">, with a </w:t>
+      </w:r>
+      <w:r>
+        <w:rPr>
+          <w:rFonts w:ascii="Consolas" w:hAnsi="Consolas" w:eastAsia="Consolas"/>
+          <w:sz w:val="18"/>
+        </w:rPr>
+        <w:t>right</w:t>
+      </w:r>
+      <w:r>
+        <w:rPr>
+          <w:rFonts w:ascii="Times New Roman" w:hAnsi="Times New Roman" w:eastAsia="Batang"/>
+          <w:sz w:val="22"/>
+        </w:rPr>
+        <w:t xml:space="preserve"> name collision suffixed </w:t>
+      </w:r>
+      <w:r>
+        <w:rPr>
+          <w:rFonts w:ascii="Consolas" w:hAnsi="Consolas" w:eastAsia="Consolas"/>
+          <w:sz w:val="18"/>
+        </w:rPr>
+        <w:t>_right</w:t>
+      </w:r>
+      <w:r>
+        <w:rPr>
+          <w:rFonts w:ascii="Times New Roman" w:hAnsi="Times New Roman" w:eastAsia="Batang"/>
+          <w:sz w:val="22"/>
+        </w:rPr>
+        <w:t xml:space="preserve">, and every field nullable (an outer join can null either side). See </w:t>
+      </w:r>
+      <w:r>
+        <w:rPr>
+          <w:rFonts w:ascii="Consolas" w:hAnsi="Consolas" w:eastAsia="Consolas"/>
+          <w:sz w:val="18"/>
+        </w:rPr>
         <w:t>architecture.md</w:t>
       </w:r>
       <w:r>
@@ -4285,7 +4590,1066 @@
           <w:rFonts w:ascii="Times New Roman" w:hAnsi="Times New Roman" w:eastAsia="Batang"/>
           <w:sz w:val="22"/>
         </w:rPr>
-        <w:t xml:space="preserve"> Chapter IX for why this exists and what it does (and does not yet) affect.</w:t>
+        <w:t xml:space="preserve"> Chapter IX for the full design, including why key comparison uses </w:t>
+      </w:r>
+      <w:r>
+        <w:rPr>
+          <w:rFonts w:ascii="Consolas" w:hAnsi="Consolas" w:eastAsia="Consolas"/>
+          <w:sz w:val="18"/>
+        </w:rPr>
+        <w:t>arrow_row</w:t>
+      </w:r>
+      <w:r>
+        <w:rPr>
+          <w:rFonts w:ascii="Times New Roman" w:hAnsi="Times New Roman" w:eastAsia="Batang"/>
+          <w:sz w:val="22"/>
+        </w:rPr>
+        <w:t xml:space="preserve"> rather than </w:t>
+      </w:r>
+      <w:r>
+        <w:rPr>
+          <w:rFonts w:ascii="Consolas" w:hAnsi="Consolas" w:eastAsia="Consolas"/>
+          <w:sz w:val="18"/>
+        </w:rPr>
+        <w:t>hash_batch</w:t>
+      </w:r>
+      <w:r>
+        <w:rPr>
+          <w:rFonts w:ascii="Times New Roman" w:hAnsi="Times New Roman" w:eastAsia="Batang"/>
+          <w:sz w:val="22"/>
+        </w:rPr>
+        <w:t>.</w:t>
+      </w:r>
+    </w:p>
+    <w:p>
+      <w:pPr>
+        <w:spacing w:line="384" w:lineRule="auto" w:after="120"/>
+        <w:jc w:val="both"/>
+      </w:pPr>
+      <w:r>
+        <w:rPr>
+          <w:rFonts w:ascii="Times New Roman" w:hAnsi="Times New Roman" w:eastAsia="Batang"/>
+          <w:sz w:val="22"/>
+        </w:rPr>
+        <w:t xml:space="preserve">Raises </w:t>
+      </w:r>
+      <w:r>
+        <w:rPr>
+          <w:rFonts w:ascii="Consolas" w:hAnsi="Consolas" w:eastAsia="Consolas"/>
+          <w:sz w:val="18"/>
+        </w:rPr>
+        <w:t>ValueError</w:t>
+      </w:r>
+      <w:r>
+        <w:rPr>
+          <w:rFonts w:ascii="Times New Roman" w:hAnsi="Times New Roman" w:eastAsia="Batang"/>
+          <w:sz w:val="22"/>
+        </w:rPr>
+        <w:t xml:space="preserve"> for an unrecognised </w:t>
+      </w:r>
+      <w:r>
+        <w:rPr>
+          <w:rFonts w:ascii="Consolas" w:hAnsi="Consolas" w:eastAsia="Consolas"/>
+          <w:sz w:val="18"/>
+        </w:rPr>
+        <w:t>how</w:t>
+      </w:r>
+      <w:r>
+        <w:rPr>
+          <w:rFonts w:ascii="Times New Roman" w:hAnsi="Times New Roman" w:eastAsia="Batang"/>
+          <w:sz w:val="22"/>
+        </w:rPr>
+        <w:t xml:space="preserve">; </w:t>
+      </w:r>
+      <w:r>
+        <w:rPr>
+          <w:rFonts w:ascii="Consolas" w:hAnsi="Consolas" w:eastAsia="Consolas"/>
+          <w:sz w:val="18"/>
+        </w:rPr>
+        <w:t>RuntimeError</w:t>
+      </w:r>
+      <w:r>
+        <w:rPr>
+          <w:rFonts w:ascii="Times New Roman" w:hAnsi="Times New Roman" w:eastAsia="Batang"/>
+          <w:sz w:val="22"/>
+        </w:rPr>
+        <w:t xml:space="preserve"> for an unknown column, or </w:t>
+      </w:r>
+      <w:r>
+        <w:rPr>
+          <w:rFonts w:ascii="Consolas" w:hAnsi="Consolas" w:eastAsia="Consolas"/>
+          <w:sz w:val="18"/>
+        </w:rPr>
+        <w:t>left_keys[i]</w:t>
+      </w:r>
+      <w:r>
+        <w:rPr>
+          <w:rFonts w:ascii="Times New Roman" w:hAnsi="Times New Roman" w:eastAsia="Batang"/>
+          <w:sz w:val="22"/>
+        </w:rPr>
+        <w:t xml:space="preserve">'s type not exactly matching </w:t>
+      </w:r>
+      <w:r>
+        <w:rPr>
+          <w:rFonts w:ascii="Consolas" w:hAnsi="Consolas" w:eastAsia="Consolas"/>
+          <w:sz w:val="18"/>
+        </w:rPr>
+        <w:t>right_keys[i]</w:t>
+      </w:r>
+      <w:r>
+        <w:rPr>
+          <w:rFonts w:ascii="Times New Roman" w:hAnsi="Times New Roman" w:eastAsia="Batang"/>
+          <w:sz w:val="22"/>
+        </w:rPr>
+        <w:t>'s (see Section 7 below).</w:t>
+      </w:r>
+    </w:p>
+    <w:p>
+      <w:pPr>
+        <w:pStyle w:val="Heading2"/>
+      </w:pPr>
+      <w:r>
+        <w:rPr>
+          <w:rFonts w:ascii="Times New Roman" w:hAnsi="Times New Roman" w:eastAsia="Batang"/>
+          <w:b/>
+          <w:color w:val="000000"/>
+          <w:sz w:val="24"/>
+        </w:rPr>
+        <w:t xml:space="preserve">12. </w:t>
+      </w:r>
+      <w:r>
+        <w:rPr>
+          <w:rFonts w:ascii="Consolas" w:hAnsi="Consolas" w:eastAsia="Consolas"/>
+          <w:b/>
+          <w:color w:val="000000"/>
+          <w:sz w:val="24"/>
+        </w:rPr>
+        <w:t>aggregate</w:t>
+      </w:r>
+    </w:p>
+    <w:p>
+      <w:pPr>
+        <w:spacing w:line="240" w:lineRule="auto" w:before="120" w:after="120"/>
+        <w:ind w:left="454"/>
+      </w:pPr>
+      <w:r>
+        <w:rPr>
+          <w:rFonts w:ascii="Consolas" w:hAnsi="Consolas" w:eastAsia="Consolas"/>
+          <w:sz w:val="18"/>
+        </w:rPr>
+        <w:t>witchhat.aggregate(batch, group_by, aggregations) -&gt; pyarrow.RecordBatch</w:t>
+      </w:r>
+    </w:p>
+    <w:p>
+      <w:pPr>
+        <w:spacing w:line="384" w:lineRule="auto" w:after="120"/>
+        <w:jc w:val="both"/>
+      </w:pPr>
+      <w:r>
+        <w:rPr>
+          <w:rFonts w:ascii="Times New Roman" w:hAnsi="Times New Roman" w:eastAsia="Batang"/>
+          <w:sz w:val="22"/>
+        </w:rPr>
+        <w:t xml:space="preserve">Groups </w:t>
+      </w:r>
+      <w:r>
+        <w:rPr>
+          <w:rFonts w:ascii="Consolas" w:hAnsi="Consolas" w:eastAsia="Consolas"/>
+          <w:sz w:val="18"/>
+        </w:rPr>
+        <w:t>batch</w:t>
+      </w:r>
+      <w:r>
+        <w:rPr>
+          <w:rFonts w:ascii="Times New Roman" w:hAnsi="Times New Roman" w:eastAsia="Batang"/>
+          <w:sz w:val="22"/>
+        </w:rPr>
+        <w:t xml:space="preserve"> by </w:t>
+      </w:r>
+      <w:r>
+        <w:rPr>
+          <w:rFonts w:ascii="Consolas" w:hAnsi="Consolas" w:eastAsia="Consolas"/>
+          <w:sz w:val="18"/>
+        </w:rPr>
+        <w:t>group_by</w:t>
+      </w:r>
+      <w:r>
+        <w:rPr>
+          <w:rFonts w:ascii="Times New Roman" w:hAnsi="Times New Roman" w:eastAsia="Batang"/>
+          <w:sz w:val="22"/>
+        </w:rPr>
+        <w:t xml:space="preserve"> and reduces each group with </w:t>
+      </w:r>
+      <w:r>
+        <w:rPr>
+          <w:rFonts w:ascii="Consolas" w:hAnsi="Consolas" w:eastAsia="Consolas"/>
+          <w:sz w:val="18"/>
+        </w:rPr>
+        <w:t>aggregations</w:t>
+      </w:r>
+      <w:r>
+        <w:rPr>
+          <w:rFonts w:ascii="Times New Roman" w:hAnsi="Times New Roman" w:eastAsia="Batang"/>
+          <w:sz w:val="22"/>
+        </w:rPr>
+        <w:t xml:space="preserve">, a list of </w:t>
+      </w:r>
+      <w:r>
+        <w:rPr>
+          <w:rFonts w:ascii="Consolas" w:hAnsi="Consolas" w:eastAsia="Consolas"/>
+          <w:sz w:val="18"/>
+        </w:rPr>
+        <w:t>(column, func, alias)</w:t>
+      </w:r>
+      <w:r>
+        <w:rPr>
+          <w:rFonts w:ascii="Times New Roman" w:hAnsi="Times New Roman" w:eastAsia="Batang"/>
+          <w:sz w:val="22"/>
+        </w:rPr>
+        <w:t xml:space="preserve"> triples. </w:t>
+      </w:r>
+      <w:r>
+        <w:rPr>
+          <w:rFonts w:ascii="Consolas" w:hAnsi="Consolas" w:eastAsia="Consolas"/>
+          <w:sz w:val="18"/>
+        </w:rPr>
+        <w:t>group_by</w:t>
+      </w:r>
+      <w:r>
+        <w:rPr>
+          <w:rFonts w:ascii="Times New Roman" w:hAnsi="Times New Roman" w:eastAsia="Batang"/>
+          <w:sz w:val="22"/>
+        </w:rPr>
+        <w:t xml:space="preserve"> may be empty (whole-table aggregate). See </w:t>
+      </w:r>
+      <w:r>
+        <w:rPr>
+          <w:rFonts w:ascii="Consolas" w:hAnsi="Consolas" w:eastAsia="Consolas"/>
+          <w:sz w:val="18"/>
+        </w:rPr>
+        <w:t>architecture.md</w:t>
+      </w:r>
+      <w:r>
+        <w:rPr>
+          <w:rFonts w:ascii="Times New Roman" w:hAnsi="Times New Roman" w:eastAsia="Batang"/>
+          <w:sz w:val="22"/>
+        </w:rPr>
+        <w:t xml:space="preserve"> Chapter X for grouping semantics and why </w:t>
+      </w:r>
+      <w:r>
+        <w:rPr>
+          <w:rFonts w:ascii="Consolas" w:hAnsi="Consolas" w:eastAsia="Consolas"/>
+          <w:sz w:val="18"/>
+        </w:rPr>
+        <w:t>Min</w:t>
+      </w:r>
+      <w:r>
+        <w:rPr>
+          <w:rFonts w:ascii="Times New Roman" w:hAnsi="Times New Roman" w:eastAsia="Batang"/>
+          <w:sz w:val="22"/>
+        </w:rPr>
+        <w:t>/</w:t>
+      </w:r>
+      <w:r>
+        <w:rPr>
+          <w:rFonts w:ascii="Consolas" w:hAnsi="Consolas" w:eastAsia="Consolas"/>
+          <w:sz w:val="18"/>
+        </w:rPr>
+        <w:t>Max</w:t>
+      </w:r>
+      <w:r>
+        <w:rPr>
+          <w:rFonts w:ascii="Times New Roman" w:hAnsi="Times New Roman" w:eastAsia="Batang"/>
+          <w:sz w:val="22"/>
+        </w:rPr>
+        <w:t xml:space="preserve"> preserve the source type while </w:t>
+      </w:r>
+      <w:r>
+        <w:rPr>
+          <w:rFonts w:ascii="Consolas" w:hAnsi="Consolas" w:eastAsia="Consolas"/>
+          <w:sz w:val="18"/>
+        </w:rPr>
+        <w:t>Sum</w:t>
+      </w:r>
+      <w:r>
+        <w:rPr>
+          <w:rFonts w:ascii="Times New Roman" w:hAnsi="Times New Roman" w:eastAsia="Batang"/>
+          <w:sz w:val="22"/>
+        </w:rPr>
+        <w:t>/</w:t>
+      </w:r>
+      <w:r>
+        <w:rPr>
+          <w:rFonts w:ascii="Consolas" w:hAnsi="Consolas" w:eastAsia="Consolas"/>
+          <w:sz w:val="18"/>
+        </w:rPr>
+        <w:t>Mean</w:t>
+      </w:r>
+      <w:r>
+        <w:rPr>
+          <w:rFonts w:ascii="Times New Roman" w:hAnsi="Times New Roman" w:eastAsia="Batang"/>
+          <w:sz w:val="22"/>
+        </w:rPr>
+        <w:t xml:space="preserve"> accumulate through </w:t>
+      </w:r>
+      <w:r>
+        <w:rPr>
+          <w:rFonts w:ascii="Consolas" w:hAnsi="Consolas" w:eastAsia="Consolas"/>
+          <w:sz w:val="18"/>
+        </w:rPr>
+        <w:t>f64</w:t>
+      </w:r>
+      <w:r>
+        <w:rPr>
+          <w:rFonts w:ascii="Times New Roman" w:hAnsi="Times New Roman" w:eastAsia="Batang"/>
+          <w:sz w:val="22"/>
+        </w:rPr>
+        <w:t>.</w:t>
+      </w:r>
+    </w:p>
+    <w:p>
+      <w:pPr>
+        <w:spacing w:line="384" w:lineRule="auto" w:after="120"/>
+        <w:jc w:val="both"/>
+      </w:pPr>
+      <w:r>
+        <w:rPr>
+          <w:rFonts w:ascii="Times New Roman" w:hAnsi="Times New Roman" w:eastAsia="Batang"/>
+          <w:sz w:val="22"/>
+        </w:rPr>
+        <w:t xml:space="preserve">&lt;Table 2-7&gt; Aggregate functions accepted by </w:t>
+      </w:r>
+      <w:r>
+        <w:rPr>
+          <w:rFonts w:ascii="Consolas" w:hAnsi="Consolas" w:eastAsia="Consolas"/>
+          <w:sz w:val="18"/>
+        </w:rPr>
+        <w:t>aggregate</w:t>
+      </w:r>
+    </w:p>
+    <w:tbl>
+      <w:tblPr>
+        <w:tblStyle w:val="TableGrid"/>
+        <w:tblW w:type="auto" w:w="0"/>
+        <w:jc w:val="center"/>
+        <w:tblLook w:firstColumn="1" w:firstRow="1" w:lastColumn="0" w:lastRow="0" w:noHBand="0" w:noVBand="1" w:val="04A0"/>
+      </w:tblPr>
+      <w:tblGrid>
+        <w:gridCol w:w="2351"/>
+        <w:gridCol w:w="2351"/>
+        <w:gridCol w:w="2351"/>
+        <w:gridCol w:w="2351"/>
+      </w:tblGrid>
+      <w:tr>
+        <w:tc>
+          <w:tcPr>
+            <w:tcW w:type="dxa" w:w="2351"/>
+          </w:tcPr>
+          <w:p>
+            <w:pPr>
+              <w:jc w:val="center"/>
+            </w:pPr>
+            <w:r>
+              <w:rPr>
+                <w:rFonts w:ascii="Consolas" w:hAnsi="Consolas" w:eastAsia="Consolas"/>
+                <w:b/>
+                <w:sz w:val="18"/>
+              </w:rPr>
+              <w:t>func</w:t>
+            </w:r>
+          </w:p>
+        </w:tc>
+        <w:tc>
+          <w:tcPr>
+            <w:tcW w:type="dxa" w:w="2351"/>
+          </w:tcPr>
+          <w:p>
+            <w:pPr>
+              <w:jc w:val="center"/>
+            </w:pPr>
+            <w:r>
+              <w:rPr>
+                <w:rFonts w:ascii="Times New Roman" w:hAnsi="Times New Roman" w:eastAsia="Batang"/>
+                <w:b/>
+                <w:sz w:val="22"/>
+              </w:rPr>
+              <w:t>Input types</w:t>
+            </w:r>
+          </w:p>
+        </w:tc>
+        <w:tc>
+          <w:tcPr>
+            <w:tcW w:type="dxa" w:w="2351"/>
+          </w:tcPr>
+          <w:p>
+            <w:pPr>
+              <w:jc w:val="center"/>
+            </w:pPr>
+            <w:r>
+              <w:rPr>
+                <w:rFonts w:ascii="Times New Roman" w:hAnsi="Times New Roman" w:eastAsia="Batang"/>
+                <w:b/>
+                <w:sz w:val="22"/>
+              </w:rPr>
+              <w:t>Output</w:t>
+            </w:r>
+          </w:p>
+        </w:tc>
+        <w:tc>
+          <w:tcPr>
+            <w:tcW w:type="dxa" w:w="2351"/>
+          </w:tcPr>
+          <w:p>
+            <w:pPr>
+              <w:jc w:val="center"/>
+            </w:pPr>
+            <w:r>
+              <w:rPr>
+                <w:rFonts w:ascii="Times New Roman" w:hAnsi="Times New Roman" w:eastAsia="Batang"/>
+                <w:b/>
+                <w:sz w:val="22"/>
+              </w:rPr>
+              <w:t>Null handling</w:t>
+            </w:r>
+          </w:p>
+        </w:tc>
+      </w:tr>
+      <w:tr>
+        <w:tc>
+          <w:tcPr>
+            <w:tcW w:type="dxa" w:w="2351"/>
+          </w:tcPr>
+          <w:p>
+            <w:r>
+              <w:rPr>
+                <w:rFonts w:ascii="Consolas" w:hAnsi="Consolas" w:eastAsia="Consolas"/>
+                <w:sz w:val="18"/>
+              </w:rPr>
+              <w:t>"count"</w:t>
+            </w:r>
+          </w:p>
+        </w:tc>
+        <w:tc>
+          <w:tcPr>
+            <w:tcW w:type="dxa" w:w="2351"/>
+          </w:tcPr>
+          <w:p>
+            <w:r>
+              <w:rPr>
+                <w:rFonts w:ascii="Times New Roman" w:hAnsi="Times New Roman" w:eastAsia="Batang"/>
+                <w:sz w:val="22"/>
+              </w:rPr>
+              <w:t>any</w:t>
+            </w:r>
+          </w:p>
+        </w:tc>
+        <w:tc>
+          <w:tcPr>
+            <w:tcW w:type="dxa" w:w="2351"/>
+          </w:tcPr>
+          <w:p>
+            <w:r>
+              <w:rPr>
+                <w:rFonts w:ascii="Consolas" w:hAnsi="Consolas" w:eastAsia="Consolas"/>
+                <w:sz w:val="18"/>
+              </w:rPr>
+              <w:t>int64</w:t>
+            </w:r>
+          </w:p>
+        </w:tc>
+        <w:tc>
+          <w:tcPr>
+            <w:tcW w:type="dxa" w:w="2351"/>
+          </w:tcPr>
+          <w:p>
+            <w:r>
+              <w:rPr>
+                <w:rFonts w:ascii="Times New Roman" w:hAnsi="Times New Roman" w:eastAsia="Batang"/>
+                <w:sz w:val="22"/>
+              </w:rPr>
+              <w:t>Counts non-null values</w:t>
+            </w:r>
+          </w:p>
+        </w:tc>
+      </w:tr>
+      <w:tr>
+        <w:tc>
+          <w:tcPr>
+            <w:tcW w:type="dxa" w:w="2351"/>
+          </w:tcPr>
+          <w:p>
+            <w:r>
+              <w:rPr>
+                <w:rFonts w:ascii="Consolas" w:hAnsi="Consolas" w:eastAsia="Consolas"/>
+                <w:sz w:val="18"/>
+              </w:rPr>
+              <w:t>"sum"</w:t>
+            </w:r>
+          </w:p>
+        </w:tc>
+        <w:tc>
+          <w:tcPr>
+            <w:tcW w:type="dxa" w:w="2351"/>
+          </w:tcPr>
+          <w:p>
+            <w:r>
+              <w:rPr>
+                <w:rFonts w:ascii="Times New Roman" w:hAnsi="Times New Roman" w:eastAsia="Batang"/>
+                <w:sz w:val="22"/>
+              </w:rPr>
+              <w:t>numeric</w:t>
+            </w:r>
+          </w:p>
+        </w:tc>
+        <w:tc>
+          <w:tcPr>
+            <w:tcW w:type="dxa" w:w="2351"/>
+          </w:tcPr>
+          <w:p>
+            <w:r>
+              <w:rPr>
+                <w:rFonts w:ascii="Consolas" w:hAnsi="Consolas" w:eastAsia="Consolas"/>
+                <w:sz w:val="18"/>
+              </w:rPr>
+              <w:t>float64</w:t>
+            </w:r>
+          </w:p>
+        </w:tc>
+        <w:tc>
+          <w:tcPr>
+            <w:tcW w:type="dxa" w:w="2351"/>
+          </w:tcPr>
+          <w:p>
+            <w:r>
+              <w:rPr>
+                <w:rFonts w:ascii="Consolas" w:hAnsi="Consolas" w:eastAsia="Consolas"/>
+                <w:sz w:val="18"/>
+              </w:rPr>
+              <w:t>None</w:t>
+            </w:r>
+            <w:r>
+              <w:rPr>
+                <w:rFonts w:ascii="Times New Roman" w:hAnsi="Times New Roman" w:eastAsia="Batang"/>
+                <w:sz w:val="22"/>
+              </w:rPr>
+              <w:t xml:space="preserve"> if the group is all-null</w:t>
+            </w:r>
+          </w:p>
+        </w:tc>
+      </w:tr>
+      <w:tr>
+        <w:tc>
+          <w:tcPr>
+            <w:tcW w:type="dxa" w:w="2351"/>
+          </w:tcPr>
+          <w:p>
+            <w:r>
+              <w:rPr>
+                <w:rFonts w:ascii="Consolas" w:hAnsi="Consolas" w:eastAsia="Consolas"/>
+                <w:sz w:val="18"/>
+              </w:rPr>
+              <w:t>"mean"</w:t>
+            </w:r>
+            <w:r>
+              <w:rPr>
+                <w:rFonts w:ascii="Times New Roman" w:hAnsi="Times New Roman" w:eastAsia="Batang"/>
+                <w:sz w:val="22"/>
+              </w:rPr>
+              <w:t xml:space="preserve"> / </w:t>
+            </w:r>
+            <w:r>
+              <w:rPr>
+                <w:rFonts w:ascii="Consolas" w:hAnsi="Consolas" w:eastAsia="Consolas"/>
+                <w:sz w:val="18"/>
+              </w:rPr>
+              <w:t>"avg"</w:t>
+            </w:r>
+          </w:p>
+        </w:tc>
+        <w:tc>
+          <w:tcPr>
+            <w:tcW w:type="dxa" w:w="2351"/>
+          </w:tcPr>
+          <w:p>
+            <w:r>
+              <w:rPr>
+                <w:rFonts w:ascii="Times New Roman" w:hAnsi="Times New Roman" w:eastAsia="Batang"/>
+                <w:sz w:val="22"/>
+              </w:rPr>
+              <w:t>numeric</w:t>
+            </w:r>
+          </w:p>
+        </w:tc>
+        <w:tc>
+          <w:tcPr>
+            <w:tcW w:type="dxa" w:w="2351"/>
+          </w:tcPr>
+          <w:p>
+            <w:r>
+              <w:rPr>
+                <w:rFonts w:ascii="Consolas" w:hAnsi="Consolas" w:eastAsia="Consolas"/>
+                <w:sz w:val="18"/>
+              </w:rPr>
+              <w:t>float64</w:t>
+            </w:r>
+          </w:p>
+        </w:tc>
+        <w:tc>
+          <w:tcPr>
+            <w:tcW w:type="dxa" w:w="2351"/>
+          </w:tcPr>
+          <w:p>
+            <w:r>
+              <w:rPr>
+                <w:rFonts w:ascii="Consolas" w:hAnsi="Consolas" w:eastAsia="Consolas"/>
+                <w:sz w:val="18"/>
+              </w:rPr>
+              <w:t>None</w:t>
+            </w:r>
+            <w:r>
+              <w:rPr>
+                <w:rFonts w:ascii="Times New Roman" w:hAnsi="Times New Roman" w:eastAsia="Batang"/>
+                <w:sz w:val="22"/>
+              </w:rPr>
+              <w:t xml:space="preserve"> if the group is all-null</w:t>
+            </w:r>
+          </w:p>
+        </w:tc>
+      </w:tr>
+      <w:tr>
+        <w:tc>
+          <w:tcPr>
+            <w:tcW w:type="dxa" w:w="2351"/>
+          </w:tcPr>
+          <w:p>
+            <w:r>
+              <w:rPr>
+                <w:rFonts w:ascii="Consolas" w:hAnsi="Consolas" w:eastAsia="Consolas"/>
+                <w:sz w:val="18"/>
+              </w:rPr>
+              <w:t>"min"</w:t>
+            </w:r>
+          </w:p>
+        </w:tc>
+        <w:tc>
+          <w:tcPr>
+            <w:tcW w:type="dxa" w:w="2351"/>
+          </w:tcPr>
+          <w:p>
+            <w:r>
+              <w:rPr>
+                <w:rFonts w:ascii="Times New Roman" w:hAnsi="Times New Roman" w:eastAsia="Batang"/>
+                <w:sz w:val="22"/>
+              </w:rPr>
+              <w:t>numeric</w:t>
+            </w:r>
+          </w:p>
+        </w:tc>
+        <w:tc>
+          <w:tcPr>
+            <w:tcW w:type="dxa" w:w="2351"/>
+          </w:tcPr>
+          <w:p>
+            <w:r>
+              <w:rPr>
+                <w:rFonts w:ascii="Times New Roman" w:hAnsi="Times New Roman" w:eastAsia="Batang"/>
+                <w:sz w:val="22"/>
+              </w:rPr>
+              <w:t>matches input</w:t>
+            </w:r>
+          </w:p>
+        </w:tc>
+        <w:tc>
+          <w:tcPr>
+            <w:tcW w:type="dxa" w:w="2351"/>
+          </w:tcPr>
+          <w:p>
+            <w:r>
+              <w:rPr>
+                <w:rFonts w:ascii="Consolas" w:hAnsi="Consolas" w:eastAsia="Consolas"/>
+                <w:sz w:val="18"/>
+              </w:rPr>
+              <w:t>None</w:t>
+            </w:r>
+            <w:r>
+              <w:rPr>
+                <w:rFonts w:ascii="Times New Roman" w:hAnsi="Times New Roman" w:eastAsia="Batang"/>
+                <w:sz w:val="22"/>
+              </w:rPr>
+              <w:t xml:space="preserve"> if the group is all-null</w:t>
+            </w:r>
+          </w:p>
+        </w:tc>
+      </w:tr>
+      <w:tr>
+        <w:tc>
+          <w:tcPr>
+            <w:tcW w:type="dxa" w:w="2351"/>
+          </w:tcPr>
+          <w:p>
+            <w:r>
+              <w:rPr>
+                <w:rFonts w:ascii="Consolas" w:hAnsi="Consolas" w:eastAsia="Consolas"/>
+                <w:sz w:val="18"/>
+              </w:rPr>
+              <w:t>"max"</w:t>
+            </w:r>
+          </w:p>
+        </w:tc>
+        <w:tc>
+          <w:tcPr>
+            <w:tcW w:type="dxa" w:w="2351"/>
+          </w:tcPr>
+          <w:p>
+            <w:r>
+              <w:rPr>
+                <w:rFonts w:ascii="Times New Roman" w:hAnsi="Times New Roman" w:eastAsia="Batang"/>
+                <w:sz w:val="22"/>
+              </w:rPr>
+              <w:t>numeric</w:t>
+            </w:r>
+          </w:p>
+        </w:tc>
+        <w:tc>
+          <w:tcPr>
+            <w:tcW w:type="dxa" w:w="2351"/>
+          </w:tcPr>
+          <w:p>
+            <w:r>
+              <w:rPr>
+                <w:rFonts w:ascii="Times New Roman" w:hAnsi="Times New Roman" w:eastAsia="Batang"/>
+                <w:sz w:val="22"/>
+              </w:rPr>
+              <w:t>matches input</w:t>
+            </w:r>
+          </w:p>
+        </w:tc>
+        <w:tc>
+          <w:tcPr>
+            <w:tcW w:type="dxa" w:w="2351"/>
+          </w:tcPr>
+          <w:p>
+            <w:r>
+              <w:rPr>
+                <w:rFonts w:ascii="Consolas" w:hAnsi="Consolas" w:eastAsia="Consolas"/>
+                <w:sz w:val="18"/>
+              </w:rPr>
+              <w:t>None</w:t>
+            </w:r>
+            <w:r>
+              <w:rPr>
+                <w:rFonts w:ascii="Times New Roman" w:hAnsi="Times New Roman" w:eastAsia="Batang"/>
+                <w:sz w:val="22"/>
+              </w:rPr>
+              <w:t xml:space="preserve"> if the group is all-null</w:t>
+            </w:r>
+          </w:p>
+        </w:tc>
+      </w:tr>
+    </w:tbl>
+    <w:p/>
+    <w:p>
+      <w:pPr>
+        <w:spacing w:line="384" w:lineRule="auto" w:after="120"/>
+        <w:jc w:val="both"/>
+      </w:pPr>
+      <w:r>
+        <w:rPr>
+          <w:rFonts w:ascii="Times New Roman" w:hAnsi="Times New Roman" w:eastAsia="Batang"/>
+          <w:sz w:val="22"/>
+        </w:rPr>
+        <w:t xml:space="preserve">"numeric" here is </w:t>
+      </w:r>
+      <w:r>
+        <w:rPr>
+          <w:rFonts w:ascii="Consolas" w:hAnsi="Consolas" w:eastAsia="Consolas"/>
+          <w:sz w:val="18"/>
+        </w:rPr>
+        <w:t>int8</w:t>
+      </w:r>
+      <w:r>
+        <w:rPr>
+          <w:rFonts w:ascii="Times New Roman" w:hAnsi="Times New Roman" w:eastAsia="Batang"/>
+          <w:sz w:val="22"/>
+        </w:rPr>
+        <w:t>..</w:t>
+      </w:r>
+      <w:r>
+        <w:rPr>
+          <w:rFonts w:ascii="Consolas" w:hAnsi="Consolas" w:eastAsia="Consolas"/>
+          <w:sz w:val="18"/>
+        </w:rPr>
+        <w:t>int64</w:t>
+      </w:r>
+      <w:r>
+        <w:rPr>
+          <w:rFonts w:ascii="Times New Roman" w:hAnsi="Times New Roman" w:eastAsia="Batang"/>
+          <w:sz w:val="22"/>
+        </w:rPr>
+        <w:t xml:space="preserve">, </w:t>
+      </w:r>
+      <w:r>
+        <w:rPr>
+          <w:rFonts w:ascii="Consolas" w:hAnsi="Consolas" w:eastAsia="Consolas"/>
+          <w:sz w:val="18"/>
+        </w:rPr>
+        <w:t>uint8</w:t>
+      </w:r>
+      <w:r>
+        <w:rPr>
+          <w:rFonts w:ascii="Times New Roman" w:hAnsi="Times New Roman" w:eastAsia="Batang"/>
+          <w:sz w:val="22"/>
+        </w:rPr>
+        <w:t>..</w:t>
+      </w:r>
+      <w:r>
+        <w:rPr>
+          <w:rFonts w:ascii="Consolas" w:hAnsi="Consolas" w:eastAsia="Consolas"/>
+          <w:sz w:val="18"/>
+        </w:rPr>
+        <w:t>uint64</w:t>
+      </w:r>
+      <w:r>
+        <w:rPr>
+          <w:rFonts w:ascii="Times New Roman" w:hAnsi="Times New Roman" w:eastAsia="Batang"/>
+          <w:sz w:val="22"/>
+        </w:rPr>
+        <w:t xml:space="preserve">, </w:t>
+      </w:r>
+      <w:r>
+        <w:rPr>
+          <w:rFonts w:ascii="Consolas" w:hAnsi="Consolas" w:eastAsia="Consolas"/>
+          <w:sz w:val="18"/>
+        </w:rPr>
+        <w:t>float32</w:t>
+      </w:r>
+      <w:r>
+        <w:rPr>
+          <w:rFonts w:ascii="Times New Roman" w:hAnsi="Times New Roman" w:eastAsia="Batang"/>
+          <w:sz w:val="22"/>
+        </w:rPr>
+        <w:t xml:space="preserve">, </w:t>
+      </w:r>
+      <w:r>
+        <w:rPr>
+          <w:rFonts w:ascii="Consolas" w:hAnsi="Consolas" w:eastAsia="Consolas"/>
+          <w:sz w:val="18"/>
+        </w:rPr>
+        <w:t>float64</w:t>
+      </w:r>
+      <w:r>
+        <w:rPr>
+          <w:rFonts w:ascii="Times New Roman" w:hAnsi="Times New Roman" w:eastAsia="Batang"/>
+          <w:sz w:val="22"/>
+        </w:rPr>
+        <w:t xml:space="preserve"> (see Section 8 below). Raises </w:t>
+      </w:r>
+      <w:r>
+        <w:rPr>
+          <w:rFonts w:ascii="Consolas" w:hAnsi="Consolas" w:eastAsia="Consolas"/>
+          <w:sz w:val="18"/>
+        </w:rPr>
+        <w:t>ValueError</w:t>
+      </w:r>
+      <w:r>
+        <w:rPr>
+          <w:rFonts w:ascii="Times New Roman" w:hAnsi="Times New Roman" w:eastAsia="Batang"/>
+          <w:sz w:val="22"/>
+        </w:rPr>
+        <w:t xml:space="preserve"> for an unrecognised </w:t>
+      </w:r>
+      <w:r>
+        <w:rPr>
+          <w:rFonts w:ascii="Consolas" w:hAnsi="Consolas" w:eastAsia="Consolas"/>
+          <w:sz w:val="18"/>
+        </w:rPr>
+        <w:t>func</w:t>
+      </w:r>
+      <w:r>
+        <w:rPr>
+          <w:rFonts w:ascii="Times New Roman" w:hAnsi="Times New Roman" w:eastAsia="Batang"/>
+          <w:sz w:val="22"/>
+        </w:rPr>
+        <w:t xml:space="preserve">; </w:t>
+      </w:r>
+      <w:r>
+        <w:rPr>
+          <w:rFonts w:ascii="Consolas" w:hAnsi="Consolas" w:eastAsia="Consolas"/>
+          <w:sz w:val="18"/>
+        </w:rPr>
+        <w:t>RuntimeError</w:t>
+      </w:r>
+      <w:r>
+        <w:rPr>
+          <w:rFonts w:ascii="Times New Roman" w:hAnsi="Times New Roman" w:eastAsia="Batang"/>
+          <w:sz w:val="22"/>
+        </w:rPr>
+        <w:t xml:space="preserve"> for an unknown column, or a non-numeric column passed to anything but </w:t>
+      </w:r>
+      <w:r>
+        <w:rPr>
+          <w:rFonts w:ascii="Consolas" w:hAnsi="Consolas" w:eastAsia="Consolas"/>
+          <w:sz w:val="18"/>
+        </w:rPr>
+        <w:t>"count"</w:t>
+      </w:r>
+      <w:r>
+        <w:rPr>
+          <w:rFonts w:ascii="Times New Roman" w:hAnsi="Times New Roman" w:eastAsia="Batang"/>
+          <w:sz w:val="22"/>
+        </w:rPr>
+        <w:t>.</w:t>
+      </w:r>
+    </w:p>
+    <w:p>
+      <w:pPr>
+        <w:pStyle w:val="Heading2"/>
+      </w:pPr>
+      <w:r>
+        <w:rPr>
+          <w:rFonts w:ascii="Times New Roman" w:hAnsi="Times New Roman" w:eastAsia="Batang"/>
+          <w:b/>
+          <w:color w:val="000000"/>
+          <w:sz w:val="24"/>
+        </w:rPr>
+        <w:t xml:space="preserve">13. </w:t>
+      </w:r>
+      <w:r>
+        <w:rPr>
+          <w:rFonts w:ascii="Consolas" w:hAnsi="Consolas" w:eastAsia="Consolas"/>
+          <w:b/>
+          <w:color w:val="000000"/>
+          <w:sz w:val="24"/>
+        </w:rPr>
+        <w:t>cpu_features</w:t>
+      </w:r>
+      <w:r>
+        <w:rPr>
+          <w:rFonts w:ascii="Times New Roman" w:hAnsi="Times New Roman" w:eastAsia="Batang"/>
+          <w:b/>
+          <w:color w:val="000000"/>
+          <w:sz w:val="24"/>
+        </w:rPr>
+        <w:t xml:space="preserve"> and </w:t>
+      </w:r>
+      <w:r>
+        <w:rPr>
+          <w:rFonts w:ascii="Consolas" w:hAnsi="Consolas" w:eastAsia="Consolas"/>
+          <w:b/>
+          <w:color w:val="000000"/>
+          <w:sz w:val="24"/>
+        </w:rPr>
+        <w:t>CpuFeatures</w:t>
+      </w:r>
+    </w:p>
+    <w:p>
+      <w:pPr>
+        <w:spacing w:line="240" w:lineRule="auto" w:before="120" w:after="120"/>
+        <w:ind w:left="454"/>
+      </w:pPr>
+      <w:r>
+        <w:rPr>
+          <w:rFonts w:ascii="Consolas" w:hAnsi="Consolas" w:eastAsia="Consolas"/>
+          <w:sz w:val="18"/>
+        </w:rPr>
+        <w:t>witchhat.cpu_features() -&gt; witchhat.CpuFeatures</w:t>
+      </w:r>
+    </w:p>
+    <w:p>
+      <w:pPr>
+        <w:spacing w:line="384" w:lineRule="auto" w:after="120"/>
+        <w:jc w:val="both"/>
+      </w:pPr>
+      <w:r>
+        <w:rPr>
+          <w:rFonts w:ascii="Times New Roman" w:hAnsi="Times New Roman" w:eastAsia="Batang"/>
+          <w:sz w:val="22"/>
+        </w:rPr>
+        <w:t xml:space="preserve">Returns a </w:t>
+      </w:r>
+      <w:r>
+        <w:rPr>
+          <w:rFonts w:ascii="Consolas" w:hAnsi="Consolas" w:eastAsia="Consolas"/>
+          <w:sz w:val="18"/>
+        </w:rPr>
+        <w:t>CpuFeatures</w:t>
+      </w:r>
+      <w:r>
+        <w:rPr>
+          <w:rFonts w:ascii="Times New Roman" w:hAnsi="Times New Roman" w:eastAsia="Batang"/>
+          <w:sz w:val="22"/>
+        </w:rPr>
+        <w:t xml:space="preserve"> instance with boolean properties </w:t>
+      </w:r>
+      <w:r>
+        <w:rPr>
+          <w:rFonts w:ascii="Consolas" w:hAnsi="Consolas" w:eastAsia="Consolas"/>
+          <w:sz w:val="18"/>
+        </w:rPr>
+        <w:t>sse42</w:t>
+      </w:r>
+      <w:r>
+        <w:rPr>
+          <w:rFonts w:ascii="Times New Roman" w:hAnsi="Times New Roman" w:eastAsia="Batang"/>
+          <w:sz w:val="22"/>
+        </w:rPr>
+        <w:t xml:space="preserve">, </w:t>
+      </w:r>
+      <w:r>
+        <w:rPr>
+          <w:rFonts w:ascii="Consolas" w:hAnsi="Consolas" w:eastAsia="Consolas"/>
+          <w:sz w:val="18"/>
+        </w:rPr>
+        <w:t>avx2</w:t>
+      </w:r>
+      <w:r>
+        <w:rPr>
+          <w:rFonts w:ascii="Times New Roman" w:hAnsi="Times New Roman" w:eastAsia="Batang"/>
+          <w:sz w:val="22"/>
+        </w:rPr>
+        <w:t xml:space="preserve">, </w:t>
+      </w:r>
+      <w:r>
+        <w:rPr>
+          <w:rFonts w:ascii="Consolas" w:hAnsi="Consolas" w:eastAsia="Consolas"/>
+          <w:sz w:val="18"/>
+        </w:rPr>
+        <w:t>avx512f</w:t>
+      </w:r>
+      <w:r>
+        <w:rPr>
+          <w:rFonts w:ascii="Times New Roman" w:hAnsi="Times New Roman" w:eastAsia="Batang"/>
+          <w:sz w:val="22"/>
+        </w:rPr>
+        <w:t xml:space="preserve">, </w:t>
+      </w:r>
+      <w:r>
+        <w:rPr>
+          <w:rFonts w:ascii="Consolas" w:hAnsi="Consolas" w:eastAsia="Consolas"/>
+          <w:sz w:val="18"/>
+        </w:rPr>
+        <w:t>neon</w:t>
+      </w:r>
+      <w:r>
+        <w:rPr>
+          <w:rFonts w:ascii="Times New Roman" w:hAnsi="Times New Roman" w:eastAsia="Batang"/>
+          <w:sz w:val="22"/>
+        </w:rPr>
+        <w:t xml:space="preserve">. See </w:t>
+      </w:r>
+      <w:r>
+        <w:rPr>
+          <w:rFonts w:ascii="Consolas" w:hAnsi="Consolas" w:eastAsia="Consolas"/>
+          <w:sz w:val="18"/>
+        </w:rPr>
+        <w:t>architecture.md</w:t>
+      </w:r>
+      <w:r>
+        <w:rPr>
+          <w:rFonts w:ascii="Times New Roman" w:hAnsi="Times New Roman" w:eastAsia="Batang"/>
+          <w:sz w:val="22"/>
+        </w:rPr>
+        <w:t xml:space="preserve"> Chapter XI for why this exists and what it does (and does not yet) affect.</w:t>
       </w:r>
     </w:p>
     <w:p>
@@ -4346,6 +5710,10 @@
         <w:br/>
         <w:t>witchhat_core::drop_duplicates(batch: &amp;RecordBatch, columns: &amp;[&amp;str], version: HashVersion) -&gt; Result&lt;RecordBatch&gt;</w:t>
         <w:br/>
+        <w:t>witchhat_core::join(left: &amp;RecordBatch, right: &amp;RecordBatch, left_keys: &amp;[&amp;str], right_keys: &amp;[&amp;str], how: JoinType) -&gt; Result&lt;RecordBatch&gt;</w:t>
+        <w:br/>
+        <w:t>witchhat_core::aggregate(batch: &amp;RecordBatch, group_by: &amp;[&amp;str], aggregations: &amp;[Aggregation]) -&gt; Result&lt;RecordBatch&gt;</w:t>
+        <w:br/>
         <w:t>witchhat_core::features() -&gt; CpuFeatures</w:t>
       </w:r>
     </w:p>
@@ -4373,7 +5741,7 @@
           <w:rFonts w:ascii="Times New Roman" w:hAnsi="Times New Roman" w:eastAsia="Batang"/>
           <w:sz w:val="22"/>
         </w:rPr>
-        <w:t xml:space="preserve"> Chapter X for the concurrency model. Full rustdoc, including examples, is on every item (</w:t>
+        <w:t xml:space="preserve"> Chapter XII for the concurrency model. Full rustdoc, including examples, is on every item (</w:t>
       </w:r>
       <w:r>
         <w:rPr>
@@ -4416,7 +5784,7 @@
         </w:rPr>
         <w:t>pub enum HashVersion { V1 }          // hash_batch, table_fingerprint, schema_fingerprint,</w:t>
         <w:br/>
-        <w:t xml:space="preserve">                                      // check_equivalence, drop_duplicates</w:t>
+        <w:t xml:space="preserve">                                      // check_equivalence, drop_duplicates, join, aggregate*</w:t>
         <w:br/>
         <w:t>pub enum NormalizeVersion { V1 }     // normalize_json</w:t>
         <w:br/>
@@ -4503,7 +5871,147 @@
           <w:rFonts w:ascii="Times New Roman" w:hAnsi="Times New Roman" w:eastAsia="Batang"/>
           <w:sz w:val="22"/>
         </w:rPr>
-        <w:t>).</w:t>
+        <w:t xml:space="preserve">). </w:t>
+      </w:r>
+      <w:r>
+        <w:rPr>
+          <w:rFonts w:ascii="Consolas" w:hAnsi="Consolas" w:eastAsia="Consolas"/>
+          <w:sz w:val="18"/>
+        </w:rPr>
+        <w:t>JoinType</w:t>
+      </w:r>
+      <w:r>
+        <w:rPr>
+          <w:rFonts w:ascii="Times New Roman" w:hAnsi="Times New Roman" w:eastAsia="Batang"/>
+          <w:sz w:val="22"/>
+        </w:rPr>
+        <w:t xml:space="preserve"> and </w:t>
+      </w:r>
+      <w:r>
+        <w:rPr>
+          <w:rFonts w:ascii="Consolas" w:hAnsi="Consolas" w:eastAsia="Consolas"/>
+          <w:sz w:val="18"/>
+        </w:rPr>
+        <w:t>AggFunc</w:t>
+      </w:r>
+      <w:r>
+        <w:rPr>
+          <w:rFonts w:ascii="Times New Roman" w:hAnsi="Times New Roman" w:eastAsia="Batang"/>
+          <w:sz w:val="22"/>
+        </w:rPr>
+        <w:t xml:space="preserve"> are plain mode enums, not versioned algorithms (</w:t>
+      </w:r>
+      <w:r>
+        <w:rPr>
+          <w:rFonts w:ascii="Consolas" w:hAnsi="Consolas" w:eastAsia="Consolas"/>
+          <w:sz w:val="18"/>
+        </w:rPr>
+        <w:t>architecture.md</w:t>
+      </w:r>
+      <w:r>
+        <w:rPr>
+          <w:rFonts w:ascii="Times New Roman" w:hAnsi="Times New Roman" w:eastAsia="Batang"/>
+          <w:sz w:val="22"/>
+        </w:rPr>
+        <w:t xml:space="preserve"> Chapter III, Section 2 explains why); each still has a </w:t>
+      </w:r>
+      <w:r>
+        <w:rPr>
+          <w:rFonts w:ascii="Consolas" w:hAnsi="Consolas" w:eastAsia="Consolas"/>
+          <w:sz w:val="18"/>
+        </w:rPr>
+        <w:t>parse(s: &amp;str) -&gt; Option&lt;Self&gt;</w:t>
+      </w:r>
+      <w:r>
+        <w:rPr>
+          <w:rFonts w:ascii="Times New Roman" w:hAnsi="Times New Roman" w:eastAsia="Batang"/>
+          <w:sz w:val="22"/>
+        </w:rPr>
+        <w:t xml:space="preserve"> for the Python boundary's string arguments. *</w:t>
+      </w:r>
+      <w:r>
+        <w:rPr>
+          <w:rFonts w:ascii="Consolas" w:hAnsi="Consolas" w:eastAsia="Consolas"/>
+          <w:sz w:val="18"/>
+        </w:rPr>
+        <w:t>aggregate</w:t>
+      </w:r>
+      <w:r>
+        <w:rPr>
+          <w:rFonts w:ascii="Times New Roman" w:hAnsi="Times New Roman" w:eastAsia="Batang"/>
+          <w:sz w:val="22"/>
+        </w:rPr>
+        <w:t xml:space="preserve"> and </w:t>
+      </w:r>
+      <w:r>
+        <w:rPr>
+          <w:rFonts w:ascii="Consolas" w:hAnsi="Consolas" w:eastAsia="Consolas"/>
+          <w:sz w:val="18"/>
+        </w:rPr>
+        <w:t>join</w:t>
+      </w:r>
+      <w:r>
+        <w:rPr>
+          <w:rFonts w:ascii="Times New Roman" w:hAnsi="Times New Roman" w:eastAsia="Batang"/>
+          <w:sz w:val="22"/>
+        </w:rPr>
+        <w:t xml:space="preserve"> do not take a </w:t>
+      </w:r>
+      <w:r>
+        <w:rPr>
+          <w:rFonts w:ascii="Consolas" w:hAnsi="Consolas" w:eastAsia="Consolas"/>
+          <w:sz w:val="18"/>
+        </w:rPr>
+        <w:t>HashVersion</w:t>
+      </w:r>
+      <w:r>
+        <w:rPr>
+          <w:rFonts w:ascii="Times New Roman" w:hAnsi="Times New Roman" w:eastAsia="Batang"/>
+          <w:sz w:val="22"/>
+        </w:rPr>
+        <w:t xml:space="preserve"> themselves; grouping and key matching use </w:t>
+      </w:r>
+      <w:r>
+        <w:rPr>
+          <w:rFonts w:ascii="Consolas" w:hAnsi="Consolas" w:eastAsia="Consolas"/>
+          <w:sz w:val="18"/>
+        </w:rPr>
+        <w:t>arrow_row</w:t>
+      </w:r>
+      <w:r>
+        <w:rPr>
+          <w:rFonts w:ascii="Times New Roman" w:hAnsi="Times New Roman" w:eastAsia="Batang"/>
+          <w:sz w:val="22"/>
+        </w:rPr>
+        <w:t xml:space="preserve">, not </w:t>
+      </w:r>
+      <w:r>
+        <w:rPr>
+          <w:rFonts w:ascii="Consolas" w:hAnsi="Consolas" w:eastAsia="Consolas"/>
+          <w:sz w:val="18"/>
+        </w:rPr>
+        <w:t>hash_batch</w:t>
+      </w:r>
+      <w:r>
+        <w:rPr>
+          <w:rFonts w:ascii="Times New Roman" w:hAnsi="Times New Roman" w:eastAsia="Batang"/>
+          <w:sz w:val="22"/>
+        </w:rPr>
+        <w:t xml:space="preserve"> (</w:t>
+      </w:r>
+      <w:r>
+        <w:rPr>
+          <w:rFonts w:ascii="Consolas" w:hAnsi="Consolas" w:eastAsia="Consolas"/>
+          <w:sz w:val="18"/>
+        </w:rPr>
+        <w:t>architecture.md</w:t>
+      </w:r>
+      <w:r>
+        <w:rPr>
+          <w:rFonts w:ascii="Times New Roman" w:hAnsi="Times New Roman" w:eastAsia="Batang"/>
+          <w:sz w:val="22"/>
+        </w:rPr>
+        <w:t xml:space="preserve"> Chapter IX, Section 2).</w:t>
       </w:r>
     </w:p>
     <w:p>
@@ -5020,6 +6528,108 @@
                 <w:rFonts w:ascii="Consolas" w:hAnsi="Consolas" w:eastAsia="Consolas"/>
                 <w:sz w:val="18"/>
               </w:rPr>
+              <w:t>witchhat_core::join</w:t>
+            </w:r>
+          </w:p>
+        </w:tc>
+        <w:tc>
+          <w:tcPr>
+            <w:tcW w:type="dxa" w:w="4702"/>
+          </w:tcPr>
+          <w:p>
+            <w:r>
+              <w:rPr>
+                <w:rFonts w:ascii="Consolas" w:hAnsi="Consolas" w:eastAsia="Consolas"/>
+                <w:sz w:val="18"/>
+              </w:rPr>
+              <w:t>JoinType</w:t>
+            </w:r>
+            <w:r>
+              <w:rPr>
+                <w:rFonts w:ascii="Times New Roman" w:hAnsi="Times New Roman" w:eastAsia="Batang"/>
+                <w:sz w:val="22"/>
+              </w:rPr>
+              <w:t xml:space="preserve">, </w:t>
+            </w:r>
+            <w:r>
+              <w:rPr>
+                <w:rFonts w:ascii="Consolas" w:hAnsi="Consolas" w:eastAsia="Consolas"/>
+                <w:sz w:val="18"/>
+              </w:rPr>
+              <w:t>join</w:t>
+            </w:r>
+          </w:p>
+        </w:tc>
+      </w:tr>
+      <w:tr>
+        <w:tc>
+          <w:tcPr>
+            <w:tcW w:type="dxa" w:w="4702"/>
+          </w:tcPr>
+          <w:p>
+            <w:r>
+              <w:rPr>
+                <w:rFonts w:ascii="Consolas" w:hAnsi="Consolas" w:eastAsia="Consolas"/>
+                <w:sz w:val="18"/>
+              </w:rPr>
+              <w:t>witchhat_core::aggregate</w:t>
+            </w:r>
+          </w:p>
+        </w:tc>
+        <w:tc>
+          <w:tcPr>
+            <w:tcW w:type="dxa" w:w="4702"/>
+          </w:tcPr>
+          <w:p>
+            <w:r>
+              <w:rPr>
+                <w:rFonts w:ascii="Consolas" w:hAnsi="Consolas" w:eastAsia="Consolas"/>
+                <w:sz w:val="18"/>
+              </w:rPr>
+              <w:t>AggFunc</w:t>
+            </w:r>
+            <w:r>
+              <w:rPr>
+                <w:rFonts w:ascii="Times New Roman" w:hAnsi="Times New Roman" w:eastAsia="Batang"/>
+                <w:sz w:val="22"/>
+              </w:rPr>
+              <w:t xml:space="preserve">, </w:t>
+            </w:r>
+            <w:r>
+              <w:rPr>
+                <w:rFonts w:ascii="Consolas" w:hAnsi="Consolas" w:eastAsia="Consolas"/>
+                <w:sz w:val="18"/>
+              </w:rPr>
+              <w:t>Aggregation</w:t>
+            </w:r>
+            <w:r>
+              <w:rPr>
+                <w:rFonts w:ascii="Times New Roman" w:hAnsi="Times New Roman" w:eastAsia="Batang"/>
+                <w:sz w:val="22"/>
+              </w:rPr>
+              <w:t xml:space="preserve">, </w:t>
+            </w:r>
+            <w:r>
+              <w:rPr>
+                <w:rFonts w:ascii="Consolas" w:hAnsi="Consolas" w:eastAsia="Consolas"/>
+                <w:sz w:val="18"/>
+              </w:rPr>
+              <w:t>aggregate</w:t>
+            </w:r>
+          </w:p>
+        </w:tc>
+      </w:tr>
+      <w:tr>
+        <w:tc>
+          <w:tcPr>
+            <w:tcW w:type="dxa" w:w="4702"/>
+          </w:tcPr>
+          <w:p>
+            <w:r>
+              <w:rPr>
+                <w:rFonts w:ascii="Consolas" w:hAnsi="Consolas" w:eastAsia="Consolas"/>
+                <w:sz w:val="18"/>
+              </w:rPr>
               <w:t>witchhat_core::cpu</w:t>
             </w:r>
           </w:p>
@@ -5256,7 +6866,7 @@
           <w:rFonts w:ascii="Times New Roman" w:hAnsi="Times New Roman" w:eastAsia="Batang"/>
           <w:sz w:val="22"/>
         </w:rPr>
-        <w:t xml:space="preserve"> Chapter XI. </w:t>
+        <w:t xml:space="preserve"> Chapter XIII. </w:t>
       </w:r>
       <w:r>
         <w:rPr>
@@ -5736,7 +7346,7 @@
           <w:rFonts w:ascii="Times New Roman" w:hAnsi="Times New Roman" w:eastAsia="Batang"/>
           <w:sz w:val="22"/>
         </w:rPr>
-        <w:t xml:space="preserve"> and </w:t>
+        <w:t xml:space="preserve">, </w:t>
       </w:r>
       <w:r>
         <w:rPr>
@@ -5750,7 +7360,49 @@
           <w:rFonts w:ascii="Times New Roman" w:hAnsi="Times New Roman" w:eastAsia="Batang"/>
           <w:sz w:val="22"/>
         </w:rPr>
-        <w:t xml:space="preserve"> have no version parameter: the former is a structural check, the latter uses the caller's own rules, neither of which witchhat's own versioning applies to.</w:t>
+        <w:t xml:space="preserve">, </w:t>
+      </w:r>
+      <w:r>
+        <w:rPr>
+          <w:rFonts w:ascii="Consolas" w:hAnsi="Consolas" w:eastAsia="Consolas"/>
+          <w:sz w:val="18"/>
+        </w:rPr>
+        <w:t>join</w:t>
+      </w:r>
+      <w:r>
+        <w:rPr>
+          <w:rFonts w:ascii="Times New Roman" w:hAnsi="Times New Roman" w:eastAsia="Batang"/>
+          <w:sz w:val="22"/>
+        </w:rPr>
+        <w:t xml:space="preserve"> and </w:t>
+      </w:r>
+      <w:r>
+        <w:rPr>
+          <w:rFonts w:ascii="Consolas" w:hAnsi="Consolas" w:eastAsia="Consolas"/>
+          <w:sz w:val="18"/>
+        </w:rPr>
+        <w:t>aggregate</w:t>
+      </w:r>
+      <w:r>
+        <w:rPr>
+          <w:rFonts w:ascii="Times New Roman" w:hAnsi="Times New Roman" w:eastAsia="Batang"/>
+          <w:sz w:val="22"/>
+        </w:rPr>
+        <w:t xml:space="preserve"> have no version parameter: the first two are a structural check and the caller's own rules respectively, and the latter two use </w:t>
+      </w:r>
+      <w:r>
+        <w:rPr>
+          <w:rFonts w:ascii="Consolas" w:hAnsi="Consolas" w:eastAsia="Consolas"/>
+          <w:sz w:val="18"/>
+        </w:rPr>
+        <w:t>arrow_row</w:t>
+      </w:r>
+      <w:r>
+        <w:rPr>
+          <w:rFonts w:ascii="Times New Roman" w:hAnsi="Times New Roman" w:eastAsia="Batang"/>
+          <w:sz w:val="22"/>
+        </w:rPr>
+        <w:t>'s exact comparison rather than a witchhat-defined algorithm.</w:t>
       </w:r>
     </w:p>
     <w:p>
@@ -6120,6 +7772,539 @@
           <w:sz w:val="22"/>
         </w:rPr>
         <w:t xml:space="preserve"> directly if "no breaking change" rather than "identical" is the question being asked.</w:t>
+      </w:r>
+    </w:p>
+    <w:p>
+      <w:pPr>
+        <w:pStyle w:val="Heading2"/>
+      </w:pPr>
+      <w:r>
+        <w:rPr>
+          <w:rFonts w:ascii="Times New Roman" w:hAnsi="Times New Roman" w:eastAsia="Batang"/>
+          <w:b/>
+          <w:color w:val="000000"/>
+          <w:sz w:val="24"/>
+        </w:rPr>
+        <w:t xml:space="preserve">7. </w:t>
+      </w:r>
+      <w:r>
+        <w:rPr>
+          <w:rFonts w:ascii="Consolas" w:hAnsi="Consolas" w:eastAsia="Consolas"/>
+          <w:b/>
+          <w:color w:val="000000"/>
+          <w:sz w:val="24"/>
+        </w:rPr>
+        <w:t>join</w:t>
+      </w:r>
+      <w:r>
+        <w:rPr>
+          <w:rFonts w:ascii="Times New Roman" w:hAnsi="Times New Roman" w:eastAsia="Batang"/>
+          <w:b/>
+          <w:color w:val="000000"/>
+          <w:sz w:val="24"/>
+        </w:rPr>
+        <w:t xml:space="preserve"> requires exact key-type matches</w:t>
+      </w:r>
+    </w:p>
+    <w:p>
+      <w:pPr>
+        <w:spacing w:line="384" w:lineRule="auto" w:after="120"/>
+        <w:jc w:val="both"/>
+      </w:pPr>
+      <w:r>
+        <w:rPr>
+          <w:rFonts w:ascii="Consolas" w:hAnsi="Consolas" w:eastAsia="Consolas"/>
+          <w:sz w:val="18"/>
+        </w:rPr>
+        <w:t>left_keys[i]</w:t>
+      </w:r>
+      <w:r>
+        <w:rPr>
+          <w:rFonts w:ascii="Times New Roman" w:hAnsi="Times New Roman" w:eastAsia="Batang"/>
+          <w:sz w:val="22"/>
+        </w:rPr>
+        <w:t xml:space="preserve">'s Arrow type must exactly equal </w:t>
+      </w:r>
+      <w:r>
+        <w:rPr>
+          <w:rFonts w:ascii="Consolas" w:hAnsi="Consolas" w:eastAsia="Consolas"/>
+          <w:sz w:val="18"/>
+        </w:rPr>
+        <w:t>right_keys[i]</w:t>
+      </w:r>
+      <w:r>
+        <w:rPr>
+          <w:rFonts w:ascii="Times New Roman" w:hAnsi="Times New Roman" w:eastAsia="Batang"/>
+          <w:sz w:val="22"/>
+        </w:rPr>
+        <w:t>'s; there is no implicit coercion (</w:t>
+      </w:r>
+      <w:r>
+        <w:rPr>
+          <w:rFonts w:ascii="Consolas" w:hAnsi="Consolas" w:eastAsia="Consolas"/>
+          <w:sz w:val="18"/>
+        </w:rPr>
+        <w:t>int32</w:t>
+      </w:r>
+      <w:r>
+        <w:rPr>
+          <w:rFonts w:ascii="Times New Roman" w:hAnsi="Times New Roman" w:eastAsia="Batang"/>
+          <w:sz w:val="22"/>
+        </w:rPr>
+        <w:t xml:space="preserve"> joined against </w:t>
+      </w:r>
+      <w:r>
+        <w:rPr>
+          <w:rFonts w:ascii="Consolas" w:hAnsi="Consolas" w:eastAsia="Consolas"/>
+          <w:sz w:val="18"/>
+        </w:rPr>
+        <w:t>int64</w:t>
+      </w:r>
+      <w:r>
+        <w:rPr>
+          <w:rFonts w:ascii="Times New Roman" w:hAnsi="Times New Roman" w:eastAsia="Batang"/>
+          <w:sz w:val="22"/>
+        </w:rPr>
+        <w:t xml:space="preserve"> raises </w:t>
+      </w:r>
+      <w:r>
+        <w:rPr>
+          <w:rFonts w:ascii="Consolas" w:hAnsi="Consolas" w:eastAsia="Consolas"/>
+          <w:sz w:val="18"/>
+        </w:rPr>
+        <w:t>RuntimeError</w:t>
+      </w:r>
+      <w:r>
+        <w:rPr>
+          <w:rFonts w:ascii="Times New Roman" w:hAnsi="Times New Roman" w:eastAsia="Batang"/>
+          <w:sz w:val="22"/>
+        </w:rPr>
+        <w:t xml:space="preserve">, even though </w:t>
+      </w:r>
+      <w:r>
+        <w:rPr>
+          <w:rFonts w:ascii="Consolas" w:hAnsi="Consolas" w:eastAsia="Consolas"/>
+          <w:sz w:val="18"/>
+        </w:rPr>
+        <w:t>validate_schema</w:t>
+      </w:r>
+      <w:r>
+        <w:rPr>
+          <w:rFonts w:ascii="Times New Roman" w:hAnsi="Times New Roman" w:eastAsia="Batang"/>
+          <w:sz w:val="22"/>
+        </w:rPr>
+        <w:t xml:space="preserve"> would accept that pairing as a widening under </w:t>
+      </w:r>
+      <w:r>
+        <w:rPr>
+          <w:rFonts w:ascii="Consolas" w:hAnsi="Consolas" w:eastAsia="Consolas"/>
+          <w:sz w:val="18"/>
+        </w:rPr>
+        <w:t>allow_numeric_widening=True</w:t>
+      </w:r>
+      <w:r>
+        <w:rPr>
+          <w:rFonts w:ascii="Times New Roman" w:hAnsi="Times New Roman" w:eastAsia="Batang"/>
+          <w:sz w:val="22"/>
+        </w:rPr>
+        <w:t>). Cast one side to match the other first if the types should be treated as comparable.</w:t>
+      </w:r>
+    </w:p>
+    <w:p>
+      <w:pPr>
+        <w:pStyle w:val="Heading2"/>
+      </w:pPr>
+      <w:r>
+        <w:rPr>
+          <w:rFonts w:ascii="Times New Roman" w:hAnsi="Times New Roman" w:eastAsia="Batang"/>
+          <w:b/>
+          <w:color w:val="000000"/>
+          <w:sz w:val="24"/>
+        </w:rPr>
+        <w:t xml:space="preserve">8. </w:t>
+      </w:r>
+      <w:r>
+        <w:rPr>
+          <w:rFonts w:ascii="Consolas" w:hAnsi="Consolas" w:eastAsia="Consolas"/>
+          <w:b/>
+          <w:color w:val="000000"/>
+          <w:sz w:val="24"/>
+        </w:rPr>
+        <w:t>aggregate</w:t>
+      </w:r>
+      <w:r>
+        <w:rPr>
+          <w:rFonts w:ascii="Times New Roman" w:hAnsi="Times New Roman" w:eastAsia="Batang"/>
+          <w:b/>
+          <w:color w:val="000000"/>
+          <w:sz w:val="24"/>
+        </w:rPr>
+        <w:t xml:space="preserve"> is numeric-only beyond </w:t>
+      </w:r>
+      <w:r>
+        <w:rPr>
+          <w:rFonts w:ascii="Consolas" w:hAnsi="Consolas" w:eastAsia="Consolas"/>
+          <w:b/>
+          <w:color w:val="000000"/>
+          <w:sz w:val="24"/>
+        </w:rPr>
+        <w:t>Count</w:t>
+      </w:r>
+    </w:p>
+    <w:p>
+      <w:pPr>
+        <w:spacing w:line="384" w:lineRule="auto" w:after="120"/>
+        <w:jc w:val="both"/>
+      </w:pPr>
+      <w:r>
+        <w:rPr>
+          <w:rFonts w:ascii="Consolas" w:hAnsi="Consolas" w:eastAsia="Consolas"/>
+          <w:sz w:val="18"/>
+        </w:rPr>
+        <w:t>"sum"</w:t>
+      </w:r>
+      <w:r>
+        <w:rPr>
+          <w:rFonts w:ascii="Times New Roman" w:hAnsi="Times New Roman" w:eastAsia="Batang"/>
+          <w:sz w:val="22"/>
+        </w:rPr>
+        <w:t>/</w:t>
+      </w:r>
+      <w:r>
+        <w:rPr>
+          <w:rFonts w:ascii="Consolas" w:hAnsi="Consolas" w:eastAsia="Consolas"/>
+          <w:sz w:val="18"/>
+        </w:rPr>
+        <w:t>"mean"</w:t>
+      </w:r>
+      <w:r>
+        <w:rPr>
+          <w:rFonts w:ascii="Times New Roman" w:hAnsi="Times New Roman" w:eastAsia="Batang"/>
+          <w:sz w:val="22"/>
+        </w:rPr>
+        <w:t>/</w:t>
+      </w:r>
+      <w:r>
+        <w:rPr>
+          <w:rFonts w:ascii="Consolas" w:hAnsi="Consolas" w:eastAsia="Consolas"/>
+          <w:sz w:val="18"/>
+        </w:rPr>
+        <w:t>"min"</w:t>
+      </w:r>
+      <w:r>
+        <w:rPr>
+          <w:rFonts w:ascii="Times New Roman" w:hAnsi="Times New Roman" w:eastAsia="Batang"/>
+          <w:sz w:val="22"/>
+        </w:rPr>
+        <w:t>/</w:t>
+      </w:r>
+      <w:r>
+        <w:rPr>
+          <w:rFonts w:ascii="Consolas" w:hAnsi="Consolas" w:eastAsia="Consolas"/>
+          <w:sz w:val="18"/>
+        </w:rPr>
+        <w:t>"max"</w:t>
+      </w:r>
+      <w:r>
+        <w:rPr>
+          <w:rFonts w:ascii="Times New Roman" w:hAnsi="Times New Roman" w:eastAsia="Batang"/>
+          <w:sz w:val="22"/>
+        </w:rPr>
+        <w:t xml:space="preserve"> only accept </w:t>
+      </w:r>
+      <w:r>
+        <w:rPr>
+          <w:rFonts w:ascii="Consolas" w:hAnsi="Consolas" w:eastAsia="Consolas"/>
+          <w:sz w:val="18"/>
+        </w:rPr>
+        <w:t>int8</w:t>
+      </w:r>
+      <w:r>
+        <w:rPr>
+          <w:rFonts w:ascii="Times New Roman" w:hAnsi="Times New Roman" w:eastAsia="Batang"/>
+          <w:sz w:val="22"/>
+        </w:rPr>
+        <w:t>..</w:t>
+      </w:r>
+      <w:r>
+        <w:rPr>
+          <w:rFonts w:ascii="Consolas" w:hAnsi="Consolas" w:eastAsia="Consolas"/>
+          <w:sz w:val="18"/>
+        </w:rPr>
+        <w:t>int64</w:t>
+      </w:r>
+      <w:r>
+        <w:rPr>
+          <w:rFonts w:ascii="Times New Roman" w:hAnsi="Times New Roman" w:eastAsia="Batang"/>
+          <w:sz w:val="22"/>
+        </w:rPr>
+        <w:t xml:space="preserve">, </w:t>
+      </w:r>
+      <w:r>
+        <w:rPr>
+          <w:rFonts w:ascii="Consolas" w:hAnsi="Consolas" w:eastAsia="Consolas"/>
+          <w:sz w:val="18"/>
+        </w:rPr>
+        <w:t>uint8</w:t>
+      </w:r>
+      <w:r>
+        <w:rPr>
+          <w:rFonts w:ascii="Times New Roman" w:hAnsi="Times New Roman" w:eastAsia="Batang"/>
+          <w:sz w:val="22"/>
+        </w:rPr>
+        <w:t>..</w:t>
+      </w:r>
+      <w:r>
+        <w:rPr>
+          <w:rFonts w:ascii="Consolas" w:hAnsi="Consolas" w:eastAsia="Consolas"/>
+          <w:sz w:val="18"/>
+        </w:rPr>
+        <w:t>uint64</w:t>
+      </w:r>
+      <w:r>
+        <w:rPr>
+          <w:rFonts w:ascii="Times New Roman" w:hAnsi="Times New Roman" w:eastAsia="Batang"/>
+          <w:sz w:val="22"/>
+        </w:rPr>
+        <w:t xml:space="preserve">, </w:t>
+      </w:r>
+      <w:r>
+        <w:rPr>
+          <w:rFonts w:ascii="Consolas" w:hAnsi="Consolas" w:eastAsia="Consolas"/>
+          <w:sz w:val="18"/>
+        </w:rPr>
+        <w:t>float32</w:t>
+      </w:r>
+      <w:r>
+        <w:rPr>
+          <w:rFonts w:ascii="Times New Roman" w:hAnsi="Times New Roman" w:eastAsia="Batang"/>
+          <w:sz w:val="22"/>
+        </w:rPr>
+        <w:t xml:space="preserve">, </w:t>
+      </w:r>
+      <w:r>
+        <w:rPr>
+          <w:rFonts w:ascii="Consolas" w:hAnsi="Consolas" w:eastAsia="Consolas"/>
+          <w:sz w:val="18"/>
+        </w:rPr>
+        <w:t>float64</w:t>
+      </w:r>
+      <w:r>
+        <w:rPr>
+          <w:rFonts w:ascii="Times New Roman" w:hAnsi="Times New Roman" w:eastAsia="Batang"/>
+          <w:sz w:val="22"/>
+        </w:rPr>
+        <w:t xml:space="preserve"> columns; a </w:t>
+      </w:r>
+      <w:r>
+        <w:rPr>
+          <w:rFonts w:ascii="Consolas" w:hAnsi="Consolas" w:eastAsia="Consolas"/>
+          <w:sz w:val="18"/>
+        </w:rPr>
+        <w:t>Decimal</w:t>
+      </w:r>
+      <w:r>
+        <w:rPr>
+          <w:rFonts w:ascii="Times New Roman" w:hAnsi="Times New Roman" w:eastAsia="Batang"/>
+          <w:sz w:val="22"/>
+        </w:rPr>
+        <w:t>/</w:t>
+      </w:r>
+      <w:r>
+        <w:rPr>
+          <w:rFonts w:ascii="Consolas" w:hAnsi="Consolas" w:eastAsia="Consolas"/>
+          <w:sz w:val="18"/>
+        </w:rPr>
+        <w:t>Date</w:t>
+      </w:r>
+      <w:r>
+        <w:rPr>
+          <w:rFonts w:ascii="Times New Roman" w:hAnsi="Times New Roman" w:eastAsia="Batang"/>
+          <w:sz w:val="22"/>
+        </w:rPr>
+        <w:t>/</w:t>
+      </w:r>
+      <w:r>
+        <w:rPr>
+          <w:rFonts w:ascii="Consolas" w:hAnsi="Consolas" w:eastAsia="Consolas"/>
+          <w:sz w:val="18"/>
+        </w:rPr>
+        <w:t>Time</w:t>
+      </w:r>
+      <w:r>
+        <w:rPr>
+          <w:rFonts w:ascii="Times New Roman" w:hAnsi="Times New Roman" w:eastAsia="Batang"/>
+          <w:sz w:val="22"/>
+        </w:rPr>
+        <w:t>/</w:t>
+      </w:r>
+      <w:r>
+        <w:rPr>
+          <w:rFonts w:ascii="Consolas" w:hAnsi="Consolas" w:eastAsia="Consolas"/>
+          <w:sz w:val="18"/>
+        </w:rPr>
+        <w:t>Timestamp</w:t>
+      </w:r>
+      <w:r>
+        <w:rPr>
+          <w:rFonts w:ascii="Times New Roman" w:hAnsi="Times New Roman" w:eastAsia="Batang"/>
+          <w:sz w:val="22"/>
+        </w:rPr>
+        <w:t>/</w:t>
+      </w:r>
+      <w:r>
+        <w:rPr>
+          <w:rFonts w:ascii="Consolas" w:hAnsi="Consolas" w:eastAsia="Consolas"/>
+          <w:sz w:val="18"/>
+        </w:rPr>
+        <w:t>Utf8</w:t>
+      </w:r>
+      <w:r>
+        <w:rPr>
+          <w:rFonts w:ascii="Times New Roman" w:hAnsi="Times New Roman" w:eastAsia="Batang"/>
+          <w:sz w:val="22"/>
+        </w:rPr>
+        <w:t xml:space="preserve"> column raises </w:t>
+      </w:r>
+      <w:r>
+        <w:rPr>
+          <w:rFonts w:ascii="Consolas" w:hAnsi="Consolas" w:eastAsia="Consolas"/>
+          <w:sz w:val="18"/>
+        </w:rPr>
+        <w:t>RuntimeError</w:t>
+      </w:r>
+      <w:r>
+        <w:rPr>
+          <w:rFonts w:ascii="Times New Roman" w:hAnsi="Times New Roman" w:eastAsia="Batang"/>
+          <w:sz w:val="22"/>
+        </w:rPr>
+        <w:t xml:space="preserve"> for any of those four (</w:t>
+      </w:r>
+      <w:r>
+        <w:rPr>
+          <w:rFonts w:ascii="Consolas" w:hAnsi="Consolas" w:eastAsia="Consolas"/>
+          <w:sz w:val="18"/>
+        </w:rPr>
+        <w:t>"count"</w:t>
+      </w:r>
+      <w:r>
+        <w:rPr>
+          <w:rFonts w:ascii="Times New Roman" w:hAnsi="Times New Roman" w:eastAsia="Batang"/>
+          <w:sz w:val="22"/>
+        </w:rPr>
+        <w:t xml:space="preserve"> accepts any column type). </w:t>
+      </w:r>
+      <w:r>
+        <w:rPr>
+          <w:rFonts w:ascii="Consolas" w:hAnsi="Consolas" w:eastAsia="Consolas"/>
+          <w:sz w:val="18"/>
+        </w:rPr>
+        <w:t>"sum"</w:t>
+      </w:r>
+      <w:r>
+        <w:rPr>
+          <w:rFonts w:ascii="Times New Roman" w:hAnsi="Times New Roman" w:eastAsia="Batang"/>
+          <w:sz w:val="22"/>
+        </w:rPr>
+        <w:t xml:space="preserve">/ </w:t>
+      </w:r>
+      <w:r>
+        <w:rPr>
+          <w:rFonts w:ascii="Consolas" w:hAnsi="Consolas" w:eastAsia="Consolas"/>
+          <w:sz w:val="18"/>
+        </w:rPr>
+        <w:t>"mean"</w:t>
+      </w:r>
+      <w:r>
+        <w:rPr>
+          <w:rFonts w:ascii="Times New Roman" w:hAnsi="Times New Roman" w:eastAsia="Batang"/>
+          <w:sz w:val="22"/>
+        </w:rPr>
+        <w:t xml:space="preserve"> accumulate through </w:t>
+      </w:r>
+      <w:r>
+        <w:rPr>
+          <w:rFonts w:ascii="Consolas" w:hAnsi="Consolas" w:eastAsia="Consolas"/>
+          <w:sz w:val="18"/>
+        </w:rPr>
+        <w:t>f64</w:t>
+      </w:r>
+      <w:r>
+        <w:rPr>
+          <w:rFonts w:ascii="Times New Roman" w:hAnsi="Times New Roman" w:eastAsia="Batang"/>
+          <w:sz w:val="22"/>
+        </w:rPr>
+        <w:t xml:space="preserve">, so an </w:t>
+      </w:r>
+      <w:r>
+        <w:rPr>
+          <w:rFonts w:ascii="Consolas" w:hAnsi="Consolas" w:eastAsia="Consolas"/>
+          <w:sz w:val="18"/>
+        </w:rPr>
+        <w:t>int64</w:t>
+      </w:r>
+      <w:r>
+        <w:rPr>
+          <w:rFonts w:ascii="Times New Roman" w:hAnsi="Times New Roman" w:eastAsia="Batang"/>
+          <w:sz w:val="22"/>
+        </w:rPr>
+        <w:t>/</w:t>
+      </w:r>
+      <w:r>
+        <w:rPr>
+          <w:rFonts w:ascii="Consolas" w:hAnsi="Consolas" w:eastAsia="Consolas"/>
+          <w:sz w:val="18"/>
+        </w:rPr>
+        <w:t>uint64</w:t>
+      </w:r>
+      <w:r>
+        <w:rPr>
+          <w:rFonts w:ascii="Times New Roman" w:hAnsi="Times New Roman" w:eastAsia="Batang"/>
+          <w:sz w:val="22"/>
+        </w:rPr>
+        <w:t xml:space="preserve"> column with values beyond </w:t>
+      </w:r>
+      <w:r>
+        <w:rPr>
+          <w:rFonts w:ascii="Consolas" w:hAnsi="Consolas" w:eastAsia="Consolas"/>
+          <w:sz w:val="18"/>
+        </w:rPr>
+        <w:t>f64</w:t>
+      </w:r>
+      <w:r>
+        <w:rPr>
+          <w:rFonts w:ascii="Times New Roman" w:hAnsi="Times New Roman" w:eastAsia="Batang"/>
+          <w:sz w:val="22"/>
+        </w:rPr>
+        <w:t xml:space="preserve">'s exact-integer range (±2^53) can lose precision in the result; </w:t>
+      </w:r>
+      <w:r>
+        <w:rPr>
+          <w:rFonts w:ascii="Consolas" w:hAnsi="Consolas" w:eastAsia="Consolas"/>
+          <w:sz w:val="18"/>
+        </w:rPr>
+        <w:t>"min"</w:t>
+      </w:r>
+      <w:r>
+        <w:rPr>
+          <w:rFonts w:ascii="Times New Roman" w:hAnsi="Times New Roman" w:eastAsia="Batang"/>
+          <w:sz w:val="22"/>
+        </w:rPr>
+        <w:t>/</w:t>
+      </w:r>
+      <w:r>
+        <w:rPr>
+          <w:rFonts w:ascii="Consolas" w:hAnsi="Consolas" w:eastAsia="Consolas"/>
+          <w:sz w:val="18"/>
+        </w:rPr>
+        <w:t>"max"</w:t>
+      </w:r>
+      <w:r>
+        <w:rPr>
+          <w:rFonts w:ascii="Times New Roman" w:hAnsi="Times New Roman" w:eastAsia="Batang"/>
+          <w:sz w:val="22"/>
+        </w:rPr>
+        <w:t xml:space="preserve"> are unaffected, since they return the original, untouched value from the source column.</w:t>
       </w:r>
     </w:p>
     <w:p>
@@ -6310,7 +8495,55 @@
           <w:color w:val="000000"/>
           <w:sz w:val="24"/>
         </w:rPr>
-        <w:t>5. Calling from Rust</w:t>
+        <w:t>5. Joining and aggregating</w:t>
+      </w:r>
+    </w:p>
+    <w:p>
+      <w:pPr>
+        <w:spacing w:line="240" w:lineRule="auto" w:before="120" w:after="120"/>
+        <w:ind w:left="454"/>
+      </w:pPr>
+      <w:r>
+        <w:rPr>
+          <w:rFonts w:ascii="Consolas" w:hAnsi="Consolas" w:eastAsia="Consolas"/>
+          <w:sz w:val="18"/>
+        </w:rPr>
+        <w:t>users = pa.record_batch({</w:t>
+        <w:br/>
+        <w:t xml:space="preserve">    "id": pa.array([1, 2, 3]),</w:t>
+        <w:br/>
+        <w:t xml:space="preserve">    "country": pa.array(["NO", "SE", "NO"]),</w:t>
+        <w:br/>
+        <w:t>})</w:t>
+        <w:br/>
+        <w:t>orders = pa.record_batch({</w:t>
+        <w:br/>
+        <w:t xml:space="preserve">    "user_id": pa.array([1, 1, 2]),</w:t>
+        <w:br/>
+        <w:t xml:space="preserve">    "amount": pa.array([10, 5, 20]),</w:t>
+        <w:br/>
+        <w:t>})</w:t>
+        <w:br/>
+        <w:br/>
+        <w:t>joined = witchhat.join(users, orders, ["id"], ["user_id"], how="inner")</w:t>
+        <w:br/>
+        <w:t>totals = witchhat.aggregate(joined, ["country"], [("amount", "sum", "total")])</w:t>
+        <w:br/>
+        <w:t># totals: NO -&gt; 15.0, SE -&gt; 20.0</w:t>
+      </w:r>
+    </w:p>
+    <w:p>
+      <w:pPr>
+        <w:pStyle w:val="Heading2"/>
+      </w:pPr>
+      <w:r>
+        <w:rPr>
+          <w:rFonts w:ascii="Times New Roman" w:hAnsi="Times New Roman" w:eastAsia="Batang"/>
+          <w:b/>
+          <w:color w:val="000000"/>
+          <w:sz w:val="24"/>
+        </w:rPr>
+        <w:t>6. Calling from Rust</w:t>
       </w:r>
     </w:p>
     <w:p>
@@ -7033,6 +9266,164 @@
                 <w:sz w:val="18"/>
               </w:rPr>
               <w:t>version="v1"</w:t>
+            </w:r>
+          </w:p>
+        </w:tc>
+      </w:tr>
+      <w:tr>
+        <w:tc>
+          <w:tcPr>
+            <w:tcW w:type="dxa" w:w="3135"/>
+          </w:tcPr>
+          <w:p>
+            <w:r>
+              <w:rPr>
+                <w:rFonts w:ascii="Consolas" w:hAnsi="Consolas" w:eastAsia="Consolas"/>
+                <w:sz w:val="18"/>
+              </w:rPr>
+              <w:t>join</w:t>
+            </w:r>
+          </w:p>
+        </w:tc>
+        <w:tc>
+          <w:tcPr>
+            <w:tcW w:type="dxa" w:w="3135"/>
+          </w:tcPr>
+          <w:p>
+            <w:r>
+              <w:rPr>
+                <w:rFonts w:ascii="Consolas" w:hAnsi="Consolas" w:eastAsia="Consolas"/>
+                <w:sz w:val="18"/>
+              </w:rPr>
+              <w:t>left</w:t>
+            </w:r>
+            <w:r>
+              <w:rPr>
+                <w:rFonts w:ascii="Times New Roman" w:hAnsi="Times New Roman" w:eastAsia="Batang"/>
+                <w:sz w:val="22"/>
+              </w:rPr>
+              <w:t xml:space="preserve">, </w:t>
+            </w:r>
+            <w:r>
+              <w:rPr>
+                <w:rFonts w:ascii="Consolas" w:hAnsi="Consolas" w:eastAsia="Consolas"/>
+                <w:sz w:val="18"/>
+              </w:rPr>
+              <w:t>right</w:t>
+            </w:r>
+            <w:r>
+              <w:rPr>
+                <w:rFonts w:ascii="Times New Roman" w:hAnsi="Times New Roman" w:eastAsia="Batang"/>
+                <w:sz w:val="22"/>
+              </w:rPr>
+              <w:t xml:space="preserve">, </w:t>
+            </w:r>
+            <w:r>
+              <w:rPr>
+                <w:rFonts w:ascii="Consolas" w:hAnsi="Consolas" w:eastAsia="Consolas"/>
+                <w:sz w:val="18"/>
+              </w:rPr>
+              <w:t>left_keys</w:t>
+            </w:r>
+            <w:r>
+              <w:rPr>
+                <w:rFonts w:ascii="Times New Roman" w:hAnsi="Times New Roman" w:eastAsia="Batang"/>
+                <w:sz w:val="22"/>
+              </w:rPr>
+              <w:t xml:space="preserve">, </w:t>
+            </w:r>
+            <w:r>
+              <w:rPr>
+                <w:rFonts w:ascii="Consolas" w:hAnsi="Consolas" w:eastAsia="Consolas"/>
+                <w:sz w:val="18"/>
+              </w:rPr>
+              <w:t>right_keys</w:t>
+            </w:r>
+          </w:p>
+        </w:tc>
+        <w:tc>
+          <w:tcPr>
+            <w:tcW w:type="dxa" w:w="3135"/>
+          </w:tcPr>
+          <w:p>
+            <w:r>
+              <w:rPr>
+                <w:rFonts w:ascii="Consolas" w:hAnsi="Consolas" w:eastAsia="Consolas"/>
+                <w:sz w:val="18"/>
+              </w:rPr>
+              <w:t>how="inner"</w:t>
+            </w:r>
+          </w:p>
+        </w:tc>
+      </w:tr>
+      <w:tr>
+        <w:tc>
+          <w:tcPr>
+            <w:tcW w:type="dxa" w:w="3135"/>
+          </w:tcPr>
+          <w:p>
+            <w:r>
+              <w:rPr>
+                <w:rFonts w:ascii="Consolas" w:hAnsi="Consolas" w:eastAsia="Consolas"/>
+                <w:sz w:val="18"/>
+              </w:rPr>
+              <w:t>aggregate</w:t>
+            </w:r>
+          </w:p>
+        </w:tc>
+        <w:tc>
+          <w:tcPr>
+            <w:tcW w:type="dxa" w:w="3135"/>
+          </w:tcPr>
+          <w:p>
+            <w:r>
+              <w:rPr>
+                <w:rFonts w:ascii="Consolas" w:hAnsi="Consolas" w:eastAsia="Consolas"/>
+                <w:sz w:val="18"/>
+              </w:rPr>
+              <w:t>batch</w:t>
+            </w:r>
+            <w:r>
+              <w:rPr>
+                <w:rFonts w:ascii="Times New Roman" w:hAnsi="Times New Roman" w:eastAsia="Batang"/>
+                <w:sz w:val="22"/>
+              </w:rPr>
+              <w:t xml:space="preserve">, </w:t>
+            </w:r>
+            <w:r>
+              <w:rPr>
+                <w:rFonts w:ascii="Consolas" w:hAnsi="Consolas" w:eastAsia="Consolas"/>
+                <w:sz w:val="18"/>
+              </w:rPr>
+              <w:t>group_by</w:t>
+            </w:r>
+            <w:r>
+              <w:rPr>
+                <w:rFonts w:ascii="Times New Roman" w:hAnsi="Times New Roman" w:eastAsia="Batang"/>
+                <w:sz w:val="22"/>
+              </w:rPr>
+              <w:t xml:space="preserve">, </w:t>
+            </w:r>
+            <w:r>
+              <w:rPr>
+                <w:rFonts w:ascii="Consolas" w:hAnsi="Consolas" w:eastAsia="Consolas"/>
+                <w:sz w:val="18"/>
+              </w:rPr>
+              <w:t>aggregations</w:t>
+            </w:r>
+          </w:p>
+        </w:tc>
+        <w:tc>
+          <w:tcPr>
+            <w:tcW w:type="dxa" w:w="3135"/>
+          </w:tcPr>
+          <w:p>
+            <w:r>
+              <w:rPr>
+                <w:rFonts w:ascii="Times New Roman" w:hAnsi="Times New Roman" w:eastAsia="Batang"/>
+                <w:sz w:val="22"/>
+              </w:rPr>
+              <w:t>(none)</w:t>
             </w:r>
           </w:p>
         </w:tc>

--- a/docs/api.docx
+++ b/docs/api.docx
@@ -49,7 +49,21 @@
           <w:rFonts w:ascii="Times New Roman" w:hAnsi="Times New Roman" w:eastAsia="Batang"/>
           <w:sz w:val="22"/>
         </w:rPr>
-        <w:t xml:space="preserve"> Describes the surface as built: composite hashing, schema validation, JSON normalization, regex cleanup, output-equivalence testing, deduplication, join, aggregate, and schema/CPU introspection. </w:t>
+        <w:t xml:space="preserve"> Describes the surface as built: composite hashing, schema validation, JSON normalization, regex cleanup, output-equivalence testing, deduplication, join, aggregate, schema/CPU introspection, and the </w:t>
+      </w:r>
+      <w:r>
+        <w:rPr>
+          <w:rFonts w:ascii="Consolas" w:hAnsi="Consolas" w:eastAsia="Consolas"/>
+          <w:sz w:val="18"/>
+        </w:rPr>
+        <w:t>witchhat.spark</w:t>
+      </w:r>
+      <w:r>
+        <w:rPr>
+          <w:rFonts w:ascii="Times New Roman" w:hAnsi="Times New Roman" w:eastAsia="Batang"/>
+          <w:sz w:val="22"/>
+        </w:rPr>
+        <w:t xml:space="preserve"> Databricks/Spark integration layer. </w:t>
       </w:r>
       <w:r>
         <w:rPr>
@@ -122,7 +136,7 @@
           <w:rFonts w:ascii="Times New Roman" w:hAnsi="Times New Roman" w:eastAsia="Batang"/>
           <w:sz w:val="22"/>
         </w:rPr>
-        <w:t xml:space="preserve"> 1.3 </w:t>
+        <w:t xml:space="preserve"> 1.4 </w:t>
       </w:r>
       <w:r>
         <w:rPr>
@@ -540,7 +554,21 @@
           <w:rFonts w:ascii="Times New Roman" w:hAnsi="Times New Roman" w:eastAsia="Batang"/>
           <w:sz w:val="22"/>
         </w:rPr>
-        <w:t>III. Rust Surface</w:t>
+        <w:t>III. Databricks/Spark Surface (</w:t>
+      </w:r>
+      <w:r>
+        <w:rPr>
+          <w:rFonts w:ascii="Consolas" w:hAnsi="Consolas" w:eastAsia="Consolas"/>
+          <w:sz w:val="18"/>
+        </w:rPr>
+        <w:t>witchhat.spark</w:t>
+      </w:r>
+      <w:r>
+        <w:rPr>
+          <w:rFonts w:ascii="Times New Roman" w:hAnsi="Times New Roman" w:eastAsia="Batang"/>
+          <w:sz w:val="22"/>
+        </w:rPr>
+        <w:t>)</w:t>
       </w:r>
     </w:p>
     <w:p>
@@ -553,7 +581,7 @@
           <w:rFonts w:ascii="Times New Roman" w:hAnsi="Times New Roman" w:eastAsia="Batang"/>
           <w:sz w:val="22"/>
         </w:rPr>
-        <w:t>1. Entry points</w:t>
+        <w:t>1. Import and dependency</w:t>
       </w:r>
     </w:p>
     <w:p>
@@ -566,7 +594,28 @@
           <w:rFonts w:ascii="Times New Roman" w:hAnsi="Times New Roman" w:eastAsia="Batang"/>
           <w:sz w:val="22"/>
         </w:rPr>
-        <w:t>2. Version enums</w:t>
+        <w:t xml:space="preserve">2. </w:t>
+      </w:r>
+      <w:r>
+        <w:rPr>
+          <w:rFonts w:ascii="Consolas" w:hAnsi="Consolas" w:eastAsia="Consolas"/>
+          <w:sz w:val="18"/>
+        </w:rPr>
+        <w:t>to_arrow_schema</w:t>
+      </w:r>
+      <w:r>
+        <w:rPr>
+          <w:rFonts w:ascii="Times New Roman" w:hAnsi="Times New Roman" w:eastAsia="Batang"/>
+          <w:sz w:val="22"/>
+        </w:rPr>
+        <w:t xml:space="preserve">, </w:t>
+      </w:r>
+      <w:r>
+        <w:rPr>
+          <w:rFonts w:ascii="Consolas" w:hAnsi="Consolas" w:eastAsia="Consolas"/>
+          <w:sz w:val="18"/>
+        </w:rPr>
+        <w:t>map_in_arrow</w:t>
       </w:r>
     </w:p>
     <w:p>
@@ -579,7 +628,14 @@
           <w:rFonts w:ascii="Times New Roman" w:hAnsi="Times New Roman" w:eastAsia="Batang"/>
           <w:sz w:val="22"/>
         </w:rPr>
-        <w:t>3. Module map</w:t>
+        <w:t xml:space="preserve">3. </w:t>
+      </w:r>
+      <w:r>
+        <w:rPr>
+          <w:rFonts w:ascii="Consolas" w:hAnsi="Consolas" w:eastAsia="Consolas"/>
+          <w:sz w:val="18"/>
+        </w:rPr>
+        <w:t>hash_rows</w:t>
       </w:r>
     </w:p>
     <w:p>
@@ -592,7 +648,28 @@
           <w:rFonts w:ascii="Times New Roman" w:hAnsi="Times New Roman" w:eastAsia="Batang"/>
           <w:sz w:val="22"/>
         </w:rPr>
-        <w:t>4. Error type</w:t>
+        <w:t xml:space="preserve">4. </w:t>
+      </w:r>
+      <w:r>
+        <w:rPr>
+          <w:rFonts w:ascii="Consolas" w:hAnsi="Consolas" w:eastAsia="Consolas"/>
+          <w:sz w:val="18"/>
+        </w:rPr>
+        <w:t>clean_with_preset</w:t>
+      </w:r>
+      <w:r>
+        <w:rPr>
+          <w:rFonts w:ascii="Times New Roman" w:hAnsi="Times New Roman" w:eastAsia="Batang"/>
+          <w:sz w:val="22"/>
+        </w:rPr>
+        <w:t xml:space="preserve">, </w:t>
+      </w:r>
+      <w:r>
+        <w:rPr>
+          <w:rFonts w:ascii="Consolas" w:hAnsi="Consolas" w:eastAsia="Consolas"/>
+          <w:sz w:val="18"/>
+        </w:rPr>
+        <w:t>clean_with_rules</w:t>
       </w:r>
     </w:p>
     <w:p>
@@ -605,7 +682,14 @@
           <w:rFonts w:ascii="Times New Roman" w:hAnsi="Times New Roman" w:eastAsia="Batang"/>
           <w:sz w:val="22"/>
         </w:rPr>
-        <w:t>IV. Semantics Callers Must Know</w:t>
+        <w:t xml:space="preserve">5. </w:t>
+      </w:r>
+      <w:r>
+        <w:rPr>
+          <w:rFonts w:ascii="Consolas" w:hAnsi="Consolas" w:eastAsia="Consolas"/>
+          <w:sz w:val="18"/>
+        </w:rPr>
+        <w:t>drop_duplicates</w:t>
       </w:r>
     </w:p>
     <w:p>
@@ -618,7 +702,14 @@
           <w:rFonts w:ascii="Times New Roman" w:hAnsi="Times New Roman" w:eastAsia="Batang"/>
           <w:sz w:val="22"/>
         </w:rPr>
-        <w:t>1. Column order</w:t>
+        <w:t xml:space="preserve">6. </w:t>
+      </w:r>
+      <w:r>
+        <w:rPr>
+          <w:rFonts w:ascii="Consolas" w:hAnsi="Consolas" w:eastAsia="Consolas"/>
+          <w:sz w:val="18"/>
+        </w:rPr>
+        <w:t>aggregate</w:t>
       </w:r>
     </w:p>
     <w:p>
@@ -631,7 +722,28 @@
           <w:rFonts w:ascii="Times New Roman" w:hAnsi="Times New Roman" w:eastAsia="Batang"/>
           <w:sz w:val="22"/>
         </w:rPr>
-        <w:t>2. Null and float equality</w:t>
+        <w:t xml:space="preserve">7. </w:t>
+      </w:r>
+      <w:r>
+        <w:rPr>
+          <w:rFonts w:ascii="Consolas" w:hAnsi="Consolas" w:eastAsia="Consolas"/>
+          <w:sz w:val="18"/>
+        </w:rPr>
+        <w:t>collect_as_record_batch</w:t>
+      </w:r>
+      <w:r>
+        <w:rPr>
+          <w:rFonts w:ascii="Times New Roman" w:hAnsi="Times New Roman" w:eastAsia="Batang"/>
+          <w:sz w:val="22"/>
+        </w:rPr>
+        <w:t xml:space="preserve">, </w:t>
+      </w:r>
+      <w:r>
+        <w:rPr>
+          <w:rFonts w:ascii="Consolas" w:hAnsi="Consolas" w:eastAsia="Consolas"/>
+          <w:sz w:val="18"/>
+        </w:rPr>
+        <w:t>broadcast_join</w:t>
       </w:r>
     </w:p>
     <w:p>
@@ -644,7 +756,28 @@
           <w:rFonts w:ascii="Times New Roman" w:hAnsi="Times New Roman" w:eastAsia="Batang"/>
           <w:sz w:val="22"/>
         </w:rPr>
-        <w:t>3. Version pinning</w:t>
+        <w:t xml:space="preserve">8. </w:t>
+      </w:r>
+      <w:r>
+        <w:rPr>
+          <w:rFonts w:ascii="Consolas" w:hAnsi="Consolas" w:eastAsia="Consolas"/>
+          <w:sz w:val="18"/>
+        </w:rPr>
+        <w:t>validate_schema</w:t>
+      </w:r>
+      <w:r>
+        <w:rPr>
+          <w:rFonts w:ascii="Times New Roman" w:hAnsi="Times New Roman" w:eastAsia="Batang"/>
+          <w:sz w:val="22"/>
+        </w:rPr>
+        <w:t xml:space="preserve">, </w:t>
+      </w:r>
+      <w:r>
+        <w:rPr>
+          <w:rFonts w:ascii="Consolas" w:hAnsi="Consolas" w:eastAsia="Consolas"/>
+          <w:sz w:val="18"/>
+        </w:rPr>
+        <w:t>schema_fingerprint</w:t>
       </w:r>
     </w:p>
     <w:p>
@@ -657,7 +790,7 @@
           <w:rFonts w:ascii="Times New Roman" w:hAnsi="Times New Roman" w:eastAsia="Batang"/>
           <w:sz w:val="22"/>
         </w:rPr>
-        <w:t>4. What accepts non-pyarrow objects</w:t>
+        <w:t>IV. Rust Surface</w:t>
       </w:r>
     </w:p>
     <w:p>
@@ -670,21 +803,7 @@
           <w:rFonts w:ascii="Times New Roman" w:hAnsi="Times New Roman" w:eastAsia="Batang"/>
           <w:sz w:val="22"/>
         </w:rPr>
-        <w:t xml:space="preserve">5. </w:t>
-      </w:r>
-      <w:r>
-        <w:rPr>
-          <w:rFonts w:ascii="Consolas" w:hAnsi="Consolas" w:eastAsia="Consolas"/>
-          <w:sz w:val="18"/>
-        </w:rPr>
-        <w:t>validate_schema</w:t>
-      </w:r>
-      <w:r>
-        <w:rPr>
-          <w:rFonts w:ascii="Times New Roman" w:hAnsi="Times New Roman" w:eastAsia="Batang"/>
-          <w:sz w:val="22"/>
-        </w:rPr>
-        <w:t xml:space="preserve"> argument order</w:t>
+        <w:t>1. Entry points</w:t>
       </w:r>
     </w:p>
     <w:p>
@@ -697,21 +816,7 @@
           <w:rFonts w:ascii="Times New Roman" w:hAnsi="Times New Roman" w:eastAsia="Batang"/>
           <w:sz w:val="22"/>
         </w:rPr>
-        <w:t xml:space="preserve">6. </w:t>
-      </w:r>
-      <w:r>
-        <w:rPr>
-          <w:rFonts w:ascii="Consolas" w:hAnsi="Consolas" w:eastAsia="Consolas"/>
-          <w:sz w:val="18"/>
-        </w:rPr>
-        <w:t>check_equivalence</w:t>
-      </w:r>
-      <w:r>
-        <w:rPr>
-          <w:rFonts w:ascii="Times New Roman" w:hAnsi="Times New Roman" w:eastAsia="Batang"/>
-          <w:sz w:val="22"/>
-        </w:rPr>
-        <w:t xml:space="preserve"> is stricter than "not breaking"</w:t>
+        <w:t>2. Version enums</w:t>
       </w:r>
     </w:p>
     <w:p>
@@ -724,21 +829,7 @@
           <w:rFonts w:ascii="Times New Roman" w:hAnsi="Times New Roman" w:eastAsia="Batang"/>
           <w:sz w:val="22"/>
         </w:rPr>
-        <w:t xml:space="preserve">7. </w:t>
-      </w:r>
-      <w:r>
-        <w:rPr>
-          <w:rFonts w:ascii="Consolas" w:hAnsi="Consolas" w:eastAsia="Consolas"/>
-          <w:sz w:val="18"/>
-        </w:rPr>
-        <w:t>join</w:t>
-      </w:r>
-      <w:r>
-        <w:rPr>
-          <w:rFonts w:ascii="Times New Roman" w:hAnsi="Times New Roman" w:eastAsia="Batang"/>
-          <w:sz w:val="22"/>
-        </w:rPr>
-        <w:t xml:space="preserve"> requires exact key-type matches</w:t>
+        <w:t>3. Module map</w:t>
       </w:r>
     </w:p>
     <w:p>
@@ -751,28 +842,7 @@
           <w:rFonts w:ascii="Times New Roman" w:hAnsi="Times New Roman" w:eastAsia="Batang"/>
           <w:sz w:val="22"/>
         </w:rPr>
-        <w:t xml:space="preserve">8. </w:t>
-      </w:r>
-      <w:r>
-        <w:rPr>
-          <w:rFonts w:ascii="Consolas" w:hAnsi="Consolas" w:eastAsia="Consolas"/>
-          <w:sz w:val="18"/>
-        </w:rPr>
-        <w:t>aggregate</w:t>
-      </w:r>
-      <w:r>
-        <w:rPr>
-          <w:rFonts w:ascii="Times New Roman" w:hAnsi="Times New Roman" w:eastAsia="Batang"/>
-          <w:sz w:val="22"/>
-        </w:rPr>
-        <w:t xml:space="preserve"> is numeric-only beyond </w:t>
-      </w:r>
-      <w:r>
-        <w:rPr>
-          <w:rFonts w:ascii="Consolas" w:hAnsi="Consolas" w:eastAsia="Consolas"/>
-          <w:sz w:val="18"/>
-        </w:rPr>
-        <w:t>Count</w:t>
+        <w:t>4. Error type</w:t>
       </w:r>
     </w:p>
     <w:p>
@@ -785,7 +855,7 @@
           <w:rFonts w:ascii="Times New Roman" w:hAnsi="Times New Roman" w:eastAsia="Batang"/>
           <w:sz w:val="22"/>
         </w:rPr>
-        <w:t>V. Worked Examples</w:t>
+        <w:t>V. Semantics Callers Must Know</w:t>
       </w:r>
     </w:p>
     <w:p>
@@ -798,7 +868,7 @@
           <w:rFonts w:ascii="Times New Roman" w:hAnsi="Times New Roman" w:eastAsia="Batang"/>
           <w:sz w:val="22"/>
         </w:rPr>
-        <w:t>1. Deduplicating rows</w:t>
+        <w:t>1. Column order</w:t>
       </w:r>
     </w:p>
     <w:p>
@@ -811,7 +881,7 @@
           <w:rFonts w:ascii="Times New Roman" w:hAnsi="Times New Roman" w:eastAsia="Batang"/>
           <w:sz w:val="22"/>
         </w:rPr>
-        <w:t>2. Checking output against Spark</w:t>
+        <w:t>2. Null and float equality</w:t>
       </w:r>
     </w:p>
     <w:p>
@@ -824,7 +894,7 @@
           <w:rFonts w:ascii="Times New Roman" w:hAnsi="Times New Roman" w:eastAsia="Batang"/>
           <w:sz w:val="22"/>
         </w:rPr>
-        <w:t>3. Validating a batch before processing it</w:t>
+        <w:t>3. Version pinning</w:t>
       </w:r>
     </w:p>
     <w:p>
@@ -837,7 +907,7 @@
           <w:rFonts w:ascii="Times New Roman" w:hAnsi="Times New Roman" w:eastAsia="Batang"/>
           <w:sz w:val="22"/>
         </w:rPr>
-        <w:t>4. Normalizing JSON, then cleaning a column</w:t>
+        <w:t>4. What accepts non-pyarrow objects</w:t>
       </w:r>
     </w:p>
     <w:p>
@@ -850,7 +920,21 @@
           <w:rFonts w:ascii="Times New Roman" w:hAnsi="Times New Roman" w:eastAsia="Batang"/>
           <w:sz w:val="22"/>
         </w:rPr>
-        <w:t>5. Joining and aggregating</w:t>
+        <w:t xml:space="preserve">5. </w:t>
+      </w:r>
+      <w:r>
+        <w:rPr>
+          <w:rFonts w:ascii="Consolas" w:hAnsi="Consolas" w:eastAsia="Consolas"/>
+          <w:sz w:val="18"/>
+        </w:rPr>
+        <w:t>validate_schema</w:t>
+      </w:r>
+      <w:r>
+        <w:rPr>
+          <w:rFonts w:ascii="Times New Roman" w:hAnsi="Times New Roman" w:eastAsia="Batang"/>
+          <w:sz w:val="22"/>
+        </w:rPr>
+        <w:t xml:space="preserve"> argument order</w:t>
       </w:r>
     </w:p>
     <w:p>
@@ -863,7 +947,21 @@
           <w:rFonts w:ascii="Times New Roman" w:hAnsi="Times New Roman" w:eastAsia="Batang"/>
           <w:sz w:val="22"/>
         </w:rPr>
-        <w:t>6. Calling from Rust</w:t>
+        <w:t xml:space="preserve">6. </w:t>
+      </w:r>
+      <w:r>
+        <w:rPr>
+          <w:rFonts w:ascii="Consolas" w:hAnsi="Consolas" w:eastAsia="Consolas"/>
+          <w:sz w:val="18"/>
+        </w:rPr>
+        <w:t>check_equivalence</w:t>
+      </w:r>
+      <w:r>
+        <w:rPr>
+          <w:rFonts w:ascii="Times New Roman" w:hAnsi="Times New Roman" w:eastAsia="Batang"/>
+          <w:sz w:val="22"/>
+        </w:rPr>
+        <w:t xml:space="preserve"> is stricter than "not breaking"</w:t>
       </w:r>
     </w:p>
     <w:p>
@@ -876,7 +974,21 @@
           <w:rFonts w:ascii="Times New Roman" w:hAnsi="Times New Roman" w:eastAsia="Batang"/>
           <w:sz w:val="22"/>
         </w:rPr>
-        <w:t>References</w:t>
+        <w:t xml:space="preserve">7. </w:t>
+      </w:r>
+      <w:r>
+        <w:rPr>
+          <w:rFonts w:ascii="Consolas" w:hAnsi="Consolas" w:eastAsia="Consolas"/>
+          <w:sz w:val="18"/>
+        </w:rPr>
+        <w:t>join</w:t>
+      </w:r>
+      <w:r>
+        <w:rPr>
+          <w:rFonts w:ascii="Times New Roman" w:hAnsi="Times New Roman" w:eastAsia="Batang"/>
+          <w:sz w:val="22"/>
+        </w:rPr>
+        <w:t xml:space="preserve"> requires exact key-type matches</w:t>
       </w:r>
     </w:p>
     <w:p>
@@ -889,21 +1001,28 @@
           <w:rFonts w:ascii="Times New Roman" w:hAnsi="Times New Roman" w:eastAsia="Batang"/>
           <w:sz w:val="22"/>
         </w:rPr>
-        <w:t>Appendix A. Parameter quick reference</w:t>
-      </w:r>
-    </w:p>
-    <w:p>
-      <w:pPr>
-        <w:pStyle w:val="Heading2"/>
-      </w:pPr>
-      <w:r>
-        <w:rPr>
-          <w:rFonts w:ascii="Times New Roman" w:hAnsi="Times New Roman" w:eastAsia="Batang"/>
-          <w:b/>
-          <w:color w:val="000000"/>
-          <w:sz w:val="24"/>
-        </w:rPr>
-        <w:t>List of Tables</w:t>
+        <w:t xml:space="preserve">8. </w:t>
+      </w:r>
+      <w:r>
+        <w:rPr>
+          <w:rFonts w:ascii="Consolas" w:hAnsi="Consolas" w:eastAsia="Consolas"/>
+          <w:sz w:val="18"/>
+        </w:rPr>
+        <w:t>aggregate</w:t>
+      </w:r>
+      <w:r>
+        <w:rPr>
+          <w:rFonts w:ascii="Times New Roman" w:hAnsi="Times New Roman" w:eastAsia="Batang"/>
+          <w:sz w:val="22"/>
+        </w:rPr>
+        <w:t xml:space="preserve"> is numeric-only beyond </w:t>
+      </w:r>
+      <w:r>
+        <w:rPr>
+          <w:rFonts w:ascii="Consolas" w:hAnsi="Consolas" w:eastAsia="Consolas"/>
+          <w:sz w:val="18"/>
+        </w:rPr>
+        <w:t>Count</w:t>
       </w:r>
     </w:p>
     <w:p>
@@ -913,24 +1032,38 @@
       </w:pPr>
       <w:r>
         <w:rPr>
-          <w:rFonts w:ascii="Consolas" w:hAnsi="Consolas" w:eastAsia="Consolas"/>
-          <w:sz w:val="18"/>
-        </w:rPr>
-        <w:t>&lt;Table 2-1&gt;</w:t>
-      </w:r>
-      <w:r>
-        <w:rPr>
-          <w:rFonts w:ascii="Times New Roman" w:hAnsi="Times New Roman" w:eastAsia="Batang"/>
-          <w:sz w:val="22"/>
-        </w:rPr>
-        <w:t xml:space="preserve"> Parameters of </w:t>
-      </w:r>
-      <w:r>
-        <w:rPr>
-          <w:rFonts w:ascii="Consolas" w:hAnsi="Consolas" w:eastAsia="Consolas"/>
-          <w:sz w:val="18"/>
-        </w:rPr>
-        <w:t>hash_rows</w:t>
+          <w:rFonts w:ascii="Times New Roman" w:hAnsi="Times New Roman" w:eastAsia="Batang"/>
+          <w:sz w:val="22"/>
+        </w:rPr>
+        <w:t xml:space="preserve">9. </w:t>
+      </w:r>
+      <w:r>
+        <w:rPr>
+          <w:rFonts w:ascii="Consolas" w:hAnsi="Consolas" w:eastAsia="Consolas"/>
+          <w:sz w:val="18"/>
+        </w:rPr>
+        <w:t>witchhat.spark</w:t>
+      </w:r>
+      <w:r>
+        <w:rPr>
+          <w:rFonts w:ascii="Times New Roman" w:hAnsi="Times New Roman" w:eastAsia="Batang"/>
+          <w:sz w:val="22"/>
+        </w:rPr>
+        <w:t xml:space="preserve">'s </w:t>
+      </w:r>
+      <w:r>
+        <w:rPr>
+          <w:rFonts w:ascii="Consolas" w:hAnsi="Consolas" w:eastAsia="Consolas"/>
+          <w:sz w:val="18"/>
+        </w:rPr>
+        <w:t>repartition=True</w:t>
+      </w:r>
+      <w:r>
+        <w:rPr>
+          <w:rFonts w:ascii="Times New Roman" w:hAnsi="Times New Roman" w:eastAsia="Batang"/>
+          <w:sz w:val="22"/>
+        </w:rPr>
+        <w:t xml:space="preserve"> default</w:t>
       </w:r>
     </w:p>
     <w:p>
@@ -940,17 +1073,10 @@
       </w:pPr>
       <w:r>
         <w:rPr>
-          <w:rFonts w:ascii="Consolas" w:hAnsi="Consolas" w:eastAsia="Consolas"/>
-          <w:sz w:val="18"/>
-        </w:rPr>
-        <w:t>&lt;Table 2-2&gt;</w:t>
-      </w:r>
-      <w:r>
-        <w:rPr>
-          <w:rFonts w:ascii="Times New Roman" w:hAnsi="Times New Roman" w:eastAsia="Batang"/>
-          <w:sz w:val="22"/>
-        </w:rPr>
-        <w:t xml:space="preserve"> Exceptions raised by the Python surface</w:t>
+          <w:rFonts w:ascii="Times New Roman" w:hAnsi="Times New Roman" w:eastAsia="Batang"/>
+          <w:sz w:val="22"/>
+        </w:rPr>
+        <w:t>VI. Worked Examples</w:t>
       </w:r>
     </w:p>
     <w:p>
@@ -960,24 +1086,10 @@
       </w:pPr>
       <w:r>
         <w:rPr>
-          <w:rFonts w:ascii="Consolas" w:hAnsi="Consolas" w:eastAsia="Consolas"/>
-          <w:sz w:val="18"/>
-        </w:rPr>
-        <w:t>&lt;Table 2-3&gt;</w:t>
-      </w:r>
-      <w:r>
-        <w:rPr>
-          <w:rFonts w:ascii="Times New Roman" w:hAnsi="Times New Roman" w:eastAsia="Batang"/>
-          <w:sz w:val="22"/>
-        </w:rPr>
-        <w:t xml:space="preserve"> Fields and methods of </w:t>
-      </w:r>
-      <w:r>
-        <w:rPr>
-          <w:rFonts w:ascii="Consolas" w:hAnsi="Consolas" w:eastAsia="Consolas"/>
-          <w:sz w:val="18"/>
-        </w:rPr>
-        <w:t>SchemaDiff</w:t>
+          <w:rFonts w:ascii="Times New Roman" w:hAnsi="Times New Roman" w:eastAsia="Batang"/>
+          <w:sz w:val="22"/>
+        </w:rPr>
+        <w:t>1. Deduplicating rows</w:t>
       </w:r>
     </w:p>
     <w:p>
@@ -987,24 +1099,10 @@
       </w:pPr>
       <w:r>
         <w:rPr>
-          <w:rFonts w:ascii="Consolas" w:hAnsi="Consolas" w:eastAsia="Consolas"/>
-          <w:sz w:val="18"/>
-        </w:rPr>
-        <w:t>&lt;Table 2-4&gt;</w:t>
-      </w:r>
-      <w:r>
-        <w:rPr>
-          <w:rFonts w:ascii="Times New Roman" w:hAnsi="Times New Roman" w:eastAsia="Batang"/>
-          <w:sz w:val="22"/>
-        </w:rPr>
-        <w:t xml:space="preserve"> Fields of </w:t>
-      </w:r>
-      <w:r>
-        <w:rPr>
-          <w:rFonts w:ascii="Consolas" w:hAnsi="Consolas" w:eastAsia="Consolas"/>
-          <w:sz w:val="18"/>
-        </w:rPr>
-        <w:t>NormalizeStats</w:t>
+          <w:rFonts w:ascii="Times New Roman" w:hAnsi="Times New Roman" w:eastAsia="Batang"/>
+          <w:sz w:val="22"/>
+        </w:rPr>
+        <w:t>2. Checking output against Spark</w:t>
       </w:r>
     </w:p>
     <w:p>
@@ -1014,17 +1112,10 @@
       </w:pPr>
       <w:r>
         <w:rPr>
-          <w:rFonts w:ascii="Consolas" w:hAnsi="Consolas" w:eastAsia="Consolas"/>
-          <w:sz w:val="18"/>
-        </w:rPr>
-        <w:t>&lt;Table 2-5&gt;</w:t>
-      </w:r>
-      <w:r>
-        <w:rPr>
-          <w:rFonts w:ascii="Times New Roman" w:hAnsi="Times New Roman" w:eastAsia="Batang"/>
-          <w:sz w:val="22"/>
-        </w:rPr>
-        <w:t xml:space="preserve"> Built-in cleanup presets</w:t>
+          <w:rFonts w:ascii="Times New Roman" w:hAnsi="Times New Roman" w:eastAsia="Batang"/>
+          <w:sz w:val="22"/>
+        </w:rPr>
+        <w:t>3. Validating a batch before processing it</w:t>
       </w:r>
     </w:p>
     <w:p>
@@ -1034,24 +1125,10 @@
       </w:pPr>
       <w:r>
         <w:rPr>
-          <w:rFonts w:ascii="Consolas" w:hAnsi="Consolas" w:eastAsia="Consolas"/>
-          <w:sz w:val="18"/>
-        </w:rPr>
-        <w:t>&lt;Table 2-6&gt;</w:t>
-      </w:r>
-      <w:r>
-        <w:rPr>
-          <w:rFonts w:ascii="Times New Roman" w:hAnsi="Times New Roman" w:eastAsia="Batang"/>
-          <w:sz w:val="22"/>
-        </w:rPr>
-        <w:t xml:space="preserve"> Fields and methods of </w:t>
-      </w:r>
-      <w:r>
-        <w:rPr>
-          <w:rFonts w:ascii="Consolas" w:hAnsi="Consolas" w:eastAsia="Consolas"/>
-          <w:sz w:val="18"/>
-        </w:rPr>
-        <w:t>EquivalenceReport</w:t>
+          <w:rFonts w:ascii="Times New Roman" w:hAnsi="Times New Roman" w:eastAsia="Batang"/>
+          <w:sz w:val="22"/>
+        </w:rPr>
+        <w:t>4. Normalizing JSON, then cleaning a column</w:t>
       </w:r>
     </w:p>
     <w:p>
@@ -1061,24 +1138,10 @@
       </w:pPr>
       <w:r>
         <w:rPr>
-          <w:rFonts w:ascii="Consolas" w:hAnsi="Consolas" w:eastAsia="Consolas"/>
-          <w:sz w:val="18"/>
-        </w:rPr>
-        <w:t>&lt;Table 2-7&gt;</w:t>
-      </w:r>
-      <w:r>
-        <w:rPr>
-          <w:rFonts w:ascii="Times New Roman" w:hAnsi="Times New Roman" w:eastAsia="Batang"/>
-          <w:sz w:val="22"/>
-        </w:rPr>
-        <w:t xml:space="preserve"> Aggregate functions accepted by </w:t>
-      </w:r>
-      <w:r>
-        <w:rPr>
-          <w:rFonts w:ascii="Consolas" w:hAnsi="Consolas" w:eastAsia="Consolas"/>
-          <w:sz w:val="18"/>
-        </w:rPr>
-        <w:t>aggregate</w:t>
+          <w:rFonts w:ascii="Times New Roman" w:hAnsi="Times New Roman" w:eastAsia="Batang"/>
+          <w:sz w:val="22"/>
+        </w:rPr>
+        <w:t>5. Joining and aggregating</w:t>
       </w:r>
     </w:p>
     <w:p>
@@ -1088,17 +1151,17 @@
       </w:pPr>
       <w:r>
         <w:rPr>
-          <w:rFonts w:ascii="Consolas" w:hAnsi="Consolas" w:eastAsia="Consolas"/>
-          <w:sz w:val="18"/>
-        </w:rPr>
-        <w:t>&lt;Table 3-1&gt;</w:t>
-      </w:r>
-      <w:r>
-        <w:rPr>
-          <w:rFonts w:ascii="Times New Roman" w:hAnsi="Times New Roman" w:eastAsia="Batang"/>
-          <w:sz w:val="22"/>
-        </w:rPr>
-        <w:t xml:space="preserve"> Public Rust modules</w:t>
+          <w:rFonts w:ascii="Times New Roman" w:hAnsi="Times New Roman" w:eastAsia="Batang"/>
+          <w:sz w:val="22"/>
+        </w:rPr>
+        <w:t xml:space="preserve">6. A Databricks notebook pipeline with </w:t>
+      </w:r>
+      <w:r>
+        <w:rPr>
+          <w:rFonts w:ascii="Consolas" w:hAnsi="Consolas" w:eastAsia="Consolas"/>
+          <w:sz w:val="18"/>
+        </w:rPr>
+        <w:t>witchhat.spark</w:t>
       </w:r>
     </w:p>
     <w:p>
@@ -1108,31 +1171,10 @@
       </w:pPr>
       <w:r>
         <w:rPr>
-          <w:rFonts w:ascii="Consolas" w:hAnsi="Consolas" w:eastAsia="Consolas"/>
-          <w:sz w:val="18"/>
-        </w:rPr>
-        <w:t>&lt;Table A-1&gt;</w:t>
-      </w:r>
-      <w:r>
-        <w:rPr>
-          <w:rFonts w:ascii="Times New Roman" w:hAnsi="Times New Roman" w:eastAsia="Batang"/>
-          <w:sz w:val="22"/>
-        </w:rPr>
-        <w:t xml:space="preserve"> Parameter quick reference</w:t>
-      </w:r>
-    </w:p>
-    <w:p>
-      <w:pPr>
-        <w:pStyle w:val="Heading2"/>
-      </w:pPr>
-      <w:r>
-        <w:rPr>
-          <w:rFonts w:ascii="Times New Roman" w:hAnsi="Times New Roman" w:eastAsia="Batang"/>
-          <w:b/>
-          <w:color w:val="000000"/>
-          <w:sz w:val="24"/>
-        </w:rPr>
-        <w:t>List of Figures</w:t>
+          <w:rFonts w:ascii="Times New Roman" w:hAnsi="Times New Roman" w:eastAsia="Batang"/>
+          <w:sz w:val="22"/>
+        </w:rPr>
+        <w:t>7. Calling from Rust</w:t>
       </w:r>
     </w:p>
     <w:p>
@@ -1142,6 +1184,309 @@
       </w:pPr>
       <w:r>
         <w:rPr>
+          <w:rFonts w:ascii="Times New Roman" w:hAnsi="Times New Roman" w:eastAsia="Batang"/>
+          <w:sz w:val="22"/>
+        </w:rPr>
+        <w:t>References</w:t>
+      </w:r>
+    </w:p>
+    <w:p>
+      <w:pPr>
+        <w:pStyle w:val="ListBullet"/>
+        <w:spacing w:line="384" w:lineRule="auto" w:after="120"/>
+      </w:pPr>
+      <w:r>
+        <w:rPr>
+          <w:rFonts w:ascii="Times New Roman" w:hAnsi="Times New Roman" w:eastAsia="Batang"/>
+          <w:sz w:val="22"/>
+        </w:rPr>
+        <w:t>Appendix A. Parameter quick reference</w:t>
+      </w:r>
+    </w:p>
+    <w:p>
+      <w:pPr>
+        <w:pStyle w:val="Heading2"/>
+      </w:pPr>
+      <w:r>
+        <w:rPr>
+          <w:rFonts w:ascii="Times New Roman" w:hAnsi="Times New Roman" w:eastAsia="Batang"/>
+          <w:b/>
+          <w:color w:val="000000"/>
+          <w:sz w:val="24"/>
+        </w:rPr>
+        <w:t>List of Tables</w:t>
+      </w:r>
+    </w:p>
+    <w:p>
+      <w:pPr>
+        <w:pStyle w:val="ListBullet"/>
+        <w:spacing w:line="384" w:lineRule="auto" w:after="120"/>
+      </w:pPr>
+      <w:r>
+        <w:rPr>
+          <w:rFonts w:ascii="Consolas" w:hAnsi="Consolas" w:eastAsia="Consolas"/>
+          <w:sz w:val="18"/>
+        </w:rPr>
+        <w:t>&lt;Table 2-1&gt;</w:t>
+      </w:r>
+      <w:r>
+        <w:rPr>
+          <w:rFonts w:ascii="Times New Roman" w:hAnsi="Times New Roman" w:eastAsia="Batang"/>
+          <w:sz w:val="22"/>
+        </w:rPr>
+        <w:t xml:space="preserve"> Parameters of </w:t>
+      </w:r>
+      <w:r>
+        <w:rPr>
+          <w:rFonts w:ascii="Consolas" w:hAnsi="Consolas" w:eastAsia="Consolas"/>
+          <w:sz w:val="18"/>
+        </w:rPr>
+        <w:t>hash_rows</w:t>
+      </w:r>
+    </w:p>
+    <w:p>
+      <w:pPr>
+        <w:pStyle w:val="ListBullet"/>
+        <w:spacing w:line="384" w:lineRule="auto" w:after="120"/>
+      </w:pPr>
+      <w:r>
+        <w:rPr>
+          <w:rFonts w:ascii="Consolas" w:hAnsi="Consolas" w:eastAsia="Consolas"/>
+          <w:sz w:val="18"/>
+        </w:rPr>
+        <w:t>&lt;Table 2-2&gt;</w:t>
+      </w:r>
+      <w:r>
+        <w:rPr>
+          <w:rFonts w:ascii="Times New Roman" w:hAnsi="Times New Roman" w:eastAsia="Batang"/>
+          <w:sz w:val="22"/>
+        </w:rPr>
+        <w:t xml:space="preserve"> Exceptions raised by the Python surface</w:t>
+      </w:r>
+    </w:p>
+    <w:p>
+      <w:pPr>
+        <w:pStyle w:val="ListBullet"/>
+        <w:spacing w:line="384" w:lineRule="auto" w:after="120"/>
+      </w:pPr>
+      <w:r>
+        <w:rPr>
+          <w:rFonts w:ascii="Consolas" w:hAnsi="Consolas" w:eastAsia="Consolas"/>
+          <w:sz w:val="18"/>
+        </w:rPr>
+        <w:t>&lt;Table 2-3&gt;</w:t>
+      </w:r>
+      <w:r>
+        <w:rPr>
+          <w:rFonts w:ascii="Times New Roman" w:hAnsi="Times New Roman" w:eastAsia="Batang"/>
+          <w:sz w:val="22"/>
+        </w:rPr>
+        <w:t xml:space="preserve"> Fields and methods of </w:t>
+      </w:r>
+      <w:r>
+        <w:rPr>
+          <w:rFonts w:ascii="Consolas" w:hAnsi="Consolas" w:eastAsia="Consolas"/>
+          <w:sz w:val="18"/>
+        </w:rPr>
+        <w:t>SchemaDiff</w:t>
+      </w:r>
+    </w:p>
+    <w:p>
+      <w:pPr>
+        <w:pStyle w:val="ListBullet"/>
+        <w:spacing w:line="384" w:lineRule="auto" w:after="120"/>
+      </w:pPr>
+      <w:r>
+        <w:rPr>
+          <w:rFonts w:ascii="Consolas" w:hAnsi="Consolas" w:eastAsia="Consolas"/>
+          <w:sz w:val="18"/>
+        </w:rPr>
+        <w:t>&lt;Table 2-4&gt;</w:t>
+      </w:r>
+      <w:r>
+        <w:rPr>
+          <w:rFonts w:ascii="Times New Roman" w:hAnsi="Times New Roman" w:eastAsia="Batang"/>
+          <w:sz w:val="22"/>
+        </w:rPr>
+        <w:t xml:space="preserve"> Fields of </w:t>
+      </w:r>
+      <w:r>
+        <w:rPr>
+          <w:rFonts w:ascii="Consolas" w:hAnsi="Consolas" w:eastAsia="Consolas"/>
+          <w:sz w:val="18"/>
+        </w:rPr>
+        <w:t>NormalizeStats</w:t>
+      </w:r>
+    </w:p>
+    <w:p>
+      <w:pPr>
+        <w:pStyle w:val="ListBullet"/>
+        <w:spacing w:line="384" w:lineRule="auto" w:after="120"/>
+      </w:pPr>
+      <w:r>
+        <w:rPr>
+          <w:rFonts w:ascii="Consolas" w:hAnsi="Consolas" w:eastAsia="Consolas"/>
+          <w:sz w:val="18"/>
+        </w:rPr>
+        <w:t>&lt;Table 2-5&gt;</w:t>
+      </w:r>
+      <w:r>
+        <w:rPr>
+          <w:rFonts w:ascii="Times New Roman" w:hAnsi="Times New Roman" w:eastAsia="Batang"/>
+          <w:sz w:val="22"/>
+        </w:rPr>
+        <w:t xml:space="preserve"> Built-in cleanup presets</w:t>
+      </w:r>
+    </w:p>
+    <w:p>
+      <w:pPr>
+        <w:pStyle w:val="ListBullet"/>
+        <w:spacing w:line="384" w:lineRule="auto" w:after="120"/>
+      </w:pPr>
+      <w:r>
+        <w:rPr>
+          <w:rFonts w:ascii="Consolas" w:hAnsi="Consolas" w:eastAsia="Consolas"/>
+          <w:sz w:val="18"/>
+        </w:rPr>
+        <w:t>&lt;Table 2-6&gt;</w:t>
+      </w:r>
+      <w:r>
+        <w:rPr>
+          <w:rFonts w:ascii="Times New Roman" w:hAnsi="Times New Roman" w:eastAsia="Batang"/>
+          <w:sz w:val="22"/>
+        </w:rPr>
+        <w:t xml:space="preserve"> Fields and methods of </w:t>
+      </w:r>
+      <w:r>
+        <w:rPr>
+          <w:rFonts w:ascii="Consolas" w:hAnsi="Consolas" w:eastAsia="Consolas"/>
+          <w:sz w:val="18"/>
+        </w:rPr>
+        <w:t>EquivalenceReport</w:t>
+      </w:r>
+    </w:p>
+    <w:p>
+      <w:pPr>
+        <w:pStyle w:val="ListBullet"/>
+        <w:spacing w:line="384" w:lineRule="auto" w:after="120"/>
+      </w:pPr>
+      <w:r>
+        <w:rPr>
+          <w:rFonts w:ascii="Consolas" w:hAnsi="Consolas" w:eastAsia="Consolas"/>
+          <w:sz w:val="18"/>
+        </w:rPr>
+        <w:t>&lt;Table 2-7&gt;</w:t>
+      </w:r>
+      <w:r>
+        <w:rPr>
+          <w:rFonts w:ascii="Times New Roman" w:hAnsi="Times New Roman" w:eastAsia="Batang"/>
+          <w:sz w:val="22"/>
+        </w:rPr>
+        <w:t xml:space="preserve"> Aggregate functions accepted by </w:t>
+      </w:r>
+      <w:r>
+        <w:rPr>
+          <w:rFonts w:ascii="Consolas" w:hAnsi="Consolas" w:eastAsia="Consolas"/>
+          <w:sz w:val="18"/>
+        </w:rPr>
+        <w:t>aggregate</w:t>
+      </w:r>
+    </w:p>
+    <w:p>
+      <w:pPr>
+        <w:pStyle w:val="ListBullet"/>
+        <w:spacing w:line="384" w:lineRule="auto" w:after="120"/>
+      </w:pPr>
+      <w:r>
+        <w:rPr>
+          <w:rFonts w:ascii="Consolas" w:hAnsi="Consolas" w:eastAsia="Consolas"/>
+          <w:sz w:val="18"/>
+        </w:rPr>
+        <w:t>&lt;Table 3-1&gt;</w:t>
+      </w:r>
+      <w:r>
+        <w:rPr>
+          <w:rFonts w:ascii="Times New Roman" w:hAnsi="Times New Roman" w:eastAsia="Batang"/>
+          <w:sz w:val="22"/>
+        </w:rPr>
+        <w:t xml:space="preserve"> </w:t>
+      </w:r>
+      <w:r>
+        <w:rPr>
+          <w:rFonts w:ascii="Consolas" w:hAnsi="Consolas" w:eastAsia="Consolas"/>
+          <w:sz w:val="18"/>
+        </w:rPr>
+        <w:t>witchhat.spark</w:t>
+      </w:r>
+      <w:r>
+        <w:rPr>
+          <w:rFonts w:ascii="Times New Roman" w:hAnsi="Times New Roman" w:eastAsia="Batang"/>
+          <w:sz w:val="22"/>
+        </w:rPr>
+        <w:t xml:space="preserve"> functions</w:t>
+      </w:r>
+    </w:p>
+    <w:p>
+      <w:pPr>
+        <w:pStyle w:val="ListBullet"/>
+        <w:spacing w:line="384" w:lineRule="auto" w:after="120"/>
+      </w:pPr>
+      <w:r>
+        <w:rPr>
+          <w:rFonts w:ascii="Consolas" w:hAnsi="Consolas" w:eastAsia="Consolas"/>
+          <w:sz w:val="18"/>
+        </w:rPr>
+        <w:t>&lt;Table 4-1&gt;</w:t>
+      </w:r>
+      <w:r>
+        <w:rPr>
+          <w:rFonts w:ascii="Times New Roman" w:hAnsi="Times New Roman" w:eastAsia="Batang"/>
+          <w:sz w:val="22"/>
+        </w:rPr>
+        <w:t xml:space="preserve"> Public Rust modules</w:t>
+      </w:r>
+    </w:p>
+    <w:p>
+      <w:pPr>
+        <w:pStyle w:val="ListBullet"/>
+        <w:spacing w:line="384" w:lineRule="auto" w:after="120"/>
+      </w:pPr>
+      <w:r>
+        <w:rPr>
+          <w:rFonts w:ascii="Consolas" w:hAnsi="Consolas" w:eastAsia="Consolas"/>
+          <w:sz w:val="18"/>
+        </w:rPr>
+        <w:t>&lt;Table A-1&gt;</w:t>
+      </w:r>
+      <w:r>
+        <w:rPr>
+          <w:rFonts w:ascii="Times New Roman" w:hAnsi="Times New Roman" w:eastAsia="Batang"/>
+          <w:sz w:val="22"/>
+        </w:rPr>
+        <w:t xml:space="preserve"> Parameter quick reference</w:t>
+      </w:r>
+    </w:p>
+    <w:p>
+      <w:pPr>
+        <w:pStyle w:val="Heading2"/>
+      </w:pPr>
+      <w:r>
+        <w:rPr>
+          <w:rFonts w:ascii="Times New Roman" w:hAnsi="Times New Roman" w:eastAsia="Batang"/>
+          <w:b/>
+          <w:color w:val="000000"/>
+          <w:sz w:val="24"/>
+        </w:rPr>
+        <w:t>List of Figures</w:t>
+      </w:r>
+    </w:p>
+    <w:p>
+      <w:pPr>
+        <w:pStyle w:val="ListBullet"/>
+        <w:spacing w:line="384" w:lineRule="auto" w:after="120"/>
+      </w:pPr>
+      <w:r>
+        <w:rPr>
           <w:rFonts w:ascii="Consolas" w:hAnsi="Consolas" w:eastAsia="Consolas"/>
           <w:sz w:val="18"/>
         </w:rPr>
@@ -1249,7 +1594,35 @@
           <w:rFonts w:ascii="Times New Roman" w:hAnsi="Times New Roman" w:eastAsia="Batang"/>
           <w:sz w:val="22"/>
         </w:rPr>
-        <w:t xml:space="preserve">The Python surface (Chapter II) is the intended entry point for a Databricks notebook or job. The Rust surface (Chapter III) is for embedding witchhat directly in a Rust binary or service with no Python in the loop; it is what </w:t>
+        <w:t xml:space="preserve">The Python surface (Chapter II) is the entry point for working with a single Arrow batch already in hand. The Databricks/Spark surface (Chapter III, </w:t>
+      </w:r>
+      <w:r>
+        <w:rPr>
+          <w:rFonts w:ascii="Consolas" w:hAnsi="Consolas" w:eastAsia="Consolas"/>
+          <w:sz w:val="18"/>
+        </w:rPr>
+        <w:t>witchhat.spark</w:t>
+      </w:r>
+      <w:r>
+        <w:rPr>
+          <w:rFonts w:ascii="Times New Roman" w:hAnsi="Times New Roman" w:eastAsia="Batang"/>
+          <w:sz w:val="22"/>
+        </w:rPr>
+        <w:t xml:space="preserve">) is the entry point for calling witchhat against a </w:t>
+      </w:r>
+      <w:r>
+        <w:rPr>
+          <w:rFonts w:ascii="Consolas" w:hAnsi="Consolas" w:eastAsia="Consolas"/>
+          <w:sz w:val="18"/>
+        </w:rPr>
+        <w:t>pyspark.sql.DataFrame</w:t>
+      </w:r>
+      <w:r>
+        <w:rPr>
+          <w:rFonts w:ascii="Times New Roman" w:hAnsi="Times New Roman" w:eastAsia="Batang"/>
+          <w:sz w:val="22"/>
+        </w:rPr>
+        <w:t xml:space="preserve"> in a Databricks notebook or job; it is built entirely on Chapter II underneath. The Rust surface (Chapter IV) is for embedding witchhat directly in a Rust binary or service with no Python in the loop; it is what </w:t>
       </w:r>
       <w:r>
         <w:rPr>
@@ -5663,7 +6036,1809 @@
           <w:color w:val="000000"/>
           <w:sz w:val="26"/>
         </w:rPr>
-        <w:t>III. Rust Surface</w:t>
+        <w:t>III. Databricks/Spark Surface (</w:t>
+      </w:r>
+      <w:r>
+        <w:rPr>
+          <w:rFonts w:ascii="Consolas" w:hAnsi="Consolas" w:eastAsia="Consolas"/>
+          <w:b/>
+          <w:color w:val="000000"/>
+          <w:sz w:val="26"/>
+        </w:rPr>
+        <w:t>witchhat.spark</w:t>
+      </w:r>
+      <w:r>
+        <w:rPr>
+          <w:rFonts w:ascii="Times New Roman" w:hAnsi="Times New Roman" w:eastAsia="Batang"/>
+          <w:b/>
+          <w:color w:val="000000"/>
+          <w:sz w:val="26"/>
+        </w:rPr>
+        <w:t>)</w:t>
+      </w:r>
+    </w:p>
+    <w:p>
+      <w:pPr>
+        <w:spacing w:line="384" w:lineRule="auto" w:after="120"/>
+        <w:jc w:val="both"/>
+      </w:pPr>
+      <w:r>
+        <w:rPr>
+          <w:rFonts w:ascii="Times New Roman" w:hAnsi="Times New Roman" w:eastAsia="Batang"/>
+          <w:sz w:val="22"/>
+        </w:rPr>
+        <w:t xml:space="preserve">Pure Python, calling straight into the functions above; not a second implementation. See </w:t>
+      </w:r>
+      <w:r>
+        <w:rPr>
+          <w:rFonts w:ascii="Consolas" w:hAnsi="Consolas" w:eastAsia="Consolas"/>
+          <w:sz w:val="18"/>
+        </w:rPr>
+        <w:t>architecture.md</w:t>
+      </w:r>
+      <w:r>
+        <w:rPr>
+          <w:rFonts w:ascii="Times New Roman" w:hAnsi="Times New Roman" w:eastAsia="Batang"/>
+          <w:sz w:val="22"/>
+        </w:rPr>
+        <w:t xml:space="preserve"> Chapter XVI for the design (row-local vs. partition-coordinating functions, the </w:t>
+      </w:r>
+      <w:r>
+        <w:rPr>
+          <w:rFonts w:ascii="Consolas" w:hAnsi="Consolas" w:eastAsia="Consolas"/>
+          <w:sz w:val="18"/>
+        </w:rPr>
+        <w:t>uint64</w:t>
+      </w:r>
+      <w:r>
+        <w:rPr>
+          <w:rFonts w:ascii="Times New Roman" w:hAnsi="Times New Roman" w:eastAsia="Batang"/>
+          <w:sz w:val="22"/>
+        </w:rPr>
+        <w:t xml:space="preserve"> problem, why </w:t>
+      </w:r>
+      <w:r>
+        <w:rPr>
+          <w:rFonts w:ascii="Consolas" w:hAnsi="Consolas" w:eastAsia="Consolas"/>
+          <w:sz w:val="18"/>
+        </w:rPr>
+        <w:t>broadcast_join</w:t>
+      </w:r>
+      <w:r>
+        <w:rPr>
+          <w:rFonts w:ascii="Times New Roman" w:hAnsi="Times New Roman" w:eastAsia="Batang"/>
+          <w:sz w:val="22"/>
+        </w:rPr>
+        <w:t xml:space="preserve"> is not a shuffle join).</w:t>
+      </w:r>
+    </w:p>
+    <w:p>
+      <w:pPr>
+        <w:pStyle w:val="Heading2"/>
+      </w:pPr>
+      <w:r>
+        <w:rPr>
+          <w:rFonts w:ascii="Times New Roman" w:hAnsi="Times New Roman" w:eastAsia="Batang"/>
+          <w:b/>
+          <w:color w:val="000000"/>
+          <w:sz w:val="24"/>
+        </w:rPr>
+        <w:t>1. Import and dependency</w:t>
+      </w:r>
+    </w:p>
+    <w:p>
+      <w:pPr>
+        <w:spacing w:line="240" w:lineRule="auto" w:before="120" w:after="120"/>
+        <w:ind w:left="454"/>
+      </w:pPr>
+      <w:r>
+        <w:rPr>
+          <w:rFonts w:ascii="Consolas" w:hAnsi="Consolas" w:eastAsia="Consolas"/>
+          <w:sz w:val="18"/>
+        </w:rPr>
+        <w:t>from witchhat import spark as wspark</w:t>
+      </w:r>
+    </w:p>
+    <w:p>
+      <w:pPr>
+        <w:spacing w:line="384" w:lineRule="auto" w:after="120"/>
+        <w:jc w:val="both"/>
+      </w:pPr>
+      <w:r>
+        <w:rPr>
+          <w:rFonts w:ascii="Times New Roman" w:hAnsi="Times New Roman" w:eastAsia="Batang"/>
+          <w:sz w:val="22"/>
+        </w:rPr>
+        <w:t xml:space="preserve">Every function lazily imports pyspark and raises </w:t>
+      </w:r>
+      <w:r>
+        <w:rPr>
+          <w:rFonts w:ascii="Consolas" w:hAnsi="Consolas" w:eastAsia="Consolas"/>
+          <w:sz w:val="18"/>
+        </w:rPr>
+        <w:t>ImportError</w:t>
+      </w:r>
+      <w:r>
+        <w:rPr>
+          <w:rFonts w:ascii="Times New Roman" w:hAnsi="Times New Roman" w:eastAsia="Batang"/>
+          <w:sz w:val="22"/>
+        </w:rPr>
+        <w:t xml:space="preserve"> with an install hint if it is missing; </w:t>
+      </w:r>
+      <w:r>
+        <w:rPr>
+          <w:rFonts w:ascii="Consolas" w:hAnsi="Consolas" w:eastAsia="Consolas"/>
+          <w:sz w:val="18"/>
+        </w:rPr>
+        <w:t>import witchhat</w:t>
+      </w:r>
+      <w:r>
+        <w:rPr>
+          <w:rFonts w:ascii="Times New Roman" w:hAnsi="Times New Roman" w:eastAsia="Batang"/>
+          <w:sz w:val="22"/>
+        </w:rPr>
+        <w:t xml:space="preserve"> itself never requires pyspark.</w:t>
+      </w:r>
+    </w:p>
+    <w:p>
+      <w:pPr>
+        <w:spacing w:line="384" w:lineRule="auto" w:after="120"/>
+        <w:jc w:val="both"/>
+      </w:pPr>
+      <w:r>
+        <w:rPr>
+          <w:rFonts w:ascii="Times New Roman" w:hAnsi="Times New Roman" w:eastAsia="Batang"/>
+          <w:sz w:val="22"/>
+        </w:rPr>
+        <w:t xml:space="preserve">&lt;Table 3-1&gt; </w:t>
+      </w:r>
+      <w:r>
+        <w:rPr>
+          <w:rFonts w:ascii="Consolas" w:hAnsi="Consolas" w:eastAsia="Consolas"/>
+          <w:sz w:val="18"/>
+        </w:rPr>
+        <w:t>witchhat.spark</w:t>
+      </w:r>
+      <w:r>
+        <w:rPr>
+          <w:rFonts w:ascii="Times New Roman" w:hAnsi="Times New Roman" w:eastAsia="Batang"/>
+          <w:sz w:val="22"/>
+        </w:rPr>
+        <w:t xml:space="preserve"> functions</w:t>
+      </w:r>
+    </w:p>
+    <w:tbl>
+      <w:tblPr>
+        <w:tblStyle w:val="TableGrid"/>
+        <w:tblW w:type="auto" w:w="0"/>
+        <w:jc w:val="center"/>
+        <w:tblLook w:firstColumn="1" w:firstRow="1" w:lastColumn="0" w:lastRow="0" w:noHBand="0" w:noVBand="1" w:val="04A0"/>
+      </w:tblPr>
+      <w:tblGrid>
+        <w:gridCol w:w="3135"/>
+        <w:gridCol w:w="3135"/>
+        <w:gridCol w:w="3135"/>
+      </w:tblGrid>
+      <w:tr>
+        <w:tc>
+          <w:tcPr>
+            <w:tcW w:type="dxa" w:w="3135"/>
+          </w:tcPr>
+          <w:p>
+            <w:pPr>
+              <w:jc w:val="center"/>
+            </w:pPr>
+            <w:r>
+              <w:rPr>
+                <w:rFonts w:ascii="Times New Roman" w:hAnsi="Times New Roman" w:eastAsia="Batang"/>
+                <w:b/>
+                <w:sz w:val="22"/>
+              </w:rPr>
+              <w:t>Function</w:t>
+            </w:r>
+          </w:p>
+        </w:tc>
+        <w:tc>
+          <w:tcPr>
+            <w:tcW w:type="dxa" w:w="3135"/>
+          </w:tcPr>
+          <w:p>
+            <w:pPr>
+              <w:jc w:val="center"/>
+            </w:pPr>
+            <w:r>
+              <w:rPr>
+                <w:rFonts w:ascii="Times New Roman" w:hAnsi="Times New Roman" w:eastAsia="Batang"/>
+                <w:b/>
+                <w:sz w:val="22"/>
+              </w:rPr>
+              <w:t>Class</w:t>
+            </w:r>
+          </w:p>
+        </w:tc>
+        <w:tc>
+          <w:tcPr>
+            <w:tcW w:type="dxa" w:w="3135"/>
+          </w:tcPr>
+          <w:p>
+            <w:pPr>
+              <w:jc w:val="center"/>
+            </w:pPr>
+            <w:r>
+              <w:rPr>
+                <w:rFonts w:ascii="Times New Roman" w:hAnsi="Times New Roman" w:eastAsia="Batang"/>
+                <w:b/>
+                <w:sz w:val="22"/>
+              </w:rPr>
+              <w:t>Signature</w:t>
+            </w:r>
+          </w:p>
+        </w:tc>
+      </w:tr>
+      <w:tr>
+        <w:tc>
+          <w:tcPr>
+            <w:tcW w:type="dxa" w:w="3135"/>
+          </w:tcPr>
+          <w:p>
+            <w:r>
+              <w:rPr>
+                <w:rFonts w:ascii="Consolas" w:hAnsi="Consolas" w:eastAsia="Consolas"/>
+                <w:sz w:val="18"/>
+              </w:rPr>
+              <w:t>to_arrow_schema</w:t>
+            </w:r>
+          </w:p>
+        </w:tc>
+        <w:tc>
+          <w:tcPr>
+            <w:tcW w:type="dxa" w:w="3135"/>
+          </w:tcPr>
+          <w:p>
+            <w:r>
+              <w:rPr>
+                <w:rFonts w:ascii="Times New Roman" w:hAnsi="Times New Roman" w:eastAsia="Batang"/>
+                <w:sz w:val="22"/>
+              </w:rPr>
+              <w:t>schema helper</w:t>
+            </w:r>
+          </w:p>
+        </w:tc>
+        <w:tc>
+          <w:tcPr>
+            <w:tcW w:type="dxa" w:w="3135"/>
+          </w:tcPr>
+          <w:p>
+            <w:r>
+              <w:rPr>
+                <w:rFonts w:ascii="Consolas" w:hAnsi="Consolas" w:eastAsia="Consolas"/>
+                <w:sz w:val="18"/>
+              </w:rPr>
+              <w:t>(schema_or_df) -&gt; pyarrow.Schema</w:t>
+            </w:r>
+          </w:p>
+        </w:tc>
+      </w:tr>
+      <w:tr>
+        <w:tc>
+          <w:tcPr>
+            <w:tcW w:type="dxa" w:w="3135"/>
+          </w:tcPr>
+          <w:p>
+            <w:r>
+              <w:rPr>
+                <w:rFonts w:ascii="Consolas" w:hAnsi="Consolas" w:eastAsia="Consolas"/>
+                <w:sz w:val="18"/>
+              </w:rPr>
+              <w:t>map_in_arrow</w:t>
+            </w:r>
+          </w:p>
+        </w:tc>
+        <w:tc>
+          <w:tcPr>
+            <w:tcW w:type="dxa" w:w="3135"/>
+          </w:tcPr>
+          <w:p>
+            <w:r>
+              <w:rPr>
+                <w:rFonts w:ascii="Times New Roman" w:hAnsi="Times New Roman" w:eastAsia="Batang"/>
+                <w:sz w:val="22"/>
+              </w:rPr>
+              <w:t>primitive</w:t>
+            </w:r>
+          </w:p>
+        </w:tc>
+        <w:tc>
+          <w:tcPr>
+            <w:tcW w:type="dxa" w:w="3135"/>
+          </w:tcPr>
+          <w:p>
+            <w:r>
+              <w:rPr>
+                <w:rFonts w:ascii="Consolas" w:hAnsi="Consolas" w:eastAsia="Consolas"/>
+                <w:sz w:val="18"/>
+              </w:rPr>
+              <w:t>(df, func, schema) -&gt; DataFrame</w:t>
+            </w:r>
+          </w:p>
+        </w:tc>
+      </w:tr>
+      <w:tr>
+        <w:tc>
+          <w:tcPr>
+            <w:tcW w:type="dxa" w:w="3135"/>
+          </w:tcPr>
+          <w:p>
+            <w:r>
+              <w:rPr>
+                <w:rFonts w:ascii="Consolas" w:hAnsi="Consolas" w:eastAsia="Consolas"/>
+                <w:sz w:val="18"/>
+              </w:rPr>
+              <w:t>hash_rows</w:t>
+            </w:r>
+          </w:p>
+        </w:tc>
+        <w:tc>
+          <w:tcPr>
+            <w:tcW w:type="dxa" w:w="3135"/>
+          </w:tcPr>
+          <w:p>
+            <w:r>
+              <w:rPr>
+                <w:rFonts w:ascii="Times New Roman" w:hAnsi="Times New Roman" w:eastAsia="Batang"/>
+                <w:sz w:val="22"/>
+              </w:rPr>
+              <w:t>row-local</w:t>
+            </w:r>
+          </w:p>
+        </w:tc>
+        <w:tc>
+          <w:tcPr>
+            <w:tcW w:type="dxa" w:w="3135"/>
+          </w:tcPr>
+          <w:p>
+            <w:r>
+              <w:rPr>
+                <w:rFonts w:ascii="Consolas" w:hAnsi="Consolas" w:eastAsia="Consolas"/>
+                <w:sz w:val="18"/>
+              </w:rPr>
+              <w:t>(df, columns, output_column="row_hash", version="v1") -&gt; DataFrame</w:t>
+            </w:r>
+          </w:p>
+        </w:tc>
+      </w:tr>
+      <w:tr>
+        <w:tc>
+          <w:tcPr>
+            <w:tcW w:type="dxa" w:w="3135"/>
+          </w:tcPr>
+          <w:p>
+            <w:r>
+              <w:rPr>
+                <w:rFonts w:ascii="Consolas" w:hAnsi="Consolas" w:eastAsia="Consolas"/>
+                <w:sz w:val="18"/>
+              </w:rPr>
+              <w:t>clean_with_preset</w:t>
+            </w:r>
+          </w:p>
+        </w:tc>
+        <w:tc>
+          <w:tcPr>
+            <w:tcW w:type="dxa" w:w="3135"/>
+          </w:tcPr>
+          <w:p>
+            <w:r>
+              <w:rPr>
+                <w:rFonts w:ascii="Times New Roman" w:hAnsi="Times New Roman" w:eastAsia="Batang"/>
+                <w:sz w:val="22"/>
+              </w:rPr>
+              <w:t>row-local</w:t>
+            </w:r>
+          </w:p>
+        </w:tc>
+        <w:tc>
+          <w:tcPr>
+            <w:tcW w:type="dxa" w:w="3135"/>
+          </w:tcPr>
+          <w:p>
+            <w:r>
+              <w:rPr>
+                <w:rFonts w:ascii="Consolas" w:hAnsi="Consolas" w:eastAsia="Consolas"/>
+                <w:sz w:val="18"/>
+              </w:rPr>
+              <w:t>(df, column, name, output_column=None, version="v1") -&gt; DataFrame</w:t>
+            </w:r>
+          </w:p>
+        </w:tc>
+      </w:tr>
+      <w:tr>
+        <w:tc>
+          <w:tcPr>
+            <w:tcW w:type="dxa" w:w="3135"/>
+          </w:tcPr>
+          <w:p>
+            <w:r>
+              <w:rPr>
+                <w:rFonts w:ascii="Consolas" w:hAnsi="Consolas" w:eastAsia="Consolas"/>
+                <w:sz w:val="18"/>
+              </w:rPr>
+              <w:t>clean_with_rules</w:t>
+            </w:r>
+          </w:p>
+        </w:tc>
+        <w:tc>
+          <w:tcPr>
+            <w:tcW w:type="dxa" w:w="3135"/>
+          </w:tcPr>
+          <w:p>
+            <w:r>
+              <w:rPr>
+                <w:rFonts w:ascii="Times New Roman" w:hAnsi="Times New Roman" w:eastAsia="Batang"/>
+                <w:sz w:val="22"/>
+              </w:rPr>
+              <w:t>row-local</w:t>
+            </w:r>
+          </w:p>
+        </w:tc>
+        <w:tc>
+          <w:tcPr>
+            <w:tcW w:type="dxa" w:w="3135"/>
+          </w:tcPr>
+          <w:p>
+            <w:r>
+              <w:rPr>
+                <w:rFonts w:ascii="Consolas" w:hAnsi="Consolas" w:eastAsia="Consolas"/>
+                <w:sz w:val="18"/>
+              </w:rPr>
+              <w:t>(df, column, rules, output_column=None) -&gt; DataFrame</w:t>
+            </w:r>
+          </w:p>
+        </w:tc>
+      </w:tr>
+      <w:tr>
+        <w:tc>
+          <w:tcPr>
+            <w:tcW w:type="dxa" w:w="3135"/>
+          </w:tcPr>
+          <w:p>
+            <w:r>
+              <w:rPr>
+                <w:rFonts w:ascii="Consolas" w:hAnsi="Consolas" w:eastAsia="Consolas"/>
+                <w:sz w:val="18"/>
+              </w:rPr>
+              <w:t>drop_duplicates</w:t>
+            </w:r>
+          </w:p>
+        </w:tc>
+        <w:tc>
+          <w:tcPr>
+            <w:tcW w:type="dxa" w:w="3135"/>
+          </w:tcPr>
+          <w:p>
+            <w:r>
+              <w:rPr>
+                <w:rFonts w:ascii="Times New Roman" w:hAnsi="Times New Roman" w:eastAsia="Batang"/>
+                <w:sz w:val="22"/>
+              </w:rPr>
+              <w:t>partition-coordinating</w:t>
+            </w:r>
+          </w:p>
+        </w:tc>
+        <w:tc>
+          <w:tcPr>
+            <w:tcW w:type="dxa" w:w="3135"/>
+          </w:tcPr>
+          <w:p>
+            <w:r>
+              <w:rPr>
+                <w:rFonts w:ascii="Consolas" w:hAnsi="Consolas" w:eastAsia="Consolas"/>
+                <w:sz w:val="18"/>
+              </w:rPr>
+              <w:t>(df, columns, version="v1", repartition=True) -&gt; DataFrame</w:t>
+            </w:r>
+          </w:p>
+        </w:tc>
+      </w:tr>
+      <w:tr>
+        <w:tc>
+          <w:tcPr>
+            <w:tcW w:type="dxa" w:w="3135"/>
+          </w:tcPr>
+          <w:p>
+            <w:r>
+              <w:rPr>
+                <w:rFonts w:ascii="Consolas" w:hAnsi="Consolas" w:eastAsia="Consolas"/>
+                <w:sz w:val="18"/>
+              </w:rPr>
+              <w:t>aggregate</w:t>
+            </w:r>
+          </w:p>
+        </w:tc>
+        <w:tc>
+          <w:tcPr>
+            <w:tcW w:type="dxa" w:w="3135"/>
+          </w:tcPr>
+          <w:p>
+            <w:r>
+              <w:rPr>
+                <w:rFonts w:ascii="Times New Roman" w:hAnsi="Times New Roman" w:eastAsia="Batang"/>
+                <w:sz w:val="22"/>
+              </w:rPr>
+              <w:t>partition-coordinating</w:t>
+            </w:r>
+          </w:p>
+        </w:tc>
+        <w:tc>
+          <w:tcPr>
+            <w:tcW w:type="dxa" w:w="3135"/>
+          </w:tcPr>
+          <w:p>
+            <w:r>
+              <w:rPr>
+                <w:rFonts w:ascii="Consolas" w:hAnsi="Consolas" w:eastAsia="Consolas"/>
+                <w:sz w:val="18"/>
+              </w:rPr>
+              <w:t>(df, group_by, aggregations, repartition=True) -&gt; DataFrame</w:t>
+            </w:r>
+          </w:p>
+        </w:tc>
+      </w:tr>
+      <w:tr>
+        <w:tc>
+          <w:tcPr>
+            <w:tcW w:type="dxa" w:w="3135"/>
+          </w:tcPr>
+          <w:p>
+            <w:r>
+              <w:rPr>
+                <w:rFonts w:ascii="Consolas" w:hAnsi="Consolas" w:eastAsia="Consolas"/>
+                <w:sz w:val="18"/>
+              </w:rPr>
+              <w:t>collect_as_record_batch</w:t>
+            </w:r>
+          </w:p>
+        </w:tc>
+        <w:tc>
+          <w:tcPr>
+            <w:tcW w:type="dxa" w:w="3135"/>
+          </w:tcPr>
+          <w:p>
+            <w:r>
+              <w:rPr>
+                <w:rFonts w:ascii="Times New Roman" w:hAnsi="Times New Roman" w:eastAsia="Batang"/>
+                <w:sz w:val="22"/>
+              </w:rPr>
+              <w:t>driver collection</w:t>
+            </w:r>
+          </w:p>
+        </w:tc>
+        <w:tc>
+          <w:tcPr>
+            <w:tcW w:type="dxa" w:w="3135"/>
+          </w:tcPr>
+          <w:p>
+            <w:r>
+              <w:rPr>
+                <w:rFonts w:ascii="Consolas" w:hAnsi="Consolas" w:eastAsia="Consolas"/>
+                <w:sz w:val="18"/>
+              </w:rPr>
+              <w:t>(df) -&gt; pyarrow.RecordBatch</w:t>
+            </w:r>
+          </w:p>
+        </w:tc>
+      </w:tr>
+      <w:tr>
+        <w:tc>
+          <w:tcPr>
+            <w:tcW w:type="dxa" w:w="3135"/>
+          </w:tcPr>
+          <w:p>
+            <w:r>
+              <w:rPr>
+                <w:rFonts w:ascii="Consolas" w:hAnsi="Consolas" w:eastAsia="Consolas"/>
+                <w:sz w:val="18"/>
+              </w:rPr>
+              <w:t>broadcast_join</w:t>
+            </w:r>
+          </w:p>
+        </w:tc>
+        <w:tc>
+          <w:tcPr>
+            <w:tcW w:type="dxa" w:w="3135"/>
+          </w:tcPr>
+          <w:p>
+            <w:r>
+              <w:rPr>
+                <w:rFonts w:ascii="Times New Roman" w:hAnsi="Times New Roman" w:eastAsia="Batang"/>
+                <w:sz w:val="22"/>
+              </w:rPr>
+              <w:t>broadcast</w:t>
+            </w:r>
+          </w:p>
+        </w:tc>
+        <w:tc>
+          <w:tcPr>
+            <w:tcW w:type="dxa" w:w="3135"/>
+          </w:tcPr>
+          <w:p>
+            <w:r>
+              <w:rPr>
+                <w:rFonts w:ascii="Consolas" w:hAnsi="Consolas" w:eastAsia="Consolas"/>
+                <w:sz w:val="18"/>
+              </w:rPr>
+              <w:t>(df, small_table, left_keys, right_keys, how="inner") -&gt; DataFrame</w:t>
+            </w:r>
+          </w:p>
+        </w:tc>
+      </w:tr>
+      <w:tr>
+        <w:tc>
+          <w:tcPr>
+            <w:tcW w:type="dxa" w:w="3135"/>
+          </w:tcPr>
+          <w:p>
+            <w:r>
+              <w:rPr>
+                <w:rFonts w:ascii="Consolas" w:hAnsi="Consolas" w:eastAsia="Consolas"/>
+                <w:sz w:val="18"/>
+              </w:rPr>
+              <w:t>validate_schema</w:t>
+            </w:r>
+          </w:p>
+        </w:tc>
+        <w:tc>
+          <w:tcPr>
+            <w:tcW w:type="dxa" w:w="3135"/>
+          </w:tcPr>
+          <w:p>
+            <w:r>
+              <w:rPr>
+                <w:rFonts w:ascii="Times New Roman" w:hAnsi="Times New Roman" w:eastAsia="Batang"/>
+                <w:sz w:val="22"/>
+              </w:rPr>
+              <w:t>schema helper</w:t>
+            </w:r>
+          </w:p>
+        </w:tc>
+        <w:tc>
+          <w:tcPr>
+            <w:tcW w:type="dxa" w:w="3135"/>
+          </w:tcPr>
+          <w:p>
+            <w:r>
+              <w:rPr>
+                <w:rFonts w:ascii="Consolas" w:hAnsi="Consolas" w:eastAsia="Consolas"/>
+                <w:sz w:val="18"/>
+              </w:rPr>
+              <w:t>(df, expected, allow_numeric_widening=False) -&gt; SchemaDiff</w:t>
+            </w:r>
+          </w:p>
+        </w:tc>
+      </w:tr>
+      <w:tr>
+        <w:tc>
+          <w:tcPr>
+            <w:tcW w:type="dxa" w:w="3135"/>
+          </w:tcPr>
+          <w:p>
+            <w:r>
+              <w:rPr>
+                <w:rFonts w:ascii="Consolas" w:hAnsi="Consolas" w:eastAsia="Consolas"/>
+                <w:sz w:val="18"/>
+              </w:rPr>
+              <w:t>schema_fingerprint</w:t>
+            </w:r>
+          </w:p>
+        </w:tc>
+        <w:tc>
+          <w:tcPr>
+            <w:tcW w:type="dxa" w:w="3135"/>
+          </w:tcPr>
+          <w:p>
+            <w:r>
+              <w:rPr>
+                <w:rFonts w:ascii="Times New Roman" w:hAnsi="Times New Roman" w:eastAsia="Batang"/>
+                <w:sz w:val="22"/>
+              </w:rPr>
+              <w:t>schema helper</w:t>
+            </w:r>
+          </w:p>
+        </w:tc>
+        <w:tc>
+          <w:tcPr>
+            <w:tcW w:type="dxa" w:w="3135"/>
+          </w:tcPr>
+          <w:p>
+            <w:r>
+              <w:rPr>
+                <w:rFonts w:ascii="Consolas" w:hAnsi="Consolas" w:eastAsia="Consolas"/>
+                <w:sz w:val="18"/>
+              </w:rPr>
+              <w:t>(df, version="v1") -&gt; int</w:t>
+            </w:r>
+          </w:p>
+        </w:tc>
+      </w:tr>
+    </w:tbl>
+    <w:p/>
+    <w:p>
+      <w:pPr>
+        <w:pStyle w:val="Heading2"/>
+      </w:pPr>
+      <w:r>
+        <w:rPr>
+          <w:rFonts w:ascii="Times New Roman" w:hAnsi="Times New Roman" w:eastAsia="Batang"/>
+          <w:b/>
+          <w:color w:val="000000"/>
+          <w:sz w:val="24"/>
+        </w:rPr>
+        <w:t xml:space="preserve">2. </w:t>
+      </w:r>
+      <w:r>
+        <w:rPr>
+          <w:rFonts w:ascii="Consolas" w:hAnsi="Consolas" w:eastAsia="Consolas"/>
+          <w:b/>
+          <w:color w:val="000000"/>
+          <w:sz w:val="24"/>
+        </w:rPr>
+        <w:t>to_arrow_schema</w:t>
+      </w:r>
+      <w:r>
+        <w:rPr>
+          <w:rFonts w:ascii="Times New Roman" w:hAnsi="Times New Roman" w:eastAsia="Batang"/>
+          <w:b/>
+          <w:color w:val="000000"/>
+          <w:sz w:val="24"/>
+        </w:rPr>
+        <w:t xml:space="preserve">, </w:t>
+      </w:r>
+      <w:r>
+        <w:rPr>
+          <w:rFonts w:ascii="Consolas" w:hAnsi="Consolas" w:eastAsia="Consolas"/>
+          <w:b/>
+          <w:color w:val="000000"/>
+          <w:sz w:val="24"/>
+        </w:rPr>
+        <w:t>map_in_arrow</w:t>
+      </w:r>
+    </w:p>
+    <w:p>
+      <w:pPr>
+        <w:spacing w:line="384" w:lineRule="auto" w:after="120"/>
+        <w:jc w:val="both"/>
+      </w:pPr>
+      <w:r>
+        <w:rPr>
+          <w:rFonts w:ascii="Consolas" w:hAnsi="Consolas" w:eastAsia="Consolas"/>
+          <w:sz w:val="18"/>
+        </w:rPr>
+        <w:t>to_arrow_schema(schema_or_df)</w:t>
+      </w:r>
+      <w:r>
+        <w:rPr>
+          <w:rFonts w:ascii="Times New Roman" w:hAnsi="Times New Roman" w:eastAsia="Batang"/>
+          <w:sz w:val="22"/>
+        </w:rPr>
+        <w:t xml:space="preserve"> converts a </w:t>
+      </w:r>
+      <w:r>
+        <w:rPr>
+          <w:rFonts w:ascii="Consolas" w:hAnsi="Consolas" w:eastAsia="Consolas"/>
+          <w:sz w:val="18"/>
+        </w:rPr>
+        <w:t>pyspark.sql.types.StructType</w:t>
+      </w:r>
+      <w:r>
+        <w:rPr>
+          <w:rFonts w:ascii="Times New Roman" w:hAnsi="Times New Roman" w:eastAsia="Batang"/>
+          <w:sz w:val="22"/>
+        </w:rPr>
+        <w:t xml:space="preserve"> (or a </w:t>
+      </w:r>
+      <w:r>
+        <w:rPr>
+          <w:rFonts w:ascii="Consolas" w:hAnsi="Consolas" w:eastAsia="Consolas"/>
+          <w:sz w:val="18"/>
+        </w:rPr>
+        <w:t>DataFrame</w:t>
+      </w:r>
+      <w:r>
+        <w:rPr>
+          <w:rFonts w:ascii="Times New Roman" w:hAnsi="Times New Roman" w:eastAsia="Batang"/>
+          <w:sz w:val="22"/>
+        </w:rPr>
+        <w:t xml:space="preserve">, whose </w:t>
+      </w:r>
+      <w:r>
+        <w:rPr>
+          <w:rFonts w:ascii="Consolas" w:hAnsi="Consolas" w:eastAsia="Consolas"/>
+          <w:sz w:val="18"/>
+        </w:rPr>
+        <w:t>.schema</w:t>
+      </w:r>
+      <w:r>
+        <w:rPr>
+          <w:rFonts w:ascii="Times New Roman" w:hAnsi="Times New Roman" w:eastAsia="Batang"/>
+          <w:sz w:val="22"/>
+        </w:rPr>
+        <w:t xml:space="preserve"> is used) to a </w:t>
+      </w:r>
+      <w:r>
+        <w:rPr>
+          <w:rFonts w:ascii="Consolas" w:hAnsi="Consolas" w:eastAsia="Consolas"/>
+          <w:sz w:val="18"/>
+        </w:rPr>
+        <w:t>pyarrow.Schema</w:t>
+      </w:r>
+      <w:r>
+        <w:rPr>
+          <w:rFonts w:ascii="Times New Roman" w:hAnsi="Times New Roman" w:eastAsia="Batang"/>
+          <w:sz w:val="22"/>
+        </w:rPr>
+        <w:t xml:space="preserve">, via pyspark's own </w:t>
+      </w:r>
+      <w:r>
+        <w:rPr>
+          <w:rFonts w:ascii="Consolas" w:hAnsi="Consolas" w:eastAsia="Consolas"/>
+          <w:sz w:val="18"/>
+        </w:rPr>
+        <w:t>pyspark.sql.pandas.types.to_arrow_schema</w:t>
+      </w:r>
+      <w:r>
+        <w:rPr>
+          <w:rFonts w:ascii="Times New Roman" w:hAnsi="Times New Roman" w:eastAsia="Batang"/>
+          <w:sz w:val="22"/>
+        </w:rPr>
+        <w:t xml:space="preserve">. </w:t>
+      </w:r>
+      <w:r>
+        <w:rPr>
+          <w:rFonts w:ascii="Consolas" w:hAnsi="Consolas" w:eastAsia="Consolas"/>
+          <w:sz w:val="18"/>
+        </w:rPr>
+        <w:t>map_in_arrow(df, func, schema)</w:t>
+      </w:r>
+      <w:r>
+        <w:rPr>
+          <w:rFonts w:ascii="Times New Roman" w:hAnsi="Times New Roman" w:eastAsia="Batang"/>
+          <w:sz w:val="22"/>
+        </w:rPr>
+        <w:t xml:space="preserve"> is a thin, documented wrapper around </w:t>
+      </w:r>
+      <w:r>
+        <w:rPr>
+          <w:rFonts w:ascii="Consolas" w:hAnsi="Consolas" w:eastAsia="Consolas"/>
+          <w:sz w:val="18"/>
+        </w:rPr>
+        <w:t>DataFrame.mapInArrow</w:t>
+      </w:r>
+      <w:r>
+        <w:rPr>
+          <w:rFonts w:ascii="Times New Roman" w:hAnsi="Times New Roman" w:eastAsia="Batang"/>
+          <w:sz w:val="22"/>
+        </w:rPr>
+        <w:t>: every other function below is built on it, and it is the escape hatch for anything not already wrapped.</w:t>
+      </w:r>
+    </w:p>
+    <w:p>
+      <w:pPr>
+        <w:pStyle w:val="Heading2"/>
+      </w:pPr>
+      <w:r>
+        <w:rPr>
+          <w:rFonts w:ascii="Times New Roman" w:hAnsi="Times New Roman" w:eastAsia="Batang"/>
+          <w:b/>
+          <w:color w:val="000000"/>
+          <w:sz w:val="24"/>
+        </w:rPr>
+        <w:t xml:space="preserve">3. </w:t>
+      </w:r>
+      <w:r>
+        <w:rPr>
+          <w:rFonts w:ascii="Consolas" w:hAnsi="Consolas" w:eastAsia="Consolas"/>
+          <w:b/>
+          <w:color w:val="000000"/>
+          <w:sz w:val="24"/>
+        </w:rPr>
+        <w:t>hash_rows</w:t>
+      </w:r>
+    </w:p>
+    <w:p>
+      <w:pPr>
+        <w:spacing w:line="240" w:lineRule="auto" w:before="120" w:after="120"/>
+        <w:ind w:left="454"/>
+      </w:pPr>
+      <w:r>
+        <w:rPr>
+          <w:rFonts w:ascii="Consolas" w:hAnsi="Consolas" w:eastAsia="Consolas"/>
+          <w:sz w:val="18"/>
+        </w:rPr>
+        <w:t>wspark.hash_rows(df, columns, output_column="row_hash", version="v1") -&gt; DataFrame</w:t>
+      </w:r>
+    </w:p>
+    <w:p>
+      <w:pPr>
+        <w:spacing w:line="384" w:lineRule="auto" w:after="120"/>
+        <w:jc w:val="both"/>
+      </w:pPr>
+      <w:r>
+        <w:rPr>
+          <w:rFonts w:ascii="Times New Roman" w:hAnsi="Times New Roman" w:eastAsia="Batang"/>
+          <w:sz w:val="22"/>
+        </w:rPr>
+        <w:t xml:space="preserve">Adds </w:t>
+      </w:r>
+      <w:r>
+        <w:rPr>
+          <w:rFonts w:ascii="Consolas" w:hAnsi="Consolas" w:eastAsia="Consolas"/>
+          <w:sz w:val="18"/>
+        </w:rPr>
+        <w:t>output_column</w:t>
+      </w:r>
+      <w:r>
+        <w:rPr>
+          <w:rFonts w:ascii="Times New Roman" w:hAnsi="Times New Roman" w:eastAsia="Batang"/>
+          <w:sz w:val="22"/>
+        </w:rPr>
+        <w:t xml:space="preserve"> (Spark </w:t>
+      </w:r>
+      <w:r>
+        <w:rPr>
+          <w:rFonts w:ascii="Consolas" w:hAnsi="Consolas" w:eastAsia="Consolas"/>
+          <w:sz w:val="18"/>
+        </w:rPr>
+        <w:t>LongType</w:t>
+      </w:r>
+      <w:r>
+        <w:rPr>
+          <w:rFonts w:ascii="Times New Roman" w:hAnsi="Times New Roman" w:eastAsia="Batang"/>
+          <w:sz w:val="22"/>
+        </w:rPr>
+        <w:t xml:space="preserve">), one witchhat row hash per row over </w:t>
+      </w:r>
+      <w:r>
+        <w:rPr>
+          <w:rFonts w:ascii="Consolas" w:hAnsi="Consolas" w:eastAsia="Consolas"/>
+          <w:sz w:val="18"/>
+        </w:rPr>
+        <w:t>columns</w:t>
+      </w:r>
+      <w:r>
+        <w:rPr>
+          <w:rFonts w:ascii="Times New Roman" w:hAnsi="Times New Roman" w:eastAsia="Batang"/>
+          <w:sz w:val="22"/>
+        </w:rPr>
+        <w:t xml:space="preserve">. Row-local, correct regardless of partitioning. The value is </w:t>
+      </w:r>
+      <w:r>
+        <w:rPr>
+          <w:rFonts w:ascii="Consolas" w:hAnsi="Consolas" w:eastAsia="Consolas"/>
+          <w:sz w:val="18"/>
+        </w:rPr>
+        <w:t>witchhat.hash_rows</w:t>
+      </w:r>
+      <w:r>
+        <w:rPr>
+          <w:rFonts w:ascii="Times New Roman" w:hAnsi="Times New Roman" w:eastAsia="Batang"/>
+          <w:sz w:val="22"/>
+        </w:rPr>
+        <w:t xml:space="preserve">'s </w:t>
+      </w:r>
+      <w:r>
+        <w:rPr>
+          <w:rFonts w:ascii="Consolas" w:hAnsi="Consolas" w:eastAsia="Consolas"/>
+          <w:sz w:val="18"/>
+        </w:rPr>
+        <w:t>uint64</w:t>
+      </w:r>
+      <w:r>
+        <w:rPr>
+          <w:rFonts w:ascii="Times New Roman" w:hAnsi="Times New Roman" w:eastAsia="Batang"/>
+          <w:sz w:val="22"/>
+        </w:rPr>
+        <w:t xml:space="preserve"> result bit-reinterpreted as </w:t>
+      </w:r>
+      <w:r>
+        <w:rPr>
+          <w:rFonts w:ascii="Consolas" w:hAnsi="Consolas" w:eastAsia="Consolas"/>
+          <w:sz w:val="18"/>
+        </w:rPr>
+        <w:t>int64</w:t>
+      </w:r>
+      <w:r>
+        <w:rPr>
+          <w:rFonts w:ascii="Times New Roman" w:hAnsi="Times New Roman" w:eastAsia="Batang"/>
+          <w:sz w:val="22"/>
+        </w:rPr>
+        <w:t xml:space="preserve"> (Spark/Arrow interop has no unsigned type): equality, joins and group-bys on it behave identically to the </w:t>
+      </w:r>
+      <w:r>
+        <w:rPr>
+          <w:rFonts w:ascii="Consolas" w:hAnsi="Consolas" w:eastAsia="Consolas"/>
+          <w:sz w:val="18"/>
+        </w:rPr>
+        <w:t>uint64</w:t>
+      </w:r>
+      <w:r>
+        <w:rPr>
+          <w:rFonts w:ascii="Times New Roman" w:hAnsi="Times New Roman" w:eastAsia="Batang"/>
+          <w:sz w:val="22"/>
+        </w:rPr>
+        <w:t xml:space="preserve">; </w:t>
+      </w:r>
+      <w:r>
+        <w:rPr>
+          <w:rFonts w:ascii="Consolas" w:hAnsi="Consolas" w:eastAsia="Consolas"/>
+          <w:sz w:val="18"/>
+        </w:rPr>
+        <w:t>df.show()</w:t>
+      </w:r>
+      <w:r>
+        <w:rPr>
+          <w:rFonts w:ascii="Times New Roman" w:hAnsi="Times New Roman" w:eastAsia="Batang"/>
+          <w:sz w:val="22"/>
+        </w:rPr>
+        <w:t xml:space="preserve"> can print a negative number for a hash with its high bit set.</w:t>
+      </w:r>
+    </w:p>
+    <w:p>
+      <w:pPr>
+        <w:pStyle w:val="Heading2"/>
+      </w:pPr>
+      <w:r>
+        <w:rPr>
+          <w:rFonts w:ascii="Times New Roman" w:hAnsi="Times New Roman" w:eastAsia="Batang"/>
+          <w:b/>
+          <w:color w:val="000000"/>
+          <w:sz w:val="24"/>
+        </w:rPr>
+        <w:t xml:space="preserve">4. </w:t>
+      </w:r>
+      <w:r>
+        <w:rPr>
+          <w:rFonts w:ascii="Consolas" w:hAnsi="Consolas" w:eastAsia="Consolas"/>
+          <w:b/>
+          <w:color w:val="000000"/>
+          <w:sz w:val="24"/>
+        </w:rPr>
+        <w:t>clean_with_preset</w:t>
+      </w:r>
+      <w:r>
+        <w:rPr>
+          <w:rFonts w:ascii="Times New Roman" w:hAnsi="Times New Roman" w:eastAsia="Batang"/>
+          <w:b/>
+          <w:color w:val="000000"/>
+          <w:sz w:val="24"/>
+        </w:rPr>
+        <w:t xml:space="preserve">, </w:t>
+      </w:r>
+      <w:r>
+        <w:rPr>
+          <w:rFonts w:ascii="Consolas" w:hAnsi="Consolas" w:eastAsia="Consolas"/>
+          <w:b/>
+          <w:color w:val="000000"/>
+          <w:sz w:val="24"/>
+        </w:rPr>
+        <w:t>clean_with_rules</w:t>
+      </w:r>
+    </w:p>
+    <w:p>
+      <w:pPr>
+        <w:spacing w:line="240" w:lineRule="auto" w:before="120" w:after="120"/>
+        <w:ind w:left="454"/>
+      </w:pPr>
+      <w:r>
+        <w:rPr>
+          <w:rFonts w:ascii="Consolas" w:hAnsi="Consolas" w:eastAsia="Consolas"/>
+          <w:sz w:val="18"/>
+        </w:rPr>
+        <w:t>wspark.clean_with_preset(df, column, name, output_column=None, version="v1") -&gt; DataFrame</w:t>
+        <w:br/>
+        <w:t>wspark.clean_with_rules(df, column, rules, output_column=None) -&gt; DataFrame</w:t>
+      </w:r>
+    </w:p>
+    <w:p>
+      <w:pPr>
+        <w:spacing w:line="384" w:lineRule="auto" w:after="120"/>
+        <w:jc w:val="both"/>
+      </w:pPr>
+      <w:r>
+        <w:rPr>
+          <w:rFonts w:ascii="Consolas" w:hAnsi="Consolas" w:eastAsia="Consolas"/>
+          <w:sz w:val="18"/>
+        </w:rPr>
+        <w:t>column</w:t>
+      </w:r>
+      <w:r>
+        <w:rPr>
+          <w:rFonts w:ascii="Times New Roman" w:hAnsi="Times New Roman" w:eastAsia="Batang"/>
+          <w:sz w:val="22"/>
+        </w:rPr>
+        <w:t xml:space="preserve"> in place by default (</w:t>
+      </w:r>
+      <w:r>
+        <w:rPr>
+          <w:rFonts w:ascii="Consolas" w:hAnsi="Consolas" w:eastAsia="Consolas"/>
+          <w:sz w:val="18"/>
+        </w:rPr>
+        <w:t>output_column=None</w:t>
+      </w:r>
+      <w:r>
+        <w:rPr>
+          <w:rFonts w:ascii="Times New Roman" w:hAnsi="Times New Roman" w:eastAsia="Batang"/>
+          <w:sz w:val="22"/>
+        </w:rPr>
+        <w:t xml:space="preserve">), or a new string column if given. Row-local, thin wrappers around </w:t>
+      </w:r>
+      <w:r>
+        <w:rPr>
+          <w:rFonts w:ascii="Consolas" w:hAnsi="Consolas" w:eastAsia="Consolas"/>
+          <w:sz w:val="18"/>
+        </w:rPr>
+        <w:t>witchhat.clean_with_preset</w:t>
+      </w:r>
+      <w:r>
+        <w:rPr>
+          <w:rFonts w:ascii="Times New Roman" w:hAnsi="Times New Roman" w:eastAsia="Batang"/>
+          <w:sz w:val="22"/>
+        </w:rPr>
+        <w:t>/</w:t>
+      </w:r>
+      <w:r>
+        <w:rPr>
+          <w:rFonts w:ascii="Consolas" w:hAnsi="Consolas" w:eastAsia="Consolas"/>
+          <w:sz w:val="18"/>
+        </w:rPr>
+        <w:t>clean_with_rules</w:t>
+      </w:r>
+      <w:r>
+        <w:rPr>
+          <w:rFonts w:ascii="Times New Roman" w:hAnsi="Times New Roman" w:eastAsia="Batang"/>
+          <w:sz w:val="22"/>
+        </w:rPr>
+        <w:t>.</w:t>
+      </w:r>
+    </w:p>
+    <w:p>
+      <w:pPr>
+        <w:pStyle w:val="Heading2"/>
+      </w:pPr>
+      <w:r>
+        <w:rPr>
+          <w:rFonts w:ascii="Times New Roman" w:hAnsi="Times New Roman" w:eastAsia="Batang"/>
+          <w:b/>
+          <w:color w:val="000000"/>
+          <w:sz w:val="24"/>
+        </w:rPr>
+        <w:t xml:space="preserve">5. </w:t>
+      </w:r>
+      <w:r>
+        <w:rPr>
+          <w:rFonts w:ascii="Consolas" w:hAnsi="Consolas" w:eastAsia="Consolas"/>
+          <w:b/>
+          <w:color w:val="000000"/>
+          <w:sz w:val="24"/>
+        </w:rPr>
+        <w:t>drop_duplicates</w:t>
+      </w:r>
+    </w:p>
+    <w:p>
+      <w:pPr>
+        <w:spacing w:line="240" w:lineRule="auto" w:before="120" w:after="120"/>
+        <w:ind w:left="454"/>
+      </w:pPr>
+      <w:r>
+        <w:rPr>
+          <w:rFonts w:ascii="Consolas" w:hAnsi="Consolas" w:eastAsia="Consolas"/>
+          <w:sz w:val="18"/>
+        </w:rPr>
+        <w:t>wspark.drop_duplicates(df, columns, version="v1", repartition=True) -&gt; DataFrame</w:t>
+      </w:r>
+    </w:p>
+    <w:p>
+      <w:pPr>
+        <w:spacing w:line="384" w:lineRule="auto" w:after="120"/>
+        <w:jc w:val="both"/>
+      </w:pPr>
+      <w:r>
+        <w:rPr>
+          <w:rFonts w:ascii="Consolas" w:hAnsi="Consolas" w:eastAsia="Consolas"/>
+          <w:sz w:val="18"/>
+        </w:rPr>
+        <w:t>witchhat.drop_duplicates</w:t>
+      </w:r>
+      <w:r>
+        <w:rPr>
+          <w:rFonts w:ascii="Times New Roman" w:hAnsi="Times New Roman" w:eastAsia="Batang"/>
+          <w:sz w:val="22"/>
+        </w:rPr>
+        <w:t xml:space="preserve"> applied once per partition, after buffering that partition's batches into one (</w:t>
+      </w:r>
+      <w:r>
+        <w:rPr>
+          <w:rFonts w:ascii="Consolas" w:hAnsi="Consolas" w:eastAsia="Consolas"/>
+          <w:sz w:val="18"/>
+        </w:rPr>
+        <w:t>mapInArrow</w:t>
+      </w:r>
+      <w:r>
+        <w:rPr>
+          <w:rFonts w:ascii="Times New Roman" w:hAnsi="Times New Roman" w:eastAsia="Batang"/>
+          <w:sz w:val="22"/>
+        </w:rPr>
+        <w:t xml:space="preserve"> can hand back more than one batch per partition; applying the kernel to each separately could miss a duplicate split across two of them). </w:t>
+      </w:r>
+      <w:r>
+        <w:rPr>
+          <w:rFonts w:ascii="Consolas" w:hAnsi="Consolas" w:eastAsia="Consolas"/>
+          <w:sz w:val="18"/>
+        </w:rPr>
+        <w:t>repartition=True</w:t>
+      </w:r>
+      <w:r>
+        <w:rPr>
+          <w:rFonts w:ascii="Times New Roman" w:hAnsi="Times New Roman" w:eastAsia="Batang"/>
+          <w:sz w:val="22"/>
+        </w:rPr>
+        <w:t xml:space="preserve"> (default) calls </w:t>
+      </w:r>
+      <w:r>
+        <w:rPr>
+          <w:rFonts w:ascii="Consolas" w:hAnsi="Consolas" w:eastAsia="Consolas"/>
+          <w:sz w:val="18"/>
+        </w:rPr>
+        <w:t>df.repartition(*columns)</w:t>
+      </w:r>
+      <w:r>
+        <w:rPr>
+          <w:rFonts w:ascii="Times New Roman" w:hAnsi="Times New Roman" w:eastAsia="Batang"/>
+          <w:sz w:val="22"/>
+        </w:rPr>
+        <w:t xml:space="preserve"> first, which is what makes the result correct for the whole </w:t>
+      </w:r>
+      <w:r>
+        <w:rPr>
+          <w:rFonts w:ascii="Consolas" w:hAnsi="Consolas" w:eastAsia="Consolas"/>
+          <w:sz w:val="18"/>
+        </w:rPr>
+        <w:t>DataFrame</w:t>
+      </w:r>
+      <w:r>
+        <w:rPr>
+          <w:rFonts w:ascii="Times New Roman" w:hAnsi="Times New Roman" w:eastAsia="Batang"/>
+          <w:sz w:val="22"/>
+        </w:rPr>
+        <w:t xml:space="preserve">, not just within whatever partition Spark happened to place each row in. See Section 9 below before passing </w:t>
+      </w:r>
+      <w:r>
+        <w:rPr>
+          <w:rFonts w:ascii="Consolas" w:hAnsi="Consolas" w:eastAsia="Consolas"/>
+          <w:sz w:val="18"/>
+        </w:rPr>
+        <w:t>repartition=False</w:t>
+      </w:r>
+      <w:r>
+        <w:rPr>
+          <w:rFonts w:ascii="Times New Roman" w:hAnsi="Times New Roman" w:eastAsia="Batang"/>
+          <w:sz w:val="22"/>
+        </w:rPr>
+        <w:t>.</w:t>
+      </w:r>
+    </w:p>
+    <w:p>
+      <w:pPr>
+        <w:pStyle w:val="Heading2"/>
+      </w:pPr>
+      <w:r>
+        <w:rPr>
+          <w:rFonts w:ascii="Times New Roman" w:hAnsi="Times New Roman" w:eastAsia="Batang"/>
+          <w:b/>
+          <w:color w:val="000000"/>
+          <w:sz w:val="24"/>
+        </w:rPr>
+        <w:t xml:space="preserve">6. </w:t>
+      </w:r>
+      <w:r>
+        <w:rPr>
+          <w:rFonts w:ascii="Consolas" w:hAnsi="Consolas" w:eastAsia="Consolas"/>
+          <w:b/>
+          <w:color w:val="000000"/>
+          <w:sz w:val="24"/>
+        </w:rPr>
+        <w:t>aggregate</w:t>
+      </w:r>
+    </w:p>
+    <w:p>
+      <w:pPr>
+        <w:spacing w:line="240" w:lineRule="auto" w:before="120" w:after="120"/>
+        <w:ind w:left="454"/>
+      </w:pPr>
+      <w:r>
+        <w:rPr>
+          <w:rFonts w:ascii="Consolas" w:hAnsi="Consolas" w:eastAsia="Consolas"/>
+          <w:sz w:val="18"/>
+        </w:rPr>
+        <w:t>wspark.aggregate(df, group_by, aggregations, repartition=True) -&gt; DataFrame</w:t>
+      </w:r>
+    </w:p>
+    <w:p>
+      <w:pPr>
+        <w:spacing w:line="384" w:lineRule="auto" w:after="120"/>
+        <w:jc w:val="both"/>
+      </w:pPr>
+      <w:r>
+        <w:rPr>
+          <w:rFonts w:ascii="Consolas" w:hAnsi="Consolas" w:eastAsia="Consolas"/>
+          <w:sz w:val="18"/>
+        </w:rPr>
+        <w:t>witchhat.aggregate</w:t>
+      </w:r>
+      <w:r>
+        <w:rPr>
+          <w:rFonts w:ascii="Times New Roman" w:hAnsi="Times New Roman" w:eastAsia="Batang"/>
+          <w:sz w:val="22"/>
+        </w:rPr>
+        <w:t xml:space="preserve"> applied once per partition, buffered the same way as </w:t>
+      </w:r>
+      <w:r>
+        <w:rPr>
+          <w:rFonts w:ascii="Consolas" w:hAnsi="Consolas" w:eastAsia="Consolas"/>
+          <w:sz w:val="18"/>
+        </w:rPr>
+        <w:t>drop_duplicates</w:t>
+      </w:r>
+      <w:r>
+        <w:rPr>
+          <w:rFonts w:ascii="Times New Roman" w:hAnsi="Times New Roman" w:eastAsia="Batang"/>
+          <w:sz w:val="22"/>
+        </w:rPr>
+        <w:t xml:space="preserve">. </w:t>
+      </w:r>
+      <w:r>
+        <w:rPr>
+          <w:rFonts w:ascii="Consolas" w:hAnsi="Consolas" w:eastAsia="Consolas"/>
+          <w:sz w:val="18"/>
+        </w:rPr>
+        <w:t>repartition=True</w:t>
+      </w:r>
+      <w:r>
+        <w:rPr>
+          <w:rFonts w:ascii="Times New Roman" w:hAnsi="Times New Roman" w:eastAsia="Batang"/>
+          <w:sz w:val="22"/>
+        </w:rPr>
+        <w:t xml:space="preserve"> (default) calls </w:t>
+      </w:r>
+      <w:r>
+        <w:rPr>
+          <w:rFonts w:ascii="Consolas" w:hAnsi="Consolas" w:eastAsia="Consolas"/>
+          <w:sz w:val="18"/>
+        </w:rPr>
+        <w:t>df.repartition(*group_by)</w:t>
+      </w:r>
+      <w:r>
+        <w:rPr>
+          <w:rFonts w:ascii="Times New Roman" w:hAnsi="Times New Roman" w:eastAsia="Batang"/>
+          <w:sz w:val="22"/>
+        </w:rPr>
+        <w:t xml:space="preserve"> first. Unlike </w:t>
+      </w:r>
+      <w:r>
+        <w:rPr>
+          <w:rFonts w:ascii="Consolas" w:hAnsi="Consolas" w:eastAsia="Consolas"/>
+          <w:sz w:val="18"/>
+        </w:rPr>
+        <w:t>witchhat.aggregate</w:t>
+      </w:r>
+      <w:r>
+        <w:rPr>
+          <w:rFonts w:ascii="Times New Roman" w:hAnsi="Times New Roman" w:eastAsia="Batang"/>
+          <w:sz w:val="22"/>
+        </w:rPr>
+        <w:t xml:space="preserve">, </w:t>
+      </w:r>
+      <w:r>
+        <w:rPr>
+          <w:rFonts w:ascii="Consolas" w:hAnsi="Consolas" w:eastAsia="Consolas"/>
+          <w:sz w:val="18"/>
+        </w:rPr>
+        <w:t>group_by</w:t>
+      </w:r>
+      <w:r>
+        <w:rPr>
+          <w:rFonts w:ascii="Times New Roman" w:hAnsi="Times New Roman" w:eastAsia="Batang"/>
+          <w:sz w:val="22"/>
+        </w:rPr>
+        <w:t xml:space="preserve"> must be non-empty: a whole-table aggregate needs every row in one partition, which hash-repartitioning cannot arrange, so this raises </w:t>
+      </w:r>
+      <w:r>
+        <w:rPr>
+          <w:rFonts w:ascii="Consolas" w:hAnsi="Consolas" w:eastAsia="Consolas"/>
+          <w:sz w:val="18"/>
+        </w:rPr>
+        <w:t>ValueError</w:t>
+      </w:r>
+      <w:r>
+        <w:rPr>
+          <w:rFonts w:ascii="Times New Roman" w:hAnsi="Times New Roman" w:eastAsia="Batang"/>
+          <w:sz w:val="22"/>
+        </w:rPr>
+        <w:t xml:space="preserve"> instead of silently returning a partial answer.</w:t>
+      </w:r>
+    </w:p>
+    <w:p>
+      <w:pPr>
+        <w:pStyle w:val="Heading2"/>
+      </w:pPr>
+      <w:r>
+        <w:rPr>
+          <w:rFonts w:ascii="Times New Roman" w:hAnsi="Times New Roman" w:eastAsia="Batang"/>
+          <w:b/>
+          <w:color w:val="000000"/>
+          <w:sz w:val="24"/>
+        </w:rPr>
+        <w:t xml:space="preserve">7. </w:t>
+      </w:r>
+      <w:r>
+        <w:rPr>
+          <w:rFonts w:ascii="Consolas" w:hAnsi="Consolas" w:eastAsia="Consolas"/>
+          <w:b/>
+          <w:color w:val="000000"/>
+          <w:sz w:val="24"/>
+        </w:rPr>
+        <w:t>collect_as_record_batch</w:t>
+      </w:r>
+      <w:r>
+        <w:rPr>
+          <w:rFonts w:ascii="Times New Roman" w:hAnsi="Times New Roman" w:eastAsia="Batang"/>
+          <w:b/>
+          <w:color w:val="000000"/>
+          <w:sz w:val="24"/>
+        </w:rPr>
+        <w:t xml:space="preserve">, </w:t>
+      </w:r>
+      <w:r>
+        <w:rPr>
+          <w:rFonts w:ascii="Consolas" w:hAnsi="Consolas" w:eastAsia="Consolas"/>
+          <w:b/>
+          <w:color w:val="000000"/>
+          <w:sz w:val="24"/>
+        </w:rPr>
+        <w:t>broadcast_join</w:t>
+      </w:r>
+    </w:p>
+    <w:p>
+      <w:pPr>
+        <w:spacing w:line="240" w:lineRule="auto" w:before="120" w:after="120"/>
+        <w:ind w:left="454"/>
+      </w:pPr>
+      <w:r>
+        <w:rPr>
+          <w:rFonts w:ascii="Consolas" w:hAnsi="Consolas" w:eastAsia="Consolas"/>
+          <w:sz w:val="18"/>
+        </w:rPr>
+        <w:t>wspark.collect_as_record_batch(df) -&gt; pyarrow.RecordBatch</w:t>
+        <w:br/>
+        <w:t>wspark.broadcast_join(df, small_table, left_keys, right_keys, how="inner") -&gt; DataFrame</w:t>
+      </w:r>
+    </w:p>
+    <w:p>
+      <w:pPr>
+        <w:spacing w:line="384" w:lineRule="auto" w:after="120"/>
+        <w:jc w:val="both"/>
+      </w:pPr>
+      <w:r>
+        <w:rPr>
+          <w:rFonts w:ascii="Consolas" w:hAnsi="Consolas" w:eastAsia="Consolas"/>
+          <w:sz w:val="18"/>
+        </w:rPr>
+        <w:t>collect_as_record_batch</w:t>
+      </w:r>
+      <w:r>
+        <w:rPr>
+          <w:rFonts w:ascii="Times New Roman" w:hAnsi="Times New Roman" w:eastAsia="Batang"/>
+          <w:sz w:val="22"/>
+        </w:rPr>
+        <w:t xml:space="preserve"> pulls a small </w:t>
+      </w:r>
+      <w:r>
+        <w:rPr>
+          <w:rFonts w:ascii="Consolas" w:hAnsi="Consolas" w:eastAsia="Consolas"/>
+          <w:sz w:val="18"/>
+        </w:rPr>
+        <w:t>DataFrame</w:t>
+      </w:r>
+      <w:r>
+        <w:rPr>
+          <w:rFonts w:ascii="Times New Roman" w:hAnsi="Times New Roman" w:eastAsia="Batang"/>
+          <w:sz w:val="22"/>
+        </w:rPr>
+        <w:t xml:space="preserve"> to the driver as one </w:t>
+      </w:r>
+      <w:r>
+        <w:rPr>
+          <w:rFonts w:ascii="Consolas" w:hAnsi="Consolas" w:eastAsia="Consolas"/>
+          <w:sz w:val="18"/>
+        </w:rPr>
+        <w:t>RecordBatch</w:t>
+      </w:r>
+      <w:r>
+        <w:rPr>
+          <w:rFonts w:ascii="Times New Roman" w:hAnsi="Times New Roman" w:eastAsia="Batang"/>
+          <w:sz w:val="22"/>
+        </w:rPr>
+        <w:t xml:space="preserve"> (</w:t>
+      </w:r>
+      <w:r>
+        <w:rPr>
+          <w:rFonts w:ascii="Consolas" w:hAnsi="Consolas" w:eastAsia="Consolas"/>
+          <w:sz w:val="18"/>
+        </w:rPr>
+        <w:t>DataFrame.toArrow()</w:t>
+      </w:r>
+      <w:r>
+        <w:rPr>
+          <w:rFonts w:ascii="Times New Roman" w:hAnsi="Times New Roman" w:eastAsia="Batang"/>
+          <w:sz w:val="22"/>
+        </w:rPr>
+        <w:t xml:space="preserve"> where available, </w:t>
+      </w:r>
+      <w:r>
+        <w:rPr>
+          <w:rFonts w:ascii="Consolas" w:hAnsi="Consolas" w:eastAsia="Consolas"/>
+          <w:sz w:val="18"/>
+        </w:rPr>
+        <w:t>toPandas()</w:t>
+      </w:r>
+      <w:r>
+        <w:rPr>
+          <w:rFonts w:ascii="Times New Roman" w:hAnsi="Times New Roman" w:eastAsia="Batang"/>
+          <w:sz w:val="22"/>
+        </w:rPr>
+        <w:t xml:space="preserve"> otherwise). </w:t>
+      </w:r>
+      <w:r>
+        <w:rPr>
+          <w:rFonts w:ascii="Consolas" w:hAnsi="Consolas" w:eastAsia="Consolas"/>
+          <w:sz w:val="18"/>
+        </w:rPr>
+        <w:t>broadcast_join</w:t>
+      </w:r>
+      <w:r>
+        <w:rPr>
+          <w:rFonts w:ascii="Times New Roman" w:hAnsi="Times New Roman" w:eastAsia="Batang"/>
+          <w:sz w:val="22"/>
+        </w:rPr>
+        <w:t xml:space="preserve"> broadcasts </w:t>
+      </w:r>
+      <w:r>
+        <w:rPr>
+          <w:rFonts w:ascii="Consolas" w:hAnsi="Consolas" w:eastAsia="Consolas"/>
+          <w:sz w:val="18"/>
+        </w:rPr>
+        <w:t>small_table</w:t>
+      </w:r>
+      <w:r>
+        <w:rPr>
+          <w:rFonts w:ascii="Times New Roman" w:hAnsi="Times New Roman" w:eastAsia="Batang"/>
+          <w:sz w:val="22"/>
+        </w:rPr>
+        <w:t xml:space="preserve"> (already collected) to every partition and joins each partition's batch against it with </w:t>
+      </w:r>
+      <w:r>
+        <w:rPr>
+          <w:rFonts w:ascii="Consolas" w:hAnsi="Consolas" w:eastAsia="Consolas"/>
+          <w:sz w:val="18"/>
+        </w:rPr>
+        <w:t>witchhat.join</w:t>
+      </w:r>
+      <w:r>
+        <w:rPr>
+          <w:rFonts w:ascii="Times New Roman" w:hAnsi="Times New Roman" w:eastAsia="Batang"/>
+          <w:sz w:val="22"/>
+        </w:rPr>
+        <w:t xml:space="preserve">, mirroring Spark's own broadcast-join optimization. Not a distributed shuffle join: use </w:t>
+      </w:r>
+      <w:r>
+        <w:rPr>
+          <w:rFonts w:ascii="Consolas" w:hAnsi="Consolas" w:eastAsia="Consolas"/>
+          <w:sz w:val="18"/>
+        </w:rPr>
+        <w:t>DataFrame.join</w:t>
+      </w:r>
+      <w:r>
+        <w:rPr>
+          <w:rFonts w:ascii="Times New Roman" w:hAnsi="Times New Roman" w:eastAsia="Batang"/>
+          <w:sz w:val="22"/>
+        </w:rPr>
+        <w:t xml:space="preserve"> directly for two large sides.</w:t>
+      </w:r>
+    </w:p>
+    <w:p>
+      <w:pPr>
+        <w:pStyle w:val="Heading2"/>
+      </w:pPr>
+      <w:r>
+        <w:rPr>
+          <w:rFonts w:ascii="Times New Roman" w:hAnsi="Times New Roman" w:eastAsia="Batang"/>
+          <w:b/>
+          <w:color w:val="000000"/>
+          <w:sz w:val="24"/>
+        </w:rPr>
+        <w:t xml:space="preserve">8. </w:t>
+      </w:r>
+      <w:r>
+        <w:rPr>
+          <w:rFonts w:ascii="Consolas" w:hAnsi="Consolas" w:eastAsia="Consolas"/>
+          <w:b/>
+          <w:color w:val="000000"/>
+          <w:sz w:val="24"/>
+        </w:rPr>
+        <w:t>validate_schema</w:t>
+      </w:r>
+      <w:r>
+        <w:rPr>
+          <w:rFonts w:ascii="Times New Roman" w:hAnsi="Times New Roman" w:eastAsia="Batang"/>
+          <w:b/>
+          <w:color w:val="000000"/>
+          <w:sz w:val="24"/>
+        </w:rPr>
+        <w:t xml:space="preserve">, </w:t>
+      </w:r>
+      <w:r>
+        <w:rPr>
+          <w:rFonts w:ascii="Consolas" w:hAnsi="Consolas" w:eastAsia="Consolas"/>
+          <w:b/>
+          <w:color w:val="000000"/>
+          <w:sz w:val="24"/>
+        </w:rPr>
+        <w:t>schema_fingerprint</w:t>
+      </w:r>
+    </w:p>
+    <w:p>
+      <w:pPr>
+        <w:spacing w:line="240" w:lineRule="auto" w:before="120" w:after="120"/>
+        <w:ind w:left="454"/>
+      </w:pPr>
+      <w:r>
+        <w:rPr>
+          <w:rFonts w:ascii="Consolas" w:hAnsi="Consolas" w:eastAsia="Consolas"/>
+          <w:sz w:val="18"/>
+        </w:rPr>
+        <w:t>wspark.validate_schema(df, expected, allow_numeric_widening=False) -&gt; witchhat.SchemaDiff</w:t>
+        <w:br/>
+        <w:t>wspark.schema_fingerprint(df, version="v1") -&gt; int</w:t>
+      </w:r>
+    </w:p>
+    <w:p>
+      <w:pPr>
+        <w:spacing w:line="384" w:lineRule="auto" w:after="120"/>
+        <w:jc w:val="both"/>
+      </w:pPr>
+      <w:r>
+        <w:rPr>
+          <w:rFonts w:ascii="Consolas" w:hAnsi="Consolas" w:eastAsia="Consolas"/>
+          <w:sz w:val="18"/>
+        </w:rPr>
+        <w:t>witchhat.validate_schema</w:t>
+      </w:r>
+      <w:r>
+        <w:rPr>
+          <w:rFonts w:ascii="Times New Roman" w:hAnsi="Times New Roman" w:eastAsia="Batang"/>
+          <w:sz w:val="22"/>
+        </w:rPr>
+        <w:t>/</w:t>
+      </w:r>
+      <w:r>
+        <w:rPr>
+          <w:rFonts w:ascii="Consolas" w:hAnsi="Consolas" w:eastAsia="Consolas"/>
+          <w:sz w:val="18"/>
+        </w:rPr>
+        <w:t>schema_fingerprint</w:t>
+      </w:r>
+      <w:r>
+        <w:rPr>
+          <w:rFonts w:ascii="Times New Roman" w:hAnsi="Times New Roman" w:eastAsia="Batang"/>
+          <w:sz w:val="22"/>
+        </w:rPr>
+        <w:t xml:space="preserve">, converting </w:t>
+      </w:r>
+      <w:r>
+        <w:rPr>
+          <w:rFonts w:ascii="Consolas" w:hAnsi="Consolas" w:eastAsia="Consolas"/>
+          <w:sz w:val="18"/>
+        </w:rPr>
+        <w:t>df</w:t>
+      </w:r>
+      <w:r>
+        <w:rPr>
+          <w:rFonts w:ascii="Times New Roman" w:hAnsi="Times New Roman" w:eastAsia="Batang"/>
+          <w:sz w:val="22"/>
+        </w:rPr>
+        <w:t xml:space="preserve"> (and </w:t>
+      </w:r>
+      <w:r>
+        <w:rPr>
+          <w:rFonts w:ascii="Consolas" w:hAnsi="Consolas" w:eastAsia="Consolas"/>
+          <w:sz w:val="18"/>
+        </w:rPr>
+        <w:t>expected</w:t>
+      </w:r>
+      <w:r>
+        <w:rPr>
+          <w:rFonts w:ascii="Times New Roman" w:hAnsi="Times New Roman" w:eastAsia="Batang"/>
+          <w:sz w:val="22"/>
+        </w:rPr>
+        <w:t xml:space="preserve">, if it is a </w:t>
+      </w:r>
+      <w:r>
+        <w:rPr>
+          <w:rFonts w:ascii="Consolas" w:hAnsi="Consolas" w:eastAsia="Consolas"/>
+          <w:sz w:val="18"/>
+        </w:rPr>
+        <w:t>DataFrame</w:t>
+      </w:r>
+      <w:r>
+        <w:rPr>
+          <w:rFonts w:ascii="Times New Roman" w:hAnsi="Times New Roman" w:eastAsia="Batang"/>
+          <w:sz w:val="22"/>
+        </w:rPr>
+        <w:t xml:space="preserve"> or </w:t>
+      </w:r>
+      <w:r>
+        <w:rPr>
+          <w:rFonts w:ascii="Consolas" w:hAnsi="Consolas" w:eastAsia="Consolas"/>
+          <w:sz w:val="18"/>
+        </w:rPr>
+        <w:t>StructType</w:t>
+      </w:r>
+      <w:r>
+        <w:rPr>
+          <w:rFonts w:ascii="Times New Roman" w:hAnsi="Times New Roman" w:eastAsia="Batang"/>
+          <w:sz w:val="22"/>
+        </w:rPr>
+        <w:t xml:space="preserve"> rather than an already-</w:t>
+      </w:r>
+      <w:r>
+        <w:rPr>
+          <w:rFonts w:ascii="Consolas" w:hAnsi="Consolas" w:eastAsia="Consolas"/>
+          <w:sz w:val="18"/>
+        </w:rPr>
+        <w:t>pyarrow.Schema</w:t>
+      </w:r>
+      <w:r>
+        <w:rPr>
+          <w:rFonts w:ascii="Times New Roman" w:hAnsi="Times New Roman" w:eastAsia="Batang"/>
+          <w:sz w:val="22"/>
+        </w:rPr>
+        <w:t xml:space="preserve">) via </w:t>
+      </w:r>
+      <w:r>
+        <w:rPr>
+          <w:rFonts w:ascii="Consolas" w:hAnsi="Consolas" w:eastAsia="Consolas"/>
+          <w:sz w:val="18"/>
+        </w:rPr>
+        <w:t>to_arrow_schema</w:t>
+      </w:r>
+      <w:r>
+        <w:rPr>
+          <w:rFonts w:ascii="Times New Roman" w:hAnsi="Times New Roman" w:eastAsia="Batang"/>
+          <w:sz w:val="22"/>
+        </w:rPr>
+        <w:t xml:space="preserve"> first.</w:t>
+      </w:r>
+    </w:p>
+    <w:p>
+      <w:pPr>
+        <w:pStyle w:val="Heading1"/>
+      </w:pPr>
+      <w:r>
+        <w:rPr>
+          <w:rFonts w:ascii="Times New Roman" w:hAnsi="Times New Roman" w:eastAsia="Batang"/>
+          <w:b/>
+          <w:color w:val="000000"/>
+          <w:sz w:val="26"/>
+        </w:rPr>
+        <w:t>IV. Rust Surface</w:t>
       </w:r>
     </w:p>
     <w:p>
@@ -6038,7 +8213,7 @@
           <w:rFonts w:ascii="Times New Roman" w:hAnsi="Times New Roman" w:eastAsia="Batang"/>
           <w:sz w:val="22"/>
         </w:rPr>
-        <w:t>&lt;Table 3-1&gt; Public Rust modules</w:t>
+        <w:t>&lt;Table 4-1&gt; Public Rust modules</w:t>
       </w:r>
     </w:p>
     <w:tbl>
@@ -6978,7 +9153,7 @@
           <w:color w:val="000000"/>
           <w:sz w:val="26"/>
         </w:rPr>
-        <w:t>IV. Semantics Callers Must Know</w:t>
+        <w:t>V. Semantics Callers Must Know</w:t>
       </w:r>
     </w:p>
     <w:p>
@@ -8309,6 +10484,188 @@
     </w:p>
     <w:p>
       <w:pPr>
+        <w:pStyle w:val="Heading2"/>
+      </w:pPr>
+      <w:r>
+        <w:rPr>
+          <w:rFonts w:ascii="Times New Roman" w:hAnsi="Times New Roman" w:eastAsia="Batang"/>
+          <w:b/>
+          <w:color w:val="000000"/>
+          <w:sz w:val="24"/>
+        </w:rPr>
+        <w:t xml:space="preserve">9. </w:t>
+      </w:r>
+      <w:r>
+        <w:rPr>
+          <w:rFonts w:ascii="Consolas" w:hAnsi="Consolas" w:eastAsia="Consolas"/>
+          <w:b/>
+          <w:color w:val="000000"/>
+          <w:sz w:val="24"/>
+        </w:rPr>
+        <w:t>witchhat.spark</w:t>
+      </w:r>
+      <w:r>
+        <w:rPr>
+          <w:rFonts w:ascii="Times New Roman" w:hAnsi="Times New Roman" w:eastAsia="Batang"/>
+          <w:b/>
+          <w:color w:val="000000"/>
+          <w:sz w:val="24"/>
+        </w:rPr>
+        <w:t xml:space="preserve">'s </w:t>
+      </w:r>
+      <w:r>
+        <w:rPr>
+          <w:rFonts w:ascii="Consolas" w:hAnsi="Consolas" w:eastAsia="Consolas"/>
+          <w:b/>
+          <w:color w:val="000000"/>
+          <w:sz w:val="24"/>
+        </w:rPr>
+        <w:t>repartition=True</w:t>
+      </w:r>
+      <w:r>
+        <w:rPr>
+          <w:rFonts w:ascii="Times New Roman" w:hAnsi="Times New Roman" w:eastAsia="Batang"/>
+          <w:b/>
+          <w:color w:val="000000"/>
+          <w:sz w:val="24"/>
+        </w:rPr>
+        <w:t xml:space="preserve"> default</w:t>
+      </w:r>
+    </w:p>
+    <w:p>
+      <w:pPr>
+        <w:spacing w:line="384" w:lineRule="auto" w:after="120"/>
+        <w:jc w:val="both"/>
+      </w:pPr>
+      <w:r>
+        <w:rPr>
+          <w:rFonts w:ascii="Consolas" w:hAnsi="Consolas" w:eastAsia="Consolas"/>
+          <w:sz w:val="18"/>
+        </w:rPr>
+        <w:t>drop_duplicates</w:t>
+      </w:r>
+      <w:r>
+        <w:rPr>
+          <w:rFonts w:ascii="Times New Roman" w:hAnsi="Times New Roman" w:eastAsia="Batang"/>
+          <w:sz w:val="22"/>
+        </w:rPr>
+        <w:t xml:space="preserve"> and </w:t>
+      </w:r>
+      <w:r>
+        <w:rPr>
+          <w:rFonts w:ascii="Consolas" w:hAnsi="Consolas" w:eastAsia="Consolas"/>
+          <w:sz w:val="18"/>
+        </w:rPr>
+        <w:t>aggregate</w:t>
+      </w:r>
+      <w:r>
+        <w:rPr>
+          <w:rFonts w:ascii="Times New Roman" w:hAnsi="Times New Roman" w:eastAsia="Batang"/>
+          <w:sz w:val="22"/>
+        </w:rPr>
+        <w:t xml:space="preserve"> in </w:t>
+      </w:r>
+      <w:r>
+        <w:rPr>
+          <w:rFonts w:ascii="Consolas" w:hAnsi="Consolas" w:eastAsia="Consolas"/>
+          <w:sz w:val="18"/>
+        </w:rPr>
+        <w:t>witchhat.spark</w:t>
+      </w:r>
+      <w:r>
+        <w:rPr>
+          <w:rFonts w:ascii="Times New Roman" w:hAnsi="Times New Roman" w:eastAsia="Batang"/>
+          <w:sz w:val="22"/>
+        </w:rPr>
+        <w:t xml:space="preserve"> default to </w:t>
+      </w:r>
+      <w:r>
+        <w:rPr>
+          <w:rFonts w:ascii="Consolas" w:hAnsi="Consolas" w:eastAsia="Consolas"/>
+          <w:sz w:val="18"/>
+        </w:rPr>
+        <w:t>repartition=True</w:t>
+      </w:r>
+      <w:r>
+        <w:rPr>
+          <w:rFonts w:ascii="Times New Roman" w:hAnsi="Times New Roman" w:eastAsia="Batang"/>
+          <w:sz w:val="22"/>
+        </w:rPr>
+        <w:t xml:space="preserve"> because they are only correct for a whole </w:t>
+      </w:r>
+      <w:r>
+        <w:rPr>
+          <w:rFonts w:ascii="Consolas" w:hAnsi="Consolas" w:eastAsia="Consolas"/>
+          <w:sz w:val="18"/>
+        </w:rPr>
+        <w:t>DataFrame</w:t>
+      </w:r>
+      <w:r>
+        <w:rPr>
+          <w:rFonts w:ascii="Times New Roman" w:hAnsi="Times New Roman" w:eastAsia="Batang"/>
+          <w:sz w:val="22"/>
+        </w:rPr>
+        <w:t xml:space="preserve"> when Spark has already put every related row in one partition; </w:t>
+      </w:r>
+      <w:r>
+        <w:rPr>
+          <w:rFonts w:ascii="Consolas" w:hAnsi="Consolas" w:eastAsia="Consolas"/>
+          <w:sz w:val="18"/>
+        </w:rPr>
+        <w:t>mapInArrow</w:t>
+      </w:r>
+      <w:r>
+        <w:rPr>
+          <w:rFonts w:ascii="Times New Roman" w:hAnsi="Times New Roman" w:eastAsia="Batang"/>
+          <w:sz w:val="22"/>
+        </w:rPr>
+        <w:t xml:space="preserve"> gives them no visibility across partitions. Pass </w:t>
+      </w:r>
+      <w:r>
+        <w:rPr>
+          <w:rFonts w:ascii="Consolas" w:hAnsi="Consolas" w:eastAsia="Consolas"/>
+          <w:sz w:val="18"/>
+        </w:rPr>
+        <w:t>repartition=False</w:t>
+      </w:r>
+      <w:r>
+        <w:rPr>
+          <w:rFonts w:ascii="Times New Roman" w:hAnsi="Times New Roman" w:eastAsia="Batang"/>
+          <w:sz w:val="22"/>
+        </w:rPr>
+        <w:t xml:space="preserve"> only when </w:t>
+      </w:r>
+      <w:r>
+        <w:rPr>
+          <w:rFonts w:ascii="Consolas" w:hAnsi="Consolas" w:eastAsia="Consolas"/>
+          <w:sz w:val="18"/>
+        </w:rPr>
+        <w:t>df</w:t>
+      </w:r>
+      <w:r>
+        <w:rPr>
+          <w:rFonts w:ascii="Times New Roman" w:hAnsi="Times New Roman" w:eastAsia="Batang"/>
+          <w:sz w:val="22"/>
+        </w:rPr>
+        <w:t xml:space="preserve"> is already known to be partitioned by the same columns (for instance, right after another call in this module repartitioned by them), to skip a redundant shuffle. Do not pass it as a general "make this faster" switch: doing so on an arbitrarily partitioned </w:t>
+      </w:r>
+      <w:r>
+        <w:rPr>
+          <w:rFonts w:ascii="Consolas" w:hAnsi="Consolas" w:eastAsia="Consolas"/>
+          <w:sz w:val="18"/>
+        </w:rPr>
+        <w:t>DataFrame</w:t>
+      </w:r>
+      <w:r>
+        <w:rPr>
+          <w:rFonts w:ascii="Times New Roman" w:hAnsi="Times New Roman" w:eastAsia="Batang"/>
+          <w:sz w:val="22"/>
+        </w:rPr>
+        <w:t xml:space="preserve"> silently produces a partial, wrong answer rather than an error.</w:t>
+      </w:r>
+    </w:p>
+    <w:p>
+      <w:pPr>
         <w:pStyle w:val="Heading1"/>
       </w:pPr>
       <w:r>
@@ -8318,7 +10675,7 @@
           <w:color w:val="000000"/>
           <w:sz w:val="26"/>
         </w:rPr>
-        <w:t>V. Worked Examples</w:t>
+        <w:t>VI. Worked Examples</w:t>
       </w:r>
     </w:p>
     <w:p>
@@ -8543,7 +10900,72 @@
           <w:color w:val="000000"/>
           <w:sz w:val="24"/>
         </w:rPr>
-        <w:t>6. Calling from Rust</w:t>
+        <w:t xml:space="preserve">6. A Databricks notebook pipeline with </w:t>
+      </w:r>
+      <w:r>
+        <w:rPr>
+          <w:rFonts w:ascii="Consolas" w:hAnsi="Consolas" w:eastAsia="Consolas"/>
+          <w:b/>
+          <w:color w:val="000000"/>
+          <w:sz w:val="24"/>
+        </w:rPr>
+        <w:t>witchhat.spark</w:t>
+      </w:r>
+    </w:p>
+    <w:p>
+      <w:pPr>
+        <w:spacing w:line="240" w:lineRule="auto" w:before="120" w:after="120"/>
+        <w:ind w:left="454"/>
+      </w:pPr>
+      <w:r>
+        <w:rPr>
+          <w:rFonts w:ascii="Consolas" w:hAnsi="Consolas" w:eastAsia="Consolas"/>
+          <w:sz w:val="18"/>
+        </w:rPr>
+        <w:t>from witchhat import spark as wspark</w:t>
+        <w:br/>
+        <w:br/>
+        <w:t>events = spark.table("bronze.events")  # a large Spark DataFrame</w:t>
+        <w:br/>
+        <w:br/>
+        <w:t># row-local: safe on the DataFrame exactly as partitioned</w:t>
+        <w:br/>
+        <w:t>tagged = wspark.hash_rows(events, ["user_id", "event_time"], output_column="event_hash")</w:t>
+        <w:br/>
+        <w:t>cleaned = wspark.clean_with_preset(tagged, "note", "collapse_whitespace")</w:t>
+        <w:br/>
+        <w:br/>
+        <w:t># partition-coordinating: repartition=True (the default) makes this correct for the</w:t>
+        <w:br/>
+        <w:t># whole DataFrame, not just within whichever partition a row happened to land in</w:t>
+        <w:br/>
+        <w:t>deduped = wspark.drop_duplicates(cleaned, ["user_id", "event_hash"])</w:t>
+        <w:br/>
+        <w:br/>
+        <w:t># broadcast a small dimension table and join it in, instead of a large-large shuffle join</w:t>
+        <w:br/>
+        <w:t>countries = wspark.collect_as_record_batch(spark.table("dim.countries"))</w:t>
+        <w:br/>
+        <w:t>enriched = wspark.broadcast_join(deduped, countries, ["user_id"], ["user_id"], how="left")</w:t>
+        <w:br/>
+        <w:br/>
+        <w:t>totals = wspark.aggregate(enriched, ["country"], [("amount", "sum", "total")])</w:t>
+        <w:br/>
+        <w:t>totals.write.saveAsTable("silver.totals_by_country")</w:t>
+      </w:r>
+    </w:p>
+    <w:p>
+      <w:pPr>
+        <w:pStyle w:val="Heading2"/>
+      </w:pPr>
+      <w:r>
+        <w:rPr>
+          <w:rFonts w:ascii="Times New Roman" w:hAnsi="Times New Roman" w:eastAsia="Batang"/>
+          <w:b/>
+          <w:color w:val="000000"/>
+          <w:sz w:val="24"/>
+        </w:rPr>
+        <w:t>7. Calling from Rust</w:t>
       </w:r>
     </w:p>
     <w:p>

--- a/docs/api.docx
+++ b/docs/api.docx
@@ -49,7 +49,7 @@
           <w:rFonts w:ascii="Times New Roman" w:hAnsi="Times New Roman" w:eastAsia="Batang"/>
           <w:sz w:val="22"/>
         </w:rPr>
-        <w:t xml:space="preserve"> Describes the surface as built: composite hashing, schema validation, JSON normalization, regex cleanup, output-equivalence testing, deduplication, join, aggregate, schema/CPU introspection, and the </w:t>
+        <w:t xml:space="preserve"> Describes the surface as built: composite hashing, schema validation, JSON normalization, regex cleanup, output-equivalence testing, deduplication, join, aggregate, schema/CPU introspection, the </w:t>
       </w:r>
       <w:r>
         <w:rPr>
@@ -63,7 +63,7 @@
           <w:rFonts w:ascii="Times New Roman" w:hAnsi="Times New Roman" w:eastAsia="Batang"/>
           <w:sz w:val="22"/>
         </w:rPr>
-        <w:t xml:space="preserve"> Databricks/Spark integration layer. </w:t>
+        <w:t xml:space="preserve"> Databricks/Spark integration layer, and optional JSON metric logging. </w:t>
       </w:r>
       <w:r>
         <w:rPr>
@@ -136,7 +136,7 @@
           <w:rFonts w:ascii="Times New Roman" w:hAnsi="Times New Roman" w:eastAsia="Batang"/>
           <w:sz w:val="22"/>
         </w:rPr>
-        <w:t xml:space="preserve"> 1.4 </w:t>
+        <w:t xml:space="preserve"> 1.5 </w:t>
       </w:r>
       <w:r>
         <w:rPr>
@@ -790,7 +790,21 @@
           <w:rFonts w:ascii="Times New Roman" w:hAnsi="Times New Roman" w:eastAsia="Batang"/>
           <w:sz w:val="22"/>
         </w:rPr>
-        <w:t>IV. Rust Surface</w:t>
+        <w:t>IV. Metric Logging (</w:t>
+      </w:r>
+      <w:r>
+        <w:rPr>
+          <w:rFonts w:ascii="Consolas" w:hAnsi="Consolas" w:eastAsia="Consolas"/>
+          <w:sz w:val="18"/>
+        </w:rPr>
+        <w:t>witchhat.metrics</w:t>
+      </w:r>
+      <w:r>
+        <w:rPr>
+          <w:rFonts w:ascii="Times New Roman" w:hAnsi="Times New Roman" w:eastAsia="Batang"/>
+          <w:sz w:val="22"/>
+        </w:rPr>
+        <w:t>)</w:t>
       </w:r>
     </w:p>
     <w:p>
@@ -803,7 +817,42 @@
           <w:rFonts w:ascii="Times New Roman" w:hAnsi="Times New Roman" w:eastAsia="Batang"/>
           <w:sz w:val="22"/>
         </w:rPr>
-        <w:t>1. Entry points</w:t>
+        <w:t xml:space="preserve">1. </w:t>
+      </w:r>
+      <w:r>
+        <w:rPr>
+          <w:rFonts w:ascii="Consolas" w:hAnsi="Consolas" w:eastAsia="Consolas"/>
+          <w:sz w:val="18"/>
+        </w:rPr>
+        <w:t>enable</w:t>
+      </w:r>
+      <w:r>
+        <w:rPr>
+          <w:rFonts w:ascii="Times New Roman" w:hAnsi="Times New Roman" w:eastAsia="Batang"/>
+          <w:sz w:val="22"/>
+        </w:rPr>
+        <w:t xml:space="preserve">, </w:t>
+      </w:r>
+      <w:r>
+        <w:rPr>
+          <w:rFonts w:ascii="Consolas" w:hAnsi="Consolas" w:eastAsia="Consolas"/>
+          <w:sz w:val="18"/>
+        </w:rPr>
+        <w:t>disable</w:t>
+      </w:r>
+      <w:r>
+        <w:rPr>
+          <w:rFonts w:ascii="Times New Roman" w:hAnsi="Times New Roman" w:eastAsia="Batang"/>
+          <w:sz w:val="22"/>
+        </w:rPr>
+        <w:t xml:space="preserve">, </w:t>
+      </w:r>
+      <w:r>
+        <w:rPr>
+          <w:rFonts w:ascii="Consolas" w:hAnsi="Consolas" w:eastAsia="Consolas"/>
+          <w:sz w:val="18"/>
+        </w:rPr>
+        <w:t>is_enabled</w:t>
       </w:r>
     </w:p>
     <w:p>
@@ -816,7 +865,7 @@
           <w:rFonts w:ascii="Times New Roman" w:hAnsi="Times New Roman" w:eastAsia="Batang"/>
           <w:sz w:val="22"/>
         </w:rPr>
-        <w:t>2. Version enums</w:t>
+        <w:t>2. Event shape</w:t>
       </w:r>
     </w:p>
     <w:p>
@@ -829,7 +878,28 @@
           <w:rFonts w:ascii="Times New Roman" w:hAnsi="Times New Roman" w:eastAsia="Batang"/>
           <w:sz w:val="22"/>
         </w:rPr>
-        <w:t>3. Module map</w:t>
+        <w:t xml:space="preserve">3. </w:t>
+      </w:r>
+      <w:r>
+        <w:rPr>
+          <w:rFonts w:ascii="Consolas" w:hAnsi="Consolas" w:eastAsia="Consolas"/>
+          <w:sz w:val="18"/>
+        </w:rPr>
+        <w:t>row_count</w:t>
+      </w:r>
+      <w:r>
+        <w:rPr>
+          <w:rFonts w:ascii="Times New Roman" w:hAnsi="Times New Roman" w:eastAsia="Batang"/>
+          <w:sz w:val="22"/>
+        </w:rPr>
+        <w:t xml:space="preserve">, </w:t>
+      </w:r>
+      <w:r>
+        <w:rPr>
+          <w:rFonts w:ascii="Consolas" w:hAnsi="Consolas" w:eastAsia="Consolas"/>
+          <w:sz w:val="18"/>
+        </w:rPr>
+        <w:t>measure</w:t>
       </w:r>
     </w:p>
     <w:p>
@@ -842,7 +912,7 @@
           <w:rFonts w:ascii="Times New Roman" w:hAnsi="Times New Roman" w:eastAsia="Batang"/>
           <w:sz w:val="22"/>
         </w:rPr>
-        <w:t>4. Error type</w:t>
+        <w:t>V. Rust Surface</w:t>
       </w:r>
     </w:p>
     <w:p>
@@ -855,7 +925,7 @@
           <w:rFonts w:ascii="Times New Roman" w:hAnsi="Times New Roman" w:eastAsia="Batang"/>
           <w:sz w:val="22"/>
         </w:rPr>
-        <w:t>V. Semantics Callers Must Know</w:t>
+        <w:t>1. Entry points</w:t>
       </w:r>
     </w:p>
     <w:p>
@@ -868,7 +938,7 @@
           <w:rFonts w:ascii="Times New Roman" w:hAnsi="Times New Roman" w:eastAsia="Batang"/>
           <w:sz w:val="22"/>
         </w:rPr>
-        <w:t>1. Column order</w:t>
+        <w:t>2. Version enums</w:t>
       </w:r>
     </w:p>
     <w:p>
@@ -881,7 +951,7 @@
           <w:rFonts w:ascii="Times New Roman" w:hAnsi="Times New Roman" w:eastAsia="Batang"/>
           <w:sz w:val="22"/>
         </w:rPr>
-        <w:t>2. Null and float equality</w:t>
+        <w:t>3. Module map</w:t>
       </w:r>
     </w:p>
     <w:p>
@@ -894,7 +964,7 @@
           <w:rFonts w:ascii="Times New Roman" w:hAnsi="Times New Roman" w:eastAsia="Batang"/>
           <w:sz w:val="22"/>
         </w:rPr>
-        <w:t>3. Version pinning</w:t>
+        <w:t>4. Error type</w:t>
       </w:r>
     </w:p>
     <w:p>
@@ -907,7 +977,7 @@
           <w:rFonts w:ascii="Times New Roman" w:hAnsi="Times New Roman" w:eastAsia="Batang"/>
           <w:sz w:val="22"/>
         </w:rPr>
-        <w:t>4. What accepts non-pyarrow objects</w:t>
+        <w:t>VI. Semantics Callers Must Know</w:t>
       </w:r>
     </w:p>
     <w:p>
@@ -920,21 +990,7 @@
           <w:rFonts w:ascii="Times New Roman" w:hAnsi="Times New Roman" w:eastAsia="Batang"/>
           <w:sz w:val="22"/>
         </w:rPr>
-        <w:t xml:space="preserve">5. </w:t>
-      </w:r>
-      <w:r>
-        <w:rPr>
-          <w:rFonts w:ascii="Consolas" w:hAnsi="Consolas" w:eastAsia="Consolas"/>
-          <w:sz w:val="18"/>
-        </w:rPr>
-        <w:t>validate_schema</w:t>
-      </w:r>
-      <w:r>
-        <w:rPr>
-          <w:rFonts w:ascii="Times New Roman" w:hAnsi="Times New Roman" w:eastAsia="Batang"/>
-          <w:sz w:val="22"/>
-        </w:rPr>
-        <w:t xml:space="preserve"> argument order</w:t>
+        <w:t>1. Column order</w:t>
       </w:r>
     </w:p>
     <w:p>
@@ -947,21 +1003,7 @@
           <w:rFonts w:ascii="Times New Roman" w:hAnsi="Times New Roman" w:eastAsia="Batang"/>
           <w:sz w:val="22"/>
         </w:rPr>
-        <w:t xml:space="preserve">6. </w:t>
-      </w:r>
-      <w:r>
-        <w:rPr>
-          <w:rFonts w:ascii="Consolas" w:hAnsi="Consolas" w:eastAsia="Consolas"/>
-          <w:sz w:val="18"/>
-        </w:rPr>
-        <w:t>check_equivalence</w:t>
-      </w:r>
-      <w:r>
-        <w:rPr>
-          <w:rFonts w:ascii="Times New Roman" w:hAnsi="Times New Roman" w:eastAsia="Batang"/>
-          <w:sz w:val="22"/>
-        </w:rPr>
-        <w:t xml:space="preserve"> is stricter than "not breaking"</w:t>
+        <w:t>2. Null and float equality</w:t>
       </w:r>
     </w:p>
     <w:p>
@@ -974,21 +1016,7 @@
           <w:rFonts w:ascii="Times New Roman" w:hAnsi="Times New Roman" w:eastAsia="Batang"/>
           <w:sz w:val="22"/>
         </w:rPr>
-        <w:t xml:space="preserve">7. </w:t>
-      </w:r>
-      <w:r>
-        <w:rPr>
-          <w:rFonts w:ascii="Consolas" w:hAnsi="Consolas" w:eastAsia="Consolas"/>
-          <w:sz w:val="18"/>
-        </w:rPr>
-        <w:t>join</w:t>
-      </w:r>
-      <w:r>
-        <w:rPr>
-          <w:rFonts w:ascii="Times New Roman" w:hAnsi="Times New Roman" w:eastAsia="Batang"/>
-          <w:sz w:val="22"/>
-        </w:rPr>
-        <w:t xml:space="preserve"> requires exact key-type matches</w:t>
+        <w:t>3. Version pinning</w:t>
       </w:r>
     </w:p>
     <w:p>
@@ -1001,28 +1029,7 @@
           <w:rFonts w:ascii="Times New Roman" w:hAnsi="Times New Roman" w:eastAsia="Batang"/>
           <w:sz w:val="22"/>
         </w:rPr>
-        <w:t xml:space="preserve">8. </w:t>
-      </w:r>
-      <w:r>
-        <w:rPr>
-          <w:rFonts w:ascii="Consolas" w:hAnsi="Consolas" w:eastAsia="Consolas"/>
-          <w:sz w:val="18"/>
-        </w:rPr>
-        <w:t>aggregate</w:t>
-      </w:r>
-      <w:r>
-        <w:rPr>
-          <w:rFonts w:ascii="Times New Roman" w:hAnsi="Times New Roman" w:eastAsia="Batang"/>
-          <w:sz w:val="22"/>
-        </w:rPr>
-        <w:t xml:space="preserve"> is numeric-only beyond </w:t>
-      </w:r>
-      <w:r>
-        <w:rPr>
-          <w:rFonts w:ascii="Consolas" w:hAnsi="Consolas" w:eastAsia="Consolas"/>
-          <w:sz w:val="18"/>
-        </w:rPr>
-        <w:t>Count</w:t>
+        <w:t>4. What accepts non-pyarrow objects</w:t>
       </w:r>
     </w:p>
     <w:p>
@@ -1035,35 +1042,21 @@
           <w:rFonts w:ascii="Times New Roman" w:hAnsi="Times New Roman" w:eastAsia="Batang"/>
           <w:sz w:val="22"/>
         </w:rPr>
-        <w:t xml:space="preserve">9. </w:t>
-      </w:r>
-      <w:r>
-        <w:rPr>
-          <w:rFonts w:ascii="Consolas" w:hAnsi="Consolas" w:eastAsia="Consolas"/>
-          <w:sz w:val="18"/>
-        </w:rPr>
-        <w:t>witchhat.spark</w:t>
-      </w:r>
-      <w:r>
-        <w:rPr>
-          <w:rFonts w:ascii="Times New Roman" w:hAnsi="Times New Roman" w:eastAsia="Batang"/>
-          <w:sz w:val="22"/>
-        </w:rPr>
-        <w:t xml:space="preserve">'s </w:t>
-      </w:r>
-      <w:r>
-        <w:rPr>
-          <w:rFonts w:ascii="Consolas" w:hAnsi="Consolas" w:eastAsia="Consolas"/>
-          <w:sz w:val="18"/>
-        </w:rPr>
-        <w:t>repartition=True</w:t>
-      </w:r>
-      <w:r>
-        <w:rPr>
-          <w:rFonts w:ascii="Times New Roman" w:hAnsi="Times New Roman" w:eastAsia="Batang"/>
-          <w:sz w:val="22"/>
-        </w:rPr>
-        <w:t xml:space="preserve"> default</w:t>
+        <w:t xml:space="preserve">5. </w:t>
+      </w:r>
+      <w:r>
+        <w:rPr>
+          <w:rFonts w:ascii="Consolas" w:hAnsi="Consolas" w:eastAsia="Consolas"/>
+          <w:sz w:val="18"/>
+        </w:rPr>
+        <w:t>validate_schema</w:t>
+      </w:r>
+      <w:r>
+        <w:rPr>
+          <w:rFonts w:ascii="Times New Roman" w:hAnsi="Times New Roman" w:eastAsia="Batang"/>
+          <w:sz w:val="22"/>
+        </w:rPr>
+        <w:t xml:space="preserve"> argument order</w:t>
       </w:r>
     </w:p>
     <w:p>
@@ -1076,7 +1069,21 @@
           <w:rFonts w:ascii="Times New Roman" w:hAnsi="Times New Roman" w:eastAsia="Batang"/>
           <w:sz w:val="22"/>
         </w:rPr>
-        <w:t>VI. Worked Examples</w:t>
+        <w:t xml:space="preserve">6. </w:t>
+      </w:r>
+      <w:r>
+        <w:rPr>
+          <w:rFonts w:ascii="Consolas" w:hAnsi="Consolas" w:eastAsia="Consolas"/>
+          <w:sz w:val="18"/>
+        </w:rPr>
+        <w:t>check_equivalence</w:t>
+      </w:r>
+      <w:r>
+        <w:rPr>
+          <w:rFonts w:ascii="Times New Roman" w:hAnsi="Times New Roman" w:eastAsia="Batang"/>
+          <w:sz w:val="22"/>
+        </w:rPr>
+        <w:t xml:space="preserve"> is stricter than "not breaking"</w:t>
       </w:r>
     </w:p>
     <w:p>
@@ -1089,7 +1096,21 @@
           <w:rFonts w:ascii="Times New Roman" w:hAnsi="Times New Roman" w:eastAsia="Batang"/>
           <w:sz w:val="22"/>
         </w:rPr>
-        <w:t>1. Deduplicating rows</w:t>
+        <w:t xml:space="preserve">7. </w:t>
+      </w:r>
+      <w:r>
+        <w:rPr>
+          <w:rFonts w:ascii="Consolas" w:hAnsi="Consolas" w:eastAsia="Consolas"/>
+          <w:sz w:val="18"/>
+        </w:rPr>
+        <w:t>join</w:t>
+      </w:r>
+      <w:r>
+        <w:rPr>
+          <w:rFonts w:ascii="Times New Roman" w:hAnsi="Times New Roman" w:eastAsia="Batang"/>
+          <w:sz w:val="22"/>
+        </w:rPr>
+        <w:t xml:space="preserve"> requires exact key-type matches</w:t>
       </w:r>
     </w:p>
     <w:p>
@@ -1102,7 +1123,28 @@
           <w:rFonts w:ascii="Times New Roman" w:hAnsi="Times New Roman" w:eastAsia="Batang"/>
           <w:sz w:val="22"/>
         </w:rPr>
-        <w:t>2. Checking output against Spark</w:t>
+        <w:t xml:space="preserve">8. </w:t>
+      </w:r>
+      <w:r>
+        <w:rPr>
+          <w:rFonts w:ascii="Consolas" w:hAnsi="Consolas" w:eastAsia="Consolas"/>
+          <w:sz w:val="18"/>
+        </w:rPr>
+        <w:t>aggregate</w:t>
+      </w:r>
+      <w:r>
+        <w:rPr>
+          <w:rFonts w:ascii="Times New Roman" w:hAnsi="Times New Roman" w:eastAsia="Batang"/>
+          <w:sz w:val="22"/>
+        </w:rPr>
+        <w:t xml:space="preserve"> is numeric-only beyond </w:t>
+      </w:r>
+      <w:r>
+        <w:rPr>
+          <w:rFonts w:ascii="Consolas" w:hAnsi="Consolas" w:eastAsia="Consolas"/>
+          <w:sz w:val="18"/>
+        </w:rPr>
+        <w:t>Count</w:t>
       </w:r>
     </w:p>
     <w:p>
@@ -1115,7 +1157,35 @@
           <w:rFonts w:ascii="Times New Roman" w:hAnsi="Times New Roman" w:eastAsia="Batang"/>
           <w:sz w:val="22"/>
         </w:rPr>
-        <w:t>3. Validating a batch before processing it</w:t>
+        <w:t xml:space="preserve">9. </w:t>
+      </w:r>
+      <w:r>
+        <w:rPr>
+          <w:rFonts w:ascii="Consolas" w:hAnsi="Consolas" w:eastAsia="Consolas"/>
+          <w:sz w:val="18"/>
+        </w:rPr>
+        <w:t>witchhat.spark</w:t>
+      </w:r>
+      <w:r>
+        <w:rPr>
+          <w:rFonts w:ascii="Times New Roman" w:hAnsi="Times New Roman" w:eastAsia="Batang"/>
+          <w:sz w:val="22"/>
+        </w:rPr>
+        <w:t xml:space="preserve">'s </w:t>
+      </w:r>
+      <w:r>
+        <w:rPr>
+          <w:rFonts w:ascii="Consolas" w:hAnsi="Consolas" w:eastAsia="Consolas"/>
+          <w:sz w:val="18"/>
+        </w:rPr>
+        <w:t>repartition=True</w:t>
+      </w:r>
+      <w:r>
+        <w:rPr>
+          <w:rFonts w:ascii="Times New Roman" w:hAnsi="Times New Roman" w:eastAsia="Batang"/>
+          <w:sz w:val="22"/>
+        </w:rPr>
+        <w:t xml:space="preserve"> default</w:t>
       </w:r>
     </w:p>
     <w:p>
@@ -1128,7 +1198,7 @@
           <w:rFonts w:ascii="Times New Roman" w:hAnsi="Times New Roman" w:eastAsia="Batang"/>
           <w:sz w:val="22"/>
         </w:rPr>
-        <w:t>4. Normalizing JSON, then cleaning a column</w:t>
+        <w:t>VII. Worked Examples</w:t>
       </w:r>
     </w:p>
     <w:p>
@@ -1141,7 +1211,7 @@
           <w:rFonts w:ascii="Times New Roman" w:hAnsi="Times New Roman" w:eastAsia="Batang"/>
           <w:sz w:val="22"/>
         </w:rPr>
-        <w:t>5. Joining and aggregating</w:t>
+        <w:t>1. Deduplicating rows</w:t>
       </w:r>
     </w:p>
     <w:p>
@@ -1154,14 +1224,7 @@
           <w:rFonts w:ascii="Times New Roman" w:hAnsi="Times New Roman" w:eastAsia="Batang"/>
           <w:sz w:val="22"/>
         </w:rPr>
-        <w:t xml:space="preserve">6. A Databricks notebook pipeline with </w:t>
-      </w:r>
-      <w:r>
-        <w:rPr>
-          <w:rFonts w:ascii="Consolas" w:hAnsi="Consolas" w:eastAsia="Consolas"/>
-          <w:sz w:val="18"/>
-        </w:rPr>
-        <w:t>witchhat.spark</w:t>
+        <w:t>2. Checking output against Spark</w:t>
       </w:r>
     </w:p>
     <w:p>
@@ -1174,7 +1237,7 @@
           <w:rFonts w:ascii="Times New Roman" w:hAnsi="Times New Roman" w:eastAsia="Batang"/>
           <w:sz w:val="22"/>
         </w:rPr>
-        <w:t>7. Calling from Rust</w:t>
+        <w:t>3. Validating a batch before processing it</w:t>
       </w:r>
     </w:p>
     <w:p>
@@ -1187,7 +1250,7 @@
           <w:rFonts w:ascii="Times New Roman" w:hAnsi="Times New Roman" w:eastAsia="Batang"/>
           <w:sz w:val="22"/>
         </w:rPr>
-        <w:t>References</w:t>
+        <w:t>4. Normalizing JSON, then cleaning a column</w:t>
       </w:r>
     </w:p>
     <w:p>
@@ -1200,21 +1263,7 @@
           <w:rFonts w:ascii="Times New Roman" w:hAnsi="Times New Roman" w:eastAsia="Batang"/>
           <w:sz w:val="22"/>
         </w:rPr>
-        <w:t>Appendix A. Parameter quick reference</w:t>
-      </w:r>
-    </w:p>
-    <w:p>
-      <w:pPr>
-        <w:pStyle w:val="Heading2"/>
-      </w:pPr>
-      <w:r>
-        <w:rPr>
-          <w:rFonts w:ascii="Times New Roman" w:hAnsi="Times New Roman" w:eastAsia="Batang"/>
-          <w:b/>
-          <w:color w:val="000000"/>
-          <w:sz w:val="24"/>
-        </w:rPr>
-        <w:t>List of Tables</w:t>
+        <w:t>5. Joining and aggregating</w:t>
       </w:r>
     </w:p>
     <w:p>
@@ -1224,24 +1273,17 @@
       </w:pPr>
       <w:r>
         <w:rPr>
-          <w:rFonts w:ascii="Consolas" w:hAnsi="Consolas" w:eastAsia="Consolas"/>
-          <w:sz w:val="18"/>
-        </w:rPr>
-        <w:t>&lt;Table 2-1&gt;</w:t>
-      </w:r>
-      <w:r>
-        <w:rPr>
-          <w:rFonts w:ascii="Times New Roman" w:hAnsi="Times New Roman" w:eastAsia="Batang"/>
-          <w:sz w:val="22"/>
-        </w:rPr>
-        <w:t xml:space="preserve"> Parameters of </w:t>
-      </w:r>
-      <w:r>
-        <w:rPr>
-          <w:rFonts w:ascii="Consolas" w:hAnsi="Consolas" w:eastAsia="Consolas"/>
-          <w:sz w:val="18"/>
-        </w:rPr>
-        <w:t>hash_rows</w:t>
+          <w:rFonts w:ascii="Times New Roman" w:hAnsi="Times New Roman" w:eastAsia="Batang"/>
+          <w:sz w:val="22"/>
+        </w:rPr>
+        <w:t xml:space="preserve">6. A Databricks notebook pipeline with </w:t>
+      </w:r>
+      <w:r>
+        <w:rPr>
+          <w:rFonts w:ascii="Consolas" w:hAnsi="Consolas" w:eastAsia="Consolas"/>
+          <w:sz w:val="18"/>
+        </w:rPr>
+        <w:t>witchhat.spark</w:t>
       </w:r>
     </w:p>
     <w:p>
@@ -1251,17 +1293,10 @@
       </w:pPr>
       <w:r>
         <w:rPr>
-          <w:rFonts w:ascii="Consolas" w:hAnsi="Consolas" w:eastAsia="Consolas"/>
-          <w:sz w:val="18"/>
-        </w:rPr>
-        <w:t>&lt;Table 2-2&gt;</w:t>
-      </w:r>
-      <w:r>
-        <w:rPr>
-          <w:rFonts w:ascii="Times New Roman" w:hAnsi="Times New Roman" w:eastAsia="Batang"/>
-          <w:sz w:val="22"/>
-        </w:rPr>
-        <w:t xml:space="preserve"> Exceptions raised by the Python surface</w:t>
+          <w:rFonts w:ascii="Times New Roman" w:hAnsi="Times New Roman" w:eastAsia="Batang"/>
+          <w:sz w:val="22"/>
+        </w:rPr>
+        <w:t>7. Measuring latency and throughput</w:t>
       </w:r>
     </w:p>
     <w:p>
@@ -1271,24 +1306,10 @@
       </w:pPr>
       <w:r>
         <w:rPr>
-          <w:rFonts w:ascii="Consolas" w:hAnsi="Consolas" w:eastAsia="Consolas"/>
-          <w:sz w:val="18"/>
-        </w:rPr>
-        <w:t>&lt;Table 2-3&gt;</w:t>
-      </w:r>
-      <w:r>
-        <w:rPr>
-          <w:rFonts w:ascii="Times New Roman" w:hAnsi="Times New Roman" w:eastAsia="Batang"/>
-          <w:sz w:val="22"/>
-        </w:rPr>
-        <w:t xml:space="preserve"> Fields and methods of </w:t>
-      </w:r>
-      <w:r>
-        <w:rPr>
-          <w:rFonts w:ascii="Consolas" w:hAnsi="Consolas" w:eastAsia="Consolas"/>
-          <w:sz w:val="18"/>
-        </w:rPr>
-        <w:t>SchemaDiff</w:t>
+          <w:rFonts w:ascii="Times New Roman" w:hAnsi="Times New Roman" w:eastAsia="Batang"/>
+          <w:sz w:val="22"/>
+        </w:rPr>
+        <w:t>8. Calling from Rust</w:t>
       </w:r>
     </w:p>
     <w:p>
@@ -1298,24 +1319,10 @@
       </w:pPr>
       <w:r>
         <w:rPr>
-          <w:rFonts w:ascii="Consolas" w:hAnsi="Consolas" w:eastAsia="Consolas"/>
-          <w:sz w:val="18"/>
-        </w:rPr>
-        <w:t>&lt;Table 2-4&gt;</w:t>
-      </w:r>
-      <w:r>
-        <w:rPr>
-          <w:rFonts w:ascii="Times New Roman" w:hAnsi="Times New Roman" w:eastAsia="Batang"/>
-          <w:sz w:val="22"/>
-        </w:rPr>
-        <w:t xml:space="preserve"> Fields of </w:t>
-      </w:r>
-      <w:r>
-        <w:rPr>
-          <w:rFonts w:ascii="Consolas" w:hAnsi="Consolas" w:eastAsia="Consolas"/>
-          <w:sz w:val="18"/>
-        </w:rPr>
-        <w:t>NormalizeStats</w:t>
+          <w:rFonts w:ascii="Times New Roman" w:hAnsi="Times New Roman" w:eastAsia="Batang"/>
+          <w:sz w:val="22"/>
+        </w:rPr>
+        <w:t>References</w:t>
       </w:r>
     </w:p>
     <w:p>
@@ -1325,17 +1332,24 @@
       </w:pPr>
       <w:r>
         <w:rPr>
-          <w:rFonts w:ascii="Consolas" w:hAnsi="Consolas" w:eastAsia="Consolas"/>
-          <w:sz w:val="18"/>
-        </w:rPr>
-        <w:t>&lt;Table 2-5&gt;</w:t>
-      </w:r>
-      <w:r>
-        <w:rPr>
-          <w:rFonts w:ascii="Times New Roman" w:hAnsi="Times New Roman" w:eastAsia="Batang"/>
-          <w:sz w:val="22"/>
-        </w:rPr>
-        <w:t xml:space="preserve"> Built-in cleanup presets</w:t>
+          <w:rFonts w:ascii="Times New Roman" w:hAnsi="Times New Roman" w:eastAsia="Batang"/>
+          <w:sz w:val="22"/>
+        </w:rPr>
+        <w:t>Appendix A. Parameter quick reference</w:t>
+      </w:r>
+    </w:p>
+    <w:p>
+      <w:pPr>
+        <w:pStyle w:val="Heading2"/>
+      </w:pPr>
+      <w:r>
+        <w:rPr>
+          <w:rFonts w:ascii="Times New Roman" w:hAnsi="Times New Roman" w:eastAsia="Batang"/>
+          <w:b/>
+          <w:color w:val="000000"/>
+          <w:sz w:val="24"/>
+        </w:rPr>
+        <w:t>List of Tables</w:t>
       </w:r>
     </w:p>
     <w:p>
@@ -1348,21 +1362,21 @@
           <w:rFonts w:ascii="Consolas" w:hAnsi="Consolas" w:eastAsia="Consolas"/>
           <w:sz w:val="18"/>
         </w:rPr>
-        <w:t>&lt;Table 2-6&gt;</w:t>
-      </w:r>
-      <w:r>
-        <w:rPr>
-          <w:rFonts w:ascii="Times New Roman" w:hAnsi="Times New Roman" w:eastAsia="Batang"/>
-          <w:sz w:val="22"/>
-        </w:rPr>
-        <w:t xml:space="preserve"> Fields and methods of </w:t>
-      </w:r>
-      <w:r>
-        <w:rPr>
-          <w:rFonts w:ascii="Consolas" w:hAnsi="Consolas" w:eastAsia="Consolas"/>
-          <w:sz w:val="18"/>
-        </w:rPr>
-        <w:t>EquivalenceReport</w:t>
+        <w:t>&lt;Table 2-1&gt;</w:t>
+      </w:r>
+      <w:r>
+        <w:rPr>
+          <w:rFonts w:ascii="Times New Roman" w:hAnsi="Times New Roman" w:eastAsia="Batang"/>
+          <w:sz w:val="22"/>
+        </w:rPr>
+        <w:t xml:space="preserve"> Parameters of </w:t>
+      </w:r>
+      <w:r>
+        <w:rPr>
+          <w:rFonts w:ascii="Consolas" w:hAnsi="Consolas" w:eastAsia="Consolas"/>
+          <w:sz w:val="18"/>
+        </w:rPr>
+        <w:t>hash_rows</w:t>
       </w:r>
     </w:p>
     <w:p>
@@ -1375,21 +1389,14 @@
           <w:rFonts w:ascii="Consolas" w:hAnsi="Consolas" w:eastAsia="Consolas"/>
           <w:sz w:val="18"/>
         </w:rPr>
-        <w:t>&lt;Table 2-7&gt;</w:t>
-      </w:r>
-      <w:r>
-        <w:rPr>
-          <w:rFonts w:ascii="Times New Roman" w:hAnsi="Times New Roman" w:eastAsia="Batang"/>
-          <w:sz w:val="22"/>
-        </w:rPr>
-        <w:t xml:space="preserve"> Aggregate functions accepted by </w:t>
-      </w:r>
-      <w:r>
-        <w:rPr>
-          <w:rFonts w:ascii="Consolas" w:hAnsi="Consolas" w:eastAsia="Consolas"/>
-          <w:sz w:val="18"/>
-        </w:rPr>
-        <w:t>aggregate</w:t>
+        <w:t>&lt;Table 2-2&gt;</w:t>
+      </w:r>
+      <w:r>
+        <w:rPr>
+          <w:rFonts w:ascii="Times New Roman" w:hAnsi="Times New Roman" w:eastAsia="Batang"/>
+          <w:sz w:val="22"/>
+        </w:rPr>
+        <w:t xml:space="preserve"> Exceptions raised by the Python surface</w:t>
       </w:r>
     </w:p>
     <w:p>
@@ -1402,28 +1409,21 @@
           <w:rFonts w:ascii="Consolas" w:hAnsi="Consolas" w:eastAsia="Consolas"/>
           <w:sz w:val="18"/>
         </w:rPr>
-        <w:t>&lt;Table 3-1&gt;</w:t>
-      </w:r>
-      <w:r>
-        <w:rPr>
-          <w:rFonts w:ascii="Times New Roman" w:hAnsi="Times New Roman" w:eastAsia="Batang"/>
-          <w:sz w:val="22"/>
-        </w:rPr>
-        <w:t xml:space="preserve"> </w:t>
-      </w:r>
-      <w:r>
-        <w:rPr>
-          <w:rFonts w:ascii="Consolas" w:hAnsi="Consolas" w:eastAsia="Consolas"/>
-          <w:sz w:val="18"/>
-        </w:rPr>
-        <w:t>witchhat.spark</w:t>
-      </w:r>
-      <w:r>
-        <w:rPr>
-          <w:rFonts w:ascii="Times New Roman" w:hAnsi="Times New Roman" w:eastAsia="Batang"/>
-          <w:sz w:val="22"/>
-        </w:rPr>
-        <w:t xml:space="preserve"> functions</w:t>
+        <w:t>&lt;Table 2-3&gt;</w:t>
+      </w:r>
+      <w:r>
+        <w:rPr>
+          <w:rFonts w:ascii="Times New Roman" w:hAnsi="Times New Roman" w:eastAsia="Batang"/>
+          <w:sz w:val="22"/>
+        </w:rPr>
+        <w:t xml:space="preserve"> Fields and methods of </w:t>
+      </w:r>
+      <w:r>
+        <w:rPr>
+          <w:rFonts w:ascii="Consolas" w:hAnsi="Consolas" w:eastAsia="Consolas"/>
+          <w:sz w:val="18"/>
+        </w:rPr>
+        <w:t>SchemaDiff</w:t>
       </w:r>
     </w:p>
     <w:p>
@@ -1436,7 +1436,162 @@
           <w:rFonts w:ascii="Consolas" w:hAnsi="Consolas" w:eastAsia="Consolas"/>
           <w:sz w:val="18"/>
         </w:rPr>
+        <w:t>&lt;Table 2-4&gt;</w:t>
+      </w:r>
+      <w:r>
+        <w:rPr>
+          <w:rFonts w:ascii="Times New Roman" w:hAnsi="Times New Roman" w:eastAsia="Batang"/>
+          <w:sz w:val="22"/>
+        </w:rPr>
+        <w:t xml:space="preserve"> Fields of </w:t>
+      </w:r>
+      <w:r>
+        <w:rPr>
+          <w:rFonts w:ascii="Consolas" w:hAnsi="Consolas" w:eastAsia="Consolas"/>
+          <w:sz w:val="18"/>
+        </w:rPr>
+        <w:t>NormalizeStats</w:t>
+      </w:r>
+    </w:p>
+    <w:p>
+      <w:pPr>
+        <w:pStyle w:val="ListBullet"/>
+        <w:spacing w:line="384" w:lineRule="auto" w:after="120"/>
+      </w:pPr>
+      <w:r>
+        <w:rPr>
+          <w:rFonts w:ascii="Consolas" w:hAnsi="Consolas" w:eastAsia="Consolas"/>
+          <w:sz w:val="18"/>
+        </w:rPr>
+        <w:t>&lt;Table 2-5&gt;</w:t>
+      </w:r>
+      <w:r>
+        <w:rPr>
+          <w:rFonts w:ascii="Times New Roman" w:hAnsi="Times New Roman" w:eastAsia="Batang"/>
+          <w:sz w:val="22"/>
+        </w:rPr>
+        <w:t xml:space="preserve"> Built-in cleanup presets</w:t>
+      </w:r>
+    </w:p>
+    <w:p>
+      <w:pPr>
+        <w:pStyle w:val="ListBullet"/>
+        <w:spacing w:line="384" w:lineRule="auto" w:after="120"/>
+      </w:pPr>
+      <w:r>
+        <w:rPr>
+          <w:rFonts w:ascii="Consolas" w:hAnsi="Consolas" w:eastAsia="Consolas"/>
+          <w:sz w:val="18"/>
+        </w:rPr>
+        <w:t>&lt;Table 2-6&gt;</w:t>
+      </w:r>
+      <w:r>
+        <w:rPr>
+          <w:rFonts w:ascii="Times New Roman" w:hAnsi="Times New Roman" w:eastAsia="Batang"/>
+          <w:sz w:val="22"/>
+        </w:rPr>
+        <w:t xml:space="preserve"> Fields and methods of </w:t>
+      </w:r>
+      <w:r>
+        <w:rPr>
+          <w:rFonts w:ascii="Consolas" w:hAnsi="Consolas" w:eastAsia="Consolas"/>
+          <w:sz w:val="18"/>
+        </w:rPr>
+        <w:t>EquivalenceReport</w:t>
+      </w:r>
+    </w:p>
+    <w:p>
+      <w:pPr>
+        <w:pStyle w:val="ListBullet"/>
+        <w:spacing w:line="384" w:lineRule="auto" w:after="120"/>
+      </w:pPr>
+      <w:r>
+        <w:rPr>
+          <w:rFonts w:ascii="Consolas" w:hAnsi="Consolas" w:eastAsia="Consolas"/>
+          <w:sz w:val="18"/>
+        </w:rPr>
+        <w:t>&lt;Table 2-7&gt;</w:t>
+      </w:r>
+      <w:r>
+        <w:rPr>
+          <w:rFonts w:ascii="Times New Roman" w:hAnsi="Times New Roman" w:eastAsia="Batang"/>
+          <w:sz w:val="22"/>
+        </w:rPr>
+        <w:t xml:space="preserve"> Aggregate functions accepted by </w:t>
+      </w:r>
+      <w:r>
+        <w:rPr>
+          <w:rFonts w:ascii="Consolas" w:hAnsi="Consolas" w:eastAsia="Consolas"/>
+          <w:sz w:val="18"/>
+        </w:rPr>
+        <w:t>aggregate</w:t>
+      </w:r>
+    </w:p>
+    <w:p>
+      <w:pPr>
+        <w:pStyle w:val="ListBullet"/>
+        <w:spacing w:line="384" w:lineRule="auto" w:after="120"/>
+      </w:pPr>
+      <w:r>
+        <w:rPr>
+          <w:rFonts w:ascii="Consolas" w:hAnsi="Consolas" w:eastAsia="Consolas"/>
+          <w:sz w:val="18"/>
+        </w:rPr>
+        <w:t>&lt;Table 3-1&gt;</w:t>
+      </w:r>
+      <w:r>
+        <w:rPr>
+          <w:rFonts w:ascii="Times New Roman" w:hAnsi="Times New Roman" w:eastAsia="Batang"/>
+          <w:sz w:val="22"/>
+        </w:rPr>
+        <w:t xml:space="preserve"> </w:t>
+      </w:r>
+      <w:r>
+        <w:rPr>
+          <w:rFonts w:ascii="Consolas" w:hAnsi="Consolas" w:eastAsia="Consolas"/>
+          <w:sz w:val="18"/>
+        </w:rPr>
+        <w:t>witchhat.spark</w:t>
+      </w:r>
+      <w:r>
+        <w:rPr>
+          <w:rFonts w:ascii="Times New Roman" w:hAnsi="Times New Roman" w:eastAsia="Batang"/>
+          <w:sz w:val="22"/>
+        </w:rPr>
+        <w:t xml:space="preserve"> functions</w:t>
+      </w:r>
+    </w:p>
+    <w:p>
+      <w:pPr>
+        <w:pStyle w:val="ListBullet"/>
+        <w:spacing w:line="384" w:lineRule="auto" w:after="120"/>
+      </w:pPr>
+      <w:r>
+        <w:rPr>
+          <w:rFonts w:ascii="Consolas" w:hAnsi="Consolas" w:eastAsia="Consolas"/>
+          <w:sz w:val="18"/>
+        </w:rPr>
         <w:t>&lt;Table 4-1&gt;</w:t>
+      </w:r>
+      <w:r>
+        <w:rPr>
+          <w:rFonts w:ascii="Times New Roman" w:hAnsi="Times New Roman" w:eastAsia="Batang"/>
+          <w:sz w:val="22"/>
+        </w:rPr>
+        <w:t xml:space="preserve"> Fields common to every metric event</w:t>
+      </w:r>
+    </w:p>
+    <w:p>
+      <w:pPr>
+        <w:pStyle w:val="ListBullet"/>
+        <w:spacing w:line="384" w:lineRule="auto" w:after="120"/>
+      </w:pPr>
+      <w:r>
+        <w:rPr>
+          <w:rFonts w:ascii="Consolas" w:hAnsi="Consolas" w:eastAsia="Consolas"/>
+          <w:sz w:val="18"/>
+        </w:rPr>
+        <w:t>&lt;Table 5-1&gt;</w:t>
       </w:r>
       <w:r>
         <w:rPr>
@@ -7838,7 +7993,1093 @@
           <w:color w:val="000000"/>
           <w:sz w:val="26"/>
         </w:rPr>
-        <w:t>IV. Rust Surface</w:t>
+        <w:t>IV. Metric Logging (</w:t>
+      </w:r>
+      <w:r>
+        <w:rPr>
+          <w:rFonts w:ascii="Consolas" w:hAnsi="Consolas" w:eastAsia="Consolas"/>
+          <w:b/>
+          <w:color w:val="000000"/>
+          <w:sz w:val="26"/>
+        </w:rPr>
+        <w:t>witchhat.metrics</w:t>
+      </w:r>
+      <w:r>
+        <w:rPr>
+          <w:rFonts w:ascii="Times New Roman" w:hAnsi="Times New Roman" w:eastAsia="Batang"/>
+          <w:b/>
+          <w:color w:val="000000"/>
+          <w:sz w:val="26"/>
+        </w:rPr>
+        <w:t>)</w:t>
+      </w:r>
+    </w:p>
+    <w:p>
+      <w:pPr>
+        <w:spacing w:line="384" w:lineRule="auto" w:after="120"/>
+        <w:jc w:val="both"/>
+      </w:pPr>
+      <w:r>
+        <w:rPr>
+          <w:rFonts w:ascii="Times New Roman" w:hAnsi="Times New Roman" w:eastAsia="Batang"/>
+          <w:sz w:val="22"/>
+        </w:rPr>
+        <w:t xml:space="preserve">Optional JSON instrumentation for every function in Chapter II, applied automatically to every </w:t>
+      </w:r>
+      <w:r>
+        <w:rPr>
+          <w:rFonts w:ascii="Consolas" w:hAnsi="Consolas" w:eastAsia="Consolas"/>
+          <w:sz w:val="18"/>
+        </w:rPr>
+        <w:t>witchhat.spark</w:t>
+      </w:r>
+      <w:r>
+        <w:rPr>
+          <w:rFonts w:ascii="Times New Roman" w:hAnsi="Times New Roman" w:eastAsia="Batang"/>
+          <w:sz w:val="22"/>
+        </w:rPr>
+        <w:t xml:space="preserve"> call too (Chapter III), since those call straight into the same, instrumented functions. Disabled by default and free when disabled. See </w:t>
+      </w:r>
+      <w:r>
+        <w:rPr>
+          <w:rFonts w:ascii="Consolas" w:hAnsi="Consolas" w:eastAsia="Consolas"/>
+          <w:sz w:val="18"/>
+        </w:rPr>
+        <w:t>architecture.md</w:t>
+      </w:r>
+      <w:r>
+        <w:rPr>
+          <w:rFonts w:ascii="Times New Roman" w:hAnsi="Times New Roman" w:eastAsia="Batang"/>
+          <w:sz w:val="22"/>
+        </w:rPr>
+        <w:t xml:space="preserve"> Chapter XVII for the design.</w:t>
+      </w:r>
+    </w:p>
+    <w:p>
+      <w:pPr>
+        <w:spacing w:line="240" w:lineRule="auto" w:before="120" w:after="120"/>
+        <w:ind w:left="454"/>
+      </w:pPr>
+      <w:r>
+        <w:rPr>
+          <w:rFonts w:ascii="Consolas" w:hAnsi="Consolas" w:eastAsia="Consolas"/>
+          <w:sz w:val="18"/>
+        </w:rPr>
+        <w:t>witchhat.metrics.enable(sink="stdout") -&gt; None</w:t>
+        <w:br/>
+        <w:t>witchhat.metrics.disable() -&gt; None</w:t>
+        <w:br/>
+        <w:t>witchhat.metrics.is_enabled() -&gt; bool</w:t>
+        <w:br/>
+        <w:t>witchhat.metrics.row_count(obj) -&gt; int | None</w:t>
+        <w:br/>
+        <w:t>witchhat.metrics.measure(function, **context) -&gt; contextmanager</w:t>
+      </w:r>
+    </w:p>
+    <w:p>
+      <w:pPr>
+        <w:pStyle w:val="Heading2"/>
+      </w:pPr>
+      <w:r>
+        <w:rPr>
+          <w:rFonts w:ascii="Times New Roman" w:hAnsi="Times New Roman" w:eastAsia="Batang"/>
+          <w:b/>
+          <w:color w:val="000000"/>
+          <w:sz w:val="24"/>
+        </w:rPr>
+        <w:t xml:space="preserve">1. </w:t>
+      </w:r>
+      <w:r>
+        <w:rPr>
+          <w:rFonts w:ascii="Consolas" w:hAnsi="Consolas" w:eastAsia="Consolas"/>
+          <w:b/>
+          <w:color w:val="000000"/>
+          <w:sz w:val="24"/>
+        </w:rPr>
+        <w:t>enable</w:t>
+      </w:r>
+      <w:r>
+        <w:rPr>
+          <w:rFonts w:ascii="Times New Roman" w:hAnsi="Times New Roman" w:eastAsia="Batang"/>
+          <w:b/>
+          <w:color w:val="000000"/>
+          <w:sz w:val="24"/>
+        </w:rPr>
+        <w:t xml:space="preserve">, </w:t>
+      </w:r>
+      <w:r>
+        <w:rPr>
+          <w:rFonts w:ascii="Consolas" w:hAnsi="Consolas" w:eastAsia="Consolas"/>
+          <w:b/>
+          <w:color w:val="000000"/>
+          <w:sz w:val="24"/>
+        </w:rPr>
+        <w:t>disable</w:t>
+      </w:r>
+      <w:r>
+        <w:rPr>
+          <w:rFonts w:ascii="Times New Roman" w:hAnsi="Times New Roman" w:eastAsia="Batang"/>
+          <w:b/>
+          <w:color w:val="000000"/>
+          <w:sz w:val="24"/>
+        </w:rPr>
+        <w:t xml:space="preserve">, </w:t>
+      </w:r>
+      <w:r>
+        <w:rPr>
+          <w:rFonts w:ascii="Consolas" w:hAnsi="Consolas" w:eastAsia="Consolas"/>
+          <w:b/>
+          <w:color w:val="000000"/>
+          <w:sz w:val="24"/>
+        </w:rPr>
+        <w:t>is_enabled</w:t>
+      </w:r>
+    </w:p>
+    <w:p>
+      <w:pPr>
+        <w:spacing w:line="384" w:lineRule="auto" w:after="120"/>
+        <w:jc w:val="both"/>
+      </w:pPr>
+      <w:r>
+        <w:rPr>
+          <w:rFonts w:ascii="Consolas" w:hAnsi="Consolas" w:eastAsia="Consolas"/>
+          <w:sz w:val="18"/>
+        </w:rPr>
+        <w:t>enable(sink="stdout")</w:t>
+      </w:r>
+      <w:r>
+        <w:rPr>
+          <w:rFonts w:ascii="Times New Roman" w:hAnsi="Times New Roman" w:eastAsia="Batang"/>
+          <w:sz w:val="22"/>
+        </w:rPr>
+        <w:t xml:space="preserve"> turns on metric logging: every wrapped call in Chapter II (and transitively Chapter III) emits one JSON event to </w:t>
+      </w:r>
+      <w:r>
+        <w:rPr>
+          <w:rFonts w:ascii="Consolas" w:hAnsi="Consolas" w:eastAsia="Consolas"/>
+          <w:sz w:val="18"/>
+        </w:rPr>
+        <w:t>sink</w:t>
+      </w:r>
+      <w:r>
+        <w:rPr>
+          <w:rFonts w:ascii="Times New Roman" w:hAnsi="Times New Roman" w:eastAsia="Batang"/>
+          <w:sz w:val="22"/>
+        </w:rPr>
+        <w:t xml:space="preserve"> on completion, success or failure. </w:t>
+      </w:r>
+      <w:r>
+        <w:rPr>
+          <w:rFonts w:ascii="Consolas" w:hAnsi="Consolas" w:eastAsia="Consolas"/>
+          <w:sz w:val="18"/>
+        </w:rPr>
+        <w:t>sink</w:t>
+      </w:r>
+      <w:r>
+        <w:rPr>
+          <w:rFonts w:ascii="Times New Roman" w:hAnsi="Times New Roman" w:eastAsia="Batang"/>
+          <w:sz w:val="22"/>
+        </w:rPr>
+        <w:t xml:space="preserve"> is </w:t>
+      </w:r>
+      <w:r>
+        <w:rPr>
+          <w:rFonts w:ascii="Consolas" w:hAnsi="Consolas" w:eastAsia="Consolas"/>
+          <w:sz w:val="18"/>
+        </w:rPr>
+        <w:t>"stdout"</w:t>
+      </w:r>
+      <w:r>
+        <w:rPr>
+          <w:rFonts w:ascii="Times New Roman" w:hAnsi="Times New Roman" w:eastAsia="Batang"/>
+          <w:sz w:val="22"/>
+        </w:rPr>
+        <w:t xml:space="preserve"> (JSON lines, the default), a file path (</w:t>
+      </w:r>
+      <w:r>
+        <w:rPr>
+          <w:rFonts w:ascii="Consolas" w:hAnsi="Consolas" w:eastAsia="Consolas"/>
+          <w:sz w:val="18"/>
+        </w:rPr>
+        <w:t>str</w:t>
+      </w:r>
+      <w:r>
+        <w:rPr>
+          <w:rFonts w:ascii="Times New Roman" w:hAnsi="Times New Roman" w:eastAsia="Batang"/>
+          <w:sz w:val="22"/>
+        </w:rPr>
+        <w:t>/</w:t>
+      </w:r>
+      <w:r>
+        <w:rPr>
+          <w:rFonts w:ascii="Consolas" w:hAnsi="Consolas" w:eastAsia="Consolas"/>
+          <w:sz w:val="18"/>
+        </w:rPr>
+        <w:t>Path</w:t>
+      </w:r>
+      <w:r>
+        <w:rPr>
+          <w:rFonts w:ascii="Times New Roman" w:hAnsi="Times New Roman" w:eastAsia="Batang"/>
+          <w:sz w:val="22"/>
+        </w:rPr>
+        <w:t xml:space="preserve">, lines appended), or a callable receiving each event as a </w:t>
+      </w:r>
+      <w:r>
+        <w:rPr>
+          <w:rFonts w:ascii="Consolas" w:hAnsi="Consolas" w:eastAsia="Consolas"/>
+          <w:sz w:val="18"/>
+        </w:rPr>
+        <w:t>dict</w:t>
+      </w:r>
+      <w:r>
+        <w:rPr>
+          <w:rFonts w:ascii="Times New Roman" w:hAnsi="Times New Roman" w:eastAsia="Batang"/>
+          <w:sz w:val="22"/>
+        </w:rPr>
+        <w:t xml:space="preserve"> (the extension point for routing into a logger, a </w:t>
+      </w:r>
+      <w:r>
+        <w:rPr>
+          <w:rFonts w:ascii="Consolas" w:hAnsi="Consolas" w:eastAsia="Consolas"/>
+          <w:sz w:val="18"/>
+        </w:rPr>
+        <w:t>pyspark.Accumulator</w:t>
+      </w:r>
+      <w:r>
+        <w:rPr>
+          <w:rFonts w:ascii="Times New Roman" w:hAnsi="Times New Roman" w:eastAsia="Batang"/>
+          <w:sz w:val="22"/>
+        </w:rPr>
+        <w:t xml:space="preserve">, or anything else). </w:t>
+      </w:r>
+      <w:r>
+        <w:rPr>
+          <w:rFonts w:ascii="Consolas" w:hAnsi="Consolas" w:eastAsia="Consolas"/>
+          <w:sz w:val="18"/>
+        </w:rPr>
+        <w:t>disable()</w:t>
+      </w:r>
+      <w:r>
+        <w:rPr>
+          <w:rFonts w:ascii="Times New Roman" w:hAnsi="Times New Roman" w:eastAsia="Batang"/>
+          <w:sz w:val="22"/>
+        </w:rPr>
+        <w:t xml:space="preserve"> turns it back off; </w:t>
+      </w:r>
+      <w:r>
+        <w:rPr>
+          <w:rFonts w:ascii="Consolas" w:hAnsi="Consolas" w:eastAsia="Consolas"/>
+          <w:sz w:val="18"/>
+        </w:rPr>
+        <w:t>is_enabled()</w:t>
+      </w:r>
+      <w:r>
+        <w:rPr>
+          <w:rFonts w:ascii="Times New Roman" w:hAnsi="Times New Roman" w:eastAsia="Batang"/>
+          <w:sz w:val="22"/>
+        </w:rPr>
+        <w:t xml:space="preserve"> reports the current state.</w:t>
+      </w:r>
+    </w:p>
+    <w:p>
+      <w:pPr>
+        <w:pStyle w:val="Heading2"/>
+      </w:pPr>
+      <w:r>
+        <w:rPr>
+          <w:rFonts w:ascii="Times New Roman" w:hAnsi="Times New Roman" w:eastAsia="Batang"/>
+          <w:b/>
+          <w:color w:val="000000"/>
+          <w:sz w:val="24"/>
+        </w:rPr>
+        <w:t>2. Event shape</w:t>
+      </w:r>
+    </w:p>
+    <w:p>
+      <w:pPr>
+        <w:spacing w:line="384" w:lineRule="auto" w:after="120"/>
+        <w:jc w:val="both"/>
+      </w:pPr>
+      <w:r>
+        <w:rPr>
+          <w:rFonts w:ascii="Times New Roman" w:hAnsi="Times New Roman" w:eastAsia="Batang"/>
+          <w:sz w:val="22"/>
+        </w:rPr>
+        <w:t>&lt;Table 4-1&gt; Fields common to every metric event</w:t>
+      </w:r>
+    </w:p>
+    <w:tbl>
+      <w:tblPr>
+        <w:tblStyle w:val="TableGrid"/>
+        <w:tblW w:type="auto" w:w="0"/>
+        <w:jc w:val="center"/>
+        <w:tblLook w:firstColumn="1" w:firstRow="1" w:lastColumn="0" w:lastRow="0" w:noHBand="0" w:noVBand="1" w:val="04A0"/>
+      </w:tblPr>
+      <w:tblGrid>
+        <w:gridCol w:w="3135"/>
+        <w:gridCol w:w="3135"/>
+        <w:gridCol w:w="3135"/>
+      </w:tblGrid>
+      <w:tr>
+        <w:tc>
+          <w:tcPr>
+            <w:tcW w:type="dxa" w:w="3135"/>
+          </w:tcPr>
+          <w:p>
+            <w:pPr>
+              <w:jc w:val="center"/>
+            </w:pPr>
+            <w:r>
+              <w:rPr>
+                <w:rFonts w:ascii="Times New Roman" w:hAnsi="Times New Roman" w:eastAsia="Batang"/>
+                <w:b/>
+                <w:sz w:val="22"/>
+              </w:rPr>
+              <w:t>Field</w:t>
+            </w:r>
+          </w:p>
+        </w:tc>
+        <w:tc>
+          <w:tcPr>
+            <w:tcW w:type="dxa" w:w="3135"/>
+          </w:tcPr>
+          <w:p>
+            <w:pPr>
+              <w:jc w:val="center"/>
+            </w:pPr>
+            <w:r>
+              <w:rPr>
+                <w:rFonts w:ascii="Times New Roman" w:hAnsi="Times New Roman" w:eastAsia="Batang"/>
+                <w:b/>
+                <w:sz w:val="22"/>
+              </w:rPr>
+              <w:t>Type</w:t>
+            </w:r>
+          </w:p>
+        </w:tc>
+        <w:tc>
+          <w:tcPr>
+            <w:tcW w:type="dxa" w:w="3135"/>
+          </w:tcPr>
+          <w:p>
+            <w:pPr>
+              <w:jc w:val="center"/>
+            </w:pPr>
+            <w:r>
+              <w:rPr>
+                <w:rFonts w:ascii="Times New Roman" w:hAnsi="Times New Roman" w:eastAsia="Batang"/>
+                <w:b/>
+                <w:sz w:val="22"/>
+              </w:rPr>
+              <w:t>Meaning</w:t>
+            </w:r>
+          </w:p>
+        </w:tc>
+      </w:tr>
+      <w:tr>
+        <w:tc>
+          <w:tcPr>
+            <w:tcW w:type="dxa" w:w="3135"/>
+          </w:tcPr>
+          <w:p>
+            <w:r>
+              <w:rPr>
+                <w:rFonts w:ascii="Consolas" w:hAnsi="Consolas" w:eastAsia="Consolas"/>
+                <w:sz w:val="18"/>
+              </w:rPr>
+              <w:t>function</w:t>
+            </w:r>
+          </w:p>
+        </w:tc>
+        <w:tc>
+          <w:tcPr>
+            <w:tcW w:type="dxa" w:w="3135"/>
+          </w:tcPr>
+          <w:p>
+            <w:r>
+              <w:rPr>
+                <w:rFonts w:ascii="Consolas" w:hAnsi="Consolas" w:eastAsia="Consolas"/>
+                <w:sz w:val="18"/>
+              </w:rPr>
+              <w:t>str</w:t>
+            </w:r>
+          </w:p>
+        </w:tc>
+        <w:tc>
+          <w:tcPr>
+            <w:tcW w:type="dxa" w:w="3135"/>
+          </w:tcPr>
+          <w:p>
+            <w:r>
+              <w:rPr>
+                <w:rFonts w:ascii="Times New Roman" w:hAnsi="Times New Roman" w:eastAsia="Batang"/>
+                <w:sz w:val="22"/>
+              </w:rPr>
+              <w:t>Which witchhat function was called</w:t>
+            </w:r>
+          </w:p>
+        </w:tc>
+      </w:tr>
+      <w:tr>
+        <w:tc>
+          <w:tcPr>
+            <w:tcW w:type="dxa" w:w="3135"/>
+          </w:tcPr>
+          <w:p>
+            <w:r>
+              <w:rPr>
+                <w:rFonts w:ascii="Consolas" w:hAnsi="Consolas" w:eastAsia="Consolas"/>
+                <w:sz w:val="18"/>
+              </w:rPr>
+              <w:t>ts</w:t>
+            </w:r>
+          </w:p>
+        </w:tc>
+        <w:tc>
+          <w:tcPr>
+            <w:tcW w:type="dxa" w:w="3135"/>
+          </w:tcPr>
+          <w:p>
+            <w:r>
+              <w:rPr>
+                <w:rFonts w:ascii="Consolas" w:hAnsi="Consolas" w:eastAsia="Consolas"/>
+                <w:sz w:val="18"/>
+              </w:rPr>
+              <w:t>str</w:t>
+            </w:r>
+          </w:p>
+        </w:tc>
+        <w:tc>
+          <w:tcPr>
+            <w:tcW w:type="dxa" w:w="3135"/>
+          </w:tcPr>
+          <w:p>
+            <w:r>
+              <w:rPr>
+                <w:rFonts w:ascii="Times New Roman" w:hAnsi="Times New Roman" w:eastAsia="Batang"/>
+                <w:sz w:val="22"/>
+              </w:rPr>
+              <w:t>ISO 8601 UTC timestamp</w:t>
+            </w:r>
+          </w:p>
+        </w:tc>
+      </w:tr>
+      <w:tr>
+        <w:tc>
+          <w:tcPr>
+            <w:tcW w:type="dxa" w:w="3135"/>
+          </w:tcPr>
+          <w:p>
+            <w:r>
+              <w:rPr>
+                <w:rFonts w:ascii="Consolas" w:hAnsi="Consolas" w:eastAsia="Consolas"/>
+                <w:sz w:val="18"/>
+              </w:rPr>
+              <w:t>status</w:t>
+            </w:r>
+          </w:p>
+        </w:tc>
+        <w:tc>
+          <w:tcPr>
+            <w:tcW w:type="dxa" w:w="3135"/>
+          </w:tcPr>
+          <w:p>
+            <w:r>
+              <w:rPr>
+                <w:rFonts w:ascii="Consolas" w:hAnsi="Consolas" w:eastAsia="Consolas"/>
+                <w:sz w:val="18"/>
+              </w:rPr>
+              <w:t>str</w:t>
+            </w:r>
+          </w:p>
+        </w:tc>
+        <w:tc>
+          <w:tcPr>
+            <w:tcW w:type="dxa" w:w="3135"/>
+          </w:tcPr>
+          <w:p>
+            <w:r>
+              <w:rPr>
+                <w:rFonts w:ascii="Consolas" w:hAnsi="Consolas" w:eastAsia="Consolas"/>
+                <w:sz w:val="18"/>
+              </w:rPr>
+              <w:t>"ok"</w:t>
+            </w:r>
+            <w:r>
+              <w:rPr>
+                <w:rFonts w:ascii="Times New Roman" w:hAnsi="Times New Roman" w:eastAsia="Batang"/>
+                <w:sz w:val="22"/>
+              </w:rPr>
+              <w:t xml:space="preserve"> or </w:t>
+            </w:r>
+            <w:r>
+              <w:rPr>
+                <w:rFonts w:ascii="Consolas" w:hAnsi="Consolas" w:eastAsia="Consolas"/>
+                <w:sz w:val="18"/>
+              </w:rPr>
+              <w:t>"error"</w:t>
+            </w:r>
+          </w:p>
+        </w:tc>
+      </w:tr>
+      <w:tr>
+        <w:tc>
+          <w:tcPr>
+            <w:tcW w:type="dxa" w:w="3135"/>
+          </w:tcPr>
+          <w:p>
+            <w:r>
+              <w:rPr>
+                <w:rFonts w:ascii="Consolas" w:hAnsi="Consolas" w:eastAsia="Consolas"/>
+                <w:sz w:val="18"/>
+              </w:rPr>
+              <w:t>duration_ms</w:t>
+            </w:r>
+          </w:p>
+        </w:tc>
+        <w:tc>
+          <w:tcPr>
+            <w:tcW w:type="dxa" w:w="3135"/>
+          </w:tcPr>
+          <w:p>
+            <w:r>
+              <w:rPr>
+                <w:rFonts w:ascii="Consolas" w:hAnsi="Consolas" w:eastAsia="Consolas"/>
+                <w:sz w:val="18"/>
+              </w:rPr>
+              <w:t>float</w:t>
+            </w:r>
+          </w:p>
+        </w:tc>
+        <w:tc>
+          <w:tcPr>
+            <w:tcW w:type="dxa" w:w="3135"/>
+          </w:tcPr>
+          <w:p>
+            <w:r>
+              <w:rPr>
+                <w:rFonts w:ascii="Times New Roman" w:hAnsi="Times New Roman" w:eastAsia="Batang"/>
+                <w:sz w:val="22"/>
+              </w:rPr>
+              <w:t>Wall-clock time of the call</w:t>
+            </w:r>
+          </w:p>
+        </w:tc>
+      </w:tr>
+      <w:tr>
+        <w:tc>
+          <w:tcPr>
+            <w:tcW w:type="dxa" w:w="3135"/>
+          </w:tcPr>
+          <w:p>
+            <w:r>
+              <w:rPr>
+                <w:rFonts w:ascii="Consolas" w:hAnsi="Consolas" w:eastAsia="Consolas"/>
+                <w:sz w:val="18"/>
+              </w:rPr>
+              <w:t>error</w:t>
+            </w:r>
+          </w:p>
+        </w:tc>
+        <w:tc>
+          <w:tcPr>
+            <w:tcW w:type="dxa" w:w="3135"/>
+          </w:tcPr>
+          <w:p>
+            <w:r>
+              <w:rPr>
+                <w:rFonts w:ascii="Consolas" w:hAnsi="Consolas" w:eastAsia="Consolas"/>
+                <w:sz w:val="18"/>
+              </w:rPr>
+              <w:t>str</w:t>
+            </w:r>
+            <w:r>
+              <w:rPr>
+                <w:rFonts w:ascii="Times New Roman" w:hAnsi="Times New Roman" w:eastAsia="Batang"/>
+                <w:sz w:val="22"/>
+              </w:rPr>
+              <w:t>, present only on failure</w:t>
+            </w:r>
+          </w:p>
+        </w:tc>
+        <w:tc>
+          <w:tcPr>
+            <w:tcW w:type="dxa" w:w="3135"/>
+          </w:tcPr>
+          <w:p>
+            <w:r>
+              <w:rPr>
+                <w:rFonts w:ascii="Times New Roman" w:hAnsi="Times New Roman" w:eastAsia="Batang"/>
+                <w:sz w:val="22"/>
+              </w:rPr>
+              <w:t>The exception's type and message, never its traceback</w:t>
+            </w:r>
+          </w:p>
+        </w:tc>
+      </w:tr>
+      <w:tr>
+        <w:tc>
+          <w:tcPr>
+            <w:tcW w:type="dxa" w:w="3135"/>
+          </w:tcPr>
+          <w:p>
+            <w:r>
+              <w:rPr>
+                <w:rFonts w:ascii="Consolas" w:hAnsi="Consolas" w:eastAsia="Consolas"/>
+                <w:sz w:val="18"/>
+              </w:rPr>
+              <w:t>rows_in</w:t>
+            </w:r>
+            <w:r>
+              <w:rPr>
+                <w:rFonts w:ascii="Times New Roman" w:hAnsi="Times New Roman" w:eastAsia="Batang"/>
+                <w:sz w:val="22"/>
+              </w:rPr>
+              <w:t xml:space="preserve">, </w:t>
+            </w:r>
+            <w:r>
+              <w:rPr>
+                <w:rFonts w:ascii="Consolas" w:hAnsi="Consolas" w:eastAsia="Consolas"/>
+                <w:sz w:val="18"/>
+              </w:rPr>
+              <w:t>rows_out</w:t>
+            </w:r>
+          </w:p>
+        </w:tc>
+        <w:tc>
+          <w:tcPr>
+            <w:tcW w:type="dxa" w:w="3135"/>
+          </w:tcPr>
+          <w:p>
+            <w:r>
+              <w:rPr>
+                <w:rFonts w:ascii="Times New Roman" w:hAnsi="Times New Roman" w:eastAsia="Batang"/>
+                <w:sz w:val="22"/>
+              </w:rPr>
+              <w:t>`int \</w:t>
+            </w:r>
+          </w:p>
+        </w:tc>
+        <w:tc>
+          <w:tcPr>
+            <w:tcW w:type="dxa" w:w="3135"/>
+          </w:tcPr>
+          <w:p>
+            <w:r>
+              <w:rPr>
+                <w:rFonts w:ascii="Times New Roman" w:hAnsi="Times New Roman" w:eastAsia="Batang"/>
+                <w:sz w:val="22"/>
+              </w:rPr>
+              <w:t>None`, where applicable</w:t>
+            </w:r>
+          </w:p>
+        </w:tc>
+      </w:tr>
+      <w:tr>
+        <w:tc>
+          <w:tcPr>
+            <w:tcW w:type="dxa" w:w="3135"/>
+          </w:tcPr>
+          <w:p>
+            <w:r>
+              <w:rPr>
+                <w:rFonts w:ascii="Consolas" w:hAnsi="Consolas" w:eastAsia="Consolas"/>
+                <w:sz w:val="18"/>
+              </w:rPr>
+              <w:t>rows_per_second</w:t>
+            </w:r>
+          </w:p>
+        </w:tc>
+        <w:tc>
+          <w:tcPr>
+            <w:tcW w:type="dxa" w:w="3135"/>
+          </w:tcPr>
+          <w:p>
+            <w:r>
+              <w:rPr>
+                <w:rFonts w:ascii="Consolas" w:hAnsi="Consolas" w:eastAsia="Consolas"/>
+                <w:sz w:val="18"/>
+              </w:rPr>
+              <w:t>float</w:t>
+            </w:r>
+            <w:r>
+              <w:rPr>
+                <w:rFonts w:ascii="Times New Roman" w:hAnsi="Times New Roman" w:eastAsia="Batang"/>
+                <w:sz w:val="22"/>
+              </w:rPr>
+              <w:t xml:space="preserve">, present when </w:t>
+            </w:r>
+            <w:r>
+              <w:rPr>
+                <w:rFonts w:ascii="Consolas" w:hAnsi="Consolas" w:eastAsia="Consolas"/>
+                <w:sz w:val="18"/>
+              </w:rPr>
+              <w:t>rows_in</w:t>
+            </w:r>
+            <w:r>
+              <w:rPr>
+                <w:rFonts w:ascii="Times New Roman" w:hAnsi="Times New Roman" w:eastAsia="Batang"/>
+                <w:sz w:val="22"/>
+              </w:rPr>
+              <w:t xml:space="preserve"> is known</w:t>
+            </w:r>
+          </w:p>
+        </w:tc>
+        <w:tc>
+          <w:tcPr>
+            <w:tcW w:type="dxa" w:w="3135"/>
+          </w:tcPr>
+          <w:p>
+            <w:r>
+              <w:rPr>
+                <w:rFonts w:ascii="Consolas" w:hAnsi="Consolas" w:eastAsia="Consolas"/>
+                <w:sz w:val="18"/>
+              </w:rPr>
+              <w:t>rows_in</w:t>
+            </w:r>
+            <w:r>
+              <w:rPr>
+                <w:rFonts w:ascii="Times New Roman" w:hAnsi="Times New Roman" w:eastAsia="Batang"/>
+                <w:sz w:val="22"/>
+              </w:rPr>
+              <w:t xml:space="preserve"> divided by </w:t>
+            </w:r>
+            <w:r>
+              <w:rPr>
+                <w:rFonts w:ascii="Consolas" w:hAnsi="Consolas" w:eastAsia="Consolas"/>
+                <w:sz w:val="18"/>
+              </w:rPr>
+              <w:t>duration_ms</w:t>
+            </w:r>
+          </w:p>
+        </w:tc>
+      </w:tr>
+    </w:tbl>
+    <w:p/>
+    <w:p>
+      <w:pPr>
+        <w:spacing w:line="384" w:lineRule="auto" w:after="120"/>
+        <w:jc w:val="both"/>
+      </w:pPr>
+      <w:r>
+        <w:rPr>
+          <w:rFonts w:ascii="Times New Roman" w:hAnsi="Times New Roman" w:eastAsia="Batang"/>
+          <w:sz w:val="22"/>
+        </w:rPr>
+        <w:t xml:space="preserve">Every function also adds its own schema-level parameters: </w:t>
+      </w:r>
+      <w:r>
+        <w:rPr>
+          <w:rFonts w:ascii="Consolas" w:hAnsi="Consolas" w:eastAsia="Consolas"/>
+          <w:sz w:val="18"/>
+        </w:rPr>
+        <w:t>hash_rows</w:t>
+      </w:r>
+      <w:r>
+        <w:rPr>
+          <w:rFonts w:ascii="Times New Roman" w:hAnsi="Times New Roman" w:eastAsia="Batang"/>
+          <w:sz w:val="22"/>
+        </w:rPr>
+        <w:t xml:space="preserve"> adds </w:t>
+      </w:r>
+      <w:r>
+        <w:rPr>
+          <w:rFonts w:ascii="Consolas" w:hAnsi="Consolas" w:eastAsia="Consolas"/>
+          <w:sz w:val="18"/>
+        </w:rPr>
+        <w:t>columns</w:t>
+      </w:r>
+      <w:r>
+        <w:rPr>
+          <w:rFonts w:ascii="Times New Roman" w:hAnsi="Times New Roman" w:eastAsia="Batang"/>
+          <w:sz w:val="22"/>
+        </w:rPr>
+        <w:t xml:space="preserve"> and </w:t>
+      </w:r>
+      <w:r>
+        <w:rPr>
+          <w:rFonts w:ascii="Consolas" w:hAnsi="Consolas" w:eastAsia="Consolas"/>
+          <w:sz w:val="18"/>
+        </w:rPr>
+        <w:t>version</w:t>
+      </w:r>
+      <w:r>
+        <w:rPr>
+          <w:rFonts w:ascii="Times New Roman" w:hAnsi="Times New Roman" w:eastAsia="Batang"/>
+          <w:sz w:val="22"/>
+        </w:rPr>
+        <w:t xml:space="preserve">; </w:t>
+      </w:r>
+      <w:r>
+        <w:rPr>
+          <w:rFonts w:ascii="Consolas" w:hAnsi="Consolas" w:eastAsia="Consolas"/>
+          <w:sz w:val="18"/>
+        </w:rPr>
+        <w:t>join</w:t>
+      </w:r>
+      <w:r>
+        <w:rPr>
+          <w:rFonts w:ascii="Times New Roman" w:hAnsi="Times New Roman" w:eastAsia="Batang"/>
+          <w:sz w:val="22"/>
+        </w:rPr>
+        <w:t xml:space="preserve"> adds </w:t>
+      </w:r>
+      <w:r>
+        <w:rPr>
+          <w:rFonts w:ascii="Consolas" w:hAnsi="Consolas" w:eastAsia="Consolas"/>
+          <w:sz w:val="18"/>
+        </w:rPr>
+        <w:t>left_keys</w:t>
+      </w:r>
+      <w:r>
+        <w:rPr>
+          <w:rFonts w:ascii="Times New Roman" w:hAnsi="Times New Roman" w:eastAsia="Batang"/>
+          <w:sz w:val="22"/>
+        </w:rPr>
+        <w:t>/</w:t>
+      </w:r>
+      <w:r>
+        <w:rPr>
+          <w:rFonts w:ascii="Consolas" w:hAnsi="Consolas" w:eastAsia="Consolas"/>
+          <w:sz w:val="18"/>
+        </w:rPr>
+        <w:t>right_keys</w:t>
+      </w:r>
+      <w:r>
+        <w:rPr>
+          <w:rFonts w:ascii="Times New Roman" w:hAnsi="Times New Roman" w:eastAsia="Batang"/>
+          <w:sz w:val="22"/>
+        </w:rPr>
+        <w:t>/</w:t>
+      </w:r>
+      <w:r>
+        <w:rPr>
+          <w:rFonts w:ascii="Consolas" w:hAnsi="Consolas" w:eastAsia="Consolas"/>
+          <w:sz w:val="18"/>
+        </w:rPr>
+        <w:t>how</w:t>
+      </w:r>
+      <w:r>
+        <w:rPr>
+          <w:rFonts w:ascii="Times New Roman" w:hAnsi="Times New Roman" w:eastAsia="Batang"/>
+          <w:sz w:val="22"/>
+        </w:rPr>
+        <w:t xml:space="preserve"> and a second </w:t>
+      </w:r>
+      <w:r>
+        <w:rPr>
+          <w:rFonts w:ascii="Consolas" w:hAnsi="Consolas" w:eastAsia="Consolas"/>
+          <w:sz w:val="18"/>
+        </w:rPr>
+        <w:t>rows_in_right</w:t>
+      </w:r>
+      <w:r>
+        <w:rPr>
+          <w:rFonts w:ascii="Times New Roman" w:hAnsi="Times New Roman" w:eastAsia="Batang"/>
+          <w:sz w:val="22"/>
+        </w:rPr>
+        <w:t xml:space="preserve">; </w:t>
+      </w:r>
+      <w:r>
+        <w:rPr>
+          <w:rFonts w:ascii="Consolas" w:hAnsi="Consolas" w:eastAsia="Consolas"/>
+          <w:sz w:val="18"/>
+        </w:rPr>
+        <w:t>aggregate</w:t>
+      </w:r>
+      <w:r>
+        <w:rPr>
+          <w:rFonts w:ascii="Times New Roman" w:hAnsi="Times New Roman" w:eastAsia="Batang"/>
+          <w:sz w:val="22"/>
+        </w:rPr>
+        <w:t xml:space="preserve"> adds </w:t>
+      </w:r>
+      <w:r>
+        <w:rPr>
+          <w:rFonts w:ascii="Consolas" w:hAnsi="Consolas" w:eastAsia="Consolas"/>
+          <w:sz w:val="18"/>
+        </w:rPr>
+        <w:t>group_by</w:t>
+      </w:r>
+      <w:r>
+        <w:rPr>
+          <w:rFonts w:ascii="Times New Roman" w:hAnsi="Times New Roman" w:eastAsia="Batang"/>
+          <w:sz w:val="22"/>
+        </w:rPr>
+        <w:t xml:space="preserve"> and </w:t>
+      </w:r>
+      <w:r>
+        <w:rPr>
+          <w:rFonts w:ascii="Consolas" w:hAnsi="Consolas" w:eastAsia="Consolas"/>
+          <w:sz w:val="18"/>
+        </w:rPr>
+        <w:t>aggregation_count</w:t>
+      </w:r>
+      <w:r>
+        <w:rPr>
+          <w:rFonts w:ascii="Times New Roman" w:hAnsi="Times New Roman" w:eastAsia="Batang"/>
+          <w:sz w:val="22"/>
+        </w:rPr>
+        <w:t>; and so on. No event, from any function, ever includes a cell value or a row's contents.</w:t>
+      </w:r>
+    </w:p>
+    <w:p>
+      <w:pPr>
+        <w:pStyle w:val="Heading2"/>
+      </w:pPr>
+      <w:r>
+        <w:rPr>
+          <w:rFonts w:ascii="Times New Roman" w:hAnsi="Times New Roman" w:eastAsia="Batang"/>
+          <w:b/>
+          <w:color w:val="000000"/>
+          <w:sz w:val="24"/>
+        </w:rPr>
+        <w:t xml:space="preserve">3. </w:t>
+      </w:r>
+      <w:r>
+        <w:rPr>
+          <w:rFonts w:ascii="Consolas" w:hAnsi="Consolas" w:eastAsia="Consolas"/>
+          <w:b/>
+          <w:color w:val="000000"/>
+          <w:sz w:val="24"/>
+        </w:rPr>
+        <w:t>row_count</w:t>
+      </w:r>
+      <w:r>
+        <w:rPr>
+          <w:rFonts w:ascii="Times New Roman" w:hAnsi="Times New Roman" w:eastAsia="Batang"/>
+          <w:b/>
+          <w:color w:val="000000"/>
+          <w:sz w:val="24"/>
+        </w:rPr>
+        <w:t xml:space="preserve">, </w:t>
+      </w:r>
+      <w:r>
+        <w:rPr>
+          <w:rFonts w:ascii="Consolas" w:hAnsi="Consolas" w:eastAsia="Consolas"/>
+          <w:b/>
+          <w:color w:val="000000"/>
+          <w:sz w:val="24"/>
+        </w:rPr>
+        <w:t>measure</w:t>
+      </w:r>
+    </w:p>
+    <w:p>
+      <w:pPr>
+        <w:spacing w:line="384" w:lineRule="auto" w:after="120"/>
+        <w:jc w:val="both"/>
+      </w:pPr>
+      <w:r>
+        <w:rPr>
+          <w:rFonts w:ascii="Consolas" w:hAnsi="Consolas" w:eastAsia="Consolas"/>
+          <w:sz w:val="18"/>
+        </w:rPr>
+        <w:t>row_count(obj)</w:t>
+      </w:r>
+      <w:r>
+        <w:rPr>
+          <w:rFonts w:ascii="Times New Roman" w:hAnsi="Times New Roman" w:eastAsia="Batang"/>
+          <w:sz w:val="22"/>
+        </w:rPr>
+        <w:t xml:space="preserve"> is the same best-effort helper the wrapped functions use internally (</w:t>
+      </w:r>
+      <w:r>
+        <w:rPr>
+          <w:rFonts w:ascii="Consolas" w:hAnsi="Consolas" w:eastAsia="Consolas"/>
+          <w:sz w:val="18"/>
+        </w:rPr>
+        <w:t>.num_rows</w:t>
+      </w:r>
+      <w:r>
+        <w:rPr>
+          <w:rFonts w:ascii="Times New Roman" w:hAnsi="Times New Roman" w:eastAsia="Batang"/>
+          <w:sz w:val="22"/>
+        </w:rPr>
+        <w:t xml:space="preserve"> for a </w:t>
+      </w:r>
+      <w:r>
+        <w:rPr>
+          <w:rFonts w:ascii="Consolas" w:hAnsi="Consolas" w:eastAsia="Consolas"/>
+          <w:sz w:val="18"/>
+        </w:rPr>
+        <w:t>RecordBatch</w:t>
+      </w:r>
+      <w:r>
+        <w:rPr>
+          <w:rFonts w:ascii="Times New Roman" w:hAnsi="Times New Roman" w:eastAsia="Batang"/>
+          <w:sz w:val="22"/>
+        </w:rPr>
+        <w:t xml:space="preserve">-like value, </w:t>
+      </w:r>
+      <w:r>
+        <w:rPr>
+          <w:rFonts w:ascii="Consolas" w:hAnsi="Consolas" w:eastAsia="Consolas"/>
+          <w:sz w:val="18"/>
+        </w:rPr>
+        <w:t>len()</w:t>
+      </w:r>
+      <w:r>
+        <w:rPr>
+          <w:rFonts w:ascii="Times New Roman" w:hAnsi="Times New Roman" w:eastAsia="Batang"/>
+          <w:sz w:val="22"/>
+        </w:rPr>
+        <w:t xml:space="preserve"> for an </w:t>
+      </w:r>
+      <w:r>
+        <w:rPr>
+          <w:rFonts w:ascii="Consolas" w:hAnsi="Consolas" w:eastAsia="Consolas"/>
+          <w:sz w:val="18"/>
+        </w:rPr>
+        <w:t>Array</w:t>
+      </w:r>
+      <w:r>
+        <w:rPr>
+          <w:rFonts w:ascii="Times New Roman" w:hAnsi="Times New Roman" w:eastAsia="Batang"/>
+          <w:sz w:val="22"/>
+        </w:rPr>
+        <w:t xml:space="preserve">-like value, </w:t>
+      </w:r>
+      <w:r>
+        <w:rPr>
+          <w:rFonts w:ascii="Consolas" w:hAnsi="Consolas" w:eastAsia="Consolas"/>
+          <w:sz w:val="18"/>
+        </w:rPr>
+        <w:t>None</w:t>
+      </w:r>
+      <w:r>
+        <w:rPr>
+          <w:rFonts w:ascii="Times New Roman" w:hAnsi="Times New Roman" w:eastAsia="Batang"/>
+          <w:sz w:val="22"/>
+        </w:rPr>
+        <w:t xml:space="preserve"> otherwise); useful for building a custom sink that wants to compute its own derived fields. </w:t>
+      </w:r>
+      <w:r>
+        <w:rPr>
+          <w:rFonts w:ascii="Consolas" w:hAnsi="Consolas" w:eastAsia="Consolas"/>
+          <w:sz w:val="18"/>
+        </w:rPr>
+        <w:t>measure(function, **context)</w:t>
+      </w:r>
+      <w:r>
+        <w:rPr>
+          <w:rFonts w:ascii="Times New Roman" w:hAnsi="Times New Roman" w:eastAsia="Batang"/>
+          <w:sz w:val="22"/>
+        </w:rPr>
+        <w:t xml:space="preserve"> is the context manager every wrapped function is built on; call it directly to instrument your own code the same way, including calls into functions this module does not already wrap.</w:t>
+      </w:r>
+    </w:p>
+    <w:p>
+      <w:pPr>
+        <w:pStyle w:val="Heading1"/>
+      </w:pPr>
+      <w:r>
+        <w:rPr>
+          <w:rFonts w:ascii="Times New Roman" w:hAnsi="Times New Roman" w:eastAsia="Batang"/>
+          <w:b/>
+          <w:color w:val="000000"/>
+          <w:sz w:val="26"/>
+        </w:rPr>
+        <w:t>V. Rust Surface</w:t>
       </w:r>
     </w:p>
     <w:p>
@@ -8213,7 +9454,7 @@
           <w:rFonts w:ascii="Times New Roman" w:hAnsi="Times New Roman" w:eastAsia="Batang"/>
           <w:sz w:val="22"/>
         </w:rPr>
-        <w:t>&lt;Table 4-1&gt; Public Rust modules</w:t>
+        <w:t>&lt;Table 5-1&gt; Public Rust modules</w:t>
       </w:r>
     </w:p>
     <w:tbl>
@@ -9153,7 +10394,7 @@
           <w:color w:val="000000"/>
           <w:sz w:val="26"/>
         </w:rPr>
-        <w:t>V. Semantics Callers Must Know</w:t>
+        <w:t>VI. Semantics Callers Must Know</w:t>
       </w:r>
     </w:p>
     <w:p>
@@ -10675,7 +11916,7 @@
           <w:color w:val="000000"/>
           <w:sz w:val="26"/>
         </w:rPr>
-        <w:t>VI. Worked Examples</w:t>
+        <w:t>VII. Worked Examples</w:t>
       </w:r>
     </w:p>
     <w:p>
@@ -10965,7 +12206,72 @@
           <w:color w:val="000000"/>
           <w:sz w:val="24"/>
         </w:rPr>
-        <w:t>7. Calling from Rust</w:t>
+        <w:t>7. Measuring latency and throughput</w:t>
+      </w:r>
+    </w:p>
+    <w:p>
+      <w:pPr>
+        <w:spacing w:line="240" w:lineRule="auto" w:before="120" w:after="120"/>
+        <w:ind w:left="454"/>
+      </w:pPr>
+      <w:r>
+        <w:rPr>
+          <w:rFonts w:ascii="Consolas" w:hAnsi="Consolas" w:eastAsia="Consolas"/>
+          <w:sz w:val="18"/>
+        </w:rPr>
+        <w:t>witchhat.metrics.enable()  # JSON lines to stdout</w:t>
+        <w:br/>
+        <w:br/>
+        <w:t>witchhat.hash_rows(batch, ["id", "email"])</w:t>
+        <w:br/>
+        <w:t># {"columns":["id","email"],"version":"v1","function":"hash_rows","ts":"...",</w:t>
+        <w:br/>
+        <w:t>#  "status":"ok","rows_in":4,"rows_out":4,"duration_ms":0.15,"rows_per_second":26666.7}</w:t>
+        <w:br/>
+        <w:br/>
+        <w:t>witchhat.metrics.disable()</w:t>
+      </w:r>
+    </w:p>
+    <w:p>
+      <w:pPr>
+        <w:spacing w:line="384" w:lineRule="auto" w:after="120"/>
+        <w:jc w:val="both"/>
+      </w:pPr>
+      <w:r>
+        <w:rPr>
+          <w:rFonts w:ascii="Times New Roman" w:hAnsi="Times New Roman" w:eastAsia="Batang"/>
+          <w:sz w:val="22"/>
+        </w:rPr>
+        <w:t>Route events elsewhere instead of stdout by passing a sink:</w:t>
+      </w:r>
+    </w:p>
+    <w:p>
+      <w:pPr>
+        <w:spacing w:line="240" w:lineRule="auto" w:before="120" w:after="120"/>
+        <w:ind w:left="454"/>
+      </w:pPr>
+      <w:r>
+        <w:rPr>
+          <w:rFonts w:ascii="Consolas" w:hAnsi="Consolas" w:eastAsia="Consolas"/>
+          <w:sz w:val="18"/>
+        </w:rPr>
+        <w:t>events = []</w:t>
+        <w:br/>
+        <w:t>witchhat.metrics.enable(sink=events.append)  # or sink="/path/to/log.jsonl"</w:t>
+      </w:r>
+    </w:p>
+    <w:p>
+      <w:pPr>
+        <w:pStyle w:val="Heading2"/>
+      </w:pPr>
+      <w:r>
+        <w:rPr>
+          <w:rFonts w:ascii="Times New Roman" w:hAnsi="Times New Roman" w:eastAsia="Batang"/>
+          <w:b/>
+          <w:color w:val="000000"/>
+          <w:sz w:val="24"/>
+        </w:rPr>
+        <w:t>8. Calling from Rust</w:t>
       </w:r>
     </w:p>
     <w:p>

--- a/docs/api.docx
+++ b/docs/api.docx
@@ -136,7 +136,7 @@
           <w:rFonts w:ascii="Times New Roman" w:hAnsi="Times New Roman" w:eastAsia="Batang"/>
           <w:sz w:val="22"/>
         </w:rPr>
-        <w:t xml:space="preserve"> 1.5 </w:t>
+        <w:t xml:space="preserve"> 1.6 </w:t>
       </w:r>
       <w:r>
         <w:rPr>
@@ -488,6 +488,20 @@
           <w:sz w:val="18"/>
         </w:rPr>
         <w:t>join</w:t>
+      </w:r>
+      <w:r>
+        <w:rPr>
+          <w:rFonts w:ascii="Times New Roman" w:hAnsi="Times New Roman" w:eastAsia="Batang"/>
+          <w:sz w:val="22"/>
+        </w:rPr>
+        <w:t xml:space="preserve">, </w:t>
+      </w:r>
+      <w:r>
+        <w:rPr>
+          <w:rFonts w:ascii="Consolas" w:hAnsi="Consolas" w:eastAsia="Consolas"/>
+          <w:sz w:val="18"/>
+        </w:rPr>
+        <w:t>join_null_safe</w:t>
       </w:r>
     </w:p>
     <w:p>
@@ -2361,7 +2375,7 @@
                 <w:rFonts w:ascii="Times New Roman" w:hAnsi="Times New Roman" w:eastAsia="Batang"/>
                 <w:sz w:val="22"/>
               </w:rPr>
-              <w:t xml:space="preserve"> is unrecognised, or a </w:t>
+              <w:t xml:space="preserve"> is unrecognised, a </w:t>
             </w:r>
             <w:r>
               <w:rPr>
@@ -2410,14 +2424,63 @@
                 <w:rFonts w:ascii="Consolas" w:hAnsi="Consolas" w:eastAsia="Consolas"/>
                 <w:sz w:val="18"/>
               </w:rPr>
-              <w:t>aggregate</w:t>
+              <w:t>join_null_safe</w:t>
             </w:r>
             <w:r>
               <w:rPr>
                 <w:rFonts w:ascii="Times New Roman" w:hAnsi="Times New Roman" w:eastAsia="Batang"/>
                 <w:sz w:val="22"/>
               </w:rPr>
-              <w:t>) is unrecognised</w:t>
+              <w:t>/</w:t>
+            </w:r>
+            <w:r>
+              <w:rPr>
+                <w:rFonts w:ascii="Consolas" w:hAnsi="Consolas" w:eastAsia="Consolas"/>
+                <w:sz w:val="18"/>
+              </w:rPr>
+              <w:t>aggregate</w:t>
+            </w:r>
+            <w:r>
+              <w:rPr>
+                <w:rFonts w:ascii="Times New Roman" w:hAnsi="Times New Roman" w:eastAsia="Batang"/>
+                <w:sz w:val="22"/>
+              </w:rPr>
+              <w:t xml:space="preserve">) is unrecognised, or </w:t>
+            </w:r>
+            <w:r>
+              <w:rPr>
+                <w:rFonts w:ascii="Consolas" w:hAnsi="Consolas" w:eastAsia="Consolas"/>
+                <w:sz w:val="18"/>
+              </w:rPr>
+              <w:t>wspark.broadcast_join</w:t>
+            </w:r>
+            <w:r>
+              <w:rPr>
+                <w:rFonts w:ascii="Times New Roman" w:hAnsi="Times New Roman" w:eastAsia="Batang"/>
+                <w:sz w:val="22"/>
+              </w:rPr>
+              <w:t xml:space="preserve"> was called with </w:t>
+            </w:r>
+            <w:r>
+              <w:rPr>
+                <w:rFonts w:ascii="Consolas" w:hAnsi="Consolas" w:eastAsia="Consolas"/>
+                <w:sz w:val="18"/>
+              </w:rPr>
+              <w:t>how="right"</w:t>
+            </w:r>
+            <w:r>
+              <w:rPr>
+                <w:rFonts w:ascii="Times New Roman" w:hAnsi="Times New Roman" w:eastAsia="Batang"/>
+                <w:sz w:val="22"/>
+              </w:rPr>
+              <w:t>/</w:t>
+            </w:r>
+            <w:r>
+              <w:rPr>
+                <w:rFonts w:ascii="Consolas" w:hAnsi="Consolas" w:eastAsia="Consolas"/>
+                <w:sz w:val="18"/>
+              </w:rPr>
+              <w:t>"full"</w:t>
             </w:r>
           </w:p>
         </w:tc>
@@ -2475,7 +2538,7 @@
                 <w:rFonts w:ascii="Times New Roman" w:hAnsi="Times New Roman" w:eastAsia="Batang"/>
                 <w:sz w:val="22"/>
               </w:rPr>
-              <w:t xml:space="preserve">'s schema, a column's Arrow type has no defined hash/kernel, or </w:t>
+              <w:t xml:space="preserve">'s schema, a column's Arrow type has no defined hash/kernel, </w:t>
             </w:r>
             <w:r>
               <w:rPr>
@@ -2489,7 +2552,63 @@
                 <w:rFonts w:ascii="Times New Roman" w:hAnsi="Times New Roman" w:eastAsia="Batang"/>
                 <w:sz w:val="22"/>
               </w:rPr>
-              <w:t>'s key types mismatch</w:t>
+              <w:t>/</w:t>
+            </w:r>
+            <w:r>
+              <w:rPr>
+                <w:rFonts w:ascii="Consolas" w:hAnsi="Consolas" w:eastAsia="Consolas"/>
+                <w:sz w:val="18"/>
+              </w:rPr>
+              <w:t>join_null_safe</w:t>
+            </w:r>
+            <w:r>
+              <w:rPr>
+                <w:rFonts w:ascii="Times New Roman" w:hAnsi="Times New Roman" w:eastAsia="Batang"/>
+                <w:sz w:val="22"/>
+              </w:rPr>
+              <w:t xml:space="preserve">'s key types mismatch, or </w:t>
+            </w:r>
+            <w:r>
+              <w:rPr>
+                <w:rFonts w:ascii="Consolas" w:hAnsi="Consolas" w:eastAsia="Consolas"/>
+                <w:sz w:val="18"/>
+              </w:rPr>
+              <w:t>aggregate</w:t>
+            </w:r>
+            <w:r>
+              <w:rPr>
+                <w:rFonts w:ascii="Times New Roman" w:hAnsi="Times New Roman" w:eastAsia="Batang"/>
+                <w:sz w:val="22"/>
+              </w:rPr>
+              <w:t xml:space="preserve">'s exact </w:t>
+            </w:r>
+            <w:r>
+              <w:rPr>
+                <w:rFonts w:ascii="Consolas" w:hAnsi="Consolas" w:eastAsia="Consolas"/>
+                <w:sz w:val="18"/>
+              </w:rPr>
+              <w:t>"sum"</w:t>
+            </w:r>
+            <w:r>
+              <w:rPr>
+                <w:rFonts w:ascii="Times New Roman" w:hAnsi="Times New Roman" w:eastAsia="Batang"/>
+                <w:sz w:val="22"/>
+              </w:rPr>
+              <w:t>/</w:t>
+            </w:r>
+            <w:r>
+              <w:rPr>
+                <w:rFonts w:ascii="Consolas" w:hAnsi="Consolas" w:eastAsia="Consolas"/>
+                <w:sz w:val="18"/>
+              </w:rPr>
+              <w:t>"mean"</w:t>
+            </w:r>
+            <w:r>
+              <w:rPr>
+                <w:rFonts w:ascii="Times New Roman" w:hAnsi="Times New Roman" w:eastAsia="Batang"/>
+                <w:sz w:val="22"/>
+              </w:rPr>
+              <w:t xml:space="preserve"> accumulator overflows</w:t>
             </w:r>
           </w:p>
         </w:tc>
@@ -4859,7 +4978,21 @@
           <w:rFonts w:ascii="Times New Roman" w:hAnsi="Times New Roman" w:eastAsia="Batang"/>
           <w:sz w:val="22"/>
         </w:rPr>
-        <w:t xml:space="preserve">. Same exceptions as </w:t>
+        <w:t>. A hash collision between two distinct rows never causes a false duplicate: rows sharing a hash are additionally compared exactly before either is treated as a duplicate (</w:t>
+      </w:r>
+      <w:r>
+        <w:rPr>
+          <w:rFonts w:ascii="Consolas" w:hAnsi="Consolas" w:eastAsia="Consolas"/>
+          <w:sz w:val="18"/>
+        </w:rPr>
+        <w:t>architecture.md</w:t>
+      </w:r>
+      <w:r>
+        <w:rPr>
+          <w:rFonts w:ascii="Times New Roman" w:hAnsi="Times New Roman" w:eastAsia="Batang"/>
+          <w:sz w:val="22"/>
+        </w:rPr>
+        <w:t xml:space="preserve"> Chapter VIII). Same exceptions as </w:t>
       </w:r>
       <w:r>
         <w:rPr>
@@ -4897,6 +5030,24 @@
           <w:sz w:val="24"/>
         </w:rPr>
         <w:t>join</w:t>
+      </w:r>
+      <w:r>
+        <w:rPr>
+          <w:rFonts w:ascii="Times New Roman" w:hAnsi="Times New Roman" w:eastAsia="Batang"/>
+          <w:b/>
+          <w:color w:val="000000"/>
+          <w:sz w:val="24"/>
+        </w:rPr>
+        <w:t xml:space="preserve">, </w:t>
+      </w:r>
+      <w:r>
+        <w:rPr>
+          <w:rFonts w:ascii="Consolas" w:hAnsi="Consolas" w:eastAsia="Consolas"/>
+          <w:b/>
+          <w:color w:val="000000"/>
+          <w:sz w:val="24"/>
+        </w:rPr>
+        <w:t>join_null_safe</w:t>
       </w:r>
     </w:p>
     <w:p>
@@ -4910,6 +5061,8 @@
           <w:sz w:val="18"/>
         </w:rPr>
         <w:t>witchhat.join(left, right, left_keys, right_keys, how="inner") -&gt; pyarrow.RecordBatch</w:t>
+        <w:br/>
+        <w:t>witchhat.join_null_safe(left, right, left_keys, right_keys, how="inner") -&gt; pyarrow.RecordBatch</w:t>
       </w:r>
     </w:p>
     <w:p>
@@ -5156,6 +5309,82 @@
       </w:pPr>
       <w:r>
         <w:rPr>
+          <w:rFonts w:ascii="Consolas" w:hAnsi="Consolas" w:eastAsia="Consolas"/>
+          <w:sz w:val="18"/>
+        </w:rPr>
+        <w:t>join</w:t>
+      </w:r>
+      <w:r>
+        <w:rPr>
+          <w:rFonts w:ascii="Times New Roman" w:hAnsi="Times New Roman" w:eastAsia="Batang"/>
+          <w:sz w:val="22"/>
+        </w:rPr>
+        <w:t>'s null key semantics match Spark/SQL: a row with a null in any key column never matches, including another row that is also null there (</w:t>
+      </w:r>
+      <w:r>
+        <w:rPr>
+          <w:rFonts w:ascii="Consolas" w:hAnsi="Consolas" w:eastAsia="Consolas"/>
+          <w:sz w:val="18"/>
+        </w:rPr>
+        <w:t>NULL = NULL</w:t>
+      </w:r>
+      <w:r>
+        <w:rPr>
+          <w:rFonts w:ascii="Times New Roman" w:hAnsi="Times New Roman" w:eastAsia="Batang"/>
+          <w:sz w:val="22"/>
+        </w:rPr>
+        <w:t xml:space="preserve"> is never true). </w:t>
+      </w:r>
+      <w:r>
+        <w:rPr>
+          <w:rFonts w:ascii="Consolas" w:hAnsi="Consolas" w:eastAsia="Consolas"/>
+          <w:sz w:val="18"/>
+        </w:rPr>
+        <w:t>join_null_safe</w:t>
+      </w:r>
+      <w:r>
+        <w:rPr>
+          <w:rFonts w:ascii="Times New Roman" w:hAnsi="Times New Roman" w:eastAsia="Batang"/>
+          <w:sz w:val="22"/>
+        </w:rPr>
+        <w:t xml:space="preserve"> is the explicit opt-in for the opposite: a null key matches another null key, column by column (</w:t>
+      </w:r>
+      <w:r>
+        <w:rPr>
+          <w:rFonts w:ascii="Consolas" w:hAnsi="Consolas" w:eastAsia="Consolas"/>
+          <w:sz w:val="18"/>
+        </w:rPr>
+        <w:t>architecture.md</w:t>
+      </w:r>
+      <w:r>
+        <w:rPr>
+          <w:rFonts w:ascii="Times New Roman" w:hAnsi="Times New Roman" w:eastAsia="Batang"/>
+          <w:sz w:val="22"/>
+        </w:rPr>
+        <w:t xml:space="preserve"> Chapter IX, Section 4). Reach for </w:t>
+      </w:r>
+      <w:r>
+        <w:rPr>
+          <w:rFonts w:ascii="Consolas" w:hAnsi="Consolas" w:eastAsia="Consolas"/>
+          <w:sz w:val="18"/>
+        </w:rPr>
+        <w:t>join</w:t>
+      </w:r>
+      <w:r>
+        <w:rPr>
+          <w:rFonts w:ascii="Times New Roman" w:hAnsi="Times New Roman" w:eastAsia="Batang"/>
+          <w:sz w:val="22"/>
+        </w:rPr>
+        <w:t xml:space="preserve"> unless you have a specific, deliberate reason to want null-matches-null.</w:t>
+      </w:r>
+    </w:p>
+    <w:p>
+      <w:pPr>
+        <w:spacing w:line="384" w:lineRule="auto" w:after="120"/>
+        <w:jc w:val="both"/>
+      </w:pPr>
+      <w:r>
+        <w:rPr>
           <w:rFonts w:ascii="Times New Roman" w:hAnsi="Times New Roman" w:eastAsia="Batang"/>
           <w:sz w:val="22"/>
         </w:rPr>
@@ -5362,7 +5591,35 @@
           <w:rFonts w:ascii="Times New Roman" w:hAnsi="Times New Roman" w:eastAsia="Batang"/>
           <w:sz w:val="22"/>
         </w:rPr>
-        <w:t xml:space="preserve"> Chapter X for grouping semantics and why </w:t>
+        <w:t xml:space="preserve"> Chapter X for grouping semantics and how </w:t>
+      </w:r>
+      <w:r>
+        <w:rPr>
+          <w:rFonts w:ascii="Consolas" w:hAnsi="Consolas" w:eastAsia="Consolas"/>
+          <w:sz w:val="18"/>
+        </w:rPr>
+        <w:t>Sum</w:t>
+      </w:r>
+      <w:r>
+        <w:rPr>
+          <w:rFonts w:ascii="Times New Roman" w:hAnsi="Times New Roman" w:eastAsia="Batang"/>
+          <w:sz w:val="22"/>
+        </w:rPr>
+        <w:t>/</w:t>
+      </w:r>
+      <w:r>
+        <w:rPr>
+          <w:rFonts w:ascii="Consolas" w:hAnsi="Consolas" w:eastAsia="Consolas"/>
+          <w:sz w:val="18"/>
+        </w:rPr>
+        <w:t>Mean</w:t>
+      </w:r>
+      <w:r>
+        <w:rPr>
+          <w:rFonts w:ascii="Times New Roman" w:hAnsi="Times New Roman" w:eastAsia="Batang"/>
+          <w:sz w:val="22"/>
+        </w:rPr>
+        <w:t>/</w:t>
       </w:r>
       <w:r>
         <w:rPr>
@@ -5390,14 +5647,14 @@
           <w:rFonts w:ascii="Times New Roman" w:hAnsi="Times New Roman" w:eastAsia="Batang"/>
           <w:sz w:val="22"/>
         </w:rPr>
-        <w:t xml:space="preserve"> preserve the source type while </w:t>
-      </w:r>
-      <w:r>
-        <w:rPr>
-          <w:rFonts w:ascii="Consolas" w:hAnsi="Consolas" w:eastAsia="Consolas"/>
-          <w:sz w:val="18"/>
-        </w:rPr>
-        <w:t>Sum</w:t>
+        <w:t xml:space="preserve"> accumulate and compare at each column's own exact numeric precision (</w:t>
+      </w:r>
+      <w:r>
+        <w:rPr>
+          <w:rFonts w:ascii="Consolas" w:hAnsi="Consolas" w:eastAsia="Consolas"/>
+          <w:sz w:val="18"/>
+        </w:rPr>
+        <w:t>i128</w:t>
       </w:r>
       <w:r>
         <w:rPr>
@@ -5411,28 +5668,28 @@
           <w:rFonts w:ascii="Consolas" w:hAnsi="Consolas" w:eastAsia="Consolas"/>
           <w:sz w:val="18"/>
         </w:rPr>
-        <w:t>Mean</w:t>
-      </w:r>
-      <w:r>
-        <w:rPr>
-          <w:rFonts w:ascii="Times New Roman" w:hAnsi="Times New Roman" w:eastAsia="Batang"/>
-          <w:sz w:val="22"/>
-        </w:rPr>
-        <w:t xml:space="preserve"> accumulate through </w:t>
-      </w:r>
-      <w:r>
-        <w:rPr>
-          <w:rFonts w:ascii="Consolas" w:hAnsi="Consolas" w:eastAsia="Consolas"/>
-          <w:sz w:val="18"/>
-        </w:rPr>
-        <w:t>f64</w:t>
-      </w:r>
-      <w:r>
-        <w:rPr>
-          <w:rFonts w:ascii="Times New Roman" w:hAnsi="Times New Roman" w:eastAsia="Batang"/>
-          <w:sz w:val="22"/>
-        </w:rPr>
-        <w:t>.</w:t>
+        <w:t>u128</w:t>
+      </w:r>
+      <w:r>
+        <w:rPr>
+          <w:rFonts w:ascii="Times New Roman" w:hAnsi="Times New Roman" w:eastAsia="Batang"/>
+          <w:sz w:val="22"/>
+        </w:rPr>
+        <w:t xml:space="preserve">/ decimal mantissa), never through a universal </w:t>
+      </w:r>
+      <w:r>
+        <w:rPr>
+          <w:rFonts w:ascii="Consolas" w:hAnsi="Consolas" w:eastAsia="Consolas"/>
+          <w:sz w:val="18"/>
+        </w:rPr>
+        <w:t>float64</w:t>
+      </w:r>
+      <w:r>
+        <w:rPr>
+          <w:rFonts w:ascii="Times New Roman" w:hAnsi="Times New Roman" w:eastAsia="Batang"/>
+          <w:sz w:val="22"/>
+        </w:rPr>
+        <w:t xml:space="preserve"> downcast.</w:t>
       </w:r>
     </w:p>
     <w:p>
@@ -5625,7 +5882,28 @@
                 <w:rFonts w:ascii="Times New Roman" w:hAnsi="Times New Roman" w:eastAsia="Batang"/>
                 <w:sz w:val="22"/>
               </w:rPr>
-              <w:t>numeric</w:t>
+              <w:t xml:space="preserve">numeric, </w:t>
+            </w:r>
+            <w:r>
+              <w:rPr>
+                <w:rFonts w:ascii="Consolas" w:hAnsi="Consolas" w:eastAsia="Consolas"/>
+                <w:sz w:val="18"/>
+              </w:rPr>
+              <w:t>decimal128</w:t>
+            </w:r>
+            <w:r>
+              <w:rPr>
+                <w:rFonts w:ascii="Times New Roman" w:hAnsi="Times New Roman" w:eastAsia="Batang"/>
+                <w:sz w:val="22"/>
+              </w:rPr>
+              <w:t>/</w:t>
+            </w:r>
+            <w:r>
+              <w:rPr>
+                <w:rFonts w:ascii="Consolas" w:hAnsi="Consolas" w:eastAsia="Consolas"/>
+                <w:sz w:val="18"/>
+              </w:rPr>
+              <w:t>decimal256</w:t>
             </w:r>
           </w:p>
         </w:tc>
@@ -5639,7 +5917,42 @@
                 <w:rFonts w:ascii="Consolas" w:hAnsi="Consolas" w:eastAsia="Consolas"/>
                 <w:sz w:val="18"/>
               </w:rPr>
+              <w:t>int64</w:t>
+            </w:r>
+            <w:r>
+              <w:rPr>
+                <w:rFonts w:ascii="Times New Roman" w:hAnsi="Times New Roman" w:eastAsia="Batang"/>
+                <w:sz w:val="22"/>
+              </w:rPr>
+              <w:t xml:space="preserve"> (signed source), </w:t>
+            </w:r>
+            <w:r>
+              <w:rPr>
+                <w:rFonts w:ascii="Consolas" w:hAnsi="Consolas" w:eastAsia="Consolas"/>
+                <w:sz w:val="18"/>
+              </w:rPr>
+              <w:t>uint64</w:t>
+            </w:r>
+            <w:r>
+              <w:rPr>
+                <w:rFonts w:ascii="Times New Roman" w:hAnsi="Times New Roman" w:eastAsia="Batang"/>
+                <w:sz w:val="22"/>
+              </w:rPr>
+              <w:t xml:space="preserve"> (unsigned source), </w:t>
+            </w:r>
+            <w:r>
+              <w:rPr>
+                <w:rFonts w:ascii="Consolas" w:hAnsi="Consolas" w:eastAsia="Consolas"/>
+                <w:sz w:val="18"/>
+              </w:rPr>
               <w:t>float64</w:t>
+            </w:r>
+            <w:r>
+              <w:rPr>
+                <w:rFonts w:ascii="Times New Roman" w:hAnsi="Times New Roman" w:eastAsia="Batang"/>
+                <w:sz w:val="22"/>
+              </w:rPr>
+              <w:t xml:space="preserve"> (float source), or the source's own decimal type</w:t>
             </w:r>
           </w:p>
         </w:tc>
@@ -5704,7 +6017,28 @@
                 <w:rFonts w:ascii="Times New Roman" w:hAnsi="Times New Roman" w:eastAsia="Batang"/>
                 <w:sz w:val="22"/>
               </w:rPr>
-              <w:t>numeric</w:t>
+              <w:t xml:space="preserve">numeric, </w:t>
+            </w:r>
+            <w:r>
+              <w:rPr>
+                <w:rFonts w:ascii="Consolas" w:hAnsi="Consolas" w:eastAsia="Consolas"/>
+                <w:sz w:val="18"/>
+              </w:rPr>
+              <w:t>decimal128</w:t>
+            </w:r>
+            <w:r>
+              <w:rPr>
+                <w:rFonts w:ascii="Times New Roman" w:hAnsi="Times New Roman" w:eastAsia="Batang"/>
+                <w:sz w:val="22"/>
+              </w:rPr>
+              <w:t>/</w:t>
+            </w:r>
+            <w:r>
+              <w:rPr>
+                <w:rFonts w:ascii="Consolas" w:hAnsi="Consolas" w:eastAsia="Consolas"/>
+                <w:sz w:val="18"/>
+              </w:rPr>
+              <w:t>decimal256</w:t>
             </w:r>
           </w:p>
         </w:tc>
@@ -5719,6 +6053,13 @@
                 <w:sz w:val="18"/>
               </w:rPr>
               <w:t>float64</w:t>
+            </w:r>
+            <w:r>
+              <w:rPr>
+                <w:rFonts w:ascii="Times New Roman" w:hAnsi="Times New Roman" w:eastAsia="Batang"/>
+                <w:sz w:val="22"/>
+              </w:rPr>
+              <w:t xml:space="preserve"> (integer/float source) or the source's own decimal type</w:t>
             </w:r>
           </w:p>
         </w:tc>
@@ -5769,7 +6110,28 @@
                 <w:rFonts w:ascii="Times New Roman" w:hAnsi="Times New Roman" w:eastAsia="Batang"/>
                 <w:sz w:val="22"/>
               </w:rPr>
-              <w:t>numeric</w:t>
+              <w:t xml:space="preserve">numeric, </w:t>
+            </w:r>
+            <w:r>
+              <w:rPr>
+                <w:rFonts w:ascii="Consolas" w:hAnsi="Consolas" w:eastAsia="Consolas"/>
+                <w:sz w:val="18"/>
+              </w:rPr>
+              <w:t>decimal128</w:t>
+            </w:r>
+            <w:r>
+              <w:rPr>
+                <w:rFonts w:ascii="Times New Roman" w:hAnsi="Times New Roman" w:eastAsia="Batang"/>
+                <w:sz w:val="22"/>
+              </w:rPr>
+              <w:t>/</w:t>
+            </w:r>
+            <w:r>
+              <w:rPr>
+                <w:rFonts w:ascii="Consolas" w:hAnsi="Consolas" w:eastAsia="Consolas"/>
+                <w:sz w:val="18"/>
+              </w:rPr>
+              <w:t>decimal256</w:t>
             </w:r>
           </w:p>
         </w:tc>
@@ -5834,7 +6196,28 @@
                 <w:rFonts w:ascii="Times New Roman" w:hAnsi="Times New Roman" w:eastAsia="Batang"/>
                 <w:sz w:val="22"/>
               </w:rPr>
-              <w:t>numeric</w:t>
+              <w:t xml:space="preserve">numeric, </w:t>
+            </w:r>
+            <w:r>
+              <w:rPr>
+                <w:rFonts w:ascii="Consolas" w:hAnsi="Consolas" w:eastAsia="Consolas"/>
+                <w:sz w:val="18"/>
+              </w:rPr>
+              <w:t>decimal128</w:t>
+            </w:r>
+            <w:r>
+              <w:rPr>
+                <w:rFonts w:ascii="Times New Roman" w:hAnsi="Times New Roman" w:eastAsia="Batang"/>
+                <w:sz w:val="22"/>
+              </w:rPr>
+              <w:t>/</w:t>
+            </w:r>
+            <w:r>
+              <w:rPr>
+                <w:rFonts w:ascii="Consolas" w:hAnsi="Consolas" w:eastAsia="Consolas"/>
+                <w:sz w:val="18"/>
+              </w:rPr>
+              <w:t>decimal256</w:t>
             </w:r>
           </w:p>
         </w:tc>
@@ -5876,6 +6259,82 @@
       </w:tr>
     </w:tbl>
     <w:p/>
+    <w:p>
+      <w:pPr>
+        <w:spacing w:line="384" w:lineRule="auto" w:after="120"/>
+        <w:jc w:val="both"/>
+      </w:pPr>
+      <w:r>
+        <w:rPr>
+          <w:rFonts w:ascii="Consolas" w:hAnsi="Consolas" w:eastAsia="Consolas"/>
+          <w:sz w:val="18"/>
+        </w:rPr>
+        <w:t>"sum"</w:t>
+      </w:r>
+      <w:r>
+        <w:rPr>
+          <w:rFonts w:ascii="Times New Roman" w:hAnsi="Times New Roman" w:eastAsia="Batang"/>
+          <w:sz w:val="22"/>
+        </w:rPr>
+        <w:t>/</w:t>
+      </w:r>
+      <w:r>
+        <w:rPr>
+          <w:rFonts w:ascii="Consolas" w:hAnsi="Consolas" w:eastAsia="Consolas"/>
+          <w:sz w:val="18"/>
+        </w:rPr>
+        <w:t>"mean"</w:t>
+      </w:r>
+      <w:r>
+        <w:rPr>
+          <w:rFonts w:ascii="Times New Roman" w:hAnsi="Times New Roman" w:eastAsia="Batang"/>
+          <w:sz w:val="22"/>
+        </w:rPr>
+        <w:t xml:space="preserve"> raise </w:t>
+      </w:r>
+      <w:r>
+        <w:rPr>
+          <w:rFonts w:ascii="Consolas" w:hAnsi="Consolas" w:eastAsia="Consolas"/>
+          <w:sz w:val="18"/>
+        </w:rPr>
+        <w:t>RuntimeError</w:t>
+      </w:r>
+      <w:r>
+        <w:rPr>
+          <w:rFonts w:ascii="Times New Roman" w:hAnsi="Times New Roman" w:eastAsia="Batang"/>
+          <w:sz w:val="22"/>
+        </w:rPr>
+        <w:t xml:space="preserve"> if the exact accumulator cannot represent a group's running total (an </w:t>
+      </w:r>
+      <w:r>
+        <w:rPr>
+          <w:rFonts w:ascii="Consolas" w:hAnsi="Consolas" w:eastAsia="Consolas"/>
+          <w:sz w:val="18"/>
+        </w:rPr>
+        <w:t>Overflow</w:t>
+      </w:r>
+      <w:r>
+        <w:rPr>
+          <w:rFonts w:ascii="Times New Roman" w:hAnsi="Times New Roman" w:eastAsia="Batang"/>
+          <w:sz w:val="22"/>
+        </w:rPr>
+        <w:t xml:space="preserve"> error on the Rust side), rather than silently losing precision the way a </w:t>
+      </w:r>
+      <w:r>
+        <w:rPr>
+          <w:rFonts w:ascii="Consolas" w:hAnsi="Consolas" w:eastAsia="Consolas"/>
+          <w:sz w:val="18"/>
+        </w:rPr>
+        <w:t>float64</w:t>
+      </w:r>
+      <w:r>
+        <w:rPr>
+          <w:rFonts w:ascii="Times New Roman" w:hAnsi="Times New Roman" w:eastAsia="Batang"/>
+          <w:sz w:val="22"/>
+        </w:rPr>
+        <w:t xml:space="preserve"> accumulator would.</w:t>
+      </w:r>
+    </w:p>
     <w:p>
       <w:pPr>
         <w:spacing w:line="384" w:lineRule="auto" w:after="120"/>
@@ -7810,6 +8269,138 @@
     </w:p>
     <w:p>
       <w:pPr>
+        <w:spacing w:line="384" w:lineRule="auto" w:after="120"/>
+        <w:jc w:val="both"/>
+      </w:pPr>
+      <w:r>
+        <w:rPr>
+          <w:rFonts w:ascii="Consolas" w:hAnsi="Consolas" w:eastAsia="Consolas"/>
+          <w:sz w:val="18"/>
+        </w:rPr>
+        <w:t>how</w:t>
+      </w:r>
+      <w:r>
+        <w:rPr>
+          <w:rFonts w:ascii="Times New Roman" w:hAnsi="Times New Roman" w:eastAsia="Batang"/>
+          <w:sz w:val="22"/>
+        </w:rPr>
+        <w:t xml:space="preserve"> accepts only </w:t>
+      </w:r>
+      <w:r>
+        <w:rPr>
+          <w:rFonts w:ascii="Consolas" w:hAnsi="Consolas" w:eastAsia="Consolas"/>
+          <w:sz w:val="18"/>
+        </w:rPr>
+        <w:t>"inner"</w:t>
+      </w:r>
+      <w:r>
+        <w:rPr>
+          <w:rFonts w:ascii="Times New Roman" w:hAnsi="Times New Roman" w:eastAsia="Batang"/>
+          <w:sz w:val="22"/>
+        </w:rPr>
+        <w:t>/</w:t>
+      </w:r>
+      <w:r>
+        <w:rPr>
+          <w:rFonts w:ascii="Consolas" w:hAnsi="Consolas" w:eastAsia="Consolas"/>
+          <w:sz w:val="18"/>
+        </w:rPr>
+        <w:t>"left"</w:t>
+      </w:r>
+      <w:r>
+        <w:rPr>
+          <w:rFonts w:ascii="Times New Roman" w:hAnsi="Times New Roman" w:eastAsia="Batang"/>
+          <w:sz w:val="22"/>
+        </w:rPr>
+        <w:t xml:space="preserve">; </w:t>
+      </w:r>
+      <w:r>
+        <w:rPr>
+          <w:rFonts w:ascii="Consolas" w:hAnsi="Consolas" w:eastAsia="Consolas"/>
+          <w:sz w:val="18"/>
+        </w:rPr>
+        <w:t>"right"</w:t>
+      </w:r>
+      <w:r>
+        <w:rPr>
+          <w:rFonts w:ascii="Times New Roman" w:hAnsi="Times New Roman" w:eastAsia="Batang"/>
+          <w:sz w:val="22"/>
+        </w:rPr>
+        <w:t>/</w:t>
+      </w:r>
+      <w:r>
+        <w:rPr>
+          <w:rFonts w:ascii="Consolas" w:hAnsi="Consolas" w:eastAsia="Consolas"/>
+          <w:sz w:val="18"/>
+        </w:rPr>
+        <w:t>"full"</w:t>
+      </w:r>
+      <w:r>
+        <w:rPr>
+          <w:rFonts w:ascii="Times New Roman" w:hAnsi="Times New Roman" w:eastAsia="Batang"/>
+          <w:sz w:val="22"/>
+        </w:rPr>
+        <w:t xml:space="preserve"> raise </w:t>
+      </w:r>
+      <w:r>
+        <w:rPr>
+          <w:rFonts w:ascii="Consolas" w:hAnsi="Consolas" w:eastAsia="Consolas"/>
+          <w:sz w:val="18"/>
+        </w:rPr>
+        <w:t>ValueError</w:t>
+      </w:r>
+      <w:r>
+        <w:rPr>
+          <w:rFonts w:ascii="Times New Roman" w:hAnsi="Times New Roman" w:eastAsia="Batang"/>
+          <w:sz w:val="22"/>
+        </w:rPr>
+        <w:t xml:space="preserve"> outright, not merely a documented caveat, because </w:t>
+      </w:r>
+      <w:r>
+        <w:rPr>
+          <w:rFonts w:ascii="Consolas" w:hAnsi="Consolas" w:eastAsia="Consolas"/>
+          <w:sz w:val="18"/>
+        </w:rPr>
+        <w:t>small_table</w:t>
+      </w:r>
+      <w:r>
+        <w:rPr>
+          <w:rFonts w:ascii="Times New Roman" w:hAnsi="Times New Roman" w:eastAsia="Batang"/>
+          <w:sz w:val="22"/>
+        </w:rPr>
+        <w:t xml:space="preserve"> is broadcast independently to every partition, so an unmatched </w:t>
+      </w:r>
+      <w:r>
+        <w:rPr>
+          <w:rFonts w:ascii="Consolas" w:hAnsi="Consolas" w:eastAsia="Consolas"/>
+          <w:sz w:val="18"/>
+        </w:rPr>
+        <w:t>small_table</w:t>
+      </w:r>
+      <w:r>
+        <w:rPr>
+          <w:rFonts w:ascii="Times New Roman" w:hAnsi="Times New Roman" w:eastAsia="Batang"/>
+          <w:sz w:val="22"/>
+        </w:rPr>
+        <w:t xml:space="preserve"> row under those two modes would surface once per partition instead of once overall (</w:t>
+      </w:r>
+      <w:r>
+        <w:rPr>
+          <w:rFonts w:ascii="Consolas" w:hAnsi="Consolas" w:eastAsia="Consolas"/>
+          <w:sz w:val="18"/>
+        </w:rPr>
+        <w:t>architecture.md</w:t>
+      </w:r>
+      <w:r>
+        <w:rPr>
+          <w:rFonts w:ascii="Times New Roman" w:hAnsi="Times New Roman" w:eastAsia="Batang"/>
+          <w:sz w:val="22"/>
+        </w:rPr>
+        <w:t xml:space="preserve"> Chapter XVI, Section 5).</w:t>
+      </w:r>
+    </w:p>
+    <w:p>
+      <w:pPr>
         <w:pStyle w:val="Heading2"/>
       </w:pPr>
       <w:r>
@@ -9128,6 +9719,8 @@
         <w:br/>
         <w:t>witchhat_core::join(left: &amp;RecordBatch, right: &amp;RecordBatch, left_keys: &amp;[&amp;str], right_keys: &amp;[&amp;str], how: JoinType) -&gt; Result&lt;RecordBatch&gt;</w:t>
         <w:br/>
+        <w:t>witchhat_core::join_null_safe(left: &amp;RecordBatch, right: &amp;RecordBatch, left_keys: &amp;[&amp;str], right_keys: &amp;[&amp;str], how: JoinType) -&gt; Result&lt;RecordBatch&gt;</w:t>
+        <w:br/>
         <w:t>witchhat_core::aggregate(batch: &amp;RecordBatch, group_by: &amp;[&amp;str], aggregations: &amp;[Aggregation]) -&gt; Result&lt;RecordBatch&gt;</w:t>
         <w:br/>
         <w:t>witchhat_core::features() -&gt; CpuFeatures</w:t>
@@ -9974,6 +10567,20 @@
               </w:rPr>
               <w:t>join</w:t>
             </w:r>
+            <w:r>
+              <w:rPr>
+                <w:rFonts w:ascii="Times New Roman" w:hAnsi="Times New Roman" w:eastAsia="Batang"/>
+                <w:sz w:val="22"/>
+              </w:rPr>
+              <w:t xml:space="preserve">, </w:t>
+            </w:r>
+            <w:r>
+              <w:rPr>
+                <w:rFonts w:ascii="Consolas" w:hAnsi="Consolas" w:eastAsia="Consolas"/>
+                <w:sz w:val="18"/>
+              </w:rPr>
+              <w:t>join_null_safe</w:t>
+            </w:r>
           </w:p>
         </w:tc>
       </w:tr>
@@ -10268,6 +10875,20 @@
           <w:rFonts w:ascii="Times New Roman" w:hAnsi="Times New Roman" w:eastAsia="Batang"/>
           <w:sz w:val="22"/>
         </w:rPr>
+        <w:t xml:space="preserve">, </w:t>
+      </w:r>
+      <w:r>
+        <w:rPr>
+          <w:rFonts w:ascii="Consolas" w:hAnsi="Consolas" w:eastAsia="Consolas"/>
+          <w:sz w:val="18"/>
+        </w:rPr>
+        <w:t>Overflow</w:t>
+      </w:r>
+      <w:r>
+        <w:rPr>
+          <w:rFonts w:ascii="Times New Roman" w:hAnsi="Times New Roman" w:eastAsia="Batang"/>
+          <w:sz w:val="22"/>
+        </w:rPr>
         <w:t xml:space="preserve">. See </w:t>
       </w:r>
       <w:r>
@@ -10380,7 +11001,77 @@
           <w:rFonts w:ascii="Times New Roman" w:hAnsi="Times New Roman" w:eastAsia="Batang"/>
           <w:sz w:val="22"/>
         </w:rPr>
-        <w:t xml:space="preserve"> instead.</w:t>
+        <w:t xml:space="preserve"> instead. </w:t>
+      </w:r>
+      <w:r>
+        <w:rPr>
+          <w:rFonts w:ascii="Consolas" w:hAnsi="Consolas" w:eastAsia="Consolas"/>
+          <w:sz w:val="18"/>
+        </w:rPr>
+        <w:t>Overflow</w:t>
+      </w:r>
+      <w:r>
+        <w:rPr>
+          <w:rFonts w:ascii="Times New Roman" w:hAnsi="Times New Roman" w:eastAsia="Batang"/>
+          <w:sz w:val="22"/>
+        </w:rPr>
+        <w:t xml:space="preserve"> is returned only by </w:t>
+      </w:r>
+      <w:r>
+        <w:rPr>
+          <w:rFonts w:ascii="Consolas" w:hAnsi="Consolas" w:eastAsia="Consolas"/>
+          <w:sz w:val="18"/>
+        </w:rPr>
+        <w:t>aggregate</w:t>
+      </w:r>
+      <w:r>
+        <w:rPr>
+          <w:rFonts w:ascii="Times New Roman" w:hAnsi="Times New Roman" w:eastAsia="Batang"/>
+          <w:sz w:val="22"/>
+        </w:rPr>
+        <w:t xml:space="preserve">'s </w:t>
+      </w:r>
+      <w:r>
+        <w:rPr>
+          <w:rFonts w:ascii="Consolas" w:hAnsi="Consolas" w:eastAsia="Consolas"/>
+          <w:sz w:val="18"/>
+        </w:rPr>
+        <w:t>"sum"</w:t>
+      </w:r>
+      <w:r>
+        <w:rPr>
+          <w:rFonts w:ascii="Times New Roman" w:hAnsi="Times New Roman" w:eastAsia="Batang"/>
+          <w:sz w:val="22"/>
+        </w:rPr>
+        <w:t>/</w:t>
+      </w:r>
+      <w:r>
+        <w:rPr>
+          <w:rFonts w:ascii="Consolas" w:hAnsi="Consolas" w:eastAsia="Consolas"/>
+          <w:sz w:val="18"/>
+        </w:rPr>
+        <w:t>"mean"</w:t>
+      </w:r>
+      <w:r>
+        <w:rPr>
+          <w:rFonts w:ascii="Times New Roman" w:hAnsi="Times New Roman" w:eastAsia="Batang"/>
+          <w:sz w:val="22"/>
+        </w:rPr>
+        <w:t>, when the exact accumulator cannot represent a group's running total (</w:t>
+      </w:r>
+      <w:r>
+        <w:rPr>
+          <w:rFonts w:ascii="Consolas" w:hAnsi="Consolas" w:eastAsia="Consolas"/>
+          <w:sz w:val="18"/>
+        </w:rPr>
+        <w:t>architecture.md</w:t>
+      </w:r>
+      <w:r>
+        <w:rPr>
+          <w:rFonts w:ascii="Times New Roman" w:hAnsi="Times New Roman" w:eastAsia="Batang"/>
+          <w:sz w:val="22"/>
+        </w:rPr>
+        <w:t xml:space="preserve"> Chapter X, Section 3).</w:t>
       </w:r>
     </w:p>
     <w:p>
@@ -11510,6 +12201,34 @@
           <w:rFonts w:ascii="Times New Roman" w:hAnsi="Times New Roman" w:eastAsia="Batang"/>
           <w:sz w:val="22"/>
         </w:rPr>
+        <w:t xml:space="preserve">, </w:t>
+      </w:r>
+      <w:r>
+        <w:rPr>
+          <w:rFonts w:ascii="Consolas" w:hAnsi="Consolas" w:eastAsia="Consolas"/>
+          <w:sz w:val="18"/>
+        </w:rPr>
+        <w:t>decimal128</w:t>
+      </w:r>
+      <w:r>
+        <w:rPr>
+          <w:rFonts w:ascii="Times New Roman" w:hAnsi="Times New Roman" w:eastAsia="Batang"/>
+          <w:sz w:val="22"/>
+        </w:rPr>
+        <w:t xml:space="preserve">, </w:t>
+      </w:r>
+      <w:r>
+        <w:rPr>
+          <w:rFonts w:ascii="Consolas" w:hAnsi="Consolas" w:eastAsia="Consolas"/>
+          <w:sz w:val="18"/>
+        </w:rPr>
+        <w:t>decimal256</w:t>
+      </w:r>
+      <w:r>
+        <w:rPr>
+          <w:rFonts w:ascii="Times New Roman" w:hAnsi="Times New Roman" w:eastAsia="Batang"/>
+          <w:sz w:val="22"/>
+        </w:rPr>
         <w:t xml:space="preserve"> columns; a </w:t>
       </w:r>
       <w:r>
@@ -11517,7 +12236,7 @@
           <w:rFonts w:ascii="Consolas" w:hAnsi="Consolas" w:eastAsia="Consolas"/>
           <w:sz w:val="18"/>
         </w:rPr>
-        <w:t>Decimal</w:t>
+        <w:t>Date</w:t>
       </w:r>
       <w:r>
         <w:rPr>
@@ -11531,7 +12250,7 @@
           <w:rFonts w:ascii="Consolas" w:hAnsi="Consolas" w:eastAsia="Consolas"/>
           <w:sz w:val="18"/>
         </w:rPr>
-        <w:t>Date</w:t>
+        <w:t>Time</w:t>
       </w:r>
       <w:r>
         <w:rPr>
@@ -11545,7 +12264,63 @@
           <w:rFonts w:ascii="Consolas" w:hAnsi="Consolas" w:eastAsia="Consolas"/>
           <w:sz w:val="18"/>
         </w:rPr>
-        <w:t>Time</w:t>
+        <w:t>Timestamp</w:t>
+      </w:r>
+      <w:r>
+        <w:rPr>
+          <w:rFonts w:ascii="Times New Roman" w:hAnsi="Times New Roman" w:eastAsia="Batang"/>
+          <w:sz w:val="22"/>
+        </w:rPr>
+        <w:t xml:space="preserve">/ </w:t>
+      </w:r>
+      <w:r>
+        <w:rPr>
+          <w:rFonts w:ascii="Consolas" w:hAnsi="Consolas" w:eastAsia="Consolas"/>
+          <w:sz w:val="18"/>
+        </w:rPr>
+        <w:t>Utf8</w:t>
+      </w:r>
+      <w:r>
+        <w:rPr>
+          <w:rFonts w:ascii="Times New Roman" w:hAnsi="Times New Roman" w:eastAsia="Batang"/>
+          <w:sz w:val="22"/>
+        </w:rPr>
+        <w:t xml:space="preserve"> column raises </w:t>
+      </w:r>
+      <w:r>
+        <w:rPr>
+          <w:rFonts w:ascii="Consolas" w:hAnsi="Consolas" w:eastAsia="Consolas"/>
+          <w:sz w:val="18"/>
+        </w:rPr>
+        <w:t>RuntimeError</w:t>
+      </w:r>
+      <w:r>
+        <w:rPr>
+          <w:rFonts w:ascii="Times New Roman" w:hAnsi="Times New Roman" w:eastAsia="Batang"/>
+          <w:sz w:val="22"/>
+        </w:rPr>
+        <w:t xml:space="preserve"> for any of those four (</w:t>
+      </w:r>
+      <w:r>
+        <w:rPr>
+          <w:rFonts w:ascii="Consolas" w:hAnsi="Consolas" w:eastAsia="Consolas"/>
+          <w:sz w:val="18"/>
+        </w:rPr>
+        <w:t>"count"</w:t>
+      </w:r>
+      <w:r>
+        <w:rPr>
+          <w:rFonts w:ascii="Times New Roman" w:hAnsi="Times New Roman" w:eastAsia="Batang"/>
+          <w:sz w:val="22"/>
+        </w:rPr>
+        <w:t xml:space="preserve"> accepts any column type). All four accumulate/compare at the source column's own exact precision (</w:t>
+      </w:r>
+      <w:r>
+        <w:rPr>
+          <w:rFonts w:ascii="Consolas" w:hAnsi="Consolas" w:eastAsia="Consolas"/>
+          <w:sz w:val="18"/>
+        </w:rPr>
+        <w:t>i128</w:t>
       </w:r>
       <w:r>
         <w:rPr>
@@ -11559,7 +12334,35 @@
           <w:rFonts w:ascii="Consolas" w:hAnsi="Consolas" w:eastAsia="Consolas"/>
           <w:sz w:val="18"/>
         </w:rPr>
-        <w:t>Timestamp</w:t>
+        <w:t>u128</w:t>
+      </w:r>
+      <w:r>
+        <w:rPr>
+          <w:rFonts w:ascii="Times New Roman" w:hAnsi="Times New Roman" w:eastAsia="Batang"/>
+          <w:sz w:val="22"/>
+        </w:rPr>
+        <w:t xml:space="preserve">/decimal mantissa), not through </w:t>
+      </w:r>
+      <w:r>
+        <w:rPr>
+          <w:rFonts w:ascii="Consolas" w:hAnsi="Consolas" w:eastAsia="Consolas"/>
+          <w:sz w:val="18"/>
+        </w:rPr>
+        <w:t>f64</w:t>
+      </w:r>
+      <w:r>
+        <w:rPr>
+          <w:rFonts w:ascii="Times New Roman" w:hAnsi="Times New Roman" w:eastAsia="Batang"/>
+          <w:sz w:val="22"/>
+        </w:rPr>
+        <w:t xml:space="preserve">, so an </w:t>
+      </w:r>
+      <w:r>
+        <w:rPr>
+          <w:rFonts w:ascii="Consolas" w:hAnsi="Consolas" w:eastAsia="Consolas"/>
+          <w:sz w:val="18"/>
+        </w:rPr>
+        <w:t>int64</w:t>
       </w:r>
       <w:r>
         <w:rPr>
@@ -11573,14 +12376,56 @@
           <w:rFonts w:ascii="Consolas" w:hAnsi="Consolas" w:eastAsia="Consolas"/>
           <w:sz w:val="18"/>
         </w:rPr>
-        <w:t>Utf8</w:t>
-      </w:r>
-      <w:r>
-        <w:rPr>
-          <w:rFonts w:ascii="Times New Roman" w:hAnsi="Times New Roman" w:eastAsia="Batang"/>
-          <w:sz w:val="22"/>
-        </w:rPr>
-        <w:t xml:space="preserve"> column raises </w:t>
+        <w:t>uint64</w:t>
+      </w:r>
+      <w:r>
+        <w:rPr>
+          <w:rFonts w:ascii="Times New Roman" w:hAnsi="Times New Roman" w:eastAsia="Batang"/>
+          <w:sz w:val="22"/>
+        </w:rPr>
+        <w:t xml:space="preserve"> value or sum beyond </w:t>
+      </w:r>
+      <w:r>
+        <w:rPr>
+          <w:rFonts w:ascii="Consolas" w:hAnsi="Consolas" w:eastAsia="Consolas"/>
+          <w:sz w:val="18"/>
+        </w:rPr>
+        <w:t>f64</w:t>
+      </w:r>
+      <w:r>
+        <w:rPr>
+          <w:rFonts w:ascii="Times New Roman" w:hAnsi="Times New Roman" w:eastAsia="Batang"/>
+          <w:sz w:val="22"/>
+        </w:rPr>
+        <w:t xml:space="preserve">'s exact-integer range (±2^53) stays exact; </w:t>
+      </w:r>
+      <w:r>
+        <w:rPr>
+          <w:rFonts w:ascii="Consolas" w:hAnsi="Consolas" w:eastAsia="Consolas"/>
+          <w:sz w:val="18"/>
+        </w:rPr>
+        <w:t>"sum"</w:t>
+      </w:r>
+      <w:r>
+        <w:rPr>
+          <w:rFonts w:ascii="Times New Roman" w:hAnsi="Times New Roman" w:eastAsia="Batang"/>
+          <w:sz w:val="22"/>
+        </w:rPr>
+        <w:t>/</w:t>
+      </w:r>
+      <w:r>
+        <w:rPr>
+          <w:rFonts w:ascii="Consolas" w:hAnsi="Consolas" w:eastAsia="Consolas"/>
+          <w:sz w:val="18"/>
+        </w:rPr>
+        <w:t>"mean"</w:t>
+      </w:r>
+      <w:r>
+        <w:rPr>
+          <w:rFonts w:ascii="Times New Roman" w:hAnsi="Times New Roman" w:eastAsia="Batang"/>
+          <w:sz w:val="22"/>
+        </w:rPr>
+        <w:t xml:space="preserve"> raise </w:t>
       </w:r>
       <w:r>
         <w:rPr>
@@ -11594,133 +12439,21 @@
           <w:rFonts w:ascii="Times New Roman" w:hAnsi="Times New Roman" w:eastAsia="Batang"/>
           <w:sz w:val="22"/>
         </w:rPr>
-        <w:t xml:space="preserve"> for any of those four (</w:t>
-      </w:r>
-      <w:r>
-        <w:rPr>
-          <w:rFonts w:ascii="Consolas" w:hAnsi="Consolas" w:eastAsia="Consolas"/>
-          <w:sz w:val="18"/>
-        </w:rPr>
-        <w:t>"count"</w:t>
-      </w:r>
-      <w:r>
-        <w:rPr>
-          <w:rFonts w:ascii="Times New Roman" w:hAnsi="Times New Roman" w:eastAsia="Batang"/>
-          <w:sz w:val="22"/>
-        </w:rPr>
-        <w:t xml:space="preserve"> accepts any column type). </w:t>
-      </w:r>
-      <w:r>
-        <w:rPr>
-          <w:rFonts w:ascii="Consolas" w:hAnsi="Consolas" w:eastAsia="Consolas"/>
-          <w:sz w:val="18"/>
-        </w:rPr>
-        <w:t>"sum"</w:t>
-      </w:r>
-      <w:r>
-        <w:rPr>
-          <w:rFonts w:ascii="Times New Roman" w:hAnsi="Times New Roman" w:eastAsia="Batang"/>
-          <w:sz w:val="22"/>
-        </w:rPr>
-        <w:t xml:space="preserve">/ </w:t>
-      </w:r>
-      <w:r>
-        <w:rPr>
-          <w:rFonts w:ascii="Consolas" w:hAnsi="Consolas" w:eastAsia="Consolas"/>
-          <w:sz w:val="18"/>
-        </w:rPr>
-        <w:t>"mean"</w:t>
-      </w:r>
-      <w:r>
-        <w:rPr>
-          <w:rFonts w:ascii="Times New Roman" w:hAnsi="Times New Roman" w:eastAsia="Batang"/>
-          <w:sz w:val="22"/>
-        </w:rPr>
-        <w:t xml:space="preserve"> accumulate through </w:t>
-      </w:r>
-      <w:r>
-        <w:rPr>
-          <w:rFonts w:ascii="Consolas" w:hAnsi="Consolas" w:eastAsia="Consolas"/>
-          <w:sz w:val="18"/>
-        </w:rPr>
-        <w:t>f64</w:t>
-      </w:r>
-      <w:r>
-        <w:rPr>
-          <w:rFonts w:ascii="Times New Roman" w:hAnsi="Times New Roman" w:eastAsia="Batang"/>
-          <w:sz w:val="22"/>
-        </w:rPr>
-        <w:t xml:space="preserve">, so an </w:t>
-      </w:r>
-      <w:r>
-        <w:rPr>
-          <w:rFonts w:ascii="Consolas" w:hAnsi="Consolas" w:eastAsia="Consolas"/>
-          <w:sz w:val="18"/>
-        </w:rPr>
-        <w:t>int64</w:t>
-      </w:r>
-      <w:r>
-        <w:rPr>
-          <w:rFonts w:ascii="Times New Roman" w:hAnsi="Times New Roman" w:eastAsia="Batang"/>
-          <w:sz w:val="22"/>
-        </w:rPr>
-        <w:t>/</w:t>
-      </w:r>
-      <w:r>
-        <w:rPr>
-          <w:rFonts w:ascii="Consolas" w:hAnsi="Consolas" w:eastAsia="Consolas"/>
-          <w:sz w:val="18"/>
-        </w:rPr>
-        <w:t>uint64</w:t>
-      </w:r>
-      <w:r>
-        <w:rPr>
-          <w:rFonts w:ascii="Times New Roman" w:hAnsi="Times New Roman" w:eastAsia="Batang"/>
-          <w:sz w:val="22"/>
-        </w:rPr>
-        <w:t xml:space="preserve"> column with values beyond </w:t>
-      </w:r>
-      <w:r>
-        <w:rPr>
-          <w:rFonts w:ascii="Consolas" w:hAnsi="Consolas" w:eastAsia="Consolas"/>
-          <w:sz w:val="18"/>
-        </w:rPr>
-        <w:t>f64</w:t>
-      </w:r>
-      <w:r>
-        <w:rPr>
-          <w:rFonts w:ascii="Times New Roman" w:hAnsi="Times New Roman" w:eastAsia="Batang"/>
-          <w:sz w:val="22"/>
-        </w:rPr>
-        <w:t xml:space="preserve">'s exact-integer range (±2^53) can lose precision in the result; </w:t>
-      </w:r>
-      <w:r>
-        <w:rPr>
-          <w:rFonts w:ascii="Consolas" w:hAnsi="Consolas" w:eastAsia="Consolas"/>
-          <w:sz w:val="18"/>
-        </w:rPr>
-        <w:t>"min"</w:t>
-      </w:r>
-      <w:r>
-        <w:rPr>
-          <w:rFonts w:ascii="Times New Roman" w:hAnsi="Times New Roman" w:eastAsia="Batang"/>
-          <w:sz w:val="22"/>
-        </w:rPr>
-        <w:t>/</w:t>
-      </w:r>
-      <w:r>
-        <w:rPr>
-          <w:rFonts w:ascii="Consolas" w:hAnsi="Consolas" w:eastAsia="Consolas"/>
-          <w:sz w:val="18"/>
-        </w:rPr>
-        <w:t>"max"</w:t>
-      </w:r>
-      <w:r>
-        <w:rPr>
-          <w:rFonts w:ascii="Times New Roman" w:hAnsi="Times New Roman" w:eastAsia="Batang"/>
-          <w:sz w:val="22"/>
-        </w:rPr>
-        <w:t xml:space="preserve"> are unaffected, since they return the original, untouched value from the source column.</w:t>
+        <w:t xml:space="preserve"> (an </w:t>
+      </w:r>
+      <w:r>
+        <w:rPr>
+          <w:rFonts w:ascii="Consolas" w:hAnsi="Consolas" w:eastAsia="Consolas"/>
+          <w:sz w:val="18"/>
+        </w:rPr>
+        <w:t>Overflow</w:t>
+      </w:r>
+      <w:r>
+        <w:rPr>
+          <w:rFonts w:ascii="Times New Roman" w:hAnsi="Times New Roman" w:eastAsia="Batang"/>
+          <w:sz w:val="22"/>
+        </w:rPr>
+        <w:t xml:space="preserve"> error on the Rust side) if the exact accumulator itself cannot represent the running total, rather than silently losing precision.</w:t>
       </w:r>
     </w:p>
     <w:p>

--- a/docs/api.docx
+++ b/docs/api.docx
@@ -136,7 +136,7 @@
           <w:rFonts w:ascii="Times New Roman" w:hAnsi="Times New Roman" w:eastAsia="Batang"/>
           <w:sz w:val="22"/>
         </w:rPr>
-        <w:t xml:space="preserve"> 1.6 </w:t>
+        <w:t xml:space="preserve"> 1.7 </w:t>
       </w:r>
       <w:r>
         <w:rPr>
@@ -7846,7 +7846,7 @@
           <w:rFonts w:ascii="Consolas" w:hAnsi="Consolas" w:eastAsia="Consolas"/>
           <w:sz w:val="18"/>
         </w:rPr>
-        <w:t>wspark.drop_duplicates(df, columns, version="v1", repartition=True) -&gt; DataFrame</w:t>
+        <w:t>wspark.drop_duplicates(df, columns, version="v1", repartition=True, max_distinct_keys=None) -&gt; DataFrame</w:t>
       </w:r>
     </w:p>
     <w:p>
@@ -7866,7 +7866,7 @@
           <w:rFonts w:ascii="Times New Roman" w:hAnsi="Times New Roman" w:eastAsia="Batang"/>
           <w:sz w:val="22"/>
         </w:rPr>
-        <w:t xml:space="preserve"> applied once per partition, after buffering that partition's batches into one (</w:t>
+        <w:t>'s logic applied across a whole partition, streamed: each incoming Arrow batch (</w:t>
       </w:r>
       <w:r>
         <w:rPr>
@@ -7880,7 +7880,35 @@
           <w:rFonts w:ascii="Times New Roman" w:hAnsi="Times New Roman" w:eastAsia="Batang"/>
           <w:sz w:val="22"/>
         </w:rPr>
-        <w:t xml:space="preserve"> can hand back more than one batch per partition; applying the kernel to each separately could miss a duplicate split across two of them). </w:t>
+        <w:t xml:space="preserve"> can hand back more than one per partition) is hashed and filtered against a running per-partition index that persists across batches but never buffers a whole partition's raw rows into one </w:t>
+      </w:r>
+      <w:r>
+        <w:rPr>
+          <w:rFonts w:ascii="Consolas" w:hAnsi="Consolas" w:eastAsia="Consolas"/>
+          <w:sz w:val="18"/>
+        </w:rPr>
+        <w:t>RecordBatch</w:t>
+      </w:r>
+      <w:r>
+        <w:rPr>
+          <w:rFonts w:ascii="Times New Roman" w:hAnsi="Times New Roman" w:eastAsia="Batang"/>
+          <w:sz w:val="22"/>
+        </w:rPr>
+        <w:t xml:space="preserve"> first (</w:t>
+      </w:r>
+      <w:r>
+        <w:rPr>
+          <w:rFonts w:ascii="Consolas" w:hAnsi="Consolas" w:eastAsia="Consolas"/>
+          <w:sz w:val="18"/>
+        </w:rPr>
+        <w:t>architecture.md</w:t>
+      </w:r>
+      <w:r>
+        <w:rPr>
+          <w:rFonts w:ascii="Times New Roman" w:hAnsi="Times New Roman" w:eastAsia="Batang"/>
+          <w:sz w:val="22"/>
+        </w:rPr>
+        <w:t xml:space="preserve"> Chapter XVI, Section 2). </w:t>
       </w:r>
       <w:r>
         <w:rPr>
@@ -7922,7 +7950,49 @@
           <w:rFonts w:ascii="Times New Roman" w:hAnsi="Times New Roman" w:eastAsia="Batang"/>
           <w:sz w:val="22"/>
         </w:rPr>
-        <w:t xml:space="preserve">, not just within whatever partition Spark happened to place each row in. See Section 9 below before passing </w:t>
+        <w:t xml:space="preserve">, not just within whatever partition Spark happened to place each row in. </w:t>
+      </w:r>
+      <w:r>
+        <w:rPr>
+          <w:rFonts w:ascii="Consolas" w:hAnsi="Consolas" w:eastAsia="Consolas"/>
+          <w:sz w:val="18"/>
+        </w:rPr>
+        <w:t>max_distinct_keys</w:t>
+      </w:r>
+      <w:r>
+        <w:rPr>
+          <w:rFonts w:ascii="Times New Roman" w:hAnsi="Times New Roman" w:eastAsia="Batang"/>
+          <w:sz w:val="22"/>
+        </w:rPr>
+        <w:t xml:space="preserve"> (default </w:t>
+      </w:r>
+      <w:r>
+        <w:rPr>
+          <w:rFonts w:ascii="Consolas" w:hAnsi="Consolas" w:eastAsia="Consolas"/>
+          <w:sz w:val="18"/>
+        </w:rPr>
+        <w:t>None</w:t>
+      </w:r>
+      <w:r>
+        <w:rPr>
+          <w:rFonts w:ascii="Times New Roman" w:hAnsi="Times New Roman" w:eastAsia="Batang"/>
+          <w:sz w:val="22"/>
+        </w:rPr>
+        <w:t xml:space="preserve">) raises </w:t>
+      </w:r>
+      <w:r>
+        <w:rPr>
+          <w:rFonts w:ascii="Consolas" w:hAnsi="Consolas" w:eastAsia="Consolas"/>
+          <w:sz w:val="18"/>
+        </w:rPr>
+        <w:t>MemoryError</w:t>
+      </w:r>
+      <w:r>
+        <w:rPr>
+          <w:rFonts w:ascii="Times New Roman" w:hAnsi="Times New Roman" w:eastAsia="Batang"/>
+          <w:sz w:val="22"/>
+        </w:rPr>
+        <w:t xml:space="preserve"> if a partition's distinct-key count would exceed it, guarding against an unexpectedly skewed partition. See Section 9 below before passing </w:t>
       </w:r>
       <w:r>
         <w:rPr>
@@ -7992,21 +8062,63 @@
           <w:rFonts w:ascii="Times New Roman" w:hAnsi="Times New Roman" w:eastAsia="Batang"/>
           <w:sz w:val="22"/>
         </w:rPr>
-        <w:t xml:space="preserve"> applied once per partition, buffered the same way as </w:t>
-      </w:r>
-      <w:r>
-        <w:rPr>
-          <w:rFonts w:ascii="Consolas" w:hAnsi="Consolas" w:eastAsia="Consolas"/>
-          <w:sz w:val="18"/>
-        </w:rPr>
-        <w:t>drop_duplicates</w:t>
-      </w:r>
-      <w:r>
-        <w:rPr>
-          <w:rFonts w:ascii="Times New Roman" w:hAnsi="Times New Roman" w:eastAsia="Batang"/>
-          <w:sz w:val="22"/>
-        </w:rPr>
-        <w:t xml:space="preserve">. </w:t>
+        <w:t>'s logic applied across a whole partition, streamed: each batch is reduced independently and only a per-group merge state (one partial reduction per distinct group) persists across batches, not raw row data (</w:t>
+      </w:r>
+      <w:r>
+        <w:rPr>
+          <w:rFonts w:ascii="Consolas" w:hAnsi="Consolas" w:eastAsia="Consolas"/>
+          <w:sz w:val="18"/>
+        </w:rPr>
+        <w:t>"mean"</w:t>
+      </w:r>
+      <w:r>
+        <w:rPr>
+          <w:rFonts w:ascii="Times New Roman" w:hAnsi="Times New Roman" w:eastAsia="Batang"/>
+          <w:sz w:val="22"/>
+        </w:rPr>
+        <w:t>/</w:t>
+      </w:r>
+      <w:r>
+        <w:rPr>
+          <w:rFonts w:ascii="Consolas" w:hAnsi="Consolas" w:eastAsia="Consolas"/>
+          <w:sz w:val="18"/>
+        </w:rPr>
+        <w:t>"avg"</w:t>
+      </w:r>
+      <w:r>
+        <w:rPr>
+          <w:rFonts w:ascii="Times New Roman" w:hAnsi="Times New Roman" w:eastAsia="Batang"/>
+          <w:sz w:val="22"/>
+        </w:rPr>
+        <w:t xml:space="preserve"> is requested as </w:t>
+      </w:r>
+      <w:r>
+        <w:rPr>
+          <w:rFonts w:ascii="Consolas" w:hAnsi="Consolas" w:eastAsia="Consolas"/>
+          <w:sz w:val="18"/>
+        </w:rPr>
+        <w:t>sum</w:t>
+      </w:r>
+      <w:r>
+        <w:rPr>
+          <w:rFonts w:ascii="Times New Roman" w:hAnsi="Times New Roman" w:eastAsia="Batang"/>
+          <w:sz w:val="22"/>
+        </w:rPr>
+        <w:t>+</w:t>
+      </w:r>
+      <w:r>
+        <w:rPr>
+          <w:rFonts w:ascii="Consolas" w:hAnsi="Consolas" w:eastAsia="Consolas"/>
+          <w:sz w:val="18"/>
+        </w:rPr>
+        <w:t>count</w:t>
+      </w:r>
+      <w:r>
+        <w:rPr>
+          <w:rFonts w:ascii="Times New Roman" w:hAnsi="Times New Roman" w:eastAsia="Batang"/>
+          <w:sz w:val="22"/>
+        </w:rPr>
+        <w:t xml:space="preserve"> per batch and divided once at the end, since the mean of per-batch means is not the whole mean unless every batch is the same size). </w:t>
       </w:r>
       <w:r>
         <w:rPr>
